--- a/00-首页/学生讲义Word/电化学基础-超级充实版（自学完整）.docx
+++ b/00-首页/学生讲义Word/电化学基础-超级充实版（自学完整）.docx
@@ -22089,12 +22089,27 @@
       <w:jc w:val="center"/>
     </w:pPr>
     <w:r>
+      <w:rPr>
+        <w:rFonts w:ascii="Times New Roman" w:hAnsi="Times New Roman" w:eastAsia="Times New Roman"/>
+        <w:b w:val="0"/>
+        <w:sz w:val="20"/>
+      </w:rPr>
       <w:fldChar w:fldCharType="begin"/>
     </w:r>
     <w:r>
+      <w:rPr>
+        <w:rFonts w:ascii="Times New Roman" w:hAnsi="Times New Roman" w:eastAsia="Times New Roman"/>
+        <w:b w:val="0"/>
+        <w:sz w:val="20"/>
+      </w:rPr>
       <w:instrText xml:space="preserve"> PAGE </w:instrText>
     </w:r>
     <w:r>
+      <w:rPr>
+        <w:rFonts w:ascii="Times New Roman" w:hAnsi="Times New Roman" w:eastAsia="Times New Roman"/>
+        <w:b w:val="0"/>
+        <w:sz w:val="20"/>
+      </w:rPr>
       <w:fldChar w:fldCharType="end"/>
     </w:r>
   </w:p>

--- a/00-首页/学生讲义Word/电化学基础-超级充实版（自学完整）.docx
+++ b/00-首页/学生讲义Word/电化学基础-超级充实版（自学完整）.docx
@@ -59,7 +59,7 @@
       </w:pPr>
       <w:r>
         <w:rPr>
-          <w:rFonts w:hint="eastAsia" w:ascii="Times New Roman" w:hAnsi="Times New Roman" w:eastAsia="SimSun" w:cs="Times New Roman"/>
+          <w:rFonts w:hint="eastAsia" w:ascii="Times New Roman" w:hAnsi="Times New Roman" w:eastAsia="FangSong" w:cs="Times New Roman"/>
         </w:rPr>
         <w:t>目标</w:t>
       </w:r>
@@ -71,7 +71,7 @@
       </w:r>
       <w:r>
         <w:rPr>
-          <w:rFonts w:hint="eastAsia" w:ascii="Times New Roman" w:hAnsi="Times New Roman" w:eastAsia="SimSun" w:cs="Times New Roman"/>
+          <w:rFonts w:hint="eastAsia" w:ascii="Times New Roman" w:hAnsi="Times New Roman" w:eastAsia="FangSong" w:cs="Times New Roman"/>
         </w:rPr>
         <w:t>能写出四种常见电极类型的半反应</w:t>
       </w:r>
@@ -83,7 +83,7 @@
       </w:r>
       <w:r>
         <w:rPr>
-          <w:rFonts w:hint="eastAsia" w:ascii="Times New Roman" w:hAnsi="Times New Roman" w:eastAsia="SimSun" w:cs="Times New Roman"/>
+          <w:rFonts w:hint="eastAsia" w:ascii="Times New Roman" w:hAnsi="Times New Roman" w:eastAsia="FangSong" w:cs="Times New Roman"/>
         </w:rPr>
         <w:t>能用电池符号表示原电池</w:t>
       </w:r>
@@ -98,7 +98,7 @@
       </w:pPr>
       <w:r>
         <w:rPr>
-          <w:rFonts w:hint="eastAsia" w:ascii="Times New Roman" w:hAnsi="Times New Roman" w:eastAsia="SimSun" w:cs="Times New Roman"/>
+          <w:rFonts w:hint="eastAsia" w:ascii="Times New Roman" w:hAnsi="Times New Roman" w:eastAsia="FangSong" w:cs="Times New Roman"/>
         </w:rPr>
         <w:t>目标</w:t>
       </w:r>
@@ -110,7 +110,7 @@
       </w:r>
       <w:r>
         <w:rPr>
-          <w:rFonts w:hint="eastAsia" w:ascii="Times New Roman" w:hAnsi="Times New Roman" w:eastAsia="SimSun" w:cs="Times New Roman"/>
+          <w:rFonts w:hint="eastAsia" w:ascii="Times New Roman" w:hAnsi="Times New Roman" w:eastAsia="FangSong" w:cs="Times New Roman"/>
         </w:rPr>
         <w:t>能查标准电极电势表比较氧化剂</w:t>
       </w:r>
@@ -122,7 +122,7 @@
       </w:r>
       <w:r>
         <w:rPr>
-          <w:rFonts w:hint="eastAsia" w:ascii="Times New Roman" w:hAnsi="Times New Roman" w:eastAsia="SimSun" w:cs="Times New Roman"/>
+          <w:rFonts w:hint="eastAsia" w:ascii="Times New Roman" w:hAnsi="Times New Roman" w:eastAsia="FangSong" w:cs="Times New Roman"/>
         </w:rPr>
         <w:t>还原剂强弱</w:t>
       </w:r>
@@ -134,7 +134,7 @@
       </w:r>
       <w:r>
         <w:rPr>
-          <w:rFonts w:hint="eastAsia" w:ascii="Times New Roman" w:hAnsi="Times New Roman" w:eastAsia="SimSun" w:cs="Times New Roman"/>
+          <w:rFonts w:hint="eastAsia" w:ascii="Times New Roman" w:hAnsi="Times New Roman" w:eastAsia="FangSong" w:cs="Times New Roman"/>
         </w:rPr>
         <w:t>用</w:t>
       </w:r>
@@ -146,7 +146,7 @@
       </w:r>
       <w:r>
         <w:rPr>
-          <w:rFonts w:hint="eastAsia" w:ascii="Times New Roman" w:hAnsi="Times New Roman" w:eastAsia="SimSun" w:cs="Times New Roman"/>
+          <w:rFonts w:hint="eastAsia" w:ascii="Times New Roman" w:hAnsi="Times New Roman" w:eastAsia="FangSong" w:cs="Times New Roman"/>
         </w:rPr>
         <w:t xml:space="preserve">判断反应方向</w:t>
       </w:r>
@@ -161,7 +161,7 @@
       </w:pPr>
       <w:r>
         <w:rPr>
-          <w:rFonts w:hint="eastAsia" w:ascii="Times New Roman" w:hAnsi="Times New Roman" w:eastAsia="SimSun" w:cs="Times New Roman"/>
+          <w:rFonts w:hint="eastAsia" w:ascii="Times New Roman" w:hAnsi="Times New Roman" w:eastAsia="FangSong" w:cs="Times New Roman"/>
         </w:rPr>
         <w:t>目标</w:t>
       </w:r>
@@ -173,7 +173,7 @@
       </w:r>
       <w:r>
         <w:rPr>
-          <w:rFonts w:hint="eastAsia" w:ascii="Times New Roman" w:hAnsi="Times New Roman" w:eastAsia="SimSun" w:cs="Times New Roman"/>
+          <w:rFonts w:hint="eastAsia" w:ascii="Times New Roman" w:hAnsi="Times New Roman" w:eastAsia="FangSong" w:cs="Times New Roman"/>
         </w:rPr>
         <w:t>理解</w:t>
       </w:r>
@@ -185,7 +185,7 @@
       </w:r>
       <w:r>
         <w:rPr>
-          <w:rFonts w:hint="eastAsia" w:ascii="Times New Roman" w:hAnsi="Times New Roman" w:eastAsia="SimSun" w:cs="Times New Roman"/>
+          <w:rFonts w:hint="eastAsia" w:ascii="Times New Roman" w:hAnsi="Times New Roman" w:eastAsia="FangSong" w:cs="Times New Roman"/>
         </w:rPr>
         <w:t>方程的推导链</w:t>
       </w:r>
@@ -203,7 +203,7 @@
       </w:r>
       <w:r>
         <w:rPr>
-          <w:rFonts w:hint="eastAsia" w:ascii="Times New Roman" w:hAnsi="Times New Roman" w:eastAsia="SimSun" w:cs="Times New Roman"/>
+          <w:rFonts w:hint="eastAsia" w:ascii="Times New Roman" w:hAnsi="Times New Roman" w:eastAsia="FangSong" w:cs="Times New Roman"/>
         </w:rPr>
         <w:t xml:space="preserve">等温式</w:t>
       </w:r>
@@ -230,7 +230,7 @@
       </w:pPr>
       <w:r>
         <w:rPr>
-          <w:rFonts w:hint="eastAsia" w:ascii="Times New Roman" w:hAnsi="Times New Roman" w:eastAsia="SimSun" w:cs="Times New Roman"/>
+          <w:rFonts w:hint="eastAsia" w:ascii="Times New Roman" w:hAnsi="Times New Roman" w:eastAsia="FangSong" w:cs="Times New Roman"/>
         </w:rPr>
         <w:t>目标</w:t>
       </w:r>
@@ -242,7 +242,7 @@
       </w:r>
       <w:r>
         <w:rPr>
-          <w:rFonts w:hint="eastAsia" w:ascii="Times New Roman" w:hAnsi="Times New Roman" w:eastAsia="SimSun" w:cs="Times New Roman"/>
+          <w:rFonts w:hint="eastAsia" w:ascii="Times New Roman" w:hAnsi="Times New Roman" w:eastAsia="FangSong" w:cs="Times New Roman"/>
         </w:rPr>
         <w:t>能用</w:t>
       </w:r>
@@ -254,7 +254,7 @@
       </w:r>
       <w:r>
         <w:rPr>
-          <w:rFonts w:hint="eastAsia" w:ascii="Times New Roman" w:hAnsi="Times New Roman" w:eastAsia="SimSun" w:cs="Times New Roman"/>
+          <w:rFonts w:hint="eastAsia" w:ascii="Times New Roman" w:hAnsi="Times New Roman" w:eastAsia="FangSong" w:cs="Times New Roman"/>
         </w:rPr>
         <w:t>方程分析浓度</w:t>
       </w:r>
@@ -272,7 +272,7 @@
       </w:r>
       <w:r>
         <w:rPr>
-          <w:rFonts w:hint="eastAsia" w:ascii="Times New Roman" w:hAnsi="Times New Roman" w:eastAsia="SimSun" w:cs="Times New Roman"/>
+          <w:rFonts w:hint="eastAsia" w:ascii="Times New Roman" w:hAnsi="Times New Roman" w:eastAsia="FangSong" w:cs="Times New Roman"/>
         </w:rPr>
         <w:t>对电极电势的影响</w:t>
       </w:r>
@@ -284,7 +284,7 @@
       </w:r>
       <w:r>
         <w:rPr>
-          <w:rFonts w:hint="eastAsia" w:ascii="Times New Roman" w:hAnsi="Times New Roman" w:eastAsia="SimSun" w:cs="Times New Roman"/>
+          <w:rFonts w:hint="eastAsia" w:ascii="Times New Roman" w:hAnsi="Times New Roman" w:eastAsia="FangSong" w:cs="Times New Roman"/>
         </w:rPr>
         <w:t>并对沉淀</w:t>
       </w:r>
@@ -296,7 +296,7 @@
       </w:r>
       <w:r>
         <w:rPr>
-          <w:rFonts w:hint="eastAsia" w:ascii="Times New Roman" w:hAnsi="Times New Roman" w:eastAsia="SimSun" w:cs="Times New Roman"/>
+          <w:rFonts w:hint="eastAsia" w:ascii="Times New Roman" w:hAnsi="Times New Roman" w:eastAsia="FangSong" w:cs="Times New Roman"/>
         </w:rPr>
         <w:t>配合物效应有初步认识</w:t>
       </w:r>
@@ -311,7 +311,7 @@
       </w:pPr>
       <w:r>
         <w:rPr>
-          <w:rFonts w:hint="eastAsia" w:ascii="Times New Roman" w:hAnsi="Times New Roman" w:eastAsia="SimSun" w:cs="Times New Roman"/>
+          <w:rFonts w:hint="eastAsia" w:ascii="Times New Roman" w:hAnsi="Times New Roman" w:eastAsia="FangSong" w:cs="Times New Roman"/>
         </w:rPr>
         <w:t>目标</w:t>
       </w:r>
@@ -323,7 +323,7 @@
       </w:r>
       <w:r>
         <w:rPr>
-          <w:rFonts w:hint="eastAsia" w:ascii="Times New Roman" w:hAnsi="Times New Roman" w:eastAsia="SimSun" w:cs="Times New Roman"/>
+          <w:rFonts w:hint="eastAsia" w:ascii="Times New Roman" w:hAnsi="Times New Roman" w:eastAsia="FangSong" w:cs="Times New Roman"/>
         </w:rPr>
         <w:t>能用</w:t>
       </w:r>
@@ -335,7 +335,7 @@
       </w:r>
       <w:r>
         <w:rPr>
-          <w:rFonts w:hint="eastAsia" w:ascii="Times New Roman" w:hAnsi="Times New Roman" w:eastAsia="SimSun" w:cs="Times New Roman"/>
+          <w:rFonts w:hint="eastAsia" w:ascii="Times New Roman" w:hAnsi="Times New Roman" w:eastAsia="FangSong" w:cs="Times New Roman"/>
         </w:rPr>
         <w:t>建立热力学与电化学的定量桥梁</w:t>
       </w:r>
@@ -347,7 +347,7 @@
       </w:r>
       <w:r>
         <w:rPr>
-          <w:rFonts w:hint="eastAsia" w:ascii="Times New Roman" w:hAnsi="Times New Roman" w:eastAsia="SimSun" w:cs="Times New Roman"/>
+          <w:rFonts w:hint="eastAsia" w:ascii="Times New Roman" w:hAnsi="Times New Roman" w:eastAsia="FangSong" w:cs="Times New Roman"/>
         </w:rPr>
         <w:t>理解</w:t>
       </w:r>
@@ -359,7 +359,7 @@
       </w:r>
       <w:r>
         <w:rPr>
-          <w:rFonts w:hint="eastAsia" w:ascii="Times New Roman" w:hAnsi="Times New Roman" w:eastAsia="SimSun" w:cs="Times New Roman"/>
+          <w:rFonts w:hint="eastAsia" w:ascii="Times New Roman" w:hAnsi="Times New Roman" w:eastAsia="FangSong" w:cs="Times New Roman"/>
         </w:rPr>
         <w:t xml:space="preserve">三角关系</w:t>
       </w:r>
@@ -374,7 +374,7 @@
       </w:pPr>
       <w:r>
         <w:rPr>
-          <w:rFonts w:hint="eastAsia" w:ascii="Times New Roman" w:hAnsi="Times New Roman" w:eastAsia="SimSun" w:cs="Times New Roman"/>
+          <w:rFonts w:hint="eastAsia" w:ascii="Times New Roman" w:hAnsi="Times New Roman" w:eastAsia="FangSong" w:cs="Times New Roman"/>
         </w:rPr>
         <w:t>目标</w:t>
       </w:r>
@@ -386,7 +386,7 @@
       </w:r>
       <w:r>
         <w:rPr>
-          <w:rFonts w:hint="eastAsia" w:ascii="Times New Roman" w:hAnsi="Times New Roman" w:eastAsia="SimSun" w:cs="Times New Roman"/>
+          <w:rFonts w:hint="eastAsia" w:ascii="Times New Roman" w:hAnsi="Times New Roman" w:eastAsia="FangSong" w:cs="Times New Roman"/>
         </w:rPr>
         <w:t>能读懂</w:t>
       </w:r>
@@ -398,7 +398,7 @@
       </w:r>
       <w:r>
         <w:rPr>
-          <w:rFonts w:hint="eastAsia" w:ascii="Times New Roman" w:hAnsi="Times New Roman" w:eastAsia="SimSun" w:cs="Times New Roman"/>
+          <w:rFonts w:hint="eastAsia" w:ascii="Times New Roman" w:hAnsi="Times New Roman" w:eastAsia="FangSong" w:cs="Times New Roman"/>
         </w:rPr>
         <w:t>图的基本读法</w:t>
       </w:r>
@@ -410,7 +410,7 @@
       </w:r>
       <w:r>
         <w:rPr>
-          <w:rFonts w:hint="eastAsia" w:ascii="Times New Roman" w:hAnsi="Times New Roman" w:eastAsia="SimSun" w:cs="Times New Roman"/>
+          <w:rFonts w:hint="eastAsia" w:ascii="Times New Roman" w:hAnsi="Times New Roman" w:eastAsia="FangSong" w:cs="Times New Roman"/>
         </w:rPr>
         <w:t>并初步判断歧化反应</w:t>
       </w:r>
@@ -425,7 +425,7 @@
       </w:pPr>
       <w:r>
         <w:rPr>
-          <w:rFonts w:hint="eastAsia" w:ascii="Times New Roman" w:hAnsi="Times New Roman" w:eastAsia="SimSun" w:cs="Times New Roman"/>
+          <w:rFonts w:hint="eastAsia" w:ascii="Times New Roman" w:hAnsi="Times New Roman" w:eastAsia="FangSong" w:cs="Times New Roman"/>
         </w:rPr>
         <w:t>目标</w:t>
       </w:r>
@@ -437,7 +437,7 @@
       </w:r>
       <w:r>
         <w:rPr>
-          <w:rFonts w:hint="eastAsia" w:ascii="Times New Roman" w:hAnsi="Times New Roman" w:eastAsia="SimSun" w:cs="Times New Roman"/>
+          <w:rFonts w:hint="eastAsia" w:ascii="Times New Roman" w:hAnsi="Times New Roman" w:eastAsia="FangSong" w:cs="Times New Roman"/>
         </w:rPr>
         <w:t>了解电化学腐蚀的基本类型和防腐方法</w:t>
       </w:r>
@@ -494,7 +494,7 @@
       </w:pPr>
       <w:r>
         <w:rPr>
-          <w:rFonts w:hint="eastAsia" w:ascii="Times New Roman" w:hAnsi="Times New Roman" w:eastAsia="SimSun" w:cs="Times New Roman"/>
+          <w:rFonts w:hint="eastAsia" w:ascii="Times New Roman" w:hAnsi="Times New Roman" w:eastAsia="FangSong" w:cs="Times New Roman"/>
           <w:b/>
           <w:bCs/>
         </w:rPr>
@@ -508,7 +508,7 @@
       </w:r>
       <w:r>
         <w:rPr>
-          <w:rFonts w:hint="eastAsia" w:ascii="Times New Roman" w:hAnsi="Times New Roman" w:eastAsia="SimSun" w:cs="Times New Roman"/>
+          <w:rFonts w:hint="eastAsia" w:ascii="Times New Roman" w:hAnsi="Times New Roman" w:eastAsia="FangSong" w:cs="Times New Roman"/>
         </w:rPr>
         <w:t>有电子转移或偏移的反应</w:t>
       </w:r>
@@ -520,7 +520,7 @@
       </w:r>
       <w:r>
         <w:rPr>
-          <w:rFonts w:hint="eastAsia" w:ascii="Times New Roman" w:hAnsi="Times New Roman" w:eastAsia="SimSun" w:cs="Times New Roman"/>
+          <w:rFonts w:hint="eastAsia" w:ascii="Times New Roman" w:hAnsi="Times New Roman" w:eastAsia="FangSong" w:cs="Times New Roman"/>
         </w:rPr>
         <w:t>氧化态和还原态的共轭关系与酸碱共轭关系相似</w:t>
       </w:r>
@@ -652,7 +652,7 @@
       </w:pPr>
       <w:r>
         <w:rPr>
-          <w:rFonts w:hint="eastAsia" w:ascii="Times New Roman" w:hAnsi="Times New Roman" w:eastAsia="SimSun" w:cs="Times New Roman"/>
+          <w:rFonts w:hint="eastAsia" w:ascii="Times New Roman" w:hAnsi="Times New Roman" w:eastAsia="FangSong" w:cs="Times New Roman"/>
         </w:rPr>
         <w:t>前者为电子的转移</w:t>
       </w:r>
@@ -664,7 +664,7 @@
       </w:r>
       <w:r>
         <w:rPr>
-          <w:rFonts w:hint="eastAsia" w:ascii="Times New Roman" w:hAnsi="Times New Roman" w:eastAsia="SimSun" w:cs="Times New Roman"/>
+          <w:rFonts w:hint="eastAsia" w:ascii="Times New Roman" w:hAnsi="Times New Roman" w:eastAsia="FangSong" w:cs="Times New Roman"/>
         </w:rPr>
         <w:t>后者为质子的转移</w:t>
       </w:r>
@@ -676,7 +676,7 @@
       </w:r>
       <w:r>
         <w:rPr>
-          <w:rFonts w:hint="eastAsia" w:ascii="Times New Roman" w:hAnsi="Times New Roman" w:eastAsia="SimSun" w:cs="Times New Roman"/>
+          <w:rFonts w:hint="eastAsia" w:ascii="Times New Roman" w:hAnsi="Times New Roman" w:eastAsia="FangSong" w:cs="Times New Roman"/>
         </w:rPr>
         <w:t>有失电子的一方</w:t>
       </w:r>
@@ -688,7 +688,7 @@
       </w:r>
       <w:r>
         <w:rPr>
-          <w:rFonts w:hint="eastAsia" w:ascii="Times New Roman" w:hAnsi="Times New Roman" w:eastAsia="SimSun" w:cs="Times New Roman"/>
+          <w:rFonts w:hint="eastAsia" w:ascii="Times New Roman" w:hAnsi="Times New Roman" w:eastAsia="FangSong" w:cs="Times New Roman"/>
         </w:rPr>
         <w:t>便有得电子的一方</w:t>
       </w:r>
@@ -700,7 +700,7 @@
       </w:r>
       <w:r>
         <w:rPr>
-          <w:rFonts w:hint="eastAsia" w:ascii="Times New Roman" w:hAnsi="Times New Roman" w:eastAsia="SimSun" w:cs="Times New Roman"/>
+          <w:rFonts w:hint="eastAsia" w:ascii="Times New Roman" w:hAnsi="Times New Roman" w:eastAsia="FangSong" w:cs="Times New Roman"/>
         </w:rPr>
         <w:t>电子的得失一定同时发生</w:t>
       </w:r>
@@ -772,7 +772,7 @@
       </w:pPr>
       <w:r>
         <w:rPr>
-          <w:rFonts w:hint="eastAsia" w:ascii="Times New Roman" w:hAnsi="Times New Roman" w:eastAsia="SimSun" w:cs="Times New Roman"/>
+          <w:rFonts w:hint="eastAsia" w:ascii="Times New Roman" w:hAnsi="Times New Roman" w:eastAsia="FangSong" w:cs="Times New Roman"/>
         </w:rPr>
         <w:t>原电池是将自发氧化还原反应的化学能转化为电能的装置</w:t>
       </w:r>
@@ -784,7 +784,7 @@
       </w:r>
       <w:r>
         <w:rPr>
-          <w:rFonts w:hint="eastAsia" w:ascii="Times New Roman" w:hAnsi="Times New Roman" w:eastAsia="SimSun" w:cs="Times New Roman"/>
+          <w:rFonts w:hint="eastAsia" w:ascii="Times New Roman" w:hAnsi="Times New Roman" w:eastAsia="FangSong" w:cs="Times New Roman"/>
         </w:rPr>
         <w:t>核心设计</w:t>
       </w:r>
@@ -796,7 +796,7 @@
       </w:r>
       <w:r>
         <w:rPr>
-          <w:rFonts w:hint="eastAsia" w:ascii="Times New Roman" w:hAnsi="Times New Roman" w:eastAsia="SimSun" w:cs="Times New Roman"/>
+          <w:rFonts w:hint="eastAsia" w:ascii="Times New Roman" w:hAnsi="Times New Roman" w:eastAsia="FangSong" w:cs="Times New Roman"/>
           <w:b/>
           <w:bCs/>
         </w:rPr>
@@ -812,7 +812,7 @@
       </w:r>
       <w:r>
         <w:rPr>
-          <w:rFonts w:hint="eastAsia" w:ascii="Times New Roman" w:hAnsi="Times New Roman" w:eastAsia="SimSun" w:cs="Times New Roman"/>
+          <w:rFonts w:hint="eastAsia" w:ascii="Times New Roman" w:hAnsi="Times New Roman" w:eastAsia="FangSong" w:cs="Times New Roman"/>
           <w:b/>
           <w:bCs/>
         </w:rPr>
@@ -890,7 +890,7 @@
       </w:r>
       <w:r>
         <w:rPr>
-          <w:rFonts w:hint="eastAsia" w:ascii="Times New Roman" w:hAnsi="Times New Roman" w:eastAsia="SimSun" w:cs="Times New Roman"/>
+          <w:rFonts w:hint="eastAsia" w:ascii="Times New Roman" w:hAnsi="Times New Roman" w:eastAsia="FangSong" w:cs="Times New Roman"/>
         </w:rPr>
         <w:t>图注</w:t>
       </w:r>
@@ -908,7 +908,7 @@
       </w:r>
       <w:r>
         <w:rPr>
-          <w:rFonts w:hint="eastAsia" w:ascii="Times New Roman" w:hAnsi="Times New Roman" w:eastAsia="SimSun" w:cs="Times New Roman"/>
+          <w:rFonts w:hint="eastAsia" w:ascii="Times New Roman" w:hAnsi="Times New Roman" w:eastAsia="FangSong" w:cs="Times New Roman"/>
         </w:rPr>
         <w:t>原电池</w:t>
       </w:r>
@@ -926,7 +926,7 @@
       </w:r>
       <w:r>
         <w:rPr>
-          <w:rFonts w:hint="eastAsia" w:ascii="Times New Roman" w:hAnsi="Times New Roman" w:eastAsia="SimSun" w:cs="Times New Roman"/>
+          <w:rFonts w:hint="eastAsia" w:ascii="Times New Roman" w:hAnsi="Times New Roman" w:eastAsia="FangSong" w:cs="Times New Roman"/>
         </w:rPr>
         <w:t>电池</w:t>
       </w:r>
@@ -938,7 +938,7 @@
       </w:r>
       <w:r>
         <w:rPr>
-          <w:rFonts w:hint="eastAsia" w:ascii="Times New Roman" w:hAnsi="Times New Roman" w:eastAsia="SimSun" w:cs="Times New Roman"/>
+          <w:rFonts w:hint="eastAsia" w:ascii="Times New Roman" w:hAnsi="Times New Roman" w:eastAsia="FangSong" w:cs="Times New Roman"/>
         </w:rPr>
         <w:t>结构示意图</w:t>
       </w:r>
@@ -1024,7 +1024,7 @@
             </w:pPr>
             <w:r>
               <w:rPr>
-                <w:rFonts w:hint="eastAsia" w:ascii="Times New Roman" w:hAnsi="Times New Roman" w:eastAsia="SimSun" w:cs="Times New Roman"/>
+                <w:rFonts w:hint="eastAsia" w:ascii="Times New Roman" w:hAnsi="Times New Roman" w:eastAsia="FangSong" w:cs="Times New Roman"/>
                 <w:b/>
                 <w:bCs/>
               </w:rPr>
@@ -1040,7 +1040,7 @@
             </w:r>
             <w:r>
               <w:rPr>
-                <w:rFonts w:hint="eastAsia" w:ascii="Times New Roman" w:hAnsi="Times New Roman" w:eastAsia="SimSun" w:cs="Times New Roman"/>
+                <w:rFonts w:hint="eastAsia" w:ascii="Times New Roman" w:hAnsi="Times New Roman" w:eastAsia="FangSong" w:cs="Times New Roman"/>
                 <w:b/>
                 <w:bCs/>
               </w:rPr>
@@ -1065,7 +1065,7 @@
             </w:pPr>
             <w:r>
               <w:rPr>
-                <w:rFonts w:hint="eastAsia" w:ascii="Times New Roman" w:hAnsi="Times New Roman" w:eastAsia="SimSun" w:cs="Times New Roman"/>
+                <w:rFonts w:hint="eastAsia" w:ascii="Times New Roman" w:hAnsi="Times New Roman" w:eastAsia="FangSong" w:cs="Times New Roman"/>
               </w:rPr>
               <w:t>氧化反应</w:t>
             </w:r>
@@ -1077,7 +1077,7 @@
             </w:r>
             <w:r>
               <w:rPr>
-                <w:rFonts w:hint="eastAsia" w:ascii="Times New Roman" w:hAnsi="Times New Roman" w:eastAsia="SimSun" w:cs="Times New Roman"/>
+                <w:rFonts w:hint="eastAsia" w:ascii="Times New Roman" w:hAnsi="Times New Roman" w:eastAsia="FangSong" w:cs="Times New Roman"/>
               </w:rPr>
               <w:t>释放电子</w:t>
             </w:r>
@@ -1129,7 +1129,7 @@
             </w:pPr>
             <w:r>
               <w:rPr>
-                <w:rFonts w:hint="eastAsia" w:ascii="Times New Roman" w:hAnsi="Times New Roman" w:eastAsia="SimSun" w:cs="Times New Roman"/>
+                <w:rFonts w:hint="eastAsia" w:ascii="Times New Roman" w:hAnsi="Times New Roman" w:eastAsia="FangSong" w:cs="Times New Roman"/>
                 <w:b/>
                 <w:bCs/>
               </w:rPr>
@@ -1145,7 +1145,7 @@
             </w:r>
             <w:r>
               <w:rPr>
-                <w:rFonts w:hint="eastAsia" w:ascii="Times New Roman" w:hAnsi="Times New Roman" w:eastAsia="SimSun" w:cs="Times New Roman"/>
+                <w:rFonts w:hint="eastAsia" w:ascii="Times New Roman" w:hAnsi="Times New Roman" w:eastAsia="FangSong" w:cs="Times New Roman"/>
                 <w:b/>
                 <w:bCs/>
               </w:rPr>
@@ -1170,7 +1170,7 @@
             </w:pPr>
             <w:r>
               <w:rPr>
-                <w:rFonts w:hint="eastAsia" w:ascii="Times New Roman" w:hAnsi="Times New Roman" w:eastAsia="SimSun" w:cs="Times New Roman"/>
+                <w:rFonts w:hint="eastAsia" w:ascii="Times New Roman" w:hAnsi="Times New Roman" w:eastAsia="FangSong" w:cs="Times New Roman"/>
               </w:rPr>
               <w:t>还原反应</w:t>
             </w:r>
@@ -1182,7 +1182,7 @@
             </w:r>
             <w:r>
               <w:rPr>
-                <w:rFonts w:hint="eastAsia" w:ascii="Times New Roman" w:hAnsi="Times New Roman" w:eastAsia="SimSun" w:cs="Times New Roman"/>
+                <w:rFonts w:hint="eastAsia" w:ascii="Times New Roman" w:hAnsi="Times New Roman" w:eastAsia="FangSong" w:cs="Times New Roman"/>
               </w:rPr>
               <w:t>接收电子</w:t>
             </w:r>
@@ -1240,7 +1240,7 @@
             </w:pPr>
             <w:r>
               <w:rPr>
-                <w:rFonts w:hint="eastAsia" w:ascii="Times New Roman" w:hAnsi="Times New Roman" w:eastAsia="SimSun" w:cs="Times New Roman"/>
+                <w:rFonts w:hint="eastAsia" w:ascii="Times New Roman" w:hAnsi="Times New Roman" w:eastAsia="FangSong" w:cs="Times New Roman"/>
                 <w:b/>
                 <w:bCs/>
               </w:rPr>
@@ -1257,7 +1257,7 @@
             </w:pPr>
             <w:r>
               <w:rPr>
-                <w:rFonts w:hint="eastAsia" w:ascii="Times New Roman" w:hAnsi="Times New Roman" w:eastAsia="SimSun" w:cs="Times New Roman"/>
+                <w:rFonts w:hint="eastAsia" w:ascii="Times New Roman" w:hAnsi="Times New Roman" w:eastAsia="FangSong" w:cs="Times New Roman"/>
               </w:rPr>
               <w:t xml:space="preserve">电子传输路径</w:t>
             </w:r>
@@ -1272,7 +1272,7 @@
             </w:pPr>
             <w:r>
               <w:rPr>
-                <w:rFonts w:hint="eastAsia" w:ascii="Times New Roman" w:hAnsi="Times New Roman" w:eastAsia="SimSun" w:cs="Times New Roman"/>
+                <w:rFonts w:hint="eastAsia" w:ascii="Times New Roman" w:hAnsi="Times New Roman" w:eastAsia="FangSong" w:cs="Times New Roman"/>
               </w:rPr>
               <w:t xml:space="preserve">导线</w:t>
             </w:r>
@@ -1289,7 +1289,7 @@
             </w:pPr>
             <w:r>
               <w:rPr>
-                <w:rFonts w:hint="eastAsia" w:ascii="Times New Roman" w:hAnsi="Times New Roman" w:eastAsia="SimSun" w:cs="Times New Roman"/>
+                <w:rFonts w:hint="eastAsia" w:ascii="Times New Roman" w:hAnsi="Times New Roman" w:eastAsia="FangSong" w:cs="Times New Roman"/>
                 <w:b/>
                 <w:bCs/>
               </w:rPr>
@@ -1306,7 +1306,7 @@
             </w:pPr>
             <w:r>
               <w:rPr>
-                <w:rFonts w:hint="eastAsia" w:ascii="Times New Roman" w:hAnsi="Times New Roman" w:eastAsia="SimSun" w:cs="Times New Roman"/>
+                <w:rFonts w:hint="eastAsia" w:ascii="Times New Roman" w:hAnsi="Times New Roman" w:eastAsia="FangSong" w:cs="Times New Roman"/>
               </w:rPr>
               <w:t>维持电荷平衡</w:t>
             </w:r>
@@ -1318,7 +1318,7 @@
             </w:r>
             <w:r>
               <w:rPr>
-                <w:rFonts w:hint="eastAsia" w:ascii="Times New Roman" w:hAnsi="Times New Roman" w:eastAsia="SimSun" w:cs="Times New Roman"/>
+                <w:rFonts w:hint="eastAsia" w:ascii="Times New Roman" w:hAnsi="Times New Roman" w:eastAsia="FangSong" w:cs="Times New Roman"/>
               </w:rPr>
               <w:t>离子迁移</w:t>
             </w:r>
@@ -1358,7 +1358,7 @@
             </w:r>
             <w:r>
               <w:rPr>
-                <w:rFonts w:hint="eastAsia" w:ascii="Times New Roman" w:hAnsi="Times New Roman" w:eastAsia="SimSun" w:cs="Times New Roman"/>
+                <w:rFonts w:hint="eastAsia" w:ascii="Times New Roman" w:hAnsi="Times New Roman" w:eastAsia="FangSong" w:cs="Times New Roman"/>
               </w:rPr>
               <w:t xml:space="preserve">琼脂</w:t>
             </w:r>
@@ -1373,7 +1373,7 @@
       </w:pPr>
       <w:r>
         <w:rPr>
-          <w:rFonts w:hint="eastAsia" w:ascii="Times New Roman" w:hAnsi="Times New Roman" w:eastAsia="SimSun" w:cs="Times New Roman"/>
+          <w:rFonts w:hint="eastAsia" w:ascii="Times New Roman" w:hAnsi="Times New Roman" w:eastAsia="FangSong" w:cs="Times New Roman"/>
           <w:b/>
           <w:bCs/>
         </w:rPr>
@@ -1387,7 +1387,7 @@
       </w:r>
       <w:r>
         <w:rPr>
-          <w:rFonts w:hint="eastAsia" w:ascii="Times New Roman" w:hAnsi="Times New Roman" w:eastAsia="SimSun" w:cs="Times New Roman"/>
+          <w:rFonts w:hint="eastAsia" w:ascii="Times New Roman" w:hAnsi="Times New Roman" w:eastAsia="FangSong" w:cs="Times New Roman"/>
         </w:rPr>
         <w:t>没有盐桥</w:t>
       </w:r>
@@ -1399,7 +1399,7 @@
       </w:r>
       <w:r>
         <w:rPr>
-          <w:rFonts w:hint="eastAsia" w:ascii="Times New Roman" w:hAnsi="Times New Roman" w:eastAsia="SimSun" w:cs="Times New Roman"/>
+          <w:rFonts w:hint="eastAsia" w:ascii="Times New Roman" w:hAnsi="Times New Roman" w:eastAsia="FangSong" w:cs="Times New Roman"/>
         </w:rPr>
         <w:t>负极侧因</w:t>
       </w:r>
@@ -1424,7 +1424,7 @@
       </w:r>
       <w:r>
         <w:rPr>
-          <w:rFonts w:hint="eastAsia" w:ascii="Times New Roman" w:hAnsi="Times New Roman" w:eastAsia="SimSun" w:cs="Times New Roman"/>
+          <w:rFonts w:hint="eastAsia" w:ascii="Times New Roman" w:hAnsi="Times New Roman" w:eastAsia="FangSong" w:cs="Times New Roman"/>
         </w:rPr>
         <w:t>积累而带正电</w:t>
       </w:r>
@@ -1436,7 +1436,7 @@
       </w:r>
       <w:r>
         <w:rPr>
-          <w:rFonts w:hint="eastAsia" w:ascii="Times New Roman" w:hAnsi="Times New Roman" w:eastAsia="SimSun" w:cs="Times New Roman"/>
+          <w:rFonts w:hint="eastAsia" w:ascii="Times New Roman" w:hAnsi="Times New Roman" w:eastAsia="FangSong" w:cs="Times New Roman"/>
         </w:rPr>
         <w:t>正极侧因</w:t>
       </w:r>
@@ -1461,7 +1461,7 @@
       </w:r>
       <w:r>
         <w:rPr>
-          <w:rFonts w:hint="eastAsia" w:ascii="Times New Roman" w:hAnsi="Times New Roman" w:eastAsia="SimSun" w:cs="Times New Roman"/>
+          <w:rFonts w:hint="eastAsia" w:ascii="Times New Roman" w:hAnsi="Times New Roman" w:eastAsia="FangSong" w:cs="Times New Roman"/>
         </w:rPr>
         <w:t>消耗而带负电</w:t>
       </w:r>
@@ -1473,7 +1473,7 @@
       </w:r>
       <w:r>
         <w:rPr>
-          <w:rFonts w:hint="eastAsia" w:ascii="Times New Roman" w:hAnsi="Times New Roman" w:eastAsia="SimSun" w:cs="Times New Roman"/>
+          <w:rFonts w:hint="eastAsia" w:ascii="Times New Roman" w:hAnsi="Times New Roman" w:eastAsia="FangSong" w:cs="Times New Roman"/>
         </w:rPr>
         <w:t>电荷积累会阻碍电子流动</w:t>
       </w:r>
@@ -1485,7 +1485,7 @@
       </w:r>
       <w:r>
         <w:rPr>
-          <w:rFonts w:hint="eastAsia" w:ascii="Times New Roman" w:hAnsi="Times New Roman" w:eastAsia="SimSun" w:cs="Times New Roman"/>
+          <w:rFonts w:hint="eastAsia" w:ascii="Times New Roman" w:hAnsi="Times New Roman" w:eastAsia="FangSong" w:cs="Times New Roman"/>
         </w:rPr>
         <w:t>电池很快停止工作</w:t>
       </w:r>
@@ -1497,7 +1497,7 @@
       </w:r>
       <w:r>
         <w:rPr>
-          <w:rFonts w:hint="eastAsia" w:ascii="Times New Roman" w:hAnsi="Times New Roman" w:eastAsia="SimSun" w:cs="Times New Roman"/>
+          <w:rFonts w:hint="eastAsia" w:ascii="Times New Roman" w:hAnsi="Times New Roman" w:eastAsia="FangSong" w:cs="Times New Roman"/>
         </w:rPr>
         <w:t>盐桥中的</w:t>
       </w:r>
@@ -1522,7 +1522,7 @@
       </w:r>
       <w:r>
         <w:rPr>
-          <w:rFonts w:hint="eastAsia" w:ascii="Times New Roman" w:hAnsi="Times New Roman" w:eastAsia="SimSun" w:cs="Times New Roman"/>
+          <w:rFonts w:hint="eastAsia" w:ascii="Times New Roman" w:hAnsi="Times New Roman" w:eastAsia="FangSong" w:cs="Times New Roman"/>
         </w:rPr>
         <w:t>向正极迁移</w:t>
       </w:r>
@@ -1554,7 +1554,7 @@
       </w:r>
       <w:r>
         <w:rPr>
-          <w:rFonts w:hint="eastAsia" w:ascii="Times New Roman" w:hAnsi="Times New Roman" w:eastAsia="SimSun" w:cs="Times New Roman"/>
+          <w:rFonts w:hint="eastAsia" w:ascii="Times New Roman" w:hAnsi="Times New Roman" w:eastAsia="FangSong" w:cs="Times New Roman"/>
         </w:rPr>
         <w:t>向负极迁移</w:t>
       </w:r>
@@ -1566,7 +1566,7 @@
       </w:r>
       <w:r>
         <w:rPr>
-          <w:rFonts w:hint="eastAsia" w:ascii="Times New Roman" w:hAnsi="Times New Roman" w:eastAsia="SimSun" w:cs="Times New Roman"/>
+          <w:rFonts w:hint="eastAsia" w:ascii="Times New Roman" w:hAnsi="Times New Roman" w:eastAsia="FangSong" w:cs="Times New Roman"/>
         </w:rPr>
         <w:t>维持两半电池的电中性</w:t>
       </w:r>
@@ -1642,7 +1642,7 @@
       </w:r>
       <w:r>
         <w:rPr>
-          <w:rFonts w:hint="eastAsia" w:ascii="Times New Roman" w:hAnsi="Times New Roman" w:eastAsia="SimSun" w:cs="Times New Roman"/>
+          <w:rFonts w:hint="eastAsia" w:ascii="Times New Roman" w:hAnsi="Times New Roman" w:eastAsia="FangSong" w:cs="Times New Roman"/>
         </w:rPr>
         <w:t>图注</w:t>
       </w:r>
@@ -1654,7 +1654,7 @@
       </w:r>
       <w:r>
         <w:rPr>
-          <w:rFonts w:hint="eastAsia" w:ascii="Times New Roman" w:hAnsi="Times New Roman" w:eastAsia="SimSun" w:cs="Times New Roman"/>
+          <w:rFonts w:hint="eastAsia" w:ascii="Times New Roman" w:hAnsi="Times New Roman" w:eastAsia="FangSong" w:cs="Times New Roman"/>
         </w:rPr>
         <w:t>电极</w:t>
       </w:r>
@@ -1666,7 +1666,7 @@
       </w:r>
       <w:r>
         <w:rPr>
-          <w:rFonts w:hint="eastAsia" w:ascii="Times New Roman" w:hAnsi="Times New Roman" w:eastAsia="SimSun" w:cs="Times New Roman"/>
+          <w:rFonts w:hint="eastAsia" w:ascii="Times New Roman" w:hAnsi="Times New Roman" w:eastAsia="FangSong" w:cs="Times New Roman"/>
         </w:rPr>
         <w:t>溶液界面双电层结构示意</w:t>
       </w:r>
@@ -1703,7 +1703,7 @@
       </w:r>
       <w:r>
         <w:rPr>
-          <w:rFonts w:hint="eastAsia" w:ascii="Times New Roman" w:hAnsi="Times New Roman" w:eastAsia="SimSun" w:cs="Times New Roman"/>
+          <w:rFonts w:hint="eastAsia" w:ascii="Times New Roman" w:hAnsi="Times New Roman" w:eastAsia="FangSong" w:cs="Times New Roman"/>
         </w:rPr>
         <w:t>电池的标准表示</w:t>
       </w:r>
@@ -1860,7 +1860,7 @@
       </w:pPr>
       <w:r>
         <w:rPr>
-          <w:rFonts w:hint="eastAsia" w:ascii="Times New Roman" w:hAnsi="Times New Roman" w:eastAsia="SimSun" w:cs="Times New Roman"/>
+          <w:rFonts w:hint="eastAsia" w:ascii="Times New Roman" w:hAnsi="Times New Roman" w:eastAsia="FangSong" w:cs="Times New Roman"/>
           <w:b/>
           <w:bCs/>
         </w:rPr>
@@ -1886,7 +1886,7 @@
       </w:r>
       <w:r>
         <w:rPr>
-          <w:rFonts w:hint="eastAsia" w:ascii="Times New Roman" w:hAnsi="Times New Roman" w:eastAsia="SimSun" w:cs="Times New Roman"/>
+          <w:rFonts w:hint="eastAsia" w:ascii="Times New Roman" w:hAnsi="Times New Roman" w:eastAsia="FangSong" w:cs="Times New Roman"/>
         </w:rPr>
         <w:t>负极写左边</w:t>
       </w:r>
@@ -1898,7 +1898,7 @@
       </w:r>
       <w:r>
         <w:rPr>
-          <w:rFonts w:hint="eastAsia" w:ascii="Times New Roman" w:hAnsi="Times New Roman" w:eastAsia="SimSun" w:cs="Times New Roman"/>
+          <w:rFonts w:hint="eastAsia" w:ascii="Times New Roman" w:hAnsi="Times New Roman" w:eastAsia="FangSong" w:cs="Times New Roman"/>
         </w:rPr>
         <w:t>正极写右边</w:t>
       </w:r>
@@ -1916,7 +1916,7 @@
       </w:r>
       <w:r>
         <w:rPr>
-          <w:rFonts w:hint="eastAsia" w:ascii="Times New Roman" w:hAnsi="Times New Roman" w:eastAsia="SimSun" w:cs="Times New Roman"/>
+          <w:rFonts w:hint="eastAsia" w:ascii="Times New Roman" w:hAnsi="Times New Roman" w:eastAsia="FangSong" w:cs="Times New Roman"/>
         </w:rPr>
         <w:t>单竖线</w:t>
       </w:r>
@@ -1934,7 +1934,7 @@
       </w:r>
       <w:r>
         <w:rPr>
-          <w:rFonts w:hint="eastAsia" w:ascii="Times New Roman" w:hAnsi="Times New Roman" w:eastAsia="SimSun" w:cs="Times New Roman"/>
+          <w:rFonts w:hint="eastAsia" w:ascii="Times New Roman" w:hAnsi="Times New Roman" w:eastAsia="FangSong" w:cs="Times New Roman"/>
         </w:rPr>
         <w:t>表示相界面</w:t>
       </w:r>
@@ -1952,7 +1952,7 @@
       </w:r>
       <w:r>
         <w:rPr>
-          <w:rFonts w:hint="eastAsia" w:ascii="Times New Roman" w:hAnsi="Times New Roman" w:eastAsia="SimSun" w:cs="Times New Roman"/>
+          <w:rFonts w:hint="eastAsia" w:ascii="Times New Roman" w:hAnsi="Times New Roman" w:eastAsia="FangSong" w:cs="Times New Roman"/>
         </w:rPr>
         <w:t>双竖线</w:t>
       </w:r>
@@ -1970,7 +1970,7 @@
       </w:r>
       <w:r>
         <w:rPr>
-          <w:rFonts w:hint="eastAsia" w:ascii="Times New Roman" w:hAnsi="Times New Roman" w:eastAsia="SimSun" w:cs="Times New Roman"/>
+          <w:rFonts w:hint="eastAsia" w:ascii="Times New Roman" w:hAnsi="Times New Roman" w:eastAsia="FangSong" w:cs="Times New Roman"/>
         </w:rPr>
         <w:t>表示盐桥</w:t>
       </w:r>
@@ -1988,7 +1988,7 @@
       </w:r>
       <w:r>
         <w:rPr>
-          <w:rFonts w:hint="eastAsia" w:ascii="Times New Roman" w:hAnsi="Times New Roman" w:eastAsia="SimSun" w:cs="Times New Roman"/>
+          <w:rFonts w:hint="eastAsia" w:ascii="Times New Roman" w:hAnsi="Times New Roman" w:eastAsia="FangSong" w:cs="Times New Roman"/>
         </w:rPr>
         <w:t>从左到右的物质顺序</w:t>
       </w:r>
@@ -2000,7 +2000,7 @@
       </w:r>
       <w:r>
         <w:rPr>
-          <w:rFonts w:hint="eastAsia" w:ascii="Times New Roman" w:hAnsi="Times New Roman" w:eastAsia="SimSun" w:cs="Times New Roman"/>
+          <w:rFonts w:hint="eastAsia" w:ascii="Times New Roman" w:hAnsi="Times New Roman" w:eastAsia="FangSong" w:cs="Times New Roman"/>
         </w:rPr>
         <w:t>还原态</w:t>
       </w:r>
@@ -2012,7 +2012,7 @@
       </w:r>
       <w:r>
         <w:rPr>
-          <w:rFonts w:hint="eastAsia" w:ascii="Times New Roman" w:hAnsi="Times New Roman" w:eastAsia="SimSun" w:cs="Times New Roman"/>
+          <w:rFonts w:hint="eastAsia" w:ascii="Times New Roman" w:hAnsi="Times New Roman" w:eastAsia="FangSong" w:cs="Times New Roman"/>
         </w:rPr>
         <w:t xml:space="preserve">氧化态</w:t>
       </w:r>
@@ -2024,7 +2024,7 @@
       </w:r>
       <w:r>
         <w:rPr>
-          <w:rFonts w:hint="eastAsia" w:ascii="Times New Roman" w:hAnsi="Times New Roman" w:eastAsia="SimSun" w:cs="Times New Roman"/>
+          <w:rFonts w:hint="eastAsia" w:ascii="Times New Roman" w:hAnsi="Times New Roman" w:eastAsia="FangSong" w:cs="Times New Roman"/>
         </w:rPr>
         <w:t xml:space="preserve">氧化态</w:t>
       </w:r>
@@ -2036,7 +2036,7 @@
       </w:r>
       <w:r>
         <w:rPr>
-          <w:rFonts w:hint="eastAsia" w:ascii="Times New Roman" w:hAnsi="Times New Roman" w:eastAsia="SimSun" w:cs="Times New Roman"/>
+          <w:rFonts w:hint="eastAsia" w:ascii="Times New Roman" w:hAnsi="Times New Roman" w:eastAsia="FangSong" w:cs="Times New Roman"/>
         </w:rPr>
         <w:t xml:space="preserve">还原态</w:t>
       </w:r>
@@ -2153,7 +2153,7 @@
             </w:pPr>
             <w:r>
               <w:rPr>
-                <w:rFonts w:hint="eastAsia" w:ascii="Times New Roman" w:hAnsi="Times New Roman" w:eastAsia="SimSun" w:cs="Times New Roman"/>
+                <w:rFonts w:hint="eastAsia" w:ascii="Times New Roman" w:hAnsi="Times New Roman" w:eastAsia="FangSong" w:cs="Times New Roman"/>
                 <w:b/>
                 <w:bCs/>
               </w:rPr>
@@ -2169,7 +2169,7 @@
             </w:r>
             <w:r>
               <w:rPr>
-                <w:rFonts w:hint="eastAsia" w:ascii="Times New Roman" w:hAnsi="Times New Roman" w:eastAsia="SimSun" w:cs="Times New Roman"/>
+                <w:rFonts w:hint="eastAsia" w:ascii="Times New Roman" w:hAnsi="Times New Roman" w:eastAsia="FangSong" w:cs="Times New Roman"/>
                 <w:b/>
                 <w:bCs/>
               </w:rPr>
@@ -2485,7 +2485,7 @@
             </w:pPr>
             <w:r>
               <w:rPr>
-                <w:rFonts w:hint="eastAsia" w:ascii="Times New Roman" w:hAnsi="Times New Roman" w:eastAsia="SimSun" w:cs="Times New Roman"/>
+                <w:rFonts w:hint="eastAsia" w:ascii="Times New Roman" w:hAnsi="Times New Roman" w:eastAsia="FangSong" w:cs="Times New Roman"/>
                 <w:b/>
                 <w:bCs/>
               </w:rPr>
@@ -2837,7 +2837,7 @@
             </w:pPr>
             <w:r>
               <w:rPr>
-                <w:rFonts w:hint="eastAsia" w:ascii="Times New Roman" w:hAnsi="Times New Roman" w:eastAsia="SimSun" w:cs="Times New Roman"/>
+                <w:rFonts w:hint="eastAsia" w:ascii="Times New Roman" w:hAnsi="Times New Roman" w:eastAsia="FangSong" w:cs="Times New Roman"/>
                 <w:b/>
                 <w:bCs/>
               </w:rPr>
@@ -3237,7 +3237,7 @@
             </w:pPr>
             <w:r>
               <w:rPr>
-                <w:rFonts w:hint="eastAsia" w:ascii="Times New Roman" w:hAnsi="Times New Roman" w:eastAsia="SimSun" w:cs="Times New Roman"/>
+                <w:rFonts w:hint="eastAsia" w:ascii="Times New Roman" w:hAnsi="Times New Roman" w:eastAsia="FangSong" w:cs="Times New Roman"/>
                 <w:b/>
                 <w:bCs/>
               </w:rPr>
@@ -3629,7 +3629,7 @@
       </w:pPr>
       <w:r>
         <w:rPr>
-          <w:rFonts w:hint="eastAsia" w:ascii="Times New Roman" w:hAnsi="Times New Roman" w:eastAsia="SimSun" w:cs="Times New Roman"/>
+          <w:rFonts w:hint="eastAsia" w:ascii="Times New Roman" w:hAnsi="Times New Roman" w:eastAsia="FangSong" w:cs="Times New Roman"/>
           <w:b/>
           <w:bCs/>
         </w:rPr>
@@ -3643,7 +3643,7 @@
       </w:r>
       <w:r>
         <w:rPr>
-          <w:rFonts w:hint="eastAsia" w:ascii="Times New Roman" w:hAnsi="Times New Roman" w:eastAsia="SimSun" w:cs="Times New Roman"/>
+          <w:rFonts w:hint="eastAsia" w:ascii="Times New Roman" w:hAnsi="Times New Roman" w:eastAsia="FangSong" w:cs="Times New Roman"/>
         </w:rPr>
         <w:t>如</w:t>
       </w:r>
@@ -3661,7 +3661,7 @@
       </w:r>
       <w:r>
         <w:rPr>
-          <w:rFonts w:hint="eastAsia" w:ascii="Times New Roman" w:hAnsi="Times New Roman" w:eastAsia="SimSun" w:cs="Times New Roman"/>
+          <w:rFonts w:hint="eastAsia" w:ascii="Times New Roman" w:hAnsi="Times New Roman" w:eastAsia="FangSong" w:cs="Times New Roman"/>
         </w:rPr>
         <w:t>作为电子传输媒介</w:t>
       </w:r>
@@ -3673,7 +3673,7 @@
       </w:r>
       <w:r>
         <w:rPr>
-          <w:rFonts w:hint="eastAsia" w:ascii="Times New Roman" w:hAnsi="Times New Roman" w:eastAsia="SimSun" w:cs="Times New Roman"/>
+          <w:rFonts w:hint="eastAsia" w:ascii="Times New Roman" w:hAnsi="Times New Roman" w:eastAsia="FangSong" w:cs="Times New Roman"/>
         </w:rPr>
         <w:t>因为反应物和产物都是溶液中的离子或气体</w:t>
       </w:r>
@@ -3690,7 +3690,7 @@
       </w:pPr>
       <w:r>
         <w:rPr>
-          <w:rFonts w:hint="eastAsia" w:ascii="Times New Roman" w:hAnsi="Times New Roman" w:eastAsia="SimSun" w:cs="Times New Roman"/>
+          <w:rFonts w:hint="eastAsia" w:ascii="Times New Roman" w:hAnsi="Times New Roman" w:eastAsia="FangSong" w:cs="Times New Roman"/>
           <w:b/>
           <w:bCs/>
         </w:rPr>
@@ -3704,7 +3704,7 @@
       </w:r>
       <w:r>
         <w:rPr>
-          <w:rFonts w:hint="eastAsia" w:ascii="Times New Roman" w:hAnsi="Times New Roman" w:eastAsia="SimSun" w:cs="Times New Roman"/>
+          <w:rFonts w:hint="eastAsia" w:ascii="Times New Roman" w:hAnsi="Times New Roman" w:eastAsia="FangSong" w:cs="Times New Roman"/>
         </w:rPr>
         <w:t>难溶盐电极中常用的有银</w:t>
       </w:r>
@@ -3716,7 +3716,7 @@
       </w:r>
       <w:r>
         <w:rPr>
-          <w:rFonts w:hint="eastAsia" w:ascii="Times New Roman" w:hAnsi="Times New Roman" w:eastAsia="SimSun" w:cs="Times New Roman"/>
+          <w:rFonts w:hint="eastAsia" w:ascii="Times New Roman" w:hAnsi="Times New Roman" w:eastAsia="FangSong" w:cs="Times New Roman"/>
         </w:rPr>
         <w:t>氯化银电极</w:t>
       </w:r>
@@ -3728,7 +3728,7 @@
       </w:r>
       <w:r>
         <w:rPr>
-          <w:rFonts w:hint="eastAsia" w:ascii="Times New Roman" w:hAnsi="Times New Roman" w:eastAsia="SimSun" w:cs="Times New Roman"/>
+          <w:rFonts w:hint="eastAsia" w:ascii="Times New Roman" w:hAnsi="Times New Roman" w:eastAsia="FangSong" w:cs="Times New Roman"/>
         </w:rPr>
         <w:t>标准电极电势约</w:t>
       </w:r>
@@ -3746,7 +3746,7 @@
       </w:r>
       <w:r>
         <w:rPr>
-          <w:rFonts w:hint="eastAsia" w:ascii="Times New Roman" w:hAnsi="Times New Roman" w:eastAsia="SimSun" w:cs="Times New Roman"/>
+          <w:rFonts w:hint="eastAsia" w:ascii="Times New Roman" w:hAnsi="Times New Roman" w:eastAsia="FangSong" w:cs="Times New Roman"/>
         </w:rPr>
         <w:t>和甘汞电极</w:t>
       </w:r>
@@ -3797,7 +3797,7 @@
       </w:r>
       <w:r>
         <w:rPr>
-          <w:rFonts w:hint="eastAsia" w:ascii="Times New Roman" w:hAnsi="Times New Roman" w:eastAsia="SimSun" w:cs="Times New Roman"/>
+          <w:rFonts w:hint="eastAsia" w:ascii="Times New Roman" w:hAnsi="Times New Roman" w:eastAsia="FangSong" w:cs="Times New Roman"/>
         </w:rPr>
         <w:t>标准型约</w:t>
       </w:r>
@@ -3815,7 +3815,7 @@
       </w:r>
       <w:r>
         <w:rPr>
-          <w:rFonts w:hint="eastAsia" w:ascii="Times New Roman" w:hAnsi="Times New Roman" w:eastAsia="SimSun" w:cs="Times New Roman"/>
+          <w:rFonts w:hint="eastAsia" w:ascii="Times New Roman" w:hAnsi="Times New Roman" w:eastAsia="FangSong" w:cs="Times New Roman"/>
         </w:rPr>
         <w:t>常用的饱和</w:t>
       </w:r>
@@ -3827,7 +3827,7 @@
       </w:r>
       <w:r>
         <w:rPr>
-          <w:rFonts w:hint="eastAsia" w:ascii="Times New Roman" w:hAnsi="Times New Roman" w:eastAsia="SimSun" w:cs="Times New Roman"/>
+          <w:rFonts w:hint="eastAsia" w:ascii="Times New Roman" w:hAnsi="Times New Roman" w:eastAsia="FangSong" w:cs="Times New Roman"/>
         </w:rPr>
         <w:t xml:space="preserve">型</w:t>
       </w:r>
@@ -3839,7 +3839,7 @@
       </w:r>
       <w:r>
         <w:rPr>
-          <w:rFonts w:hint="eastAsia" w:ascii="Times New Roman" w:hAnsi="Times New Roman" w:eastAsia="SimSun" w:cs="Times New Roman"/>
+          <w:rFonts w:hint="eastAsia" w:ascii="Times New Roman" w:hAnsi="Times New Roman" w:eastAsia="FangSong" w:cs="Times New Roman"/>
         </w:rPr>
         <w:t xml:space="preserve">约</w:t>
       </w:r>
@@ -3857,7 +3857,7 @@
       </w:r>
       <w:r>
         <w:rPr>
-          <w:rFonts w:hint="eastAsia" w:ascii="Times New Roman" w:hAnsi="Times New Roman" w:eastAsia="SimSun" w:cs="Times New Roman"/>
+          <w:rFonts w:hint="eastAsia" w:ascii="Times New Roman" w:hAnsi="Times New Roman" w:eastAsia="FangSong" w:cs="Times New Roman"/>
         </w:rPr>
         <w:t>它们电势稳定</w:t>
       </w:r>
@@ -3869,7 +3869,7 @@
       </w:r>
       <w:r>
         <w:rPr>
-          <w:rFonts w:hint="eastAsia" w:ascii="Times New Roman" w:hAnsi="Times New Roman" w:eastAsia="SimSun" w:cs="Times New Roman"/>
+          <w:rFonts w:hint="eastAsia" w:ascii="Times New Roman" w:hAnsi="Times New Roman" w:eastAsia="FangSong" w:cs="Times New Roman"/>
         </w:rPr>
         <w:t>易制备</w:t>
       </w:r>
@@ -3881,7 +3881,7 @@
       </w:r>
       <w:r>
         <w:rPr>
-          <w:rFonts w:hint="eastAsia" w:ascii="Times New Roman" w:hAnsi="Times New Roman" w:eastAsia="SimSun" w:cs="Times New Roman"/>
+          <w:rFonts w:hint="eastAsia" w:ascii="Times New Roman" w:hAnsi="Times New Roman" w:eastAsia="FangSong" w:cs="Times New Roman"/>
         </w:rPr>
         <w:t>常替代操作不便的氢电极作参比电极使用</w:t>
       </w:r>
@@ -4002,7 +4002,7 @@
       </w:pPr>
       <w:r>
         <w:rPr>
-          <w:rFonts w:hint="eastAsia" w:ascii="Times New Roman" w:hAnsi="Times New Roman" w:eastAsia="SimSun" w:cs="Times New Roman"/>
+          <w:rFonts w:hint="eastAsia" w:ascii="Times New Roman" w:hAnsi="Times New Roman" w:eastAsia="FangSong" w:cs="Times New Roman"/>
         </w:rPr>
         <w:t xml:space="preserve">当</w:t>
       </w:r>
@@ -4055,7 +4055,7 @@
       </w:r>
       <w:r>
         <w:rPr>
-          <w:rFonts w:hint="eastAsia" w:ascii="Times New Roman" w:hAnsi="Times New Roman" w:eastAsia="SimSun" w:cs="Times New Roman"/>
+          <w:rFonts w:hint="eastAsia" w:ascii="Times New Roman" w:hAnsi="Times New Roman" w:eastAsia="FangSong" w:cs="Times New Roman"/>
         </w:rPr>
         <w:t>时</w:t>
       </w:r>
@@ -4067,7 +4067,7 @@
       </w:r>
       <w:r>
         <w:rPr>
-          <w:rFonts w:hint="eastAsia" w:ascii="Times New Roman" w:hAnsi="Times New Roman" w:eastAsia="SimSun" w:cs="Times New Roman"/>
+          <w:rFonts w:hint="eastAsia" w:ascii="Times New Roman" w:hAnsi="Times New Roman" w:eastAsia="FangSong" w:cs="Times New Roman"/>
         </w:rPr>
         <w:t>反应自发</w:t>
       </w:r>
@@ -4146,7 +4146,7 @@
       </w:pPr>
       <w:r>
         <w:rPr>
-          <w:rFonts w:hint="eastAsia" w:ascii="Times New Roman" w:hAnsi="Times New Roman" w:eastAsia="SimSun" w:cs="Times New Roman"/>
+          <w:rFonts w:hint="eastAsia" w:ascii="Times New Roman" w:hAnsi="Times New Roman" w:eastAsia="FangSong" w:cs="Times New Roman"/>
         </w:rPr>
         <w:t>规定</w:t>
       </w:r>
@@ -4158,7 +4158,7 @@
       </w:r>
       <w:r>
         <w:rPr>
-          <w:rFonts w:hint="eastAsia" w:ascii="Times New Roman" w:hAnsi="Times New Roman" w:eastAsia="SimSun" w:cs="Times New Roman"/>
+          <w:rFonts w:hint="eastAsia" w:ascii="Times New Roman" w:hAnsi="Times New Roman" w:eastAsia="FangSong" w:cs="Times New Roman"/>
         </w:rPr>
         <w:t>在标准状态下</w:t>
       </w:r>
@@ -4387,7 +4387,7 @@
       </w:r>
       <w:r>
         <w:rPr>
-          <w:rFonts w:hint="eastAsia" w:ascii="Times New Roman" w:hAnsi="Times New Roman" w:eastAsia="SimSun" w:cs="Times New Roman"/>
+          <w:rFonts w:hint="eastAsia" w:ascii="Times New Roman" w:hAnsi="Times New Roman" w:eastAsia="FangSong" w:cs="Times New Roman"/>
         </w:rPr>
         <w:t xml:space="preserve">的电极电势</w:t>
       </w:r>
@@ -4450,7 +4450,7 @@
       </w:pPr>
       <w:r>
         <w:rPr>
-          <w:rFonts w:hint="eastAsia" w:ascii="Times New Roman" w:hAnsi="Times New Roman" w:eastAsia="SimSun" w:cs="Times New Roman"/>
+          <w:rFonts w:hint="eastAsia" w:ascii="Times New Roman" w:hAnsi="Times New Roman" w:eastAsia="FangSong" w:cs="Times New Roman"/>
           <w:b/>
           <w:bCs/>
         </w:rPr>
@@ -4470,7 +4470,7 @@
       </w:r>
       <w:r>
         <w:rPr>
-          <w:rFonts w:hint="eastAsia" w:ascii="Times New Roman" w:hAnsi="Times New Roman" w:eastAsia="SimSun" w:cs="Times New Roman"/>
+          <w:rFonts w:hint="eastAsia" w:ascii="Times New Roman" w:hAnsi="Times New Roman" w:eastAsia="FangSong" w:cs="Times New Roman"/>
         </w:rPr>
         <w:t>的构造</w:t>
       </w:r>
@@ -4482,7 +4482,7 @@
       </w:r>
       <w:r>
         <w:rPr>
-          <w:rFonts w:hint="eastAsia" w:ascii="Times New Roman" w:hAnsi="Times New Roman" w:eastAsia="SimSun" w:cs="Times New Roman"/>
+          <w:rFonts w:hint="eastAsia" w:ascii="Times New Roman" w:hAnsi="Times New Roman" w:eastAsia="FangSong" w:cs="Times New Roman"/>
         </w:rPr>
         <w:t>将镀铂黑的铂片浸入</w:t>
       </w:r>
@@ -4494,7 +4494,7 @@
       </w:r>
       <w:r>
         <w:rPr>
-          <w:rFonts w:hint="eastAsia" w:ascii="Times New Roman" w:hAnsi="Times New Roman" w:eastAsia="SimSun" w:cs="Times New Roman"/>
+          <w:rFonts w:hint="eastAsia" w:ascii="Times New Roman" w:hAnsi="Times New Roman" w:eastAsia="FangSong" w:cs="Times New Roman"/>
         </w:rPr>
         <w:t>溶液中</w:t>
       </w:r>
@@ -4506,7 +4506,7 @@
       </w:r>
       <w:r>
         <w:rPr>
-          <w:rFonts w:hint="eastAsia" w:ascii="Times New Roman" w:hAnsi="Times New Roman" w:eastAsia="SimSun" w:cs="Times New Roman"/>
+          <w:rFonts w:hint="eastAsia" w:ascii="Times New Roman" w:hAnsi="Times New Roman" w:eastAsia="FangSong" w:cs="Times New Roman"/>
         </w:rPr>
         <w:t>通入</w:t>
       </w:r>
@@ -4518,7 +4518,7 @@
       </w:r>
       <w:r>
         <w:rPr>
-          <w:rFonts w:hint="eastAsia" w:ascii="Times New Roman" w:hAnsi="Times New Roman" w:eastAsia="SimSun" w:cs="Times New Roman"/>
+          <w:rFonts w:hint="eastAsia" w:ascii="Times New Roman" w:hAnsi="Times New Roman" w:eastAsia="FangSong" w:cs="Times New Roman"/>
         </w:rPr>
         <w:t xml:space="preserve">的</w:t>
       </w:r>
@@ -4543,7 +4543,7 @@
       </w:r>
       <w:r>
         <w:rPr>
-          <w:rFonts w:hint="eastAsia" w:ascii="Times New Roman" w:hAnsi="Times New Roman" w:eastAsia="SimSun" w:cs="Times New Roman"/>
+          <w:rFonts w:hint="eastAsia" w:ascii="Times New Roman" w:hAnsi="Times New Roman" w:eastAsia="FangSong" w:cs="Times New Roman"/>
         </w:rPr>
         <w:t>气</w:t>
       </w:r>
@@ -4555,7 +4555,7 @@
       </w:r>
       <w:r>
         <w:rPr>
-          <w:rFonts w:hint="eastAsia" w:ascii="Times New Roman" w:hAnsi="Times New Roman" w:eastAsia="SimSun" w:cs="Times New Roman"/>
+          <w:rFonts w:hint="eastAsia" w:ascii="Times New Roman" w:hAnsi="Times New Roman" w:eastAsia="FangSong" w:cs="Times New Roman"/>
         </w:rPr>
         <w:t>铂是惰性电极</w:t>
       </w:r>
@@ -4567,7 +4567,7 @@
       </w:r>
       <w:r>
         <w:rPr>
-          <w:rFonts w:hint="eastAsia" w:ascii="Times New Roman" w:hAnsi="Times New Roman" w:eastAsia="SimSun" w:cs="Times New Roman"/>
+          <w:rFonts w:hint="eastAsia" w:ascii="Times New Roman" w:hAnsi="Times New Roman" w:eastAsia="FangSong" w:cs="Times New Roman"/>
         </w:rPr>
         <w:t>不参与反应</w:t>
       </w:r>
@@ -4579,7 +4579,7 @@
       </w:r>
       <w:r>
         <w:rPr>
-          <w:rFonts w:hint="eastAsia" w:ascii="Times New Roman" w:hAnsi="Times New Roman" w:eastAsia="SimSun" w:cs="Times New Roman"/>
+          <w:rFonts w:hint="eastAsia" w:ascii="Times New Roman" w:hAnsi="Times New Roman" w:eastAsia="FangSong" w:cs="Times New Roman"/>
         </w:rPr>
         <w:t>只提供</w:t>
       </w:r>
@@ -4617,7 +4617,7 @@
       </w:r>
       <w:r>
         <w:rPr>
-          <w:rFonts w:hint="eastAsia" w:ascii="Times New Roman" w:hAnsi="Times New Roman" w:eastAsia="SimSun" w:cs="Times New Roman"/>
+          <w:rFonts w:hint="eastAsia" w:ascii="Times New Roman" w:hAnsi="Times New Roman" w:eastAsia="FangSong" w:cs="Times New Roman"/>
         </w:rPr>
         <w:t>达到平衡的催化表面</w:t>
       </w:r>
@@ -4629,7 +4629,7 @@
       </w:r>
       <w:r>
         <w:rPr>
-          <w:rFonts w:hint="eastAsia" w:ascii="Times New Roman" w:hAnsi="Times New Roman" w:eastAsia="SimSun" w:cs="Times New Roman"/>
+          <w:rFonts w:hint="eastAsia" w:ascii="Times New Roman" w:hAnsi="Times New Roman" w:eastAsia="FangSong" w:cs="Times New Roman"/>
         </w:rPr>
         <w:t>所有其他电极电势都是相对于</w:t>
       </w:r>
@@ -4641,13 +4641,13 @@
       </w:r>
       <w:r>
         <w:rPr>
-          <w:rFonts w:hint="eastAsia" w:ascii="Times New Roman" w:hAnsi="Times New Roman" w:eastAsia="SimSun" w:cs="Times New Roman"/>
+          <w:rFonts w:hint="eastAsia" w:ascii="Times New Roman" w:hAnsi="Times New Roman" w:eastAsia="FangSong" w:cs="Times New Roman"/>
         </w:rPr>
         <w:t xml:space="preserve">的</w:t>
       </w:r>
       <w:r>
         <w:rPr>
-          <w:rFonts w:hint="eastAsia" w:ascii="Times New Roman" w:hAnsi="Times New Roman" w:eastAsia="SimSun" w:cs="Times New Roman"/>
+          <w:rFonts w:hint="eastAsia" w:ascii="Times New Roman" w:hAnsi="Times New Roman" w:eastAsia="FangSong" w:cs="Times New Roman"/>
           <w:b/>
           <w:bCs/>
         </w:rPr>
@@ -4661,7 +4661,7 @@
       </w:r>
       <w:r>
         <w:rPr>
-          <w:rFonts w:hint="eastAsia" w:ascii="Times New Roman" w:hAnsi="Times New Roman" w:eastAsia="SimSun" w:cs="Times New Roman"/>
+          <w:rFonts w:hint="eastAsia" w:ascii="Times New Roman" w:hAnsi="Times New Roman" w:eastAsia="FangSong" w:cs="Times New Roman"/>
         </w:rPr>
         <w:t>因为单个电极的绝对电势无法直接测量</w:t>
       </w:r>
@@ -4737,7 +4737,7 @@
       </w:r>
       <w:r>
         <w:rPr>
-          <w:rFonts w:hint="eastAsia" w:ascii="Times New Roman" w:hAnsi="Times New Roman" w:eastAsia="SimSun" w:cs="Times New Roman"/>
+          <w:rFonts w:hint="eastAsia" w:ascii="Times New Roman" w:hAnsi="Times New Roman" w:eastAsia="FangSong" w:cs="Times New Roman"/>
         </w:rPr>
         <w:t>图注</w:t>
       </w:r>
@@ -4749,7 +4749,7 @@
       </w:r>
       <w:r>
         <w:rPr>
-          <w:rFonts w:hint="eastAsia" w:ascii="Times New Roman" w:hAnsi="Times New Roman" w:eastAsia="SimSun" w:cs="Times New Roman"/>
+          <w:rFonts w:hint="eastAsia" w:ascii="Times New Roman" w:hAnsi="Times New Roman" w:eastAsia="FangSong" w:cs="Times New Roman"/>
         </w:rPr>
         <w:t>标准氢电极</w:t>
       </w:r>
@@ -4761,7 +4761,7 @@
       </w:r>
       <w:r>
         <w:rPr>
-          <w:rFonts w:hint="eastAsia" w:ascii="Times New Roman" w:hAnsi="Times New Roman" w:eastAsia="SimSun" w:cs="Times New Roman"/>
+          <w:rFonts w:hint="eastAsia" w:ascii="Times New Roman" w:hAnsi="Times New Roman" w:eastAsia="FangSong" w:cs="Times New Roman"/>
         </w:rPr>
         <w:t>构造示意图</w:t>
       </w:r>
@@ -4793,7 +4793,7 @@
       </w:pPr>
       <w:r>
         <w:rPr>
-          <w:rFonts w:hint="eastAsia" w:ascii="Times New Roman" w:hAnsi="Times New Roman" w:eastAsia="SimSun" w:cs="Times New Roman"/>
+          <w:rFonts w:hint="eastAsia" w:ascii="Times New Roman" w:hAnsi="Times New Roman" w:eastAsia="FangSong" w:cs="Times New Roman"/>
           <w:b/>
           <w:bCs/>
         </w:rPr>
@@ -4869,7 +4869,7 @@
             </w:r>
             <w:r>
               <w:rPr>
-                <w:rFonts w:hint="eastAsia" w:ascii="Times New Roman" w:hAnsi="Times New Roman" w:eastAsia="SimSun" w:cs="Times New Roman"/>
+                <w:rFonts w:hint="eastAsia" w:ascii="Times New Roman" w:hAnsi="Times New Roman" w:eastAsia="FangSong" w:cs="Times New Roman"/>
               </w:rPr>
               <w:t xml:space="preserve">越正</w:t>
             </w:r>
@@ -4884,7 +4884,7 @@
             </w:pPr>
             <w:r>
               <w:rPr>
-                <w:rFonts w:hint="eastAsia" w:ascii="Times New Roman" w:hAnsi="Times New Roman" w:eastAsia="SimSun" w:cs="Times New Roman"/>
+                <w:rFonts w:hint="eastAsia" w:ascii="Times New Roman" w:hAnsi="Times New Roman" w:eastAsia="FangSong" w:cs="Times New Roman"/>
               </w:rPr>
               <w:t>氧化态的氧化能力越强</w:t>
             </w:r>
@@ -4896,7 +4896,7 @@
             </w:r>
             <w:r>
               <w:rPr>
-                <w:rFonts w:hint="eastAsia" w:ascii="Times New Roman" w:hAnsi="Times New Roman" w:eastAsia="SimSun" w:cs="Times New Roman"/>
+                <w:rFonts w:hint="eastAsia" w:ascii="Times New Roman" w:hAnsi="Times New Roman" w:eastAsia="FangSong" w:cs="Times New Roman"/>
               </w:rPr>
               <w:t>越容易得电子</w:t>
             </w:r>
@@ -4925,7 +4925,7 @@
             </w:r>
             <w:r>
               <w:rPr>
-                <w:rFonts w:hint="eastAsia" w:ascii="Times New Roman" w:hAnsi="Times New Roman" w:eastAsia="SimSun" w:cs="Times New Roman"/>
+                <w:rFonts w:hint="eastAsia" w:ascii="Times New Roman" w:hAnsi="Times New Roman" w:eastAsia="FangSong" w:cs="Times New Roman"/>
               </w:rPr>
               <w:t xml:space="preserve">越负</w:t>
             </w:r>
@@ -4940,7 +4940,7 @@
             </w:pPr>
             <w:r>
               <w:rPr>
-                <w:rFonts w:hint="eastAsia" w:ascii="Times New Roman" w:hAnsi="Times New Roman" w:eastAsia="SimSun" w:cs="Times New Roman"/>
+                <w:rFonts w:hint="eastAsia" w:ascii="Times New Roman" w:hAnsi="Times New Roman" w:eastAsia="FangSong" w:cs="Times New Roman"/>
               </w:rPr>
               <w:t>还原态的还原能力越强</w:t>
             </w:r>
@@ -4952,7 +4952,7 @@
             </w:r>
             <w:r>
               <w:rPr>
-                <w:rFonts w:hint="eastAsia" w:ascii="Times New Roman" w:hAnsi="Times New Roman" w:eastAsia="SimSun" w:cs="Times New Roman"/>
+                <w:rFonts w:hint="eastAsia" w:ascii="Times New Roman" w:hAnsi="Times New Roman" w:eastAsia="FangSong" w:cs="Times New Roman"/>
               </w:rPr>
               <w:t>越容易失电子</w:t>
             </w:r>
@@ -4981,7 +4981,7 @@
             </w:r>
             <w:r>
               <w:rPr>
-                <w:rFonts w:hint="eastAsia" w:ascii="Times New Roman" w:hAnsi="Times New Roman" w:eastAsia="SimSun" w:cs="Times New Roman"/>
+                <w:rFonts w:hint="eastAsia" w:ascii="Times New Roman" w:hAnsi="Times New Roman" w:eastAsia="FangSong" w:cs="Times New Roman"/>
               </w:rPr>
               <w:t xml:space="preserve">是强度量</w:t>
             </w:r>
@@ -4996,7 +4996,7 @@
             </w:pPr>
             <w:r>
               <w:rPr>
-                <w:rFonts w:hint="eastAsia" w:ascii="Times New Roman" w:hAnsi="Times New Roman" w:eastAsia="SimSun" w:cs="Times New Roman"/>
+                <w:rFonts w:hint="eastAsia" w:ascii="Times New Roman" w:hAnsi="Times New Roman" w:eastAsia="FangSong" w:cs="Times New Roman"/>
               </w:rPr>
               <w:t>与半反应中电子数无关</w:t>
             </w:r>
@@ -5008,7 +5008,7 @@
             </w:r>
             <w:r>
               <w:rPr>
-                <w:rFonts w:hint="eastAsia" w:ascii="Times New Roman" w:hAnsi="Times New Roman" w:eastAsia="SimSun" w:cs="Times New Roman"/>
+                <w:rFonts w:hint="eastAsia" w:ascii="Times New Roman" w:hAnsi="Times New Roman" w:eastAsia="FangSong" w:cs="Times New Roman"/>
               </w:rPr>
               <w:t>乘以系数不改变</w:t>
             </w:r>
@@ -5037,7 +5037,7 @@
             </w:pPr>
             <w:r>
               <w:rPr>
-                <w:rFonts w:hint="eastAsia" w:ascii="Times New Roman" w:hAnsi="Times New Roman" w:eastAsia="SimSun" w:cs="Times New Roman"/>
+                <w:rFonts w:hint="eastAsia" w:ascii="Times New Roman" w:hAnsi="Times New Roman" w:eastAsia="FangSong" w:cs="Times New Roman"/>
               </w:rPr>
               <w:t xml:space="preserve">正向</w:t>
             </w:r>
@@ -5049,7 +5049,7 @@
             </w:r>
             <w:r>
               <w:rPr>
-                <w:rFonts w:hint="eastAsia" w:ascii="Times New Roman" w:hAnsi="Times New Roman" w:eastAsia="SimSun" w:cs="Times New Roman"/>
+                <w:rFonts w:hint="eastAsia" w:ascii="Times New Roman" w:hAnsi="Times New Roman" w:eastAsia="FangSong" w:cs="Times New Roman"/>
               </w:rPr>
               <w:t xml:space="preserve">逆向</w:t>
             </w:r>
@@ -5064,7 +5064,7 @@
             </w:pPr>
             <w:r>
               <w:rPr>
-                <w:rFonts w:hint="eastAsia" w:ascii="Times New Roman" w:hAnsi="Times New Roman" w:eastAsia="SimSun" w:cs="Times New Roman"/>
+                <w:rFonts w:hint="eastAsia" w:ascii="Times New Roman" w:hAnsi="Times New Roman" w:eastAsia="FangSong" w:cs="Times New Roman"/>
               </w:rPr>
               <w:t xml:space="preserve">半反应反向时</w:t>
             </w:r>
@@ -5076,7 +5076,7 @@
             </w:r>
             <w:r>
               <w:rPr>
-                <w:rFonts w:hint="eastAsia" w:ascii="Times New Roman" w:hAnsi="Times New Roman" w:eastAsia="SimSun" w:cs="Times New Roman"/>
+                <w:rFonts w:hint="eastAsia" w:ascii="Times New Roman" w:hAnsi="Times New Roman" w:eastAsia="FangSong" w:cs="Times New Roman"/>
               </w:rPr>
               <w:t xml:space="preserve">变号</w:t>
             </w:r>
@@ -5091,7 +5091,7 @@
       </w:pPr>
       <w:r>
         <w:rPr>
-          <w:rFonts w:hint="eastAsia" w:ascii="Times New Roman" w:hAnsi="Times New Roman" w:eastAsia="SimSun" w:cs="Times New Roman"/>
+          <w:rFonts w:hint="eastAsia" w:ascii="Times New Roman" w:hAnsi="Times New Roman" w:eastAsia="FangSong" w:cs="Times New Roman"/>
           <w:b/>
           <w:bCs/>
         </w:rPr>
@@ -5225,7 +5225,7 @@
       </w:pPr>
       <w:r>
         <w:rPr>
-          <w:rFonts w:hint="eastAsia" w:ascii="Times New Roman" w:hAnsi="Times New Roman" w:eastAsia="SimSun" w:cs="Times New Roman"/>
+          <w:rFonts w:hint="eastAsia" w:ascii="Times New Roman" w:hAnsi="Times New Roman" w:eastAsia="FangSong" w:cs="Times New Roman"/>
         </w:rPr>
         <w:t xml:space="preserve">易错提醒</w:t>
       </w:r>
@@ -5243,7 +5243,7 @@
       </w:r>
       <w:r>
         <w:rPr>
-          <w:rFonts w:hint="eastAsia" w:ascii="Times New Roman" w:hAnsi="Times New Roman" w:eastAsia="SimSun" w:cs="Times New Roman"/>
+          <w:rFonts w:hint="eastAsia" w:ascii="Times New Roman" w:hAnsi="Times New Roman" w:eastAsia="FangSong" w:cs="Times New Roman"/>
         </w:rPr>
         <w:t>是强度量</w:t>
       </w:r>
@@ -5255,7 +5255,7 @@
       </w:r>
       <w:r>
         <w:rPr>
-          <w:rFonts w:hint="eastAsia" w:ascii="Times New Roman" w:hAnsi="Times New Roman" w:eastAsia="SimSun" w:cs="Times New Roman"/>
+          <w:rFonts w:hint="eastAsia" w:ascii="Times New Roman" w:hAnsi="Times New Roman" w:eastAsia="FangSong" w:cs="Times New Roman"/>
         </w:rPr>
         <w:t>不能像</w:t>
       </w:r>
@@ -5267,7 +5267,7 @@
       </w:r>
       <w:r>
         <w:rPr>
-          <w:rFonts w:hint="eastAsia" w:ascii="Times New Roman" w:hAnsi="Times New Roman" w:eastAsia="SimSun" w:cs="Times New Roman"/>
+          <w:rFonts w:hint="eastAsia" w:ascii="Times New Roman" w:hAnsi="Times New Roman" w:eastAsia="FangSong" w:cs="Times New Roman"/>
         </w:rPr>
         <w:t>那样乘以系数</w:t>
       </w:r>
@@ -5279,7 +5279,7 @@
       </w:r>
       <w:r>
         <w:rPr>
-          <w:rFonts w:hint="eastAsia" w:ascii="Times New Roman" w:hAnsi="Times New Roman" w:eastAsia="SimSun" w:cs="Times New Roman"/>
+          <w:rFonts w:hint="eastAsia" w:ascii="Times New Roman" w:hAnsi="Times New Roman" w:eastAsia="FangSong" w:cs="Times New Roman"/>
         </w:rPr>
         <w:t>即</w:t>
       </w:r>
@@ -5311,7 +5311,7 @@
       </w:r>
       <w:r>
         <w:rPr>
-          <w:rFonts w:hint="eastAsia" w:ascii="Times New Roman" w:hAnsi="Times New Roman" w:eastAsia="SimSun" w:cs="Times New Roman"/>
+          <w:rFonts w:hint="eastAsia" w:ascii="Times New Roman" w:hAnsi="Times New Roman" w:eastAsia="FangSong" w:cs="Times New Roman"/>
         </w:rPr>
         <w:t xml:space="preserve">不随半反应乘以</w:t>
       </w:r>
@@ -5323,7 +5323,7 @@
       </w:r>
       <w:r>
         <w:rPr>
-          <w:rFonts w:hint="eastAsia" w:ascii="Times New Roman" w:hAnsi="Times New Roman" w:eastAsia="SimSun" w:cs="Times New Roman"/>
+          <w:rFonts w:hint="eastAsia" w:ascii="Times New Roman" w:hAnsi="Times New Roman" w:eastAsia="FangSong" w:cs="Times New Roman"/>
         </w:rPr>
         <w:t>而加倍</w:t>
       </w:r>
@@ -5335,7 +5335,7 @@
       </w:r>
       <w:r>
         <w:rPr>
-          <w:rFonts w:hint="eastAsia" w:ascii="Times New Roman" w:hAnsi="Times New Roman" w:eastAsia="SimSun" w:cs="Times New Roman"/>
+          <w:rFonts w:hint="eastAsia" w:ascii="Times New Roman" w:hAnsi="Times New Roman" w:eastAsia="FangSong" w:cs="Times New Roman"/>
         </w:rPr>
         <w:t>这是因为</w:t>
       </w:r>
@@ -5347,7 +5347,7 @@
       </w:r>
       <w:r>
         <w:rPr>
-          <w:rFonts w:hint="eastAsia" w:ascii="Times New Roman" w:hAnsi="Times New Roman" w:eastAsia="SimSun" w:cs="Times New Roman"/>
+          <w:rFonts w:hint="eastAsia" w:ascii="Times New Roman" w:hAnsi="Times New Roman" w:eastAsia="FangSong" w:cs="Times New Roman"/>
         </w:rPr>
         <w:t>对应的是每个电子的能量</w:t>
       </w:r>
@@ -5359,7 +5359,7 @@
       </w:r>
       <w:r>
         <w:rPr>
-          <w:rFonts w:hint="eastAsia" w:ascii="Times New Roman" w:hAnsi="Times New Roman" w:eastAsia="SimSun" w:cs="Times New Roman"/>
+          <w:rFonts w:hint="eastAsia" w:ascii="Times New Roman" w:hAnsi="Times New Roman" w:eastAsia="FangSong" w:cs="Times New Roman"/>
         </w:rPr>
         <w:t>而不是整个反应的能量</w:t>
       </w:r>
@@ -5444,7 +5444,7 @@
       </w:r>
       <w:r>
         <w:rPr>
-          <w:rFonts w:hint="eastAsia" w:ascii="Times New Roman" w:hAnsi="Times New Roman" w:eastAsia="SimSun" w:cs="Times New Roman"/>
+          <w:rFonts w:hint="eastAsia" w:ascii="Times New Roman" w:hAnsi="Times New Roman" w:eastAsia="FangSong" w:cs="Times New Roman"/>
         </w:rPr>
         <w:t xml:space="preserve">方程可以从</w:t>
       </w:r>
@@ -5456,7 +5456,7 @@
       </w:r>
       <w:r>
         <w:rPr>
-          <w:rFonts w:hint="eastAsia" w:ascii="Times New Roman" w:hAnsi="Times New Roman" w:eastAsia="SimSun" w:cs="Times New Roman"/>
+          <w:rFonts w:hint="eastAsia" w:ascii="Times New Roman" w:hAnsi="Times New Roman" w:eastAsia="FangSong" w:cs="Times New Roman"/>
         </w:rPr>
         <w:t>等温式严格推导</w:t>
       </w:r>
@@ -5473,7 +5473,7 @@
       </w:pPr>
       <w:r>
         <w:rPr>
-          <w:rFonts w:hint="eastAsia" w:ascii="Times New Roman" w:hAnsi="Times New Roman" w:eastAsia="SimSun" w:cs="Times New Roman"/>
+          <w:rFonts w:hint="eastAsia" w:ascii="Times New Roman" w:hAnsi="Times New Roman" w:eastAsia="FangSong" w:cs="Times New Roman"/>
           <w:b/>
           <w:bCs/>
         </w:rPr>
@@ -5489,7 +5489,7 @@
       </w:r>
       <w:r>
         <w:rPr>
-          <w:rFonts w:hint="eastAsia" w:ascii="Times New Roman" w:hAnsi="Times New Roman" w:eastAsia="SimSun" w:cs="Times New Roman"/>
+          <w:rFonts w:hint="eastAsia" w:ascii="Times New Roman" w:hAnsi="Times New Roman" w:eastAsia="FangSong" w:cs="Times New Roman"/>
           <w:b/>
           <w:bCs/>
         </w:rPr>
@@ -5509,7 +5509,7 @@
       </w:r>
       <w:r>
         <w:rPr>
-          <w:rFonts w:hint="eastAsia" w:ascii="Times New Roman" w:hAnsi="Times New Roman" w:eastAsia="SimSun" w:cs="Times New Roman"/>
+          <w:rFonts w:hint="eastAsia" w:ascii="Times New Roman" w:hAnsi="Times New Roman" w:eastAsia="FangSong" w:cs="Times New Roman"/>
         </w:rPr>
         <w:t xml:space="preserve">等温式</w:t>
       </w:r>
@@ -5592,7 +5592,7 @@
       </w:pPr>
       <w:r>
         <w:rPr>
-          <w:rFonts w:hint="eastAsia" w:ascii="Times New Roman" w:hAnsi="Times New Roman" w:eastAsia="SimSun" w:cs="Times New Roman"/>
+          <w:rFonts w:hint="eastAsia" w:ascii="Times New Roman" w:hAnsi="Times New Roman" w:eastAsia="FangSong" w:cs="Times New Roman"/>
           <w:b/>
           <w:bCs/>
         </w:rPr>
@@ -5608,7 +5608,7 @@
       </w:r>
       <w:r>
         <w:rPr>
-          <w:rFonts w:hint="eastAsia" w:ascii="Times New Roman" w:hAnsi="Times New Roman" w:eastAsia="SimSun" w:cs="Times New Roman"/>
+          <w:rFonts w:hint="eastAsia" w:ascii="Times New Roman" w:hAnsi="Times New Roman" w:eastAsia="FangSong" w:cs="Times New Roman"/>
           <w:b/>
           <w:bCs/>
         </w:rPr>
@@ -5622,7 +5622,7 @@
       </w:r>
       <w:r>
         <w:rPr>
-          <w:rFonts w:hint="eastAsia" w:ascii="Times New Roman" w:hAnsi="Times New Roman" w:eastAsia="SimSun" w:cs="Times New Roman"/>
+          <w:rFonts w:hint="eastAsia" w:ascii="Times New Roman" w:hAnsi="Times New Roman" w:eastAsia="FangSong" w:cs="Times New Roman"/>
         </w:rPr>
         <w:t>电化学功与自由能的关系</w:t>
       </w:r>
@@ -5633,7 +5633,7 @@
       </w:pPr>
       <w:r>
         <w:rPr>
-          <w:rFonts w:hint="eastAsia" w:ascii="Times New Roman" w:hAnsi="Times New Roman" w:eastAsia="SimSun" w:cs="Times New Roman"/>
+          <w:rFonts w:hint="eastAsia" w:ascii="Times New Roman" w:hAnsi="Times New Roman" w:eastAsia="FangSong" w:cs="Times New Roman"/>
         </w:rPr>
         <w:t>恒温恒压下</w:t>
       </w:r>
@@ -5645,7 +5645,7 @@
       </w:r>
       <w:r>
         <w:rPr>
-          <w:rFonts w:hint="eastAsia" w:ascii="Times New Roman" w:hAnsi="Times New Roman" w:eastAsia="SimSun" w:cs="Times New Roman"/>
+          <w:rFonts w:hint="eastAsia" w:ascii="Times New Roman" w:hAnsi="Times New Roman" w:eastAsia="FangSong" w:cs="Times New Roman"/>
         </w:rPr>
         <w:t>最大非体积功</w:t>
       </w:r>
@@ -5657,7 +5657,7 @@
       </w:r>
       <w:r>
         <w:rPr>
-          <w:rFonts w:hint="eastAsia" w:ascii="Times New Roman" w:hAnsi="Times New Roman" w:eastAsia="SimSun" w:cs="Times New Roman"/>
+          <w:rFonts w:hint="eastAsia" w:ascii="Times New Roman" w:hAnsi="Times New Roman" w:eastAsia="FangSong" w:cs="Times New Roman"/>
         </w:rPr>
         <w:t>电功</w:t>
       </w:r>
@@ -5669,7 +5669,7 @@
       </w:r>
       <w:r>
         <w:rPr>
-          <w:rFonts w:hint="eastAsia" w:ascii="Times New Roman" w:hAnsi="Times New Roman" w:eastAsia="SimSun" w:cs="Times New Roman"/>
+          <w:rFonts w:hint="eastAsia" w:ascii="Times New Roman" w:hAnsi="Times New Roman" w:eastAsia="FangSong" w:cs="Times New Roman"/>
         </w:rPr>
         <w:t>等于自由能变的减少</w:t>
       </w:r>
@@ -5756,7 +5756,7 @@
       </w:pPr>
       <w:r>
         <w:rPr>
-          <w:rFonts w:hint="eastAsia" w:ascii="Times New Roman" w:hAnsi="Times New Roman" w:eastAsia="SimSun" w:cs="Times New Roman"/>
+          <w:rFonts w:hint="eastAsia" w:ascii="Times New Roman" w:hAnsi="Times New Roman" w:eastAsia="FangSong" w:cs="Times New Roman"/>
         </w:rPr>
         <w:t xml:space="preserve">其中</w:t>
       </w:r>
@@ -5768,7 +5768,7 @@
       </w:r>
       <w:r>
         <w:rPr>
-          <w:rFonts w:hint="eastAsia" w:ascii="Times New Roman" w:hAnsi="Times New Roman" w:eastAsia="SimSun" w:cs="Times New Roman"/>
+          <w:rFonts w:hint="eastAsia" w:ascii="Times New Roman" w:hAnsi="Times New Roman" w:eastAsia="FangSong" w:cs="Times New Roman"/>
         </w:rPr>
         <w:t>为转移电子数</w:t>
       </w:r>
@@ -5798,7 +5798,7 @@
       </w:r>
       <w:r>
         <w:rPr>
-          <w:rFonts w:hint="eastAsia" w:ascii="Times New Roman" w:hAnsi="Times New Roman" w:eastAsia="SimSun" w:cs="Times New Roman"/>
+          <w:rFonts w:hint="eastAsia" w:ascii="Times New Roman" w:hAnsi="Times New Roman" w:eastAsia="FangSong" w:cs="Times New Roman"/>
         </w:rPr>
         <w:t>常数</w:t>
       </w:r>
@@ -5810,7 +5810,7 @@
       </w:r>
       <w:r>
         <w:rPr>
-          <w:rFonts w:hint="eastAsia" w:ascii="Times New Roman" w:hAnsi="Times New Roman" w:eastAsia="SimSun" w:cs="Times New Roman"/>
+          <w:rFonts w:hint="eastAsia" w:ascii="Times New Roman" w:hAnsi="Times New Roman" w:eastAsia="FangSong" w:cs="Times New Roman"/>
         </w:rPr>
         <w:t>即</w:t>
       </w:r>
@@ -5822,7 +5822,7 @@
       </w:r>
       <w:r>
         <w:rPr>
-          <w:rFonts w:hint="eastAsia" w:ascii="Times New Roman" w:hAnsi="Times New Roman" w:eastAsia="SimSun" w:cs="Times New Roman"/>
+          <w:rFonts w:hint="eastAsia" w:ascii="Times New Roman" w:hAnsi="Times New Roman" w:eastAsia="FangSong" w:cs="Times New Roman"/>
         </w:rPr>
         <w:t>电子所带的总电荷</w:t>
       </w:r>
@@ -5957,7 +5957,7 @@
       </w:pPr>
       <w:r>
         <w:rPr>
-          <w:rFonts w:hint="eastAsia" w:ascii="Times New Roman" w:hAnsi="Times New Roman" w:eastAsia="SimSun" w:cs="Times New Roman"/>
+          <w:rFonts w:hint="eastAsia" w:ascii="Times New Roman" w:hAnsi="Times New Roman" w:eastAsia="FangSong" w:cs="Times New Roman"/>
           <w:b/>
           <w:bCs/>
         </w:rPr>
@@ -5973,7 +5973,7 @@
       </w:r>
       <w:r>
         <w:rPr>
-          <w:rFonts w:hint="eastAsia" w:ascii="Times New Roman" w:hAnsi="Times New Roman" w:eastAsia="SimSun" w:cs="Times New Roman"/>
+          <w:rFonts w:hint="eastAsia" w:ascii="Times New Roman" w:hAnsi="Times New Roman" w:eastAsia="FangSong" w:cs="Times New Roman"/>
           <w:b/>
           <w:bCs/>
         </w:rPr>
@@ -5987,7 +5987,7 @@
       </w:r>
       <w:r>
         <w:rPr>
-          <w:rFonts w:hint="eastAsia" w:ascii="Times New Roman" w:hAnsi="Times New Roman" w:eastAsia="SimSun" w:cs="Times New Roman"/>
+          <w:rFonts w:hint="eastAsia" w:ascii="Times New Roman" w:hAnsi="Times New Roman" w:eastAsia="FangSong" w:cs="Times New Roman"/>
         </w:rPr>
         <w:t>代入等温式</w:t>
       </w:r>
@@ -6082,7 +6082,7 @@
       </w:pPr>
       <w:r>
         <w:rPr>
-          <w:rFonts w:hint="eastAsia" w:ascii="Times New Roman" w:hAnsi="Times New Roman" w:eastAsia="SimSun" w:cs="Times New Roman"/>
+          <w:rFonts w:hint="eastAsia" w:ascii="Times New Roman" w:hAnsi="Times New Roman" w:eastAsia="FangSong" w:cs="Times New Roman"/>
           <w:b/>
           <w:bCs/>
         </w:rPr>
@@ -6098,7 +6098,7 @@
       </w:r>
       <w:r>
         <w:rPr>
-          <w:rFonts w:hint="eastAsia" w:ascii="Times New Roman" w:hAnsi="Times New Roman" w:eastAsia="SimSun" w:cs="Times New Roman"/>
+          <w:rFonts w:hint="eastAsia" w:ascii="Times New Roman" w:hAnsi="Times New Roman" w:eastAsia="FangSong" w:cs="Times New Roman"/>
           <w:b/>
           <w:bCs/>
         </w:rPr>
@@ -6112,7 +6112,7 @@
       </w:r>
       <w:r>
         <w:rPr>
-          <w:rFonts w:hint="eastAsia" w:ascii="Times New Roman" w:hAnsi="Times New Roman" w:eastAsia="SimSun" w:cs="Times New Roman"/>
+          <w:rFonts w:hint="eastAsia" w:ascii="Times New Roman" w:hAnsi="Times New Roman" w:eastAsia="FangSong" w:cs="Times New Roman"/>
         </w:rPr>
         <w:t>整理得</w:t>
       </w:r>
@@ -6124,7 +6124,7 @@
       </w:r>
       <w:r>
         <w:rPr>
-          <w:rFonts w:hint="eastAsia" w:ascii="Times New Roman" w:hAnsi="Times New Roman" w:eastAsia="SimSun" w:cs="Times New Roman"/>
+          <w:rFonts w:hint="eastAsia" w:ascii="Times New Roman" w:hAnsi="Times New Roman" w:eastAsia="FangSong" w:cs="Times New Roman"/>
         </w:rPr>
         <w:t xml:space="preserve">方程</w:t>
       </w:r>
@@ -6273,7 +6273,7 @@
       </w:r>
       <w:r>
         <w:rPr>
-          <w:rFonts w:hint="eastAsia" w:ascii="Times New Roman" w:hAnsi="Times New Roman" w:eastAsia="SimSun" w:cs="Times New Roman"/>
+          <w:rFonts w:hint="eastAsia" w:ascii="Times New Roman" w:hAnsi="Times New Roman" w:eastAsia="FangSong" w:cs="Times New Roman"/>
         </w:rPr>
         <w:t>图注</w:t>
       </w:r>
@@ -6285,7 +6285,7 @@
       </w:r>
       <w:r>
         <w:rPr>
-          <w:rFonts w:hint="eastAsia" w:ascii="Times New Roman" w:hAnsi="Times New Roman" w:eastAsia="SimSun" w:cs="Times New Roman"/>
+          <w:rFonts w:hint="eastAsia" w:ascii="Times New Roman" w:hAnsi="Times New Roman" w:eastAsia="FangSong" w:cs="Times New Roman"/>
         </w:rPr>
         <w:t>方程中</w:t>
       </w:r>
@@ -6297,7 +6297,7 @@
       </w:r>
       <w:r>
         <w:rPr>
-          <w:rFonts w:hint="eastAsia" w:ascii="Times New Roman" w:hAnsi="Times New Roman" w:eastAsia="SimSun" w:cs="Times New Roman"/>
+          <w:rFonts w:hint="eastAsia" w:ascii="Times New Roman" w:hAnsi="Times New Roman" w:eastAsia="FangSong" w:cs="Times New Roman"/>
         </w:rPr>
         <w:t>随反应商</w:t>
       </w:r>
@@ -6309,7 +6309,7 @@
       </w:r>
       <w:r>
         <w:rPr>
-          <w:rFonts w:hint="eastAsia" w:ascii="Times New Roman" w:hAnsi="Times New Roman" w:eastAsia="SimSun" w:cs="Times New Roman"/>
+          <w:rFonts w:hint="eastAsia" w:ascii="Times New Roman" w:hAnsi="Times New Roman" w:eastAsia="FangSong" w:cs="Times New Roman"/>
         </w:rPr>
         <w:t>的变化曲线</w:t>
       </w:r>
@@ -6326,7 +6326,7 @@
       </w:r>
       <w:r>
         <w:rPr>
-          <w:rFonts w:hint="eastAsia" w:ascii="Times New Roman" w:hAnsi="Times New Roman" w:eastAsia="SimSun" w:cs="Times New Roman"/>
+          <w:rFonts w:hint="eastAsia" w:ascii="Times New Roman" w:hAnsi="Times New Roman" w:eastAsia="FangSong" w:cs="Times New Roman"/>
         </w:rPr>
         <w:t>时简化为</w:t>
       </w:r>
@@ -6412,7 +6412,7 @@
       </w:pPr>
       <w:r>
         <w:rPr>
-          <w:rFonts w:hint="eastAsia" w:ascii="Times New Roman" w:hAnsi="Times New Roman" w:eastAsia="SimSun" w:cs="Times New Roman"/>
+          <w:rFonts w:hint="eastAsia" w:ascii="Times New Roman" w:hAnsi="Times New Roman" w:eastAsia="FangSong" w:cs="Times New Roman"/>
           <w:b/>
           <w:bCs/>
         </w:rPr>
@@ -6428,7 +6428,7 @@
       </w:r>
       <w:r>
         <w:rPr>
-          <w:rFonts w:hint="eastAsia" w:ascii="Times New Roman" w:hAnsi="Times New Roman" w:eastAsia="SimSun" w:cs="Times New Roman"/>
+          <w:rFonts w:hint="eastAsia" w:ascii="Times New Roman" w:hAnsi="Times New Roman" w:eastAsia="FangSong" w:cs="Times New Roman"/>
           <w:b/>
           <w:bCs/>
         </w:rPr>
@@ -6448,7 +6448,7 @@
       </w:r>
       <w:r>
         <w:rPr>
-          <w:rFonts w:hint="eastAsia" w:ascii="Times New Roman" w:hAnsi="Times New Roman" w:eastAsia="SimSun" w:cs="Times New Roman"/>
+          <w:rFonts w:hint="eastAsia" w:ascii="Times New Roman" w:hAnsi="Times New Roman" w:eastAsia="FangSong" w:cs="Times New Roman"/>
         </w:rPr>
         <w:t xml:space="preserve">方程中的</w:t>
       </w:r>
@@ -6460,7 +6460,7 @@
       </w:r>
       <w:r>
         <w:rPr>
-          <w:rFonts w:hint="eastAsia" w:ascii="Times New Roman" w:hAnsi="Times New Roman" w:eastAsia="SimSun" w:cs="Times New Roman"/>
+          <w:rFonts w:hint="eastAsia" w:ascii="Times New Roman" w:hAnsi="Times New Roman" w:eastAsia="FangSong" w:cs="Times New Roman"/>
         </w:rPr>
         <w:t xml:space="preserve">与化学平衡中的</w:t>
       </w:r>
@@ -6472,7 +6472,7 @@
       </w:r>
       <w:r>
         <w:rPr>
-          <w:rFonts w:hint="eastAsia" w:ascii="Times New Roman" w:hAnsi="Times New Roman" w:eastAsia="SimSun" w:cs="Times New Roman"/>
+          <w:rFonts w:hint="eastAsia" w:ascii="Times New Roman" w:hAnsi="Times New Roman" w:eastAsia="FangSong" w:cs="Times New Roman"/>
         </w:rPr>
         <w:t>形式完全相同</w:t>
       </w:r>
@@ -6484,7 +6484,7 @@
       </w:r>
       <w:r>
         <w:rPr>
-          <w:rFonts w:hint="eastAsia" w:ascii="Times New Roman" w:hAnsi="Times New Roman" w:eastAsia="SimSun" w:cs="Times New Roman"/>
+          <w:rFonts w:hint="eastAsia" w:ascii="Times New Roman" w:hAnsi="Times New Roman" w:eastAsia="FangSong" w:cs="Times New Roman"/>
         </w:rPr>
         <w:t>当</w:t>
       </w:r>
@@ -6496,7 +6496,7 @@
       </w:r>
       <w:r>
         <w:rPr>
-          <w:rFonts w:hint="eastAsia" w:ascii="Times New Roman" w:hAnsi="Times New Roman" w:eastAsia="SimSun" w:cs="Times New Roman"/>
+          <w:rFonts w:hint="eastAsia" w:ascii="Times New Roman" w:hAnsi="Times New Roman" w:eastAsia="FangSong" w:cs="Times New Roman"/>
         </w:rPr>
         <w:t xml:space="preserve">时</w:t>
       </w:r>
@@ -6514,7 +6514,7 @@
       </w:r>
       <w:r>
         <w:rPr>
-          <w:rFonts w:hint="eastAsia" w:ascii="Times New Roman" w:hAnsi="Times New Roman" w:eastAsia="SimSun" w:cs="Times New Roman"/>
+          <w:rFonts w:hint="eastAsia" w:ascii="Times New Roman" w:hAnsi="Times New Roman" w:eastAsia="FangSong" w:cs="Times New Roman"/>
         </w:rPr>
         <w:t>平衡</w:t>
       </w:r>
@@ -6526,7 +6526,7 @@
       </w:r>
       <w:r>
         <w:rPr>
-          <w:rFonts w:hint="eastAsia" w:ascii="Times New Roman" w:hAnsi="Times New Roman" w:eastAsia="SimSun" w:cs="Times New Roman"/>
+          <w:rFonts w:hint="eastAsia" w:ascii="Times New Roman" w:hAnsi="Times New Roman" w:eastAsia="FangSong" w:cs="Times New Roman"/>
         </w:rPr>
         <w:t>当</w:t>
       </w:r>
@@ -6538,7 +6538,7 @@
       </w:r>
       <w:r>
         <w:rPr>
-          <w:rFonts w:hint="eastAsia" w:ascii="Times New Roman" w:hAnsi="Times New Roman" w:eastAsia="SimSun" w:cs="Times New Roman"/>
+          <w:rFonts w:hint="eastAsia" w:ascii="Times New Roman" w:hAnsi="Times New Roman" w:eastAsia="FangSong" w:cs="Times New Roman"/>
         </w:rPr>
         <w:t xml:space="preserve">时</w:t>
       </w:r>
@@ -6556,7 +6556,7 @@
       </w:r>
       <w:r>
         <w:rPr>
-          <w:rFonts w:hint="eastAsia" w:ascii="Times New Roman" w:hAnsi="Times New Roman" w:eastAsia="SimSun" w:cs="Times New Roman"/>
+          <w:rFonts w:hint="eastAsia" w:ascii="Times New Roman" w:hAnsi="Times New Roman" w:eastAsia="FangSong" w:cs="Times New Roman"/>
         </w:rPr>
         <w:t>正向自发</w:t>
       </w:r>
@@ -6573,7 +6573,7 @@
       </w:pPr>
       <w:r>
         <w:rPr>
-          <w:rFonts w:hint="eastAsia" w:ascii="Times New Roman" w:hAnsi="Times New Roman" w:eastAsia="SimSun" w:cs="Times New Roman"/>
+          <w:rFonts w:hint="eastAsia" w:ascii="Times New Roman" w:hAnsi="Times New Roman" w:eastAsia="FangSong" w:cs="Times New Roman"/>
           <w:b/>
           <w:bCs/>
         </w:rPr>
@@ -6593,7 +6593,7 @@
       </w:r>
       <w:r>
         <w:rPr>
-          <w:rFonts w:hint="eastAsia" w:ascii="Times New Roman" w:hAnsi="Times New Roman" w:eastAsia="SimSun" w:cs="Times New Roman"/>
+          <w:rFonts w:hint="eastAsia" w:ascii="Times New Roman" w:hAnsi="Times New Roman" w:eastAsia="FangSong" w:cs="Times New Roman"/>
         </w:rPr>
         <w:t>方程系数随温度而变</w:t>
       </w:r>
@@ -6611,7 +6611,7 @@
       </w:r>
       <w:r>
         <w:rPr>
-          <w:rFonts w:hint="eastAsia" w:ascii="Times New Roman" w:hAnsi="Times New Roman" w:eastAsia="SimSun" w:cs="Times New Roman"/>
+          <w:rFonts w:hint="eastAsia" w:ascii="Times New Roman" w:hAnsi="Times New Roman" w:eastAsia="FangSong" w:cs="Times New Roman"/>
         </w:rPr>
         <w:t xml:space="preserve">时约</w:t>
       </w:r>
@@ -6641,7 +6641,7 @@
       </w:r>
       <w:r>
         <w:rPr>
-          <w:rFonts w:hint="eastAsia" w:ascii="Times New Roman" w:hAnsi="Times New Roman" w:eastAsia="SimSun" w:cs="Times New Roman"/>
+          <w:rFonts w:hint="eastAsia" w:ascii="Times New Roman" w:hAnsi="Times New Roman" w:eastAsia="FangSong" w:cs="Times New Roman"/>
         </w:rPr>
         <w:t>人体温度</w:t>
       </w:r>
@@ -6653,7 +6653,7 @@
       </w:r>
       <w:r>
         <w:rPr>
-          <w:rFonts w:hint="eastAsia" w:ascii="Times New Roman" w:hAnsi="Times New Roman" w:eastAsia="SimSun" w:cs="Times New Roman"/>
+          <w:rFonts w:hint="eastAsia" w:ascii="Times New Roman" w:hAnsi="Times New Roman" w:eastAsia="FangSong" w:cs="Times New Roman"/>
         </w:rPr>
         <w:t>时约</w:t>
       </w:r>
@@ -6671,7 +6671,7 @@
       </w:r>
       <w:r>
         <w:rPr>
-          <w:rFonts w:hint="eastAsia" w:ascii="Times New Roman" w:hAnsi="Times New Roman" w:eastAsia="SimSun" w:cs="Times New Roman"/>
+          <w:rFonts w:hint="eastAsia" w:ascii="Times New Roman" w:hAnsi="Times New Roman" w:eastAsia="FangSong" w:cs="Times New Roman"/>
         </w:rPr>
         <w:t>取值不同不是印刷错误</w:t>
       </w:r>
@@ -6683,7 +6683,7 @@
       </w:r>
       <w:r>
         <w:rPr>
-          <w:rFonts w:hint="eastAsia" w:ascii="Times New Roman" w:hAnsi="Times New Roman" w:eastAsia="SimSun" w:cs="Times New Roman"/>
+          <w:rFonts w:hint="eastAsia" w:ascii="Times New Roman" w:hAnsi="Times New Roman" w:eastAsia="FangSong" w:cs="Times New Roman"/>
         </w:rPr>
         <w:t>解题默认</w:t>
       </w:r>
@@ -6728,7 +6728,7 @@
       </w:r>
       <w:r>
         <w:rPr>
-          <w:rFonts w:hint="eastAsia" w:ascii="Times New Roman" w:hAnsi="Times New Roman" w:eastAsia="SimSun" w:cs="Times New Roman"/>
+          <w:rFonts w:hint="eastAsia" w:ascii="Times New Roman" w:hAnsi="Times New Roman" w:eastAsia="FangSong" w:cs="Times New Roman"/>
           <w:b/>
           <w:bCs/>
         </w:rPr>
@@ -6894,7 +6894,7 @@
       </w:pPr>
       <w:r>
         <w:rPr>
-          <w:rFonts w:hint="eastAsia" w:ascii="Times New Roman" w:hAnsi="Times New Roman" w:eastAsia="SimSun" w:cs="Times New Roman"/>
+          <w:rFonts w:hint="eastAsia" w:ascii="Times New Roman" w:hAnsi="Times New Roman" w:eastAsia="FangSong" w:cs="Times New Roman"/>
         </w:rPr>
         <w:t xml:space="preserve">当</w:t>
       </w:r>
@@ -6979,7 +6979,7 @@
       </w:r>
       <w:r>
         <w:rPr>
-          <w:rFonts w:hint="eastAsia" w:ascii="Times New Roman" w:hAnsi="Times New Roman" w:eastAsia="SimSun" w:cs="Times New Roman"/>
+          <w:rFonts w:hint="eastAsia" w:ascii="Times New Roman" w:hAnsi="Times New Roman" w:eastAsia="FangSong" w:cs="Times New Roman"/>
         </w:rPr>
         <w:t>时</w:t>
       </w:r>
@@ -7167,7 +7167,7 @@
       </w:pPr>
       <w:r>
         <w:rPr>
-          <w:rFonts w:hint="eastAsia" w:ascii="Times New Roman" w:hAnsi="Times New Roman" w:eastAsia="SimSun" w:cs="Times New Roman"/>
+          <w:rFonts w:hint="eastAsia" w:ascii="Times New Roman" w:hAnsi="Times New Roman" w:eastAsia="FangSong" w:cs="Times New Roman"/>
         </w:rPr>
         <w:t xml:space="preserve">降低</w:t>
       </w:r>
@@ -7192,7 +7192,7 @@
       </w:r>
       <w:r>
         <w:rPr>
-          <w:rFonts w:hint="eastAsia" w:ascii="Times New Roman" w:hAnsi="Times New Roman" w:eastAsia="SimSun" w:cs="Times New Roman"/>
+          <w:rFonts w:hint="eastAsia" w:ascii="Times New Roman" w:hAnsi="Times New Roman" w:eastAsia="FangSong" w:cs="Times New Roman"/>
         </w:rPr>
         <w:t xml:space="preserve">使</w:t>
       </w:r>
@@ -7204,7 +7204,7 @@
       </w:r>
       <w:r>
         <w:rPr>
-          <w:rFonts w:hint="eastAsia" w:ascii="Times New Roman" w:hAnsi="Times New Roman" w:eastAsia="SimSun" w:cs="Times New Roman"/>
+          <w:rFonts w:hint="eastAsia" w:ascii="Times New Roman" w:hAnsi="Times New Roman" w:eastAsia="FangSong" w:cs="Times New Roman"/>
         </w:rPr>
         <w:t>更负</w:t>
       </w:r>
@@ -7228,7 +7228,7 @@
       </w:r>
       <w:r>
         <w:rPr>
-          <w:rFonts w:hint="eastAsia" w:ascii="Times New Roman" w:hAnsi="Times New Roman" w:eastAsia="SimSun" w:cs="Times New Roman"/>
+          <w:rFonts w:hint="eastAsia" w:ascii="Times New Roman" w:hAnsi="Times New Roman" w:eastAsia="FangSong" w:cs="Times New Roman"/>
         </w:rPr>
         <w:t>即</w:t>
       </w:r>
@@ -7240,7 +7240,7 @@
       </w:r>
       <w:r>
         <w:rPr>
-          <w:rFonts w:hint="eastAsia" w:ascii="Times New Roman" w:hAnsi="Times New Roman" w:eastAsia="SimSun" w:cs="Times New Roman"/>
+          <w:rFonts w:hint="eastAsia" w:ascii="Times New Roman" w:hAnsi="Times New Roman" w:eastAsia="FangSong" w:cs="Times New Roman"/>
         </w:rPr>
         <w:t>的还原能力减弱</w:t>
       </w:r>
@@ -7252,7 +7252,7 @@
       </w:r>
       <w:r>
         <w:rPr>
-          <w:rFonts w:hint="eastAsia" w:ascii="Times New Roman" w:hAnsi="Times New Roman" w:eastAsia="SimSun" w:cs="Times New Roman"/>
+          <w:rFonts w:hint="eastAsia" w:ascii="Times New Roman" w:hAnsi="Times New Roman" w:eastAsia="FangSong" w:cs="Times New Roman"/>
         </w:rPr>
         <w:t>被氧化倾向增强</w:t>
       </w:r>
@@ -7264,7 +7264,7 @@
       </w:r>
       <w:r>
         <w:rPr>
-          <w:rFonts w:hint="eastAsia" w:ascii="Times New Roman" w:hAnsi="Times New Roman" w:eastAsia="SimSun" w:cs="Times New Roman"/>
+          <w:rFonts w:hint="eastAsia" w:ascii="Times New Roman" w:hAnsi="Times New Roman" w:eastAsia="FangSong" w:cs="Times New Roman"/>
         </w:rPr>
         <w:t>作负极</w:t>
       </w:r>
@@ -7289,7 +7289,7 @@
       </w:r>
       <w:r>
         <w:rPr>
-          <w:rFonts w:hint="eastAsia" w:ascii="Times New Roman" w:hAnsi="Times New Roman" w:eastAsia="SimSun" w:cs="Times New Roman"/>
+          <w:rFonts w:hint="eastAsia" w:ascii="Times New Roman" w:hAnsi="Times New Roman" w:eastAsia="FangSong" w:cs="Times New Roman"/>
           <w:b/>
           <w:bCs/>
         </w:rPr>
@@ -7732,7 +7732,7 @@
       </w:r>
       <w:r>
         <w:rPr>
-          <w:rFonts w:hint="eastAsia" w:ascii="Times New Roman" w:hAnsi="Times New Roman" w:eastAsia="SimSun" w:cs="Times New Roman"/>
+          <w:rFonts w:hint="eastAsia" w:ascii="Times New Roman" w:hAnsi="Times New Roman" w:eastAsia="FangSong" w:cs="Times New Roman"/>
         </w:rPr>
         <w:t>增大</w:t>
       </w:r>
@@ -7763,7 +7763,7 @@
       </w:r>
       <w:r>
         <w:rPr>
-          <w:rFonts w:hint="eastAsia" w:ascii="Times New Roman" w:hAnsi="Times New Roman" w:eastAsia="SimSun" w:cs="Times New Roman"/>
+          <w:rFonts w:hint="eastAsia" w:ascii="Times New Roman" w:hAnsi="Times New Roman" w:eastAsia="FangSong" w:cs="Times New Roman"/>
         </w:rPr>
         <w:t>减小</w:t>
       </w:r>
@@ -7781,7 +7781,7 @@
       </w:r>
       <w:r>
         <w:rPr>
-          <w:rFonts w:hint="eastAsia" w:ascii="Times New Roman" w:hAnsi="Times New Roman" w:eastAsia="SimSun" w:cs="Times New Roman"/>
+          <w:rFonts w:hint="eastAsia" w:ascii="Times New Roman" w:hAnsi="Times New Roman" w:eastAsia="FangSong" w:cs="Times New Roman"/>
         </w:rPr>
         <w:t xml:space="preserve">显著降低</w:t>
       </w:r>
@@ -7806,7 +7806,7 @@
       </w:r>
       <w:r>
         <w:rPr>
-          <w:rFonts w:hint="eastAsia" w:ascii="Times New Roman" w:hAnsi="Times New Roman" w:eastAsia="SimSun" w:cs="Times New Roman"/>
+          <w:rFonts w:hint="eastAsia" w:ascii="Times New Roman" w:hAnsi="Times New Roman" w:eastAsia="FangSong" w:cs="Times New Roman"/>
         </w:rPr>
         <w:t>氧化能力减弱</w:t>
       </w:r>
@@ -7823,7 +7823,7 @@
       </w:pPr>
       <w:r>
         <w:rPr>
-          <w:rFonts w:hint="eastAsia" w:ascii="Times New Roman" w:hAnsi="Times New Roman" w:eastAsia="SimSun" w:cs="Times New Roman"/>
+          <w:rFonts w:hint="eastAsia" w:ascii="Times New Roman" w:hAnsi="Times New Roman" w:eastAsia="FangSong" w:cs="Times New Roman"/>
           <w:b/>
           <w:bCs/>
         </w:rPr>
@@ -7843,7 +7843,7 @@
       </w:r>
       <w:r>
         <w:rPr>
-          <w:rFonts w:hint="eastAsia" w:ascii="Times New Roman" w:hAnsi="Times New Roman" w:eastAsia="SimSun" w:cs="Times New Roman"/>
+          <w:rFonts w:hint="eastAsia" w:ascii="Times New Roman" w:hAnsi="Times New Roman" w:eastAsia="FangSong" w:cs="Times New Roman"/>
         </w:rPr>
         <w:t>时</w:t>
       </w:r>
@@ -7855,7 +7855,7 @@
       </w:r>
       <w:r>
         <w:rPr>
-          <w:rFonts w:hint="eastAsia" w:ascii="Times New Roman" w:hAnsi="Times New Roman" w:eastAsia="SimSun" w:cs="Times New Roman"/>
+          <w:rFonts w:hint="eastAsia" w:ascii="Times New Roman" w:hAnsi="Times New Roman" w:eastAsia="FangSong" w:cs="Times New Roman"/>
         </w:rPr>
         <w:t>其他物种标准浓度</w:t>
       </w:r>
@@ -8016,7 +8016,7 @@
       </w:r>
       <w:r>
         <w:rPr>
-          <w:rFonts w:hint="eastAsia" w:ascii="Times New Roman" w:hAnsi="Times New Roman" w:eastAsia="SimSun" w:cs="Times New Roman"/>
+          <w:rFonts w:hint="eastAsia" w:ascii="Times New Roman" w:hAnsi="Times New Roman" w:eastAsia="FangSong" w:cs="Times New Roman"/>
         </w:rPr>
         <w:t xml:space="preserve">从</w:t>
       </w:r>
@@ -8028,7 +8028,7 @@
       </w:r>
       <w:r>
         <w:rPr>
-          <w:rFonts w:hint="eastAsia" w:ascii="Times New Roman" w:hAnsi="Times New Roman" w:eastAsia="SimSun" w:cs="Times New Roman"/>
+          <w:rFonts w:hint="eastAsia" w:ascii="Times New Roman" w:hAnsi="Times New Roman" w:eastAsia="FangSong" w:cs="Times New Roman"/>
         </w:rPr>
         <w:t xml:space="preserve">升到</w:t>
       </w:r>
@@ -8052,7 +8052,7 @@
       </w:r>
       <w:r>
         <w:rPr>
-          <w:rFonts w:hint="eastAsia" w:ascii="Times New Roman" w:hAnsi="Times New Roman" w:eastAsia="SimSun" w:cs="Times New Roman"/>
+          <w:rFonts w:hint="eastAsia" w:ascii="Times New Roman" w:hAnsi="Times New Roman" w:eastAsia="FangSong" w:cs="Times New Roman"/>
         </w:rPr>
         <w:t xml:space="preserve">降低</w:t>
       </w:r>
@@ -8070,7 +8070,7 @@
       </w:r>
       <w:r>
         <w:rPr>
-          <w:rFonts w:hint="eastAsia" w:ascii="Times New Roman" w:hAnsi="Times New Roman" w:eastAsia="SimSun" w:cs="Times New Roman"/>
+          <w:rFonts w:hint="eastAsia" w:ascii="Times New Roman" w:hAnsi="Times New Roman" w:eastAsia="FangSong" w:cs="Times New Roman"/>
         </w:rPr>
         <w:t>这就是为什么</w:t>
       </w:r>
@@ -8095,7 +8095,7 @@
       </w:r>
       <w:r>
         <w:rPr>
-          <w:rFonts w:hint="eastAsia" w:ascii="Times New Roman" w:hAnsi="Times New Roman" w:eastAsia="SimSun" w:cs="Times New Roman"/>
+          <w:rFonts w:hint="eastAsia" w:ascii="Times New Roman" w:hAnsi="Times New Roman" w:eastAsia="FangSong" w:cs="Times New Roman"/>
         </w:rPr>
         <w:t>在碱性溶液中氧化能力显著减弱</w:t>
       </w:r>
@@ -8120,7 +8120,7 @@
       </w:r>
       <w:r>
         <w:rPr>
-          <w:rFonts w:hint="eastAsia" w:ascii="Times New Roman" w:hAnsi="Times New Roman" w:eastAsia="SimSun" w:cs="Times New Roman"/>
+          <w:rFonts w:hint="eastAsia" w:ascii="Times New Roman" w:hAnsi="Times New Roman" w:eastAsia="FangSong" w:cs="Times New Roman"/>
           <w:b/>
           <w:bCs/>
         </w:rPr>
@@ -8133,7 +8133,7 @@
       </w:pPr>
       <w:r>
         <w:rPr>
-          <w:rFonts w:hint="eastAsia" w:ascii="Times New Roman" w:hAnsi="Times New Roman" w:eastAsia="SimSun" w:cs="Times New Roman"/>
+          <w:rFonts w:hint="eastAsia" w:ascii="Times New Roman" w:hAnsi="Times New Roman" w:eastAsia="FangSong" w:cs="Times New Roman"/>
           <w:b/>
           <w:bCs/>
         </w:rPr>
@@ -8147,7 +8147,7 @@
       </w:r>
       <w:r>
         <w:rPr>
-          <w:rFonts w:hint="eastAsia" w:ascii="Times New Roman" w:hAnsi="Times New Roman" w:eastAsia="SimSun" w:cs="Times New Roman"/>
+          <w:rFonts w:hint="eastAsia" w:ascii="Times New Roman" w:hAnsi="Times New Roman" w:eastAsia="FangSong" w:cs="Times New Roman"/>
         </w:rPr>
         <w:t>先建立</w:t>
       </w:r>
@@ -8159,7 +8159,7 @@
       </w:r>
       <w:r>
         <w:rPr>
-          <w:rFonts w:hint="eastAsia" w:ascii="Times New Roman" w:hAnsi="Times New Roman" w:eastAsia="SimSun" w:cs="Times New Roman"/>
+          <w:rFonts w:hint="eastAsia" w:ascii="Times New Roman" w:hAnsi="Times New Roman" w:eastAsia="FangSong" w:cs="Times New Roman"/>
         </w:rPr>
         <w:t>沉淀使游离离子浓度下降</w:t>
       </w:r>
@@ -8171,7 +8171,7 @@
       </w:r>
       <w:r>
         <w:rPr>
-          <w:rFonts w:hint="eastAsia" w:ascii="Times New Roman" w:hAnsi="Times New Roman" w:eastAsia="SimSun" w:cs="Times New Roman"/>
+          <w:rFonts w:hint="eastAsia" w:ascii="Times New Roman" w:hAnsi="Times New Roman" w:eastAsia="FangSong" w:cs="Times New Roman"/>
         </w:rPr>
         <w:t>从而改变电极电势</w:t>
       </w:r>
@@ -8183,7 +8183,7 @@
       </w:r>
       <w:r>
         <w:rPr>
-          <w:rFonts w:hint="eastAsia" w:ascii="Times New Roman" w:hAnsi="Times New Roman" w:eastAsia="SimSun" w:cs="Times New Roman"/>
+          <w:rFonts w:hint="eastAsia" w:ascii="Times New Roman" w:hAnsi="Times New Roman" w:eastAsia="FangSong" w:cs="Times New Roman"/>
         </w:rPr>
         <w:t>的桥梁认识</w:t>
       </w:r>
@@ -8195,7 +8195,7 @@
       </w:r>
       <w:r>
         <w:rPr>
-          <w:rFonts w:hint="eastAsia" w:ascii="Times New Roman" w:hAnsi="Times New Roman" w:eastAsia="SimSun" w:cs="Times New Roman"/>
+          <w:rFonts w:hint="eastAsia" w:ascii="Times New Roman" w:hAnsi="Times New Roman" w:eastAsia="FangSong" w:cs="Times New Roman"/>
         </w:rPr>
         <w:t>复杂的沉淀</w:t>
       </w:r>
@@ -8207,7 +8207,7 @@
       </w:r>
       <w:r>
         <w:rPr>
-          <w:rFonts w:hint="eastAsia" w:ascii="Times New Roman" w:hAnsi="Times New Roman" w:eastAsia="SimSun" w:cs="Times New Roman"/>
+          <w:rFonts w:hint="eastAsia" w:ascii="Times New Roman" w:hAnsi="Times New Roman" w:eastAsia="FangSong" w:cs="Times New Roman"/>
         </w:rPr>
         <w:t>电势联立计算放到后续习题课或第二轮</w:t>
       </w:r>
@@ -8365,7 +8365,7 @@
       </w:pPr>
       <w:r>
         <w:rPr>
-          <w:rFonts w:hint="eastAsia" w:ascii="Times New Roman" w:hAnsi="Times New Roman" w:eastAsia="SimSun" w:cs="Times New Roman"/>
+          <w:rFonts w:hint="eastAsia" w:ascii="Times New Roman" w:hAnsi="Times New Roman" w:eastAsia="FangSong" w:cs="Times New Roman"/>
         </w:rPr>
         <w:t xml:space="preserve">加入</w:t>
       </w:r>
@@ -8377,7 +8377,7 @@
       </w:r>
       <w:r>
         <w:rPr>
-          <w:rFonts w:hint="eastAsia" w:ascii="Times New Roman" w:hAnsi="Times New Roman" w:eastAsia="SimSun" w:cs="Times New Roman"/>
+          <w:rFonts w:hint="eastAsia" w:ascii="Times New Roman" w:hAnsi="Times New Roman" w:eastAsia="FangSong" w:cs="Times New Roman"/>
         </w:rPr>
         <w:t xml:space="preserve">生成</w:t>
       </w:r>
@@ -8389,7 +8389,7 @@
       </w:r>
       <w:r>
         <w:rPr>
-          <w:rFonts w:hint="eastAsia" w:ascii="Times New Roman" w:hAnsi="Times New Roman" w:eastAsia="SimSun" w:cs="Times New Roman"/>
+          <w:rFonts w:hint="eastAsia" w:ascii="Times New Roman" w:hAnsi="Times New Roman" w:eastAsia="FangSong" w:cs="Times New Roman"/>
         </w:rPr>
         <w:t>沉淀后</w:t>
       </w:r>
@@ -8511,7 +8511,7 @@
       </w:pPr>
       <w:r>
         <w:rPr>
-          <w:rFonts w:hint="eastAsia" w:ascii="Times New Roman" w:hAnsi="Times New Roman" w:eastAsia="SimSun" w:cs="Times New Roman"/>
+          <w:rFonts w:hint="eastAsia" w:ascii="Times New Roman" w:hAnsi="Times New Roman" w:eastAsia="FangSong" w:cs="Times New Roman"/>
         </w:rPr>
         <w:t xml:space="preserve">当</w:t>
       </w:r>
@@ -8551,7 +8551,7 @@
       </w:r>
       <w:r>
         <w:rPr>
-          <w:rFonts w:hint="eastAsia" w:ascii="Times New Roman" w:hAnsi="Times New Roman" w:eastAsia="SimSun" w:cs="Times New Roman"/>
+          <w:rFonts w:hint="eastAsia" w:ascii="Times New Roman" w:hAnsi="Times New Roman" w:eastAsia="FangSong" w:cs="Times New Roman"/>
         </w:rPr>
         <w:t>时</w:t>
       </w:r>
@@ -8675,7 +8675,7 @@
       </w:r>
       <w:r>
         <w:rPr>
-          <w:rFonts w:hint="eastAsia" w:ascii="Times New Roman" w:hAnsi="Times New Roman" w:eastAsia="SimSun" w:cs="Times New Roman"/>
+          <w:rFonts w:hint="eastAsia" w:ascii="Times New Roman" w:hAnsi="Times New Roman" w:eastAsia="FangSong" w:cs="Times New Roman"/>
         </w:rPr>
         <w:t>这就是</w:t>
       </w:r>
@@ -8687,7 +8687,7 @@
       </w:r>
       <w:r>
         <w:rPr>
-          <w:rFonts w:hint="eastAsia" w:ascii="Times New Roman" w:hAnsi="Times New Roman" w:eastAsia="SimSun" w:cs="Times New Roman"/>
+          <w:rFonts w:hint="eastAsia" w:ascii="Times New Roman" w:hAnsi="Times New Roman" w:eastAsia="FangSong" w:cs="Times New Roman"/>
         </w:rPr>
         <w:t>参比电极的电势值</w:t>
       </w:r>
@@ -8704,7 +8704,7 @@
       </w:pPr>
       <w:r>
         <w:rPr>
-          <w:rFonts w:hint="eastAsia" w:ascii="Times New Roman" w:hAnsi="Times New Roman" w:eastAsia="SimSun" w:cs="Times New Roman"/>
+          <w:rFonts w:hint="eastAsia" w:ascii="Times New Roman" w:hAnsi="Times New Roman" w:eastAsia="FangSong" w:cs="Times New Roman"/>
           <w:b/>
           <w:bCs/>
         </w:rPr>
@@ -8718,7 +8718,7 @@
       </w:r>
       <w:r>
         <w:rPr>
-          <w:rFonts w:hint="eastAsia" w:ascii="Times New Roman" w:hAnsi="Times New Roman" w:eastAsia="SimSun" w:cs="Times New Roman"/>
+          <w:rFonts w:hint="eastAsia" w:ascii="Times New Roman" w:hAnsi="Times New Roman" w:eastAsia="FangSong" w:cs="Times New Roman"/>
         </w:rPr>
         <w:t>沉淀使</w:t>
       </w:r>
@@ -8758,7 +8758,7 @@
       </w:r>
       <w:r>
         <w:rPr>
-          <w:rFonts w:hint="eastAsia" w:ascii="Times New Roman" w:hAnsi="Times New Roman" w:eastAsia="SimSun" w:cs="Times New Roman"/>
+          <w:rFonts w:hint="eastAsia" w:ascii="Times New Roman" w:hAnsi="Times New Roman" w:eastAsia="FangSong" w:cs="Times New Roman"/>
         </w:rPr>
         <w:t xml:space="preserve">降低</w:t>
       </w:r>
@@ -8770,7 +8770,7 @@
       </w:r>
       <w:r>
         <w:rPr>
-          <w:rFonts w:hint="eastAsia" w:ascii="Times New Roman" w:hAnsi="Times New Roman" w:eastAsia="SimSun" w:cs="Times New Roman"/>
+          <w:rFonts w:hint="eastAsia" w:ascii="Times New Roman" w:hAnsi="Times New Roman" w:eastAsia="FangSong" w:cs="Times New Roman"/>
         </w:rPr>
         <w:t xml:space="preserve">方程预测</w:t>
       </w:r>
@@ -8782,7 +8782,7 @@
       </w:r>
       <w:r>
         <w:rPr>
-          <w:rFonts w:hint="eastAsia" w:ascii="Times New Roman" w:hAnsi="Times New Roman" w:eastAsia="SimSun" w:cs="Times New Roman"/>
+          <w:rFonts w:hint="eastAsia" w:ascii="Times New Roman" w:hAnsi="Times New Roman" w:eastAsia="FangSong" w:cs="Times New Roman"/>
         </w:rPr>
         <w:t xml:space="preserve">降低</w:t>
       </w:r>
@@ -8794,7 +8794,7 @@
       </w:r>
       <w:r>
         <w:rPr>
-          <w:rFonts w:hint="eastAsia" w:ascii="Times New Roman" w:hAnsi="Times New Roman" w:eastAsia="SimSun" w:cs="Times New Roman"/>
+          <w:rFonts w:hint="eastAsia" w:ascii="Times New Roman" w:hAnsi="Times New Roman" w:eastAsia="FangSong" w:cs="Times New Roman"/>
         </w:rPr>
         <w:t>的还原能力减弱</w:t>
       </w:r>
@@ -8811,7 +8811,7 @@
       </w:pPr>
       <w:r>
         <w:rPr>
-          <w:rFonts w:hint="eastAsia" w:ascii="Times New Roman" w:hAnsi="Times New Roman" w:eastAsia="SimSun" w:cs="Times New Roman"/>
+          <w:rFonts w:hint="eastAsia" w:ascii="Times New Roman" w:hAnsi="Times New Roman" w:eastAsia="FangSong" w:cs="Times New Roman"/>
           <w:b/>
           <w:bCs/>
         </w:rPr>
@@ -8861,7 +8861,7 @@
       </w:r>
       <w:r>
         <w:rPr>
-          <w:rFonts w:hint="eastAsia" w:ascii="Times New Roman" w:hAnsi="Times New Roman" w:eastAsia="SimSun" w:cs="Times New Roman"/>
+          <w:rFonts w:hint="eastAsia" w:ascii="Times New Roman" w:hAnsi="Times New Roman" w:eastAsia="FangSong" w:cs="Times New Roman"/>
           <w:b/>
           <w:bCs/>
         </w:rPr>
@@ -8883,7 +8883,7 @@
       </w:r>
       <w:r>
         <w:rPr>
-          <w:rFonts w:hint="eastAsia" w:ascii="Times New Roman" w:hAnsi="Times New Roman" w:eastAsia="SimSun" w:cs="Times New Roman"/>
+          <w:rFonts w:hint="eastAsia" w:ascii="Times New Roman" w:hAnsi="Times New Roman" w:eastAsia="FangSong" w:cs="Times New Roman"/>
         </w:rPr>
         <w:t xml:space="preserve">单独看</w:t>
       </w:r>
@@ -8939,7 +8939,7 @@
       </w:r>
       <w:r>
         <w:rPr>
-          <w:rFonts w:hint="eastAsia" w:ascii="Times New Roman" w:hAnsi="Times New Roman" w:eastAsia="SimSun" w:cs="Times New Roman"/>
+          <w:rFonts w:hint="eastAsia" w:ascii="Times New Roman" w:hAnsi="Times New Roman" w:eastAsia="FangSong" w:cs="Times New Roman"/>
         </w:rPr>
         <w:t>与</w:t>
       </w:r>
@@ -9008,7 +9008,7 @@
       </w:r>
       <w:r>
         <w:rPr>
-          <w:rFonts w:hint="eastAsia" w:ascii="Times New Roman" w:hAnsi="Times New Roman" w:eastAsia="SimSun" w:cs="Times New Roman"/>
+          <w:rFonts w:hint="eastAsia" w:ascii="Times New Roman" w:hAnsi="Times New Roman" w:eastAsia="FangSong" w:cs="Times New Roman"/>
         </w:rPr>
         <w:t xml:space="preserve">不足以把</w:t>
       </w:r>
@@ -9033,7 +9033,7 @@
       </w:r>
       <w:r>
         <w:rPr>
-          <w:rFonts w:hint="eastAsia" w:ascii="Times New Roman" w:hAnsi="Times New Roman" w:eastAsia="SimSun" w:cs="Times New Roman"/>
+          <w:rFonts w:hint="eastAsia" w:ascii="Times New Roman" w:hAnsi="Times New Roman" w:eastAsia="FangSong" w:cs="Times New Roman"/>
         </w:rPr>
         <w:t>氧化</w:t>
       </w:r>
@@ -9045,7 +9045,7 @@
       </w:r>
       <w:r>
         <w:rPr>
-          <w:rFonts w:hint="eastAsia" w:ascii="Times New Roman" w:hAnsi="Times New Roman" w:eastAsia="SimSun" w:cs="Times New Roman"/>
+          <w:rFonts w:hint="eastAsia" w:ascii="Times New Roman" w:hAnsi="Times New Roman" w:eastAsia="FangSong" w:cs="Times New Roman"/>
         </w:rPr>
         <w:t>但加入</w:t>
       </w:r>
@@ -9070,7 +9070,7 @@
       </w:r>
       <w:r>
         <w:rPr>
-          <w:rFonts w:hint="eastAsia" w:ascii="Times New Roman" w:hAnsi="Times New Roman" w:eastAsia="SimSun" w:cs="Times New Roman"/>
+          <w:rFonts w:hint="eastAsia" w:ascii="Times New Roman" w:hAnsi="Times New Roman" w:eastAsia="FangSong" w:cs="Times New Roman"/>
         </w:rPr>
         <w:t xml:space="preserve">后生成</w:t>
       </w:r>
@@ -9082,7 +9082,7 @@
       </w:r>
       <w:r>
         <w:rPr>
-          <w:rFonts w:hint="eastAsia" w:ascii="Times New Roman" w:hAnsi="Times New Roman" w:eastAsia="SimSun" w:cs="Times New Roman"/>
+          <w:rFonts w:hint="eastAsia" w:ascii="Times New Roman" w:hAnsi="Times New Roman" w:eastAsia="FangSong" w:cs="Times New Roman"/>
         </w:rPr>
         <w:t>沉淀</w:t>
       </w:r>
@@ -9132,7 +9132,7 @@
       </w:r>
       <w:r>
         <w:rPr>
-          <w:rFonts w:hint="eastAsia" w:ascii="Times New Roman" w:hAnsi="Times New Roman" w:eastAsia="SimSun" w:cs="Times New Roman"/>
+          <w:rFonts w:hint="eastAsia" w:ascii="Times New Roman" w:hAnsi="Times New Roman" w:eastAsia="FangSong" w:cs="Times New Roman"/>
         </w:rPr>
         <w:t>被大幅压低</w:t>
       </w:r>
@@ -9144,7 +9144,7 @@
       </w:r>
       <w:r>
         <w:rPr>
-          <w:rFonts w:hint="eastAsia" w:ascii="Times New Roman" w:hAnsi="Times New Roman" w:eastAsia="SimSun" w:cs="Times New Roman"/>
+          <w:rFonts w:hint="eastAsia" w:ascii="Times New Roman" w:hAnsi="Times New Roman" w:eastAsia="FangSong" w:cs="Times New Roman"/>
         </w:rPr>
         <w:t>使</w:t>
       </w:r>
@@ -9169,7 +9169,7 @@
       </w:r>
       <w:r>
         <w:rPr>
-          <w:rFonts w:hint="eastAsia" w:ascii="Times New Roman" w:hAnsi="Times New Roman" w:eastAsia="SimSun" w:cs="Times New Roman"/>
+          <w:rFonts w:hint="eastAsia" w:ascii="Times New Roman" w:hAnsi="Times New Roman" w:eastAsia="FangSong" w:cs="Times New Roman"/>
         </w:rPr>
         <w:t xml:space="preserve">电对的电势升至约</w:t>
       </w:r>
@@ -9187,7 +9187,7 @@
       </w:r>
       <w:r>
         <w:rPr>
-          <w:rFonts w:hint="eastAsia" w:ascii="Times New Roman" w:hAnsi="Times New Roman" w:eastAsia="SimSun" w:cs="Times New Roman"/>
+          <w:rFonts w:hint="eastAsia" w:ascii="Times New Roman" w:hAnsi="Times New Roman" w:eastAsia="FangSong" w:cs="Times New Roman"/>
         </w:rPr>
         <w:t>于是</w:t>
       </w:r>
@@ -9339,7 +9339,7 @@
       </w:pPr>
       <w:r>
         <w:rPr>
-          <w:rFonts w:hint="eastAsia" w:ascii="Times New Roman" w:hAnsi="Times New Roman" w:eastAsia="SimSun" w:cs="Times New Roman"/>
+          <w:rFonts w:hint="eastAsia" w:ascii="Times New Roman" w:hAnsi="Times New Roman" w:eastAsia="FangSong" w:cs="Times New Roman"/>
         </w:rPr>
         <w:t>自发进行</w:t>
       </w:r>
@@ -9363,7 +9363,7 @@
       </w:r>
       <w:r>
         <w:rPr>
-          <w:rFonts w:hint="eastAsia" w:ascii="Times New Roman" w:hAnsi="Times New Roman" w:eastAsia="SimSun" w:cs="Times New Roman"/>
+          <w:rFonts w:hint="eastAsia" w:ascii="Times New Roman" w:hAnsi="Times New Roman" w:eastAsia="FangSong" w:cs="Times New Roman"/>
         </w:rPr>
         <w:t>这正是碘量法滴定铜的分析基础</w:t>
       </w:r>
@@ -9375,7 +9375,7 @@
       </w:r>
       <w:r>
         <w:rPr>
-          <w:rFonts w:hint="eastAsia" w:ascii="Times New Roman" w:hAnsi="Times New Roman" w:eastAsia="SimSun" w:cs="Times New Roman"/>
+          <w:rFonts w:hint="eastAsia" w:ascii="Times New Roman" w:hAnsi="Times New Roman" w:eastAsia="FangSong" w:cs="Times New Roman"/>
         </w:rPr>
         <w:t>沉淀把</w:t>
       </w:r>
@@ -9387,7 +9387,7 @@
       </w:r>
       <w:r>
         <w:rPr>
-          <w:rFonts w:hint="eastAsia" w:ascii="Times New Roman" w:hAnsi="Times New Roman" w:eastAsia="SimSun" w:cs="Times New Roman"/>
+          <w:rFonts w:hint="eastAsia" w:ascii="Times New Roman" w:hAnsi="Times New Roman" w:eastAsia="FangSong" w:cs="Times New Roman"/>
         </w:rPr>
         <w:t>本不能发生的氧化还原</w:t>
       </w:r>
@@ -9399,7 +9399,7 @@
       </w:r>
       <w:r>
         <w:rPr>
-          <w:rFonts w:hint="eastAsia" w:ascii="Times New Roman" w:hAnsi="Times New Roman" w:eastAsia="SimSun" w:cs="Times New Roman"/>
+          <w:rFonts w:hint="eastAsia" w:ascii="Times New Roman" w:hAnsi="Times New Roman" w:eastAsia="FangSong" w:cs="Times New Roman"/>
         </w:rPr>
         <w:t>变成</w:t>
       </w:r>
@@ -9411,7 +9411,7 @@
       </w:r>
       <w:r>
         <w:rPr>
-          <w:rFonts w:hint="eastAsia" w:ascii="Times New Roman" w:hAnsi="Times New Roman" w:eastAsia="SimSun" w:cs="Times New Roman"/>
+          <w:rFonts w:hint="eastAsia" w:ascii="Times New Roman" w:hAnsi="Times New Roman" w:eastAsia="FangSong" w:cs="Times New Roman"/>
         </w:rPr>
         <w:t>能自发发生的氧化还原</w:t>
       </w:r>
@@ -9436,7 +9436,7 @@
       </w:r>
       <w:r>
         <w:rPr>
-          <w:rFonts w:hint="eastAsia" w:ascii="Times New Roman" w:hAnsi="Times New Roman" w:eastAsia="SimSun" w:cs="Times New Roman"/>
+          <w:rFonts w:hint="eastAsia" w:ascii="Times New Roman" w:hAnsi="Times New Roman" w:eastAsia="FangSong" w:cs="Times New Roman"/>
           <w:b/>
           <w:bCs/>
         </w:rPr>
@@ -9449,7 +9449,7 @@
       </w:pPr>
       <w:r>
         <w:rPr>
-          <w:rFonts w:hint="eastAsia" w:ascii="Times New Roman" w:hAnsi="Times New Roman" w:eastAsia="SimSun" w:cs="Times New Roman"/>
+          <w:rFonts w:hint="eastAsia" w:ascii="Times New Roman" w:hAnsi="Times New Roman" w:eastAsia="FangSong" w:cs="Times New Roman"/>
           <w:b/>
           <w:bCs/>
         </w:rPr>
@@ -9463,7 +9463,7 @@
       </w:r>
       <w:r>
         <w:rPr>
-          <w:rFonts w:hint="eastAsia" w:ascii="Times New Roman" w:hAnsi="Times New Roman" w:eastAsia="SimSun" w:cs="Times New Roman"/>
+          <w:rFonts w:hint="eastAsia" w:ascii="Times New Roman" w:hAnsi="Times New Roman" w:eastAsia="FangSong" w:cs="Times New Roman"/>
         </w:rPr>
         <w:t>先理解</w:t>
       </w:r>
@@ -9475,7 +9475,7 @@
       </w:r>
       <w:r>
         <w:rPr>
-          <w:rFonts w:hint="eastAsia" w:ascii="Times New Roman" w:hAnsi="Times New Roman" w:eastAsia="SimSun" w:cs="Times New Roman"/>
+          <w:rFonts w:hint="eastAsia" w:ascii="Times New Roman" w:hAnsi="Times New Roman" w:eastAsia="FangSong" w:cs="Times New Roman"/>
         </w:rPr>
         <w:t>配位降低自由金属离子浓度</w:t>
       </w:r>
@@ -9487,7 +9487,7 @@
       </w:r>
       <w:r>
         <w:rPr>
-          <w:rFonts w:hint="eastAsia" w:ascii="Times New Roman" w:hAnsi="Times New Roman" w:eastAsia="SimSun" w:cs="Times New Roman"/>
+          <w:rFonts w:hint="eastAsia" w:ascii="Times New Roman" w:hAnsi="Times New Roman" w:eastAsia="FangSong" w:cs="Times New Roman"/>
         </w:rPr>
         <w:t>因而改变电极电势</w:t>
       </w:r>
@@ -9499,7 +9499,7 @@
       </w:r>
       <w:r>
         <w:rPr>
-          <w:rFonts w:hint="eastAsia" w:ascii="Times New Roman" w:hAnsi="Times New Roman" w:eastAsia="SimSun" w:cs="Times New Roman"/>
+          <w:rFonts w:hint="eastAsia" w:ascii="Times New Roman" w:hAnsi="Times New Roman" w:eastAsia="FangSong" w:cs="Times New Roman"/>
         </w:rPr>
         <w:t>的思路</w:t>
       </w:r>
@@ -9511,7 +9511,7 @@
       </w:r>
       <w:r>
         <w:rPr>
-          <w:rFonts w:hint="eastAsia" w:ascii="Times New Roman" w:hAnsi="Times New Roman" w:eastAsia="SimSun" w:cs="Times New Roman"/>
+          <w:rFonts w:hint="eastAsia" w:ascii="Times New Roman" w:hAnsi="Times New Roman" w:eastAsia="FangSong" w:cs="Times New Roman"/>
         </w:rPr>
         <w:t>复杂配位平衡的熟练计算放到后续练习</w:t>
       </w:r>
@@ -9528,7 +9528,7 @@
       </w:pPr>
       <w:r>
         <w:rPr>
-          <w:rFonts w:hint="eastAsia" w:ascii="Times New Roman" w:hAnsi="Times New Roman" w:eastAsia="SimSun" w:cs="Times New Roman"/>
+          <w:rFonts w:hint="eastAsia" w:ascii="Times New Roman" w:hAnsi="Times New Roman" w:eastAsia="FangSong" w:cs="Times New Roman"/>
         </w:rPr>
         <w:t xml:space="preserve">配合物形成使游离金属离子浓度降低</w:t>
       </w:r>
@@ -9540,7 +9540,7 @@
       </w:r>
       <w:r>
         <w:rPr>
-          <w:rFonts w:hint="eastAsia" w:ascii="Times New Roman" w:hAnsi="Times New Roman" w:eastAsia="SimSun" w:cs="Times New Roman"/>
+          <w:rFonts w:hint="eastAsia" w:ascii="Times New Roman" w:hAnsi="Times New Roman" w:eastAsia="FangSong" w:cs="Times New Roman"/>
         </w:rPr>
         <w:t>降低</w:t>
       </w:r>
@@ -9552,7 +9552,7 @@
       </w:r>
       <w:r>
         <w:rPr>
-          <w:rFonts w:hint="eastAsia" w:ascii="Times New Roman" w:hAnsi="Times New Roman" w:eastAsia="SimSun" w:cs="Times New Roman"/>
+          <w:rFonts w:hint="eastAsia" w:ascii="Times New Roman" w:hAnsi="Times New Roman" w:eastAsia="FangSong" w:cs="Times New Roman"/>
         </w:rPr>
         <w:t>例如</w:t>
       </w:r>
@@ -9622,7 +9622,7 @@
       </w:r>
       <w:r>
         <w:rPr>
-          <w:rFonts w:hint="eastAsia" w:ascii="Times New Roman" w:hAnsi="Times New Roman" w:eastAsia="SimSun" w:cs="Times New Roman"/>
+          <w:rFonts w:hint="eastAsia" w:ascii="Times New Roman" w:hAnsi="Times New Roman" w:eastAsia="FangSong" w:cs="Times New Roman"/>
         </w:rPr>
         <w:t xml:space="preserve">的</w:t>
       </w:r>
@@ -9686,7 +9686,7 @@
       </w:r>
       <w:r>
         <w:rPr>
-          <w:rFonts w:hint="eastAsia" w:ascii="Times New Roman" w:hAnsi="Times New Roman" w:eastAsia="SimSun" w:cs="Times New Roman"/>
+          <w:rFonts w:hint="eastAsia" w:ascii="Times New Roman" w:hAnsi="Times New Roman" w:eastAsia="FangSong" w:cs="Times New Roman"/>
         </w:rPr>
         <w:t>远低于</w:t>
       </w:r>
@@ -9726,7 +9726,7 @@
       </w:r>
       <w:r>
         <w:rPr>
-          <w:rFonts w:hint="eastAsia" w:ascii="Times New Roman" w:hAnsi="Times New Roman" w:eastAsia="SimSun" w:cs="Times New Roman"/>
+          <w:rFonts w:hint="eastAsia" w:ascii="Times New Roman" w:hAnsi="Times New Roman" w:eastAsia="FangSong" w:cs="Times New Roman"/>
         </w:rPr>
         <w:t xml:space="preserve">的</w:t>
       </w:r>
@@ -9756,7 +9756,7 @@
       </w:pPr>
       <w:r>
         <w:rPr>
-          <w:rFonts w:hint="eastAsia" w:ascii="Times New Roman" w:hAnsi="Times New Roman" w:eastAsia="SimSun" w:cs="Times New Roman"/>
+          <w:rFonts w:hint="eastAsia" w:ascii="Times New Roman" w:hAnsi="Times New Roman" w:eastAsia="FangSong" w:cs="Times New Roman"/>
           <w:b/>
           <w:bCs/>
         </w:rPr>
@@ -9798,7 +9798,7 @@
       </w:r>
       <w:r>
         <w:rPr>
-          <w:rFonts w:hint="eastAsia" w:ascii="Times New Roman" w:hAnsi="Times New Roman" w:eastAsia="SimSun" w:cs="Times New Roman"/>
+          <w:rFonts w:hint="eastAsia" w:ascii="Times New Roman" w:hAnsi="Times New Roman" w:eastAsia="FangSong" w:cs="Times New Roman"/>
         </w:rPr>
         <w:t xml:space="preserve">在</w:t>
       </w:r>
@@ -9896,7 +9896,7 @@
       </w:r>
       <w:r>
         <w:rPr>
-          <w:rFonts w:hint="eastAsia" w:ascii="Times New Roman" w:hAnsi="Times New Roman" w:eastAsia="SimSun" w:cs="Times New Roman"/>
+          <w:rFonts w:hint="eastAsia" w:ascii="Times New Roman" w:hAnsi="Times New Roman" w:eastAsia="FangSong" w:cs="Times New Roman"/>
         </w:rPr>
         <w:t>时</w:t>
       </w:r>
@@ -9913,7 +9913,7 @@
       </w:pPr>
       <w:r>
         <w:rPr>
-          <w:rFonts w:hint="eastAsia" w:ascii="Times New Roman" w:hAnsi="Times New Roman" w:eastAsia="SimSun" w:cs="Times New Roman"/>
+          <w:rFonts w:hint="eastAsia" w:ascii="Times New Roman" w:hAnsi="Times New Roman" w:eastAsia="FangSong" w:cs="Times New Roman"/>
         </w:rPr>
         <w:t xml:space="preserve">游离</w:t>
       </w:r>
@@ -10158,7 +10158,7 @@
       </w:pPr>
       <w:r>
         <w:rPr>
-          <w:rFonts w:hint="eastAsia" w:ascii="Times New Roman" w:hAnsi="Times New Roman" w:eastAsia="SimSun" w:cs="Times New Roman"/>
+          <w:rFonts w:hint="eastAsia" w:ascii="Times New Roman" w:hAnsi="Times New Roman" w:eastAsia="FangSong" w:cs="Times New Roman"/>
         </w:rPr>
         <w:t xml:space="preserve">配合物形成使</w:t>
       </w:r>
@@ -10198,7 +10198,7 @@
       </w:r>
       <w:r>
         <w:rPr>
-          <w:rFonts w:hint="eastAsia" w:ascii="Times New Roman" w:hAnsi="Times New Roman" w:eastAsia="SimSun" w:cs="Times New Roman"/>
+          <w:rFonts w:hint="eastAsia" w:ascii="Times New Roman" w:hAnsi="Times New Roman" w:eastAsia="FangSong" w:cs="Times New Roman"/>
         </w:rPr>
         <w:t xml:space="preserve">的电势从</w:t>
       </w:r>
@@ -10223,7 +10223,7 @@
       </w:r>
       <w:r>
         <w:rPr>
-          <w:rFonts w:hint="eastAsia" w:ascii="Times New Roman" w:hAnsi="Times New Roman" w:eastAsia="SimSun" w:cs="Times New Roman"/>
+          <w:rFonts w:hint="eastAsia" w:ascii="Times New Roman" w:hAnsi="Times New Roman" w:eastAsia="FangSong" w:cs="Times New Roman"/>
         </w:rPr>
         <w:t xml:space="preserve">降至</w:t>
       </w:r>
@@ -10510,7 +10510,7 @@
       </w:r>
       <w:r>
         <w:rPr>
-          <w:rFonts w:hint="eastAsia" w:ascii="Times New Roman" w:hAnsi="Times New Roman" w:eastAsia="SimSun" w:cs="Times New Roman"/>
+          <w:rFonts w:hint="eastAsia" w:ascii="Times New Roman" w:hAnsi="Times New Roman" w:eastAsia="FangSong" w:cs="Times New Roman"/>
         </w:rPr>
         <w:t>图注</w:t>
       </w:r>
@@ -10522,7 +10522,7 @@
       </w:r>
       <w:r>
         <w:rPr>
-          <w:rFonts w:hint="eastAsia" w:ascii="Times New Roman" w:hAnsi="Times New Roman" w:eastAsia="SimSun" w:cs="Times New Roman"/>
+          <w:rFonts w:hint="eastAsia" w:ascii="Times New Roman" w:hAnsi="Times New Roman" w:eastAsia="FangSong" w:cs="Times New Roman"/>
         </w:rPr>
         <w:t>定律与标准生成热的热力学循环</w:t>
       </w:r>
@@ -10533,7 +10533,7 @@
       </w:pPr>
       <w:r>
         <w:rPr>
-          <w:rFonts w:hint="eastAsia" w:ascii="Times New Roman" w:hAnsi="Times New Roman" w:eastAsia="SimSun" w:cs="Times New Roman"/>
+          <w:rFonts w:hint="eastAsia" w:ascii="Times New Roman" w:hAnsi="Times New Roman" w:eastAsia="FangSong" w:cs="Times New Roman"/>
         </w:rPr>
         <w:t>由此可得</w:t>
       </w:r>
@@ -10799,7 +10799,7 @@
             </w:pPr>
             <w:r>
               <w:rPr>
-                <w:rFonts w:hint="eastAsia" w:ascii="Times New Roman" w:hAnsi="Times New Roman" w:eastAsia="SimSun" w:cs="Times New Roman"/>
+                <w:rFonts w:hint="eastAsia" w:ascii="Times New Roman" w:hAnsi="Times New Roman" w:eastAsia="FangSong" w:cs="Times New Roman"/>
               </w:rPr>
               <w:t xml:space="preserve">反应正向进行极其彻底</w:t>
             </w:r>
@@ -10846,7 +10846,7 @@
             </w:pPr>
             <w:r>
               <w:rPr>
-                <w:rFonts w:hint="eastAsia" w:ascii="Times New Roman" w:hAnsi="Times New Roman" w:eastAsia="SimSun" w:cs="Times New Roman"/>
+                <w:rFonts w:hint="eastAsia" w:ascii="Times New Roman" w:hAnsi="Times New Roman" w:eastAsia="FangSong" w:cs="Times New Roman"/>
               </w:rPr>
               <w:t xml:space="preserve">反应物与产物共存</w:t>
             </w:r>
@@ -10893,7 +10893,7 @@
             </w:pPr>
             <w:r>
               <w:rPr>
-                <w:rFonts w:hint="eastAsia" w:ascii="Times New Roman" w:hAnsi="Times New Roman" w:eastAsia="SimSun" w:cs="Times New Roman"/>
+                <w:rFonts w:hint="eastAsia" w:ascii="Times New Roman" w:hAnsi="Times New Roman" w:eastAsia="FangSong" w:cs="Times New Roman"/>
               </w:rPr>
               <w:t xml:space="preserve">反应几乎不发生</w:t>
             </w:r>
@@ -10963,7 +10963,7 @@
       </w:r>
       <w:r>
         <w:rPr>
-          <w:rFonts w:hint="eastAsia" w:ascii="Times New Roman" w:hAnsi="Times New Roman" w:eastAsia="SimSun" w:cs="Times New Roman"/>
+          <w:rFonts w:hint="eastAsia" w:ascii="Times New Roman" w:hAnsi="Times New Roman" w:eastAsia="FangSong" w:cs="Times New Roman"/>
         </w:rPr>
         <w:t>电池</w:t>
       </w:r>
@@ -11187,7 +11187,7 @@
       </w:r>
       <w:r>
         <w:rPr>
-          <w:rFonts w:hint="eastAsia" w:ascii="Times New Roman" w:hAnsi="Times New Roman" w:eastAsia="SimSun" w:cs="Times New Roman"/>
+          <w:rFonts w:hint="eastAsia" w:ascii="Times New Roman" w:hAnsi="Times New Roman" w:eastAsia="FangSong" w:cs="Times New Roman"/>
         </w:rPr>
         <w:t>极大</w:t>
       </w:r>
@@ -11199,7 +11199,7 @@
       </w:r>
       <w:r>
         <w:rPr>
-          <w:rFonts w:hint="eastAsia" w:ascii="Times New Roman" w:hAnsi="Times New Roman" w:eastAsia="SimSun" w:cs="Times New Roman"/>
+          <w:rFonts w:hint="eastAsia" w:ascii="Times New Roman" w:hAnsi="Times New Roman" w:eastAsia="FangSong" w:cs="Times New Roman"/>
         </w:rPr>
         <w:t>说明</w:t>
       </w:r>
@@ -11237,7 +11237,7 @@
       </w:r>
       <w:r>
         <w:rPr>
-          <w:rFonts w:hint="eastAsia" w:ascii="Times New Roman" w:hAnsi="Times New Roman" w:eastAsia="SimSun" w:cs="Times New Roman"/>
+          <w:rFonts w:hint="eastAsia" w:ascii="Times New Roman" w:hAnsi="Times New Roman" w:eastAsia="FangSong" w:cs="Times New Roman"/>
         </w:rPr>
         <w:t>几乎完全进行</w:t>
       </w:r>
@@ -11292,7 +11292,7 @@
       </w:pPr>
       <w:r>
         <w:rPr>
-          <w:rFonts w:hint="eastAsia" w:ascii="Times New Roman" w:hAnsi="Times New Roman" w:eastAsia="SimSun" w:cs="Times New Roman"/>
+          <w:rFonts w:hint="eastAsia" w:ascii="Times New Roman" w:hAnsi="Times New Roman" w:eastAsia="FangSong" w:cs="Times New Roman"/>
           <w:b/>
           <w:bCs/>
         </w:rPr>
@@ -11306,7 +11306,7 @@
       </w:r>
       <w:r>
         <w:rPr>
-          <w:rFonts w:hint="eastAsia" w:ascii="Times New Roman" w:hAnsi="Times New Roman" w:eastAsia="SimSun" w:cs="Times New Roman"/>
+          <w:rFonts w:hint="eastAsia" w:ascii="Times New Roman" w:hAnsi="Times New Roman" w:eastAsia="FangSong" w:cs="Times New Roman"/>
         </w:rPr>
         <w:t>设计两个半反应</w:t>
       </w:r>
@@ -11318,7 +11318,7 @@
       </w:r>
       <w:r>
         <w:rPr>
-          <w:rFonts w:hint="eastAsia" w:ascii="Times New Roman" w:hAnsi="Times New Roman" w:eastAsia="SimSun" w:cs="Times New Roman"/>
+          <w:rFonts w:hint="eastAsia" w:ascii="Times New Roman" w:hAnsi="Times New Roman" w:eastAsia="FangSong" w:cs="Times New Roman"/>
         </w:rPr>
         <w:t>一个涉及难溶盐的溶解平衡</w:t>
       </w:r>
@@ -11330,7 +11330,7 @@
       </w:r>
       <w:r>
         <w:rPr>
-          <w:rFonts w:hint="eastAsia" w:ascii="Times New Roman" w:hAnsi="Times New Roman" w:eastAsia="SimSun" w:cs="Times New Roman"/>
+          <w:rFonts w:hint="eastAsia" w:ascii="Times New Roman" w:hAnsi="Times New Roman" w:eastAsia="FangSong" w:cs="Times New Roman"/>
         </w:rPr>
         <w:t>组合后求</w:t>
       </w:r>
@@ -11347,7 +11347,7 @@
       </w:pPr>
       <w:r>
         <w:rPr>
-          <w:rFonts w:hint="eastAsia" w:ascii="Times New Roman" w:hAnsi="Times New Roman" w:eastAsia="SimSun" w:cs="Times New Roman"/>
+          <w:rFonts w:hint="eastAsia" w:ascii="Times New Roman" w:hAnsi="Times New Roman" w:eastAsia="FangSong" w:cs="Times New Roman"/>
         </w:rPr>
         <w:t>例</w:t>
       </w:r>
@@ -11359,7 +11359,7 @@
       </w:r>
       <w:r>
         <w:rPr>
-          <w:rFonts w:hint="eastAsia" w:ascii="Times New Roman" w:hAnsi="Times New Roman" w:eastAsia="SimSun" w:cs="Times New Roman"/>
+          <w:rFonts w:hint="eastAsia" w:ascii="Times New Roman" w:hAnsi="Times New Roman" w:eastAsia="FangSong" w:cs="Times New Roman"/>
         </w:rPr>
         <w:t>已知</w:t>
       </w:r>
@@ -12055,7 +12055,7 @@
       </w:pPr>
       <w:r>
         <w:rPr>
-          <w:rFonts w:hint="eastAsia" w:ascii="Times New Roman" w:hAnsi="Times New Roman" w:eastAsia="SimSun" w:cs="Times New Roman"/>
+          <w:rFonts w:hint="eastAsia" w:ascii="Times New Roman" w:hAnsi="Times New Roman" w:eastAsia="FangSong" w:cs="Times New Roman"/>
         </w:rPr>
         <w:t>两式相减</w:t>
       </w:r>
@@ -12581,7 +12581,7 @@
       </w:pPr>
       <w:r>
         <w:rPr>
-          <w:rFonts w:hint="eastAsia" w:ascii="Times New Roman" w:hAnsi="Times New Roman" w:eastAsia="SimSun" w:cs="Times New Roman"/>
+          <w:rFonts w:hint="eastAsia" w:ascii="Times New Roman" w:hAnsi="Times New Roman" w:eastAsia="FangSong" w:cs="Times New Roman"/>
           <w:b/>
           <w:bCs/>
         </w:rPr>
@@ -12595,7 +12595,7 @@
       </w:r>
       <w:r>
         <w:rPr>
-          <w:rFonts w:hint="eastAsia" w:ascii="Times New Roman" w:hAnsi="Times New Roman" w:eastAsia="SimSun" w:cs="Times New Roman"/>
+          <w:rFonts w:hint="eastAsia" w:ascii="Times New Roman" w:hAnsi="Times New Roman" w:eastAsia="FangSong" w:cs="Times New Roman"/>
         </w:rPr>
         <w:t>先学会</w:t>
       </w:r>
@@ -12607,7 +12607,7 @@
       </w:r>
       <w:r>
         <w:rPr>
-          <w:rFonts w:hint="eastAsia" w:ascii="Times New Roman" w:hAnsi="Times New Roman" w:eastAsia="SimSun" w:cs="Times New Roman"/>
+          <w:rFonts w:hint="eastAsia" w:ascii="Times New Roman" w:hAnsi="Times New Roman" w:eastAsia="FangSong" w:cs="Times New Roman"/>
         </w:rPr>
         <w:t>从左到右读电势</w:t>
       </w:r>
@@ -12619,7 +12619,7 @@
       </w:r>
       <w:r>
         <w:rPr>
-          <w:rFonts w:hint="eastAsia" w:ascii="Times New Roman" w:hAnsi="Times New Roman" w:eastAsia="SimSun" w:cs="Times New Roman"/>
+          <w:rFonts w:hint="eastAsia" w:ascii="Times New Roman" w:hAnsi="Times New Roman" w:eastAsia="FangSong" w:cs="Times New Roman"/>
         </w:rPr>
         <w:t>识别中间物种是否可能歧化</w:t>
       </w:r>
@@ -12631,7 +12631,7 @@
       </w:r>
       <w:r>
         <w:rPr>
-          <w:rFonts w:hint="eastAsia" w:ascii="Times New Roman" w:hAnsi="Times New Roman" w:eastAsia="SimSun" w:cs="Times New Roman"/>
+          <w:rFonts w:hint="eastAsia" w:ascii="Times New Roman" w:hAnsi="Times New Roman" w:eastAsia="FangSong" w:cs="Times New Roman"/>
         </w:rPr>
         <w:t>非相邻物种电势拼接和元素电势图综合判断放到后续加练</w:t>
       </w:r>
@@ -12667,7 +12667,7 @@
       </w:pPr>
       <w:r>
         <w:rPr>
-          <w:rFonts w:hint="eastAsia" w:ascii="Times New Roman" w:hAnsi="Times New Roman" w:eastAsia="SimSun" w:cs="Times New Roman"/>
+          <w:rFonts w:hint="eastAsia" w:ascii="Times New Roman" w:hAnsi="Times New Roman" w:eastAsia="FangSong" w:cs="Times New Roman"/>
         </w:rPr>
         <w:t>按氧化态从高到低排列</w:t>
       </w:r>
@@ -12679,7 +12679,7 @@
       </w:r>
       <w:r>
         <w:rPr>
-          <w:rFonts w:hint="eastAsia" w:ascii="Times New Roman" w:hAnsi="Times New Roman" w:eastAsia="SimSun" w:cs="Times New Roman"/>
+          <w:rFonts w:hint="eastAsia" w:ascii="Times New Roman" w:hAnsi="Times New Roman" w:eastAsia="FangSong" w:cs="Times New Roman"/>
         </w:rPr>
         <w:t>标注相邻物种间的</w:t>
       </w:r>
@@ -13009,7 +13009,7 @@
       </w:pPr>
       <w:r>
         <w:rPr>
-          <w:rFonts w:hint="eastAsia" w:ascii="Times New Roman" w:hAnsi="Times New Roman" w:eastAsia="SimSun" w:cs="Times New Roman"/>
+          <w:rFonts w:hint="eastAsia" w:ascii="Times New Roman" w:hAnsi="Times New Roman" w:eastAsia="FangSong" w:cs="Times New Roman"/>
         </w:rPr>
         <w:t>注</w:t>
       </w:r>
@@ -13021,7 +13021,7 @@
       </w:r>
       <w:r>
         <w:rPr>
-          <w:rFonts w:hint="eastAsia" w:ascii="Times New Roman" w:hAnsi="Times New Roman" w:eastAsia="SimSun" w:cs="Times New Roman"/>
+          <w:rFonts w:hint="eastAsia" w:ascii="Times New Roman" w:hAnsi="Times New Roman" w:eastAsia="FangSong" w:cs="Times New Roman"/>
         </w:rPr>
         <w:t>原配图为</w:t>
       </w:r>
@@ -13033,7 +13033,7 @@
       </w:r>
       <w:r>
         <w:rPr>
-          <w:rFonts w:hint="eastAsia" w:ascii="Times New Roman" w:hAnsi="Times New Roman" w:eastAsia="SimSun" w:cs="Times New Roman"/>
+          <w:rFonts w:hint="eastAsia" w:ascii="Times New Roman" w:hAnsi="Times New Roman" w:eastAsia="FangSong" w:cs="Times New Roman"/>
         </w:rPr>
         <w:t>实际为晶体结构图</w:t>
       </w:r>
@@ -13045,7 +13045,7 @@
       </w:r>
       <w:r>
         <w:rPr>
-          <w:rFonts w:hint="eastAsia" w:ascii="Times New Roman" w:hAnsi="Times New Roman" w:eastAsia="SimSun" w:cs="Times New Roman"/>
+          <w:rFonts w:hint="eastAsia" w:ascii="Times New Roman" w:hAnsi="Times New Roman" w:eastAsia="FangSong" w:cs="Times New Roman"/>
         </w:rPr>
         <w:t>已删除</w:t>
       </w:r>
@@ -13057,7 +13057,7 @@
       </w:r>
       <w:r>
         <w:rPr>
-          <w:rFonts w:hint="eastAsia" w:ascii="Times New Roman" w:hAnsi="Times New Roman" w:eastAsia="SimSun" w:cs="Times New Roman"/>
+          <w:rFonts w:hint="eastAsia" w:ascii="Times New Roman" w:hAnsi="Times New Roman" w:eastAsia="FangSong" w:cs="Times New Roman"/>
         </w:rPr>
         <w:t>锰元素酸性介质</w:t>
       </w:r>
@@ -13069,7 +13069,7 @@
       </w:r>
       <w:r>
         <w:rPr>
-          <w:rFonts w:hint="eastAsia" w:ascii="Times New Roman" w:hAnsi="Times New Roman" w:eastAsia="SimSun" w:cs="Times New Roman"/>
+          <w:rFonts w:hint="eastAsia" w:ascii="Times New Roman" w:hAnsi="Times New Roman" w:eastAsia="FangSong" w:cs="Times New Roman"/>
         </w:rPr>
         <w:t>图请参考教科书</w:t>
       </w:r>
@@ -13124,7 +13124,7 @@
       </w:pPr>
       <w:r>
         <w:rPr>
-          <w:rFonts w:hint="eastAsia" w:ascii="Times New Roman" w:hAnsi="Times New Roman" w:eastAsia="SimSun" w:cs="Times New Roman"/>
+          <w:rFonts w:hint="eastAsia" w:ascii="Times New Roman" w:hAnsi="Times New Roman" w:eastAsia="FangSong" w:cs="Times New Roman"/>
         </w:rPr>
         <w:t xml:space="preserve">对</w:t>
       </w:r>
@@ -13224,7 +13224,7 @@
       </w:r>
       <w:r>
         <w:rPr>
-          <w:rFonts w:hint="eastAsia" w:ascii="Times New Roman" w:hAnsi="Times New Roman" w:eastAsia="SimSun" w:cs="Times New Roman"/>
+          <w:rFonts w:hint="eastAsia" w:ascii="Times New Roman" w:hAnsi="Times New Roman" w:eastAsia="FangSong" w:cs="Times New Roman"/>
         </w:rPr>
         <w:t xml:space="preserve">的</w:t>
       </w:r>
@@ -13236,7 +13236,7 @@
       </w:r>
       <w:r>
         <w:rPr>
-          <w:rFonts w:hint="eastAsia" w:ascii="Times New Roman" w:hAnsi="Times New Roman" w:eastAsia="SimSun" w:cs="Times New Roman"/>
+          <w:rFonts w:hint="eastAsia" w:ascii="Times New Roman" w:hAnsi="Times New Roman" w:eastAsia="FangSong" w:cs="Times New Roman"/>
         </w:rPr>
         <w:t>为</w:t>
       </w:r>
@@ -13412,7 +13412,7 @@
       </w:pPr>
       <w:r>
         <w:rPr>
-          <w:rFonts w:hint="eastAsia" w:ascii="Times New Roman" w:hAnsi="Times New Roman" w:eastAsia="SimSun" w:cs="Times New Roman"/>
+          <w:rFonts w:hint="eastAsia" w:ascii="Times New Roman" w:hAnsi="Times New Roman" w:eastAsia="FangSong" w:cs="Times New Roman"/>
           <w:b/>
           <w:bCs/>
         </w:rPr>
@@ -13426,7 +13426,7 @@
       </w:r>
       <w:r>
         <w:rPr>
-          <w:rFonts w:hint="eastAsia" w:ascii="Times New Roman" w:hAnsi="Times New Roman" w:eastAsia="SimSun" w:cs="Times New Roman"/>
+          <w:rFonts w:hint="eastAsia" w:ascii="Times New Roman" w:hAnsi="Times New Roman" w:eastAsia="FangSong" w:cs="Times New Roman"/>
         </w:rPr>
         <w:t>必须用电子数加权平均</w:t>
       </w:r>
@@ -13438,7 +13438,7 @@
       </w:r>
       <w:r>
         <w:rPr>
-          <w:rFonts w:hint="eastAsia" w:ascii="Times New Roman" w:hAnsi="Times New Roman" w:eastAsia="SimSun" w:cs="Times New Roman"/>
+          <w:rFonts w:hint="eastAsia" w:ascii="Times New Roman" w:hAnsi="Times New Roman" w:eastAsia="FangSong" w:cs="Times New Roman"/>
         </w:rPr>
         <w:t>这是因为</w:t>
       </w:r>
@@ -13450,7 +13450,7 @@
       </w:r>
       <w:r>
         <w:rPr>
-          <w:rFonts w:hint="eastAsia" w:ascii="Times New Roman" w:hAnsi="Times New Roman" w:eastAsia="SimSun" w:cs="Times New Roman"/>
+          <w:rFonts w:hint="eastAsia" w:ascii="Times New Roman" w:hAnsi="Times New Roman" w:eastAsia="FangSong" w:cs="Times New Roman"/>
         </w:rPr>
         <w:t>是强度量</w:t>
       </w:r>
@@ -13462,7 +13462,7 @@
       </w:r>
       <w:r>
         <w:rPr>
-          <w:rFonts w:hint="eastAsia" w:ascii="Times New Roman" w:hAnsi="Times New Roman" w:eastAsia="SimSun" w:cs="Times New Roman"/>
+          <w:rFonts w:hint="eastAsia" w:ascii="Times New Roman" w:hAnsi="Times New Roman" w:eastAsia="FangSong" w:cs="Times New Roman"/>
         </w:rPr>
         <w:t>而</w:t>
       </w:r>
@@ -13474,7 +13474,7 @@
       </w:r>
       <w:r>
         <w:rPr>
-          <w:rFonts w:hint="eastAsia" w:ascii="Times New Roman" w:hAnsi="Times New Roman" w:eastAsia="SimSun" w:cs="Times New Roman"/>
+          <w:rFonts w:hint="eastAsia" w:ascii="Times New Roman" w:hAnsi="Times New Roman" w:eastAsia="FangSong" w:cs="Times New Roman"/>
         </w:rPr>
         <w:t>是广度量</w:t>
       </w:r>
@@ -13498,7 +13498,7 @@
       </w:r>
       <w:r>
         <w:rPr>
-          <w:rFonts w:hint="eastAsia" w:ascii="Times New Roman" w:hAnsi="Times New Roman" w:eastAsia="SimSun" w:cs="Times New Roman"/>
+          <w:rFonts w:hint="eastAsia" w:ascii="Times New Roman" w:hAnsi="Times New Roman" w:eastAsia="FangSong" w:cs="Times New Roman"/>
         </w:rPr>
         <w:t>叠加时必须按</w:t>
       </w:r>
@@ -13510,7 +13510,7 @@
       </w:r>
       <w:r>
         <w:rPr>
-          <w:rFonts w:hint="eastAsia" w:ascii="Times New Roman" w:hAnsi="Times New Roman" w:eastAsia="SimSun" w:cs="Times New Roman"/>
+          <w:rFonts w:hint="eastAsia" w:ascii="Times New Roman" w:hAnsi="Times New Roman" w:eastAsia="FangSong" w:cs="Times New Roman"/>
         </w:rPr>
         <w:t>叠加</w:t>
       </w:r>
@@ -13547,7 +13547,7 @@
       </w:pPr>
       <w:r>
         <w:rPr>
-          <w:rFonts w:hint="eastAsia" w:ascii="Times New Roman" w:hAnsi="Times New Roman" w:eastAsia="SimSun" w:cs="Times New Roman"/>
+          <w:rFonts w:hint="eastAsia" w:ascii="Times New Roman" w:hAnsi="Times New Roman" w:eastAsia="FangSong" w:cs="Times New Roman"/>
         </w:rPr>
         <w:t xml:space="preserve">在</w:t>
       </w:r>
@@ -13559,7 +13559,7 @@
       </w:r>
       <w:r>
         <w:rPr>
-          <w:rFonts w:hint="eastAsia" w:ascii="Times New Roman" w:hAnsi="Times New Roman" w:eastAsia="SimSun" w:cs="Times New Roman"/>
+          <w:rFonts w:hint="eastAsia" w:ascii="Times New Roman" w:hAnsi="Times New Roman" w:eastAsia="FangSong" w:cs="Times New Roman"/>
         </w:rPr>
         <w:t>图中</w:t>
       </w:r>
@@ -13571,13 +13571,13 @@
       </w:r>
       <w:r>
         <w:rPr>
-          <w:rFonts w:hint="eastAsia" w:ascii="Times New Roman" w:hAnsi="Times New Roman" w:eastAsia="SimSun" w:cs="Times New Roman"/>
+          <w:rFonts w:hint="eastAsia" w:ascii="Times New Roman" w:hAnsi="Times New Roman" w:eastAsia="FangSong" w:cs="Times New Roman"/>
         </w:rPr>
         <w:t>若某物种</w:t>
       </w:r>
       <w:r>
         <w:rPr>
-          <w:rFonts w:hint="eastAsia" w:ascii="Times New Roman" w:hAnsi="Times New Roman" w:eastAsia="SimSun" w:cs="Times New Roman"/>
+          <w:rFonts w:hint="eastAsia" w:ascii="Times New Roman" w:hAnsi="Times New Roman" w:eastAsia="FangSong" w:cs="Times New Roman"/>
           <w:b/>
           <w:bCs/>
         </w:rPr>
@@ -13585,7 +13585,7 @@
       </w:r>
       <w:r>
         <w:rPr>
-          <w:rFonts w:hint="eastAsia" w:ascii="Times New Roman" w:hAnsi="Times New Roman" w:eastAsia="SimSun" w:cs="Times New Roman"/>
+          <w:rFonts w:hint="eastAsia" w:ascii="Times New Roman" w:hAnsi="Times New Roman" w:eastAsia="FangSong" w:cs="Times New Roman"/>
         </w:rPr>
         <w:t xml:space="preserve">的</w:t>
       </w:r>
@@ -13603,7 +13603,7 @@
       </w:r>
       <w:r>
         <w:rPr>
-          <w:rFonts w:hint="eastAsia" w:ascii="Times New Roman" w:hAnsi="Times New Roman" w:eastAsia="SimSun" w:cs="Times New Roman"/>
+          <w:rFonts w:hint="eastAsia" w:ascii="Times New Roman" w:hAnsi="Times New Roman" w:eastAsia="FangSong" w:cs="Times New Roman"/>
           <w:b/>
           <w:bCs/>
         </w:rPr>
@@ -13611,7 +13611,7 @@
       </w:r>
       <w:r>
         <w:rPr>
-          <w:rFonts w:hint="eastAsia" w:ascii="Times New Roman" w:hAnsi="Times New Roman" w:eastAsia="SimSun" w:cs="Times New Roman"/>
+          <w:rFonts w:hint="eastAsia" w:ascii="Times New Roman" w:hAnsi="Times New Roman" w:eastAsia="FangSong" w:cs="Times New Roman"/>
         </w:rPr>
         <w:t xml:space="preserve">的</w:t>
       </w:r>
@@ -13629,7 +13629,7 @@
       </w:r>
       <w:r>
         <w:rPr>
-          <w:rFonts w:hint="eastAsia" w:ascii="Times New Roman" w:hAnsi="Times New Roman" w:eastAsia="SimSun" w:cs="Times New Roman"/>
+          <w:rFonts w:hint="eastAsia" w:ascii="Times New Roman" w:hAnsi="Times New Roman" w:eastAsia="FangSong" w:cs="Times New Roman"/>
         </w:rPr>
         <w:t>则该物种可发生歧化反应</w:t>
       </w:r>
@@ -13646,7 +13646,7 @@
       </w:pPr>
       <w:r>
         <w:rPr>
-          <w:rFonts w:hint="eastAsia" w:ascii="Times New Roman" w:hAnsi="Times New Roman" w:eastAsia="SimSun" w:cs="Times New Roman"/>
+          <w:rFonts w:hint="eastAsia" w:ascii="Times New Roman" w:hAnsi="Times New Roman" w:eastAsia="FangSong" w:cs="Times New Roman"/>
           <w:b/>
           <w:bCs/>
         </w:rPr>
@@ -13666,7 +13666,7 @@
       </w:r>
       <w:r>
         <w:rPr>
-          <w:rFonts w:hint="eastAsia" w:ascii="Times New Roman" w:hAnsi="Times New Roman" w:eastAsia="SimSun" w:cs="Times New Roman"/>
+          <w:rFonts w:hint="eastAsia" w:ascii="Times New Roman" w:hAnsi="Times New Roman" w:eastAsia="FangSong" w:cs="Times New Roman"/>
         </w:rPr>
         <w:t xml:space="preserve">的</w:t>
       </w:r>
@@ -13678,7 +13678,7 @@
       </w:r>
       <w:r>
         <w:rPr>
-          <w:rFonts w:hint="eastAsia" w:ascii="Times New Roman" w:hAnsi="Times New Roman" w:eastAsia="SimSun" w:cs="Times New Roman"/>
+          <w:rFonts w:hint="eastAsia" w:ascii="Times New Roman" w:hAnsi="Times New Roman" w:eastAsia="FangSong" w:cs="Times New Roman"/>
         </w:rPr>
         <w:t>图</w:t>
       </w:r>
@@ -13690,7 +13690,7 @@
       </w:r>
       <w:r>
         <w:rPr>
-          <w:rFonts w:hint="eastAsia" w:ascii="Times New Roman" w:hAnsi="Times New Roman" w:eastAsia="SimSun" w:cs="Times New Roman"/>
+          <w:rFonts w:hint="eastAsia" w:ascii="Times New Roman" w:hAnsi="Times New Roman" w:eastAsia="FangSong" w:cs="Times New Roman"/>
         </w:rPr>
         <w:t>酸性介质</w:t>
       </w:r>
@@ -13852,7 +13852,7 @@
       </w:r>
       <w:r>
         <w:rPr>
-          <w:rFonts w:hint="eastAsia" w:ascii="Times New Roman" w:hAnsi="Times New Roman" w:eastAsia="SimSun" w:cs="Times New Roman"/>
+          <w:rFonts w:hint="eastAsia" w:ascii="Times New Roman" w:hAnsi="Times New Roman" w:eastAsia="FangSong" w:cs="Times New Roman"/>
         </w:rPr>
         <w:t>的歧化</w:t>
       </w:r>
@@ -14024,7 +14024,7 @@
       </w:pPr>
       <w:r>
         <w:rPr>
-          <w:rFonts w:hint="eastAsia" w:ascii="Times New Roman" w:hAnsi="Times New Roman" w:eastAsia="SimSun" w:cs="Times New Roman"/>
+          <w:rFonts w:hint="eastAsia" w:ascii="Times New Roman" w:hAnsi="Times New Roman" w:eastAsia="FangSong" w:cs="Times New Roman"/>
         </w:rPr>
         <w:t>歧化自发</w:t>
       </w:r>
@@ -14049,13 +14049,13 @@
       </w:r>
       <w:r>
         <w:rPr>
-          <w:rFonts w:hint="eastAsia" w:ascii="Times New Roman" w:hAnsi="Times New Roman" w:eastAsia="SimSun" w:cs="Times New Roman"/>
+          <w:rFonts w:hint="eastAsia" w:ascii="Times New Roman" w:hAnsi="Times New Roman" w:eastAsia="FangSong" w:cs="Times New Roman"/>
         </w:rPr>
         <w:t xml:space="preserve">在酸性水溶液中</w:t>
       </w:r>
       <w:r>
         <w:rPr>
-          <w:rFonts w:hint="eastAsia" w:ascii="Times New Roman" w:hAnsi="Times New Roman" w:eastAsia="SimSun" w:cs="Times New Roman"/>
+          <w:rFonts w:hint="eastAsia" w:ascii="Times New Roman" w:hAnsi="Times New Roman" w:eastAsia="FangSong" w:cs="Times New Roman"/>
           <w:b/>
           <w:bCs/>
         </w:rPr>
@@ -14069,7 +14069,7 @@
       </w:r>
       <w:r>
         <w:rPr>
-          <w:rFonts w:hint="eastAsia" w:ascii="Times New Roman" w:hAnsi="Times New Roman" w:eastAsia="SimSun" w:cs="Times New Roman"/>
+          <w:rFonts w:hint="eastAsia" w:ascii="Times New Roman" w:hAnsi="Times New Roman" w:eastAsia="FangSong" w:cs="Times New Roman"/>
         </w:rPr>
         <w:t>会歧化为</w:t>
       </w:r>
@@ -14094,7 +14094,7 @@
       </w:r>
       <w:r>
         <w:rPr>
-          <w:rFonts w:hint="eastAsia" w:ascii="Times New Roman" w:hAnsi="Times New Roman" w:eastAsia="SimSun" w:cs="Times New Roman"/>
+          <w:rFonts w:hint="eastAsia" w:ascii="Times New Roman" w:hAnsi="Times New Roman" w:eastAsia="FangSong" w:cs="Times New Roman"/>
         </w:rPr>
         <w:t xml:space="preserve">和</w:t>
       </w:r>
@@ -14111,7 +14111,7 @@
       </w:pPr>
       <w:r>
         <w:rPr>
-          <w:rFonts w:hint="eastAsia" w:ascii="Times New Roman" w:hAnsi="Times New Roman" w:eastAsia="SimSun" w:cs="Times New Roman"/>
+          <w:rFonts w:hint="eastAsia" w:ascii="Times New Roman" w:hAnsi="Times New Roman" w:eastAsia="FangSong" w:cs="Times New Roman"/>
         </w:rPr>
         <w:t>注</w:t>
       </w:r>
@@ -14123,7 +14123,7 @@
       </w:r>
       <w:r>
         <w:rPr>
-          <w:rFonts w:hint="eastAsia" w:ascii="Times New Roman" w:hAnsi="Times New Roman" w:eastAsia="SimSun" w:cs="Times New Roman"/>
+          <w:rFonts w:hint="eastAsia" w:ascii="Times New Roman" w:hAnsi="Times New Roman" w:eastAsia="FangSong" w:cs="Times New Roman"/>
         </w:rPr>
         <w:t>原配图为</w:t>
       </w:r>
@@ -14135,7 +14135,7 @@
       </w:r>
       <w:r>
         <w:rPr>
-          <w:rFonts w:hint="eastAsia" w:ascii="Times New Roman" w:hAnsi="Times New Roman" w:eastAsia="SimSun" w:cs="Times New Roman"/>
+          <w:rFonts w:hint="eastAsia" w:ascii="Times New Roman" w:hAnsi="Times New Roman" w:eastAsia="FangSong" w:cs="Times New Roman"/>
         </w:rPr>
         <w:t>实际为晶体结构图</w:t>
       </w:r>
@@ -14147,7 +14147,7 @@
       </w:r>
       <w:r>
         <w:rPr>
-          <w:rFonts w:hint="eastAsia" w:ascii="Times New Roman" w:hAnsi="Times New Roman" w:eastAsia="SimSun" w:cs="Times New Roman"/>
+          <w:rFonts w:hint="eastAsia" w:ascii="Times New Roman" w:hAnsi="Times New Roman" w:eastAsia="FangSong" w:cs="Times New Roman"/>
         </w:rPr>
         <w:t>已删除</w:t>
       </w:r>
@@ -14206,7 +14206,7 @@
       </w:r>
       <w:r>
         <w:rPr>
-          <w:rFonts w:hint="eastAsia" w:ascii="Times New Roman" w:hAnsi="Times New Roman" w:eastAsia="SimSun" w:cs="Times New Roman"/>
+          <w:rFonts w:hint="eastAsia" w:ascii="Times New Roman" w:hAnsi="Times New Roman" w:eastAsia="FangSong" w:cs="Times New Roman"/>
         </w:rPr>
         <w:t>酸性介质</w:t>
       </w:r>
@@ -14218,7 +14218,7 @@
       </w:r>
       <w:r>
         <w:rPr>
-          <w:rFonts w:hint="eastAsia" w:ascii="Times New Roman" w:hAnsi="Times New Roman" w:eastAsia="SimSun" w:cs="Times New Roman"/>
+          <w:rFonts w:hint="eastAsia" w:ascii="Times New Roman" w:hAnsi="Times New Roman" w:eastAsia="FangSong" w:cs="Times New Roman"/>
         </w:rPr>
         <w:t>图请参考教科书</w:t>
       </w:r>
@@ -14235,7 +14235,7 @@
       </w:pPr>
       <w:r>
         <w:rPr>
-          <w:rFonts w:hint="eastAsia" w:ascii="Times New Roman" w:hAnsi="Times New Roman" w:eastAsia="SimSun" w:cs="Times New Roman"/>
+          <w:rFonts w:hint="eastAsia" w:ascii="Times New Roman" w:hAnsi="Times New Roman" w:eastAsia="FangSong" w:cs="Times New Roman"/>
           <w:b/>
           <w:bCs/>
         </w:rPr>
@@ -14255,7 +14255,7 @@
       </w:r>
       <w:r>
         <w:rPr>
-          <w:rFonts w:hint="eastAsia" w:ascii="Times New Roman" w:hAnsi="Times New Roman" w:eastAsia="SimSun" w:cs="Times New Roman"/>
+          <w:rFonts w:hint="eastAsia" w:ascii="Times New Roman" w:hAnsi="Times New Roman" w:eastAsia="FangSong" w:cs="Times New Roman"/>
         </w:rPr>
         <w:t xml:space="preserve">的</w:t>
       </w:r>
@@ -14267,7 +14267,7 @@
       </w:r>
       <w:r>
         <w:rPr>
-          <w:rFonts w:hint="eastAsia" w:ascii="Times New Roman" w:hAnsi="Times New Roman" w:eastAsia="SimSun" w:cs="Times New Roman"/>
+          <w:rFonts w:hint="eastAsia" w:ascii="Times New Roman" w:hAnsi="Times New Roman" w:eastAsia="FangSong" w:cs="Times New Roman"/>
         </w:rPr>
         <w:t>图</w:t>
       </w:r>
@@ -14279,7 +14279,7 @@
       </w:r>
       <w:r>
         <w:rPr>
-          <w:rFonts w:hint="eastAsia" w:ascii="Times New Roman" w:hAnsi="Times New Roman" w:eastAsia="SimSun" w:cs="Times New Roman"/>
+          <w:rFonts w:hint="eastAsia" w:ascii="Times New Roman" w:hAnsi="Times New Roman" w:eastAsia="FangSong" w:cs="Times New Roman"/>
         </w:rPr>
         <w:t>酸性介质</w:t>
       </w:r>
@@ -14447,7 +14447,7 @@
       </w:r>
       <w:r>
         <w:rPr>
-          <w:rFonts w:hint="eastAsia" w:ascii="Times New Roman" w:hAnsi="Times New Roman" w:eastAsia="SimSun" w:cs="Times New Roman"/>
+          <w:rFonts w:hint="eastAsia" w:ascii="Times New Roman" w:hAnsi="Times New Roman" w:eastAsia="FangSong" w:cs="Times New Roman"/>
         </w:rPr>
         <w:t>歧化</w:t>
       </w:r>
@@ -14474,7 +14474,7 @@
       <w:r>
         <w:rPr>
           <w:rStyle w:val="VerbatimChar"/>
-          <w:rFonts w:hint="eastAsia" w:ascii="Times New Roman" w:hAnsi="Times New Roman" w:eastAsia="SimSun" w:cs="Times New Roman"/>
+          <w:rFonts w:hint="eastAsia" w:ascii="Times New Roman" w:hAnsi="Times New Roman" w:eastAsia="FangSong" w:cs="Times New Roman"/>
         </w:rPr>
         <w:t>右</w:t>
       </w:r>
@@ -14502,7 +14502,7 @@
       <w:r>
         <w:rPr>
           <w:rStyle w:val="VerbatimChar"/>
-          <w:rFonts w:hint="eastAsia" w:ascii="Times New Roman" w:hAnsi="Times New Roman" w:eastAsia="SimSun" w:cs="Times New Roman"/>
+          <w:rFonts w:hint="eastAsia" w:ascii="Times New Roman" w:hAnsi="Times New Roman" w:eastAsia="FangSong" w:cs="Times New Roman"/>
         </w:rPr>
         <w:t>左</w:t>
       </w:r>
@@ -14528,7 +14528,7 @@
       </w:r>
       <w:r>
         <w:rPr>
-          <w:rFonts w:hint="eastAsia" w:ascii="Times New Roman" w:hAnsi="Times New Roman" w:eastAsia="SimSun" w:cs="Times New Roman"/>
+          <w:rFonts w:hint="eastAsia" w:ascii="Times New Roman" w:hAnsi="Times New Roman" w:eastAsia="FangSong" w:cs="Times New Roman"/>
           <w:b/>
           <w:bCs/>
         </w:rPr>
@@ -14555,7 +14555,7 @@
       </w:r>
       <w:r>
         <w:rPr>
-          <w:rFonts w:hint="eastAsia" w:ascii="Times New Roman" w:hAnsi="Times New Roman" w:eastAsia="SimSun" w:cs="Times New Roman"/>
+          <w:rFonts w:hint="eastAsia" w:ascii="Times New Roman" w:hAnsi="Times New Roman" w:eastAsia="FangSong" w:cs="Times New Roman"/>
         </w:rPr>
         <w:t>在酸性溶液中稳定</w:t>
       </w:r>
@@ -14572,7 +14572,7 @@
       </w:pPr>
       <w:r>
         <w:rPr>
-          <w:rFonts w:hint="eastAsia" w:ascii="Times New Roman" w:hAnsi="Times New Roman" w:eastAsia="SimSun" w:cs="Times New Roman"/>
+          <w:rFonts w:hint="eastAsia" w:ascii="Times New Roman" w:hAnsi="Times New Roman" w:eastAsia="FangSong" w:cs="Times New Roman"/>
           <w:b/>
           <w:bCs/>
         </w:rPr>
@@ -14586,7 +14586,7 @@
       </w:r>
       <w:r>
         <w:rPr>
-          <w:rFonts w:hint="eastAsia" w:ascii="Times New Roman" w:hAnsi="Times New Roman" w:eastAsia="SimSun" w:cs="Times New Roman"/>
+          <w:rFonts w:hint="eastAsia" w:ascii="Times New Roman" w:hAnsi="Times New Roman" w:eastAsia="FangSong" w:cs="Times New Roman"/>
         </w:rPr>
         <w:t>在</w:t>
       </w:r>
@@ -14598,7 +14598,7 @@
       </w:r>
       <w:r>
         <w:rPr>
-          <w:rFonts w:hint="eastAsia" w:ascii="Times New Roman" w:hAnsi="Times New Roman" w:eastAsia="SimSun" w:cs="Times New Roman"/>
+          <w:rFonts w:hint="eastAsia" w:ascii="Times New Roman" w:hAnsi="Times New Roman" w:eastAsia="FangSong" w:cs="Times New Roman"/>
         </w:rPr>
         <w:t>图中</w:t>
       </w:r>
@@ -14610,7 +14610,7 @@
       </w:r>
       <w:r>
         <w:rPr>
-          <w:rFonts w:hint="eastAsia" w:ascii="Times New Roman" w:hAnsi="Times New Roman" w:eastAsia="SimSun" w:cs="Times New Roman"/>
+          <w:rFonts w:hint="eastAsia" w:ascii="Times New Roman" w:hAnsi="Times New Roman" w:eastAsia="FangSong" w:cs="Times New Roman"/>
         </w:rPr>
         <w:t>若某物种右侧电势大于左侧电势</w:t>
       </w:r>
@@ -14622,7 +14622,7 @@
       </w:r>
       <w:r>
         <w:rPr>
-          <w:rFonts w:hint="eastAsia" w:ascii="Times New Roman" w:hAnsi="Times New Roman" w:eastAsia="SimSun" w:cs="Times New Roman"/>
+          <w:rFonts w:hint="eastAsia" w:ascii="Times New Roman" w:hAnsi="Times New Roman" w:eastAsia="FangSong" w:cs="Times New Roman"/>
         </w:rPr>
         <w:t>则该物种可自发歧化</w:t>
       </w:r>
@@ -14640,7 +14640,7 @@
       </w:r>
       <w:r>
         <w:rPr>
-          <w:rFonts w:hint="eastAsia" w:ascii="Times New Roman" w:hAnsi="Times New Roman" w:eastAsia="SimSun" w:cs="Times New Roman"/>
+          <w:rFonts w:hint="eastAsia" w:ascii="Times New Roman" w:hAnsi="Times New Roman" w:eastAsia="FangSong" w:cs="Times New Roman"/>
         </w:rPr>
         <w:t>右大左小就歧化</w:t>
       </w:r>
@@ -14658,7 +14658,7 @@
       </w:r>
       <w:r>
         <w:rPr>
-          <w:rFonts w:hint="eastAsia" w:ascii="Times New Roman" w:hAnsi="Times New Roman" w:eastAsia="SimSun" w:cs="Times New Roman"/>
+          <w:rFonts w:hint="eastAsia" w:ascii="Times New Roman" w:hAnsi="Times New Roman" w:eastAsia="FangSong" w:cs="Times New Roman"/>
         </w:rPr>
         <w:t>反之若两侧电势差使归中反应自发</w:t>
       </w:r>
@@ -14670,7 +14670,7 @@
       </w:r>
       <w:r>
         <w:rPr>
-          <w:rFonts w:hint="eastAsia" w:ascii="Times New Roman" w:hAnsi="Times New Roman" w:eastAsia="SimSun" w:cs="Times New Roman"/>
+          <w:rFonts w:hint="eastAsia" w:ascii="Times New Roman" w:hAnsi="Times New Roman" w:eastAsia="FangSong" w:cs="Times New Roman"/>
         </w:rPr>
         <w:t>则该物种稳定</w:t>
       </w:r>
@@ -14724,7 +14724,7 @@
       </w:pPr>
       <w:r>
         <w:rPr>
-          <w:rFonts w:hint="eastAsia" w:ascii="Times New Roman" w:hAnsi="Times New Roman" w:eastAsia="SimSun" w:cs="Times New Roman"/>
+          <w:rFonts w:hint="eastAsia" w:ascii="Times New Roman" w:hAnsi="Times New Roman" w:eastAsia="FangSong" w:cs="Times New Roman"/>
           <w:b/>
           <w:bCs/>
         </w:rPr>
@@ -14738,7 +14738,7 @@
       </w:r>
       <w:r>
         <w:rPr>
-          <w:rFonts w:hint="eastAsia" w:ascii="Times New Roman" w:hAnsi="Times New Roman" w:eastAsia="SimSun" w:cs="Times New Roman"/>
+          <w:rFonts w:hint="eastAsia" w:ascii="Times New Roman" w:hAnsi="Times New Roman" w:eastAsia="FangSong" w:cs="Times New Roman"/>
         </w:rPr>
         <w:t>本节以认识最基本的原电池腐蚀图景和防腐思路为主</w:t>
       </w:r>
@@ -14750,7 +14750,7 @@
       </w:r>
       <w:r>
         <w:rPr>
-          <w:rFonts w:hint="eastAsia" w:ascii="Times New Roman" w:hAnsi="Times New Roman" w:eastAsia="SimSun" w:cs="Times New Roman"/>
+          <w:rFonts w:hint="eastAsia" w:ascii="Times New Roman" w:hAnsi="Times New Roman" w:eastAsia="FangSong" w:cs="Times New Roman"/>
         </w:rPr>
         <w:t>不当作主计算模块</w:t>
       </w:r>
@@ -14787,7 +14787,7 @@
       </w:pPr>
       <w:r>
         <w:rPr>
-          <w:rFonts w:hint="eastAsia" w:ascii="Times New Roman" w:hAnsi="Times New Roman" w:eastAsia="SimSun" w:cs="Times New Roman"/>
+          <w:rFonts w:hint="eastAsia" w:ascii="Times New Roman" w:hAnsi="Times New Roman" w:eastAsia="FangSong" w:cs="Times New Roman"/>
         </w:rPr>
         <w:t>金属腐蚀的本质是金属被氧化</w:t>
       </w:r>
@@ -14799,7 +14799,7 @@
       </w:r>
       <w:r>
         <w:rPr>
-          <w:rFonts w:hint="eastAsia" w:ascii="Times New Roman" w:hAnsi="Times New Roman" w:eastAsia="SimSun" w:cs="Times New Roman"/>
+          <w:rFonts w:hint="eastAsia" w:ascii="Times New Roman" w:hAnsi="Times New Roman" w:eastAsia="FangSong" w:cs="Times New Roman"/>
         </w:rPr>
         <w:t>电化学腐蚀需要电解质溶液和两种不同的导体</w:t>
       </w:r>
@@ -14811,7 +14811,7 @@
       </w:r>
       <w:r>
         <w:rPr>
-          <w:rFonts w:hint="eastAsia" w:ascii="Times New Roman" w:hAnsi="Times New Roman" w:eastAsia="SimSun" w:cs="Times New Roman"/>
+          <w:rFonts w:hint="eastAsia" w:ascii="Times New Roman" w:hAnsi="Times New Roman" w:eastAsia="FangSong" w:cs="Times New Roman"/>
         </w:rPr>
         <w:t>杂质或不同区域</w:t>
       </w:r>
@@ -14823,7 +14823,7 @@
       </w:r>
       <w:r>
         <w:rPr>
-          <w:rFonts w:hint="eastAsia" w:ascii="Times New Roman" w:hAnsi="Times New Roman" w:eastAsia="SimSun" w:cs="Times New Roman"/>
+          <w:rFonts w:hint="eastAsia" w:ascii="Times New Roman" w:hAnsi="Times New Roman" w:eastAsia="FangSong" w:cs="Times New Roman"/>
         </w:rPr>
         <w:t>形成微电池</w:t>
       </w:r>
@@ -14925,7 +14925,7 @@
             </w:pPr>
             <w:r>
               <w:rPr>
-                <w:rFonts w:hint="eastAsia" w:ascii="Times New Roman" w:hAnsi="Times New Roman" w:eastAsia="SimSun" w:cs="Times New Roman"/>
+                <w:rFonts w:hint="eastAsia" w:ascii="Times New Roman" w:hAnsi="Times New Roman" w:eastAsia="FangSong" w:cs="Times New Roman"/>
                 <w:b/>
                 <w:bCs/>
               </w:rPr>
@@ -14964,7 +14964,7 @@
             </w:pPr>
             <w:r>
               <w:rPr>
-                <w:rFonts w:hint="eastAsia" w:ascii="Times New Roman" w:hAnsi="Times New Roman" w:eastAsia="SimSun" w:cs="Times New Roman"/>
+                <w:rFonts w:hint="eastAsia" w:ascii="Times New Roman" w:hAnsi="Times New Roman" w:eastAsia="FangSong" w:cs="Times New Roman"/>
               </w:rPr>
               <w:t xml:space="preserve">强酸性</w:t>
             </w:r>
@@ -15035,7 +15035,7 @@
             </w:pPr>
             <w:r>
               <w:rPr>
-                <w:rFonts w:hint="eastAsia" w:ascii="Times New Roman" w:hAnsi="Times New Roman" w:eastAsia="SimSun" w:cs="Times New Roman"/>
+                <w:rFonts w:hint="eastAsia" w:ascii="Times New Roman" w:hAnsi="Times New Roman" w:eastAsia="FangSong" w:cs="Times New Roman"/>
                 <w:b/>
                 <w:bCs/>
               </w:rPr>
@@ -15074,7 +15074,7 @@
             </w:pPr>
             <w:r>
               <w:rPr>
-                <w:rFonts w:hint="eastAsia" w:ascii="Times New Roman" w:hAnsi="Times New Roman" w:eastAsia="SimSun" w:cs="Times New Roman"/>
+                <w:rFonts w:hint="eastAsia" w:ascii="Times New Roman" w:hAnsi="Times New Roman" w:eastAsia="FangSong" w:cs="Times New Roman"/>
               </w:rPr>
               <w:t>中性</w:t>
             </w:r>
@@ -15086,7 +15086,7 @@
             </w:r>
             <w:r>
               <w:rPr>
-                <w:rFonts w:hint="eastAsia" w:ascii="Times New Roman" w:hAnsi="Times New Roman" w:eastAsia="SimSun" w:cs="Times New Roman"/>
+                <w:rFonts w:hint="eastAsia" w:ascii="Times New Roman" w:hAnsi="Times New Roman" w:eastAsia="FangSong" w:cs="Times New Roman"/>
               </w:rPr>
               <w:t>弱酸性</w:t>
             </w:r>
@@ -15149,7 +15149,7 @@
       </w:pPr>
       <w:r>
         <w:rPr>
-          <w:rFonts w:hint="eastAsia" w:ascii="Times New Roman" w:hAnsi="Times New Roman" w:eastAsia="SimSun" w:cs="Times New Roman"/>
+          <w:rFonts w:hint="eastAsia" w:ascii="Times New Roman" w:hAnsi="Times New Roman" w:eastAsia="FangSong" w:cs="Times New Roman"/>
           <w:b/>
           <w:bCs/>
         </w:rPr>
@@ -15163,7 +15163,7 @@
       </w:r>
       <w:r>
         <w:rPr>
-          <w:rFonts w:hint="eastAsia" w:ascii="Times New Roman" w:hAnsi="Times New Roman" w:eastAsia="SimSun" w:cs="Times New Roman"/>
+          <w:rFonts w:hint="eastAsia" w:ascii="Times New Roman" w:hAnsi="Times New Roman" w:eastAsia="FangSong" w:cs="Times New Roman"/>
         </w:rPr>
         <w:t>因为大气中的</w:t>
       </w:r>
@@ -15188,7 +15188,7 @@
       </w:r>
       <w:r>
         <w:rPr>
-          <w:rFonts w:hint="eastAsia" w:ascii="Times New Roman" w:hAnsi="Times New Roman" w:eastAsia="SimSun" w:cs="Times New Roman"/>
+          <w:rFonts w:hint="eastAsia" w:ascii="Times New Roman" w:hAnsi="Times New Roman" w:eastAsia="FangSong" w:cs="Times New Roman"/>
         </w:rPr>
         <w:t>溶解在水膜中即可作为氧化剂</w:t>
       </w:r>
@@ -15205,7 +15205,7 @@
       </w:pPr>
       <w:r>
         <w:rPr>
-          <w:rFonts w:hint="eastAsia" w:ascii="Times New Roman" w:hAnsi="Times New Roman" w:eastAsia="SimSun" w:cs="Times New Roman"/>
+          <w:rFonts w:hint="eastAsia" w:ascii="Times New Roman" w:hAnsi="Times New Roman" w:eastAsia="FangSong" w:cs="Times New Roman"/>
           <w:b/>
           <w:bCs/>
         </w:rPr>
@@ -15221,7 +15221,7 @@
       </w:r>
       <w:r>
         <w:rPr>
-          <w:rFonts w:hint="eastAsia" w:ascii="Times New Roman" w:hAnsi="Times New Roman" w:eastAsia="SimSun" w:cs="Times New Roman"/>
+          <w:rFonts w:hint="eastAsia" w:ascii="Times New Roman" w:hAnsi="Times New Roman" w:eastAsia="FangSong" w:cs="Times New Roman"/>
           <w:b/>
           <w:bCs/>
         </w:rPr>
@@ -15243,7 +15243,7 @@
       </w:r>
       <w:r>
         <w:rPr>
-          <w:rFonts w:hint="eastAsia" w:ascii="Times New Roman" w:hAnsi="Times New Roman" w:eastAsia="SimSun" w:cs="Times New Roman"/>
+          <w:rFonts w:hint="eastAsia" w:ascii="Times New Roman" w:hAnsi="Times New Roman" w:eastAsia="FangSong" w:cs="Times New Roman"/>
         </w:rPr>
         <w:t>实际电化学过程所需电压常大于理论值</w:t>
       </w:r>
@@ -15255,7 +15255,7 @@
       </w:r>
       <w:r>
         <w:rPr>
-          <w:rFonts w:hint="eastAsia" w:ascii="Times New Roman" w:hAnsi="Times New Roman" w:eastAsia="SimSun" w:cs="Times New Roman"/>
+          <w:rFonts w:hint="eastAsia" w:ascii="Times New Roman" w:hAnsi="Times New Roman" w:eastAsia="FangSong" w:cs="Times New Roman"/>
         </w:rPr>
         <w:t>多出的部分就是超电势</w:t>
       </w:r>
@@ -15267,7 +15267,7 @@
       </w:r>
       <w:r>
         <w:rPr>
-          <w:rFonts w:hint="eastAsia" w:ascii="Times New Roman" w:hAnsi="Times New Roman" w:eastAsia="SimSun" w:cs="Times New Roman"/>
+          <w:rFonts w:hint="eastAsia" w:ascii="Times New Roman" w:hAnsi="Times New Roman" w:eastAsia="FangSong" w:cs="Times New Roman"/>
         </w:rPr>
         <w:t>例如氢气在不同金属表面析出的难易差别很大</w:t>
       </w:r>
@@ -15279,7 +15279,7 @@
       </w:r>
       <w:r>
         <w:rPr>
-          <w:rFonts w:hint="eastAsia" w:ascii="Times New Roman" w:hAnsi="Times New Roman" w:eastAsia="SimSun" w:cs="Times New Roman"/>
+          <w:rFonts w:hint="eastAsia" w:ascii="Times New Roman" w:hAnsi="Times New Roman" w:eastAsia="FangSong" w:cs="Times New Roman"/>
         </w:rPr>
         <w:t>氢在</w:t>
       </w:r>
@@ -15291,7 +15291,7 @@
       </w:r>
       <w:r>
         <w:rPr>
-          <w:rFonts w:hint="eastAsia" w:ascii="Times New Roman" w:hAnsi="Times New Roman" w:eastAsia="SimSun" w:cs="Times New Roman"/>
+          <w:rFonts w:hint="eastAsia" w:ascii="Times New Roman" w:hAnsi="Times New Roman" w:eastAsia="FangSong" w:cs="Times New Roman"/>
         </w:rPr>
         <w:t>表面超电势较大</w:t>
       </w:r>
@@ -15303,7 +15303,7 @@
       </w:r>
       <w:r>
         <w:rPr>
-          <w:rFonts w:hint="eastAsia" w:ascii="Times New Roman" w:hAnsi="Times New Roman" w:eastAsia="SimSun" w:cs="Times New Roman"/>
+          <w:rFonts w:hint="eastAsia" w:ascii="Times New Roman" w:hAnsi="Times New Roman" w:eastAsia="FangSong" w:cs="Times New Roman"/>
         </w:rPr>
         <w:t>析氢被显著拖慢</w:t>
       </w:r>
@@ -15315,7 +15315,7 @@
       </w:r>
       <w:r>
         <w:rPr>
-          <w:rFonts w:hint="eastAsia" w:ascii="Times New Roman" w:hAnsi="Times New Roman" w:eastAsia="SimSun" w:cs="Times New Roman"/>
+          <w:rFonts w:hint="eastAsia" w:ascii="Times New Roman" w:hAnsi="Times New Roman" w:eastAsia="FangSong" w:cs="Times New Roman"/>
         </w:rPr>
         <w:t>所以纯锌与酸反应反而慢</w:t>
       </w:r>
@@ -15327,7 +15327,7 @@
       </w:r>
       <w:r>
         <w:rPr>
-          <w:rFonts w:hint="eastAsia" w:ascii="Times New Roman" w:hAnsi="Times New Roman" w:eastAsia="SimSun" w:cs="Times New Roman"/>
+          <w:rFonts w:hint="eastAsia" w:ascii="Times New Roman" w:hAnsi="Times New Roman" w:eastAsia="FangSong" w:cs="Times New Roman"/>
         </w:rPr>
         <w:t>析氢慢</w:t>
       </w:r>
@@ -15339,7 +15339,7 @@
       </w:r>
       <w:r>
         <w:rPr>
-          <w:rFonts w:hint="eastAsia" w:ascii="Times New Roman" w:hAnsi="Times New Roman" w:eastAsia="SimSun" w:cs="Times New Roman"/>
+          <w:rFonts w:hint="eastAsia" w:ascii="Times New Roman" w:hAnsi="Times New Roman" w:eastAsia="FangSong" w:cs="Times New Roman"/>
         </w:rPr>
         <w:t>而含杂质的锌表面会形成微电池</w:t>
       </w:r>
@@ -15351,7 +15351,7 @@
       </w:r>
       <w:r>
         <w:rPr>
-          <w:rFonts w:hint="eastAsia" w:ascii="Times New Roman" w:hAnsi="Times New Roman" w:eastAsia="SimSun" w:cs="Times New Roman"/>
+          <w:rFonts w:hint="eastAsia" w:ascii="Times New Roman" w:hAnsi="Times New Roman" w:eastAsia="FangSong" w:cs="Times New Roman"/>
         </w:rPr>
         <w:t>析氢更快</w:t>
       </w:r>
@@ -15363,7 +15363,7 @@
       </w:r>
       <w:r>
         <w:rPr>
-          <w:rFonts w:hint="eastAsia" w:ascii="Times New Roman" w:hAnsi="Times New Roman" w:eastAsia="SimSun" w:cs="Times New Roman"/>
+          <w:rFonts w:hint="eastAsia" w:ascii="Times New Roman" w:hAnsi="Times New Roman" w:eastAsia="FangSong" w:cs="Times New Roman"/>
         </w:rPr>
         <w:t>腐蚀明显加速</w:t>
       </w:r>
@@ -15468,7 +15468,7 @@
             </w:pPr>
             <w:r>
               <w:rPr>
-                <w:rFonts w:hint="eastAsia" w:ascii="Times New Roman" w:hAnsi="Times New Roman" w:eastAsia="SimSun" w:cs="Times New Roman"/>
+                <w:rFonts w:hint="eastAsia" w:ascii="Times New Roman" w:hAnsi="Times New Roman" w:eastAsia="FangSong" w:cs="Times New Roman"/>
                 <w:b/>
                 <w:bCs/>
               </w:rPr>
@@ -15485,7 +15485,7 @@
             </w:pPr>
             <w:r>
               <w:rPr>
-                <w:rFonts w:hint="eastAsia" w:ascii="Times New Roman" w:hAnsi="Times New Roman" w:eastAsia="SimSun" w:cs="Times New Roman"/>
+                <w:rFonts w:hint="eastAsia" w:ascii="Times New Roman" w:hAnsi="Times New Roman" w:eastAsia="FangSong" w:cs="Times New Roman"/>
               </w:rPr>
               <w:t xml:space="preserve">隔绝金属与电解质</w:t>
             </w:r>
@@ -15500,7 +15500,7 @@
             </w:pPr>
             <w:r>
               <w:rPr>
-                <w:rFonts w:hint="eastAsia" w:ascii="Times New Roman" w:hAnsi="Times New Roman" w:eastAsia="SimSun" w:cs="Times New Roman"/>
+                <w:rFonts w:hint="eastAsia" w:ascii="Times New Roman" w:hAnsi="Times New Roman" w:eastAsia="FangSong" w:cs="Times New Roman"/>
               </w:rPr>
               <w:t>涂漆</w:t>
             </w:r>
@@ -15512,7 +15512,7 @@
             </w:r>
             <w:r>
               <w:rPr>
-                <w:rFonts w:hint="eastAsia" w:ascii="Times New Roman" w:hAnsi="Times New Roman" w:eastAsia="SimSun" w:cs="Times New Roman"/>
+                <w:rFonts w:hint="eastAsia" w:ascii="Times New Roman" w:hAnsi="Times New Roman" w:eastAsia="FangSong" w:cs="Times New Roman"/>
               </w:rPr>
               <w:t>涂油脂</w:t>
             </w:r>
@@ -15529,7 +15529,7 @@
             </w:pPr>
             <w:r>
               <w:rPr>
-                <w:rFonts w:hint="eastAsia" w:ascii="Times New Roman" w:hAnsi="Times New Roman" w:eastAsia="SimSun" w:cs="Times New Roman"/>
+                <w:rFonts w:hint="eastAsia" w:ascii="Times New Roman" w:hAnsi="Times New Roman" w:eastAsia="FangSong" w:cs="Times New Roman"/>
                 <w:b/>
                 <w:bCs/>
               </w:rPr>
@@ -15546,7 +15546,7 @@
             </w:pPr>
             <w:r>
               <w:rPr>
-                <w:rFonts w:hint="eastAsia" w:ascii="Times New Roman" w:hAnsi="Times New Roman" w:eastAsia="SimSun" w:cs="Times New Roman"/>
+                <w:rFonts w:hint="eastAsia" w:ascii="Times New Roman" w:hAnsi="Times New Roman" w:eastAsia="FangSong" w:cs="Times New Roman"/>
               </w:rPr>
               <w:t xml:space="preserve">用更耐腐蚀的金属覆盖</w:t>
             </w:r>
@@ -15561,7 +15561,7 @@
             </w:pPr>
             <w:r>
               <w:rPr>
-                <w:rFonts w:hint="eastAsia" w:ascii="Times New Roman" w:hAnsi="Times New Roman" w:eastAsia="SimSun" w:cs="Times New Roman"/>
+                <w:rFonts w:hint="eastAsia" w:ascii="Times New Roman" w:hAnsi="Times New Roman" w:eastAsia="FangSong" w:cs="Times New Roman"/>
               </w:rPr>
               <w:t>镀铬</w:t>
             </w:r>
@@ -15573,7 +15573,7 @@
             </w:r>
             <w:r>
               <w:rPr>
-                <w:rFonts w:hint="eastAsia" w:ascii="Times New Roman" w:hAnsi="Times New Roman" w:eastAsia="SimSun" w:cs="Times New Roman"/>
+                <w:rFonts w:hint="eastAsia" w:ascii="Times New Roman" w:hAnsi="Times New Roman" w:eastAsia="FangSong" w:cs="Times New Roman"/>
               </w:rPr>
               <w:t>镀锡</w:t>
             </w:r>
@@ -15590,7 +15590,7 @@
             </w:pPr>
             <w:r>
               <w:rPr>
-                <w:rFonts w:hint="eastAsia" w:ascii="Times New Roman" w:hAnsi="Times New Roman" w:eastAsia="SimSun" w:cs="Times New Roman"/>
+                <w:rFonts w:hint="eastAsia" w:ascii="Times New Roman" w:hAnsi="Times New Roman" w:eastAsia="FangSong" w:cs="Times New Roman"/>
                 <w:b/>
                 <w:bCs/>
               </w:rPr>
@@ -15607,7 +15607,7 @@
             </w:pPr>
             <w:r>
               <w:rPr>
-                <w:rFonts w:hint="eastAsia" w:ascii="Times New Roman" w:hAnsi="Times New Roman" w:eastAsia="SimSun" w:cs="Times New Roman"/>
+                <w:rFonts w:hint="eastAsia" w:ascii="Times New Roman" w:hAnsi="Times New Roman" w:eastAsia="FangSong" w:cs="Times New Roman"/>
               </w:rPr>
               <w:t xml:space="preserve">连接更活泼的金属作为阳极</w:t>
             </w:r>
@@ -15622,7 +15622,7 @@
             </w:pPr>
             <w:r>
               <w:rPr>
-                <w:rFonts w:hint="eastAsia" w:ascii="Times New Roman" w:hAnsi="Times New Roman" w:eastAsia="SimSun" w:cs="Times New Roman"/>
+                <w:rFonts w:hint="eastAsia" w:ascii="Times New Roman" w:hAnsi="Times New Roman" w:eastAsia="FangSong" w:cs="Times New Roman"/>
               </w:rPr>
               <w:t>船体焊锌块</w:t>
             </w:r>
@@ -15634,7 +15634,7 @@
             </w:r>
             <w:r>
               <w:rPr>
-                <w:rFonts w:hint="eastAsia" w:ascii="Times New Roman" w:hAnsi="Times New Roman" w:eastAsia="SimSun" w:cs="Times New Roman"/>
+                <w:rFonts w:hint="eastAsia" w:ascii="Times New Roman" w:hAnsi="Times New Roman" w:eastAsia="FangSong" w:cs="Times New Roman"/>
               </w:rPr>
               <w:t>白铁原理</w:t>
             </w:r>
@@ -15657,7 +15657,7 @@
             </w:pPr>
             <w:r>
               <w:rPr>
-                <w:rFonts w:hint="eastAsia" w:ascii="Times New Roman" w:hAnsi="Times New Roman" w:eastAsia="SimSun" w:cs="Times New Roman"/>
+                <w:rFonts w:hint="eastAsia" w:ascii="Times New Roman" w:hAnsi="Times New Roman" w:eastAsia="FangSong" w:cs="Times New Roman"/>
                 <w:b/>
                 <w:bCs/>
               </w:rPr>
@@ -15674,7 +15674,7 @@
             </w:pPr>
             <w:r>
               <w:rPr>
-                <w:rFonts w:hint="eastAsia" w:ascii="Times New Roman" w:hAnsi="Times New Roman" w:eastAsia="SimSun" w:cs="Times New Roman"/>
+                <w:rFonts w:hint="eastAsia" w:ascii="Times New Roman" w:hAnsi="Times New Roman" w:eastAsia="FangSong" w:cs="Times New Roman"/>
               </w:rPr>
               <w:t xml:space="preserve">使表面形成致密氧化膜</w:t>
             </w:r>
@@ -15689,7 +15689,7 @@
             </w:pPr>
             <w:r>
               <w:rPr>
-                <w:rFonts w:hint="eastAsia" w:ascii="Times New Roman" w:hAnsi="Times New Roman" w:eastAsia="SimSun" w:cs="Times New Roman"/>
+                <w:rFonts w:hint="eastAsia" w:ascii="Times New Roman" w:hAnsi="Times New Roman" w:eastAsia="FangSong" w:cs="Times New Roman"/>
               </w:rPr>
               <w:t>不锈钢</w:t>
             </w:r>
@@ -15707,7 +15707,7 @@
             </w:r>
             <w:r>
               <w:rPr>
-                <w:rFonts w:hint="eastAsia" w:ascii="Times New Roman" w:hAnsi="Times New Roman" w:eastAsia="SimSun" w:cs="Times New Roman"/>
+                <w:rFonts w:hint="eastAsia" w:ascii="Times New Roman" w:hAnsi="Times New Roman" w:eastAsia="FangSong" w:cs="Times New Roman"/>
               </w:rPr>
               <w:t>钝化膜</w:t>
             </w:r>
@@ -15728,7 +15728,7 @@
       </w:pPr>
       <w:r>
         <w:rPr>
-          <w:rFonts w:hint="eastAsia" w:ascii="Times New Roman" w:hAnsi="Times New Roman" w:eastAsia="SimSun" w:cs="Times New Roman"/>
+          <w:rFonts w:hint="eastAsia" w:ascii="Times New Roman" w:hAnsi="Times New Roman" w:eastAsia="FangSong" w:cs="Times New Roman"/>
           <w:b/>
           <w:bCs/>
         </w:rPr>
@@ -15760,7 +15760,7 @@
       </w:r>
       <w:r>
         <w:rPr>
-          <w:rFonts w:hint="eastAsia" w:ascii="Times New Roman" w:hAnsi="Times New Roman" w:eastAsia="SimSun" w:cs="Times New Roman"/>
+          <w:rFonts w:hint="eastAsia" w:ascii="Times New Roman" w:hAnsi="Times New Roman" w:eastAsia="FangSong" w:cs="Times New Roman"/>
           <w:b/>
           <w:bCs/>
         </w:rPr>
@@ -15774,7 +15774,7 @@
       </w:r>
       <w:r>
         <w:rPr>
-          <w:rFonts w:hint="eastAsia" w:ascii="Times New Roman" w:hAnsi="Times New Roman" w:eastAsia="SimSun" w:cs="Times New Roman"/>
+          <w:rFonts w:hint="eastAsia" w:ascii="Times New Roman" w:hAnsi="Times New Roman" w:eastAsia="FangSong" w:cs="Times New Roman"/>
         </w:rPr>
         <w:t>镀锌铁</w:t>
       </w:r>
@@ -15792,7 +15792,7 @@
       </w:r>
       <w:r>
         <w:rPr>
-          <w:rFonts w:hint="eastAsia" w:ascii="Times New Roman" w:hAnsi="Times New Roman" w:eastAsia="SimSun" w:cs="Times New Roman"/>
+          <w:rFonts w:hint="eastAsia" w:ascii="Times New Roman" w:hAnsi="Times New Roman" w:eastAsia="FangSong" w:cs="Times New Roman"/>
         </w:rPr>
         <w:t xml:space="preserve">比</w:t>
       </w:r>
@@ -15804,7 +15804,7 @@
       </w:r>
       <w:r>
         <w:rPr>
-          <w:rFonts w:hint="eastAsia" w:ascii="Times New Roman" w:hAnsi="Times New Roman" w:eastAsia="SimSun" w:cs="Times New Roman"/>
+          <w:rFonts w:hint="eastAsia" w:ascii="Times New Roman" w:hAnsi="Times New Roman" w:eastAsia="FangSong" w:cs="Times New Roman"/>
         </w:rPr>
         <w:t>活泼</w:t>
       </w:r>
@@ -15822,7 +15822,7 @@
       </w:r>
       <w:r>
         <w:rPr>
-          <w:rFonts w:hint="eastAsia" w:ascii="Times New Roman" w:hAnsi="Times New Roman" w:eastAsia="SimSun" w:cs="Times New Roman"/>
+          <w:rFonts w:hint="eastAsia" w:ascii="Times New Roman" w:hAnsi="Times New Roman" w:eastAsia="FangSong" w:cs="Times New Roman"/>
         </w:rPr>
         <w:t xml:space="preserve">优先腐蚀保护</w:t>
       </w:r>
@@ -15840,7 +15840,7 @@
       </w:r>
       <w:r>
         <w:rPr>
-          <w:rFonts w:hint="eastAsia" w:ascii="Times New Roman" w:hAnsi="Times New Roman" w:eastAsia="SimSun" w:cs="Times New Roman"/>
+          <w:rFonts w:hint="eastAsia" w:ascii="Times New Roman" w:hAnsi="Times New Roman" w:eastAsia="FangSong" w:cs="Times New Roman"/>
         </w:rPr>
         <w:t>牺牲阳极</w:t>
       </w:r>
@@ -15870,7 +15870,7 @@
       </w:r>
       <w:r>
         <w:rPr>
-          <w:rFonts w:hint="eastAsia" w:ascii="Times New Roman" w:hAnsi="Times New Roman" w:eastAsia="SimSun" w:cs="Times New Roman"/>
+          <w:rFonts w:hint="eastAsia" w:ascii="Times New Roman" w:hAnsi="Times New Roman" w:eastAsia="FangSong" w:cs="Times New Roman"/>
           <w:b/>
           <w:bCs/>
         </w:rPr>
@@ -15884,7 +15884,7 @@
       </w:r>
       <w:r>
         <w:rPr>
-          <w:rFonts w:hint="eastAsia" w:ascii="Times New Roman" w:hAnsi="Times New Roman" w:eastAsia="SimSun" w:cs="Times New Roman"/>
+          <w:rFonts w:hint="eastAsia" w:ascii="Times New Roman" w:hAnsi="Times New Roman" w:eastAsia="FangSong" w:cs="Times New Roman"/>
         </w:rPr>
         <w:t>镀锡铁</w:t>
       </w:r>
@@ -15902,7 +15902,7 @@
       </w:r>
       <w:r>
         <w:rPr>
-          <w:rFonts w:hint="eastAsia" w:ascii="Times New Roman" w:hAnsi="Times New Roman" w:eastAsia="SimSun" w:cs="Times New Roman"/>
+          <w:rFonts w:hint="eastAsia" w:ascii="Times New Roman" w:hAnsi="Times New Roman" w:eastAsia="FangSong" w:cs="Times New Roman"/>
         </w:rPr>
         <w:t xml:space="preserve">比</w:t>
       </w:r>
@@ -15914,7 +15914,7 @@
       </w:r>
       <w:r>
         <w:rPr>
-          <w:rFonts w:hint="eastAsia" w:ascii="Times New Roman" w:hAnsi="Times New Roman" w:eastAsia="SimSun" w:cs="Times New Roman"/>
+          <w:rFonts w:hint="eastAsia" w:ascii="Times New Roman" w:hAnsi="Times New Roman" w:eastAsia="FangSong" w:cs="Times New Roman"/>
         </w:rPr>
         <w:t>不活泼</w:t>
       </w:r>
@@ -15932,7 +15932,7 @@
       </w:r>
       <w:r>
         <w:rPr>
-          <w:rFonts w:hint="eastAsia" w:ascii="Times New Roman" w:hAnsi="Times New Roman" w:eastAsia="SimSun" w:cs="Times New Roman"/>
+          <w:rFonts w:hint="eastAsia" w:ascii="Times New Roman" w:hAnsi="Times New Roman" w:eastAsia="FangSong" w:cs="Times New Roman"/>
         </w:rPr>
         <w:t xml:space="preserve">层破损后</w:t>
       </w:r>
@@ -15944,7 +15944,7 @@
       </w:r>
       <w:r>
         <w:rPr>
-          <w:rFonts w:hint="eastAsia" w:ascii="Times New Roman" w:hAnsi="Times New Roman" w:eastAsia="SimSun" w:cs="Times New Roman"/>
+          <w:rFonts w:hint="eastAsia" w:ascii="Times New Roman" w:hAnsi="Times New Roman" w:eastAsia="FangSong" w:cs="Times New Roman"/>
         </w:rPr>
         <w:t>加速腐蚀</w:t>
       </w:r>
@@ -15962,7 +15962,7 @@
       </w:r>
       <w:r>
         <w:rPr>
-          <w:rFonts w:hint="eastAsia" w:ascii="Times New Roman" w:hAnsi="Times New Roman" w:eastAsia="SimSun" w:cs="Times New Roman"/>
+          <w:rFonts w:hint="eastAsia" w:ascii="Times New Roman" w:hAnsi="Times New Roman" w:eastAsia="FangSong" w:cs="Times New Roman"/>
         </w:rPr>
         <w:t>成为阳极</w:t>
       </w:r>
@@ -16016,7 +16016,7 @@
       </w:pPr>
       <w:r>
         <w:rPr>
-          <w:rFonts w:hint="eastAsia" w:ascii="Times New Roman" w:hAnsi="Times New Roman" w:eastAsia="SimSun" w:cs="Times New Roman"/>
+          <w:rFonts w:hint="eastAsia" w:ascii="Times New Roman" w:hAnsi="Times New Roman" w:eastAsia="FangSong" w:cs="Times New Roman"/>
           <w:b/>
           <w:bCs/>
         </w:rPr>
@@ -16030,7 +16030,7 @@
       </w:r>
       <w:r>
         <w:rPr>
-          <w:rFonts w:hint="eastAsia" w:ascii="Times New Roman" w:hAnsi="Times New Roman" w:eastAsia="SimSun" w:cs="Times New Roman"/>
+          <w:rFonts w:hint="eastAsia" w:ascii="Times New Roman" w:hAnsi="Times New Roman" w:eastAsia="FangSong" w:cs="Times New Roman"/>
         </w:rPr>
         <w:t>本节以认识常见电源和背后的氧化还原本质为主</w:t>
       </w:r>
@@ -16042,7 +16042,7 @@
       </w:r>
       <w:r>
         <w:rPr>
-          <w:rFonts w:hint="eastAsia" w:ascii="Times New Roman" w:hAnsi="Times New Roman" w:eastAsia="SimSun" w:cs="Times New Roman"/>
+          <w:rFonts w:hint="eastAsia" w:ascii="Times New Roman" w:hAnsi="Times New Roman" w:eastAsia="FangSong" w:cs="Times New Roman"/>
         </w:rPr>
         <w:t>不要求系统整理各类电池参数和工业细节</w:t>
       </w:r>
@@ -16198,7 +16198,7 @@
             </w:pPr>
             <w:r>
               <w:rPr>
-                <w:rFonts w:hint="eastAsia" w:ascii="Times New Roman" w:hAnsi="Times New Roman" w:eastAsia="SimSun" w:cs="Times New Roman"/>
+                <w:rFonts w:hint="eastAsia" w:ascii="Times New Roman" w:hAnsi="Times New Roman" w:eastAsia="FangSong" w:cs="Times New Roman"/>
                 <w:b/>
                 <w:bCs/>
               </w:rPr>
@@ -16295,7 +16295,7 @@
             </w:pPr>
             <w:r>
               <w:rPr>
-                <w:rFonts w:hint="eastAsia" w:ascii="Times New Roman" w:hAnsi="Times New Roman" w:eastAsia="SimSun" w:cs="Times New Roman"/>
+                <w:rFonts w:hint="eastAsia" w:ascii="Times New Roman" w:hAnsi="Times New Roman" w:eastAsia="FangSong" w:cs="Times New Roman"/>
               </w:rPr>
               <w:t>一次性</w:t>
             </w:r>
@@ -16307,7 +16307,7 @@
             </w:r>
             <w:r>
               <w:rPr>
-                <w:rFonts w:hint="eastAsia" w:ascii="Times New Roman" w:hAnsi="Times New Roman" w:eastAsia="SimSun" w:cs="Times New Roman"/>
+                <w:rFonts w:hint="eastAsia" w:ascii="Times New Roman" w:hAnsi="Times New Roman" w:eastAsia="FangSong" w:cs="Times New Roman"/>
               </w:rPr>
               <w:t>价格低</w:t>
             </w:r>
@@ -16324,7 +16324,7 @@
             </w:pPr>
             <w:r>
               <w:rPr>
-                <w:rFonts w:hint="eastAsia" w:ascii="Times New Roman" w:hAnsi="Times New Roman" w:eastAsia="SimSun" w:cs="Times New Roman"/>
+                <w:rFonts w:hint="eastAsia" w:ascii="Times New Roman" w:hAnsi="Times New Roman" w:eastAsia="FangSong" w:cs="Times New Roman"/>
                 <w:b/>
                 <w:bCs/>
               </w:rPr>
@@ -16428,7 +16428,7 @@
             </w:pPr>
             <w:r>
               <w:rPr>
-                <w:rFonts w:hint="eastAsia" w:ascii="Times New Roman" w:hAnsi="Times New Roman" w:eastAsia="SimSun" w:cs="Times New Roman"/>
+                <w:rFonts w:hint="eastAsia" w:ascii="Times New Roman" w:hAnsi="Times New Roman" w:eastAsia="FangSong" w:cs="Times New Roman"/>
               </w:rPr>
               <w:t>可充电</w:t>
             </w:r>
@@ -16440,7 +16440,7 @@
             </w:r>
             <w:r>
               <w:rPr>
-                <w:rFonts w:hint="eastAsia" w:ascii="Times New Roman" w:hAnsi="Times New Roman" w:eastAsia="SimSun" w:cs="Times New Roman"/>
+                <w:rFonts w:hint="eastAsia" w:ascii="Times New Roman" w:hAnsi="Times New Roman" w:eastAsia="FangSong" w:cs="Times New Roman"/>
               </w:rPr>
               <w:t>汽车常用</w:t>
             </w:r>
@@ -16457,7 +16457,7 @@
             </w:pPr>
             <w:r>
               <w:rPr>
-                <w:rFonts w:hint="eastAsia" w:ascii="Times New Roman" w:hAnsi="Times New Roman" w:eastAsia="SimSun" w:cs="Times New Roman"/>
+                <w:rFonts w:hint="eastAsia" w:ascii="Times New Roman" w:hAnsi="Times New Roman" w:eastAsia="FangSong" w:cs="Times New Roman"/>
                 <w:b/>
                 <w:bCs/>
               </w:rPr>
@@ -16548,7 +16548,7 @@
             </w:pPr>
             <w:r>
               <w:rPr>
-                <w:rFonts w:hint="eastAsia" w:ascii="Times New Roman" w:hAnsi="Times New Roman" w:eastAsia="SimSun" w:cs="Times New Roman"/>
+                <w:rFonts w:hint="eastAsia" w:ascii="Times New Roman" w:hAnsi="Times New Roman" w:eastAsia="FangSong" w:cs="Times New Roman"/>
               </w:rPr>
               <w:t>清洁能源</w:t>
             </w:r>
@@ -16560,7 +16560,7 @@
             </w:r>
             <w:r>
               <w:rPr>
-                <w:rFonts w:hint="eastAsia" w:ascii="Times New Roman" w:hAnsi="Times New Roman" w:eastAsia="SimSun" w:cs="Times New Roman"/>
+                <w:rFonts w:hint="eastAsia" w:ascii="Times New Roman" w:hAnsi="Times New Roman" w:eastAsia="FangSong" w:cs="Times New Roman"/>
               </w:rPr>
               <w:t>效率高</w:t>
             </w:r>
@@ -16577,7 +16577,7 @@
             </w:pPr>
             <w:r>
               <w:rPr>
-                <w:rFonts w:hint="eastAsia" w:ascii="Times New Roman" w:hAnsi="Times New Roman" w:eastAsia="SimSun" w:cs="Times New Roman"/>
+                <w:rFonts w:hint="eastAsia" w:ascii="Times New Roman" w:hAnsi="Times New Roman" w:eastAsia="FangSong" w:cs="Times New Roman"/>
                 <w:b/>
                 <w:bCs/>
               </w:rPr>
@@ -16638,7 +16638,7 @@
             </w:pPr>
             <w:r>
               <w:rPr>
-                <w:rFonts w:hint="eastAsia" w:ascii="Times New Roman" w:hAnsi="Times New Roman" w:eastAsia="SimSun" w:cs="Times New Roman"/>
+                <w:rFonts w:hint="eastAsia" w:ascii="Times New Roman" w:hAnsi="Times New Roman" w:eastAsia="FangSong" w:cs="Times New Roman"/>
               </w:rPr>
               <w:t xml:space="preserve">有机电解质</w:t>
             </w:r>
@@ -16668,7 +16668,7 @@
             </w:pPr>
             <w:r>
               <w:rPr>
-                <w:rFonts w:hint="eastAsia" w:ascii="Times New Roman" w:hAnsi="Times New Roman" w:eastAsia="SimSun" w:cs="Times New Roman"/>
+                <w:rFonts w:hint="eastAsia" w:ascii="Times New Roman" w:hAnsi="Times New Roman" w:eastAsia="FangSong" w:cs="Times New Roman"/>
               </w:rPr>
               <w:t>高能量密度</w:t>
             </w:r>
@@ -16680,7 +16680,7 @@
             </w:r>
             <w:r>
               <w:rPr>
-                <w:rFonts w:hint="eastAsia" w:ascii="Times New Roman" w:hAnsi="Times New Roman" w:eastAsia="SimSun" w:cs="Times New Roman"/>
+                <w:rFonts w:hint="eastAsia" w:ascii="Times New Roman" w:hAnsi="Times New Roman" w:eastAsia="FangSong" w:cs="Times New Roman"/>
               </w:rPr>
               <w:t>手机</w:t>
             </w:r>
@@ -16692,7 +16692,7 @@
             </w:r>
             <w:r>
               <w:rPr>
-                <w:rFonts w:hint="eastAsia" w:ascii="Times New Roman" w:hAnsi="Times New Roman" w:eastAsia="SimSun" w:cs="Times New Roman"/>
+                <w:rFonts w:hint="eastAsia" w:ascii="Times New Roman" w:hAnsi="Times New Roman" w:eastAsia="FangSong" w:cs="Times New Roman"/>
               </w:rPr>
               <w:t>电脑</w:t>
             </w:r>
@@ -17026,7 +17026,7 @@
       </w:pPr>
       <w:r>
         <w:rPr>
-          <w:rFonts w:hint="eastAsia" w:ascii="Times New Roman" w:hAnsi="Times New Roman" w:eastAsia="SimSun" w:cs="Times New Roman"/>
+          <w:rFonts w:hint="eastAsia" w:ascii="Times New Roman" w:hAnsi="Times New Roman" w:eastAsia="FangSong" w:cs="Times New Roman"/>
         </w:rPr>
         <w:t>负极</w:t>
       </w:r>
@@ -17109,7 +17109,7 @@
       </w:r>
       <w:r>
         <w:rPr>
-          <w:rFonts w:hint="eastAsia" w:ascii="Times New Roman" w:hAnsi="Times New Roman" w:eastAsia="SimSun" w:cs="Times New Roman"/>
+          <w:rFonts w:hint="eastAsia" w:ascii="Times New Roman" w:hAnsi="Times New Roman" w:eastAsia="FangSong" w:cs="Times New Roman"/>
         </w:rPr>
         <w:t>正极</w:t>
       </w:r>
@@ -17586,7 +17586,7 @@
       </w:r>
       <w:r>
         <w:rPr>
-          <w:rFonts w:hint="eastAsia" w:ascii="Times New Roman" w:hAnsi="Times New Roman" w:eastAsia="SimSun" w:cs="Times New Roman"/>
+          <w:rFonts w:hint="eastAsia" w:ascii="Times New Roman" w:hAnsi="Times New Roman" w:eastAsia="FangSong" w:cs="Times New Roman"/>
           <w:b/>
           <w:bCs/>
         </w:rPr>
@@ -17600,7 +17600,7 @@
       </w:r>
       <w:r>
         <w:rPr>
-          <w:rFonts w:hint="eastAsia" w:ascii="Times New Roman" w:hAnsi="Times New Roman" w:eastAsia="SimSun" w:cs="Times New Roman"/>
+          <w:rFonts w:hint="eastAsia" w:ascii="Times New Roman" w:hAnsi="Times New Roman" w:eastAsia="FangSong" w:cs="Times New Roman"/>
         </w:rPr>
         <w:t>反应几乎完全进行到底</w:t>
       </w:r>
@@ -17612,7 +17612,7 @@
       </w:r>
       <w:r>
         <w:rPr>
-          <w:rFonts w:hint="eastAsia" w:ascii="Times New Roman" w:hAnsi="Times New Roman" w:eastAsia="SimSun" w:cs="Times New Roman"/>
+          <w:rFonts w:hint="eastAsia" w:ascii="Times New Roman" w:hAnsi="Times New Roman" w:eastAsia="FangSong" w:cs="Times New Roman"/>
         </w:rPr>
         <w:t>放电时</w:t>
       </w:r>
@@ -17650,7 +17650,7 @@
       </w:r>
       <w:r>
         <w:rPr>
-          <w:rFonts w:hint="eastAsia" w:ascii="Times New Roman" w:hAnsi="Times New Roman" w:eastAsia="SimSun" w:cs="Times New Roman"/>
+          <w:rFonts w:hint="eastAsia" w:ascii="Times New Roman" w:hAnsi="Times New Roman" w:eastAsia="FangSong" w:cs="Times New Roman"/>
         </w:rPr>
         <w:t>浓度降低</w:t>
       </w:r>
@@ -17662,7 +17662,7 @@
       </w:r>
       <w:r>
         <w:rPr>
-          <w:rFonts w:hint="eastAsia" w:ascii="Times New Roman" w:hAnsi="Times New Roman" w:eastAsia="SimSun" w:cs="Times New Roman"/>
+          <w:rFonts w:hint="eastAsia" w:ascii="Times New Roman" w:hAnsi="Times New Roman" w:eastAsia="FangSong" w:cs="Times New Roman"/>
         </w:rPr>
         <w:t>由</w:t>
       </w:r>
@@ -17674,7 +17674,7 @@
       </w:r>
       <w:r>
         <w:rPr>
-          <w:rFonts w:hint="eastAsia" w:ascii="Times New Roman" w:hAnsi="Times New Roman" w:eastAsia="SimSun" w:cs="Times New Roman"/>
+          <w:rFonts w:hint="eastAsia" w:ascii="Times New Roman" w:hAnsi="Times New Roman" w:eastAsia="FangSong" w:cs="Times New Roman"/>
         </w:rPr>
         <w:t xml:space="preserve">方程可知</w:t>
       </w:r>
@@ -17739,7 +17739,7 @@
       </w:r>
       <w:r>
         <w:rPr>
-          <w:rFonts w:hint="eastAsia" w:ascii="Times New Roman" w:hAnsi="Times New Roman" w:eastAsia="SimSun" w:cs="Times New Roman"/>
+          <w:rFonts w:hint="eastAsia" w:ascii="Times New Roman" w:hAnsi="Times New Roman" w:eastAsia="FangSong" w:cs="Times New Roman"/>
         </w:rPr>
         <w:t xml:space="preserve">正极</w:t>
       </w:r>
@@ -17776,7 +17776,7 @@
       </w:r>
       <w:r>
         <w:rPr>
-          <w:rFonts w:hint="eastAsia" w:ascii="Times New Roman" w:hAnsi="Times New Roman" w:eastAsia="SimSun" w:cs="Times New Roman"/>
+          <w:rFonts w:hint="eastAsia" w:ascii="Times New Roman" w:hAnsi="Times New Roman" w:eastAsia="FangSong" w:cs="Times New Roman"/>
         </w:rPr>
         <w:t>这就是铅蓄电池放电时电压缓慢下降的原因</w:t>
       </w:r>
@@ -17813,7 +17813,7 @@
       </w:pPr>
       <w:r>
         <w:rPr>
-          <w:rFonts w:hint="eastAsia" w:ascii="Times New Roman" w:hAnsi="Times New Roman" w:eastAsia="SimSun" w:cs="Times New Roman"/>
+          <w:rFonts w:hint="eastAsia" w:ascii="Times New Roman" w:hAnsi="Times New Roman" w:eastAsia="FangSong" w:cs="Times New Roman"/>
         </w:rPr>
         <w:t xml:space="preserve">以</w:t>
       </w:r>
@@ -17851,7 +17851,7 @@
       </w:r>
       <w:r>
         <w:rPr>
-          <w:rFonts w:hint="eastAsia" w:ascii="Times New Roman" w:hAnsi="Times New Roman" w:eastAsia="SimSun" w:cs="Times New Roman"/>
+          <w:rFonts w:hint="eastAsia" w:ascii="Times New Roman" w:hAnsi="Times New Roman" w:eastAsia="FangSong" w:cs="Times New Roman"/>
         </w:rPr>
         <w:t>碱性燃料电池为例</w:t>
       </w:r>
@@ -17868,7 +17868,7 @@
       </w:pPr>
       <w:r>
         <w:rPr>
-          <w:rFonts w:hint="eastAsia" w:ascii="Times New Roman" w:hAnsi="Times New Roman" w:eastAsia="SimSun" w:cs="Times New Roman"/>
+          <w:rFonts w:hint="eastAsia" w:ascii="Times New Roman" w:hAnsi="Times New Roman" w:eastAsia="FangSong" w:cs="Times New Roman"/>
         </w:rPr>
         <w:t>负极</w:t>
       </w:r>
@@ -17932,7 +17932,7 @@
       </w:r>
       <w:r>
         <w:rPr>
-          <w:rFonts w:hint="eastAsia" w:ascii="Times New Roman" w:hAnsi="Times New Roman" w:eastAsia="SimSun" w:cs="Times New Roman"/>
+          <w:rFonts w:hint="eastAsia" w:ascii="Times New Roman" w:hAnsi="Times New Roman" w:eastAsia="FangSong" w:cs="Times New Roman"/>
         </w:rPr>
         <w:t>正极</w:t>
       </w:r>
@@ -17996,7 +17996,7 @@
       </w:r>
       <w:r>
         <w:rPr>
-          <w:rFonts w:hint="eastAsia" w:ascii="Times New Roman" w:hAnsi="Times New Roman" w:eastAsia="SimSun" w:cs="Times New Roman"/>
+          <w:rFonts w:hint="eastAsia" w:ascii="Times New Roman" w:hAnsi="Times New Roman" w:eastAsia="FangSong" w:cs="Times New Roman"/>
         </w:rPr>
         <w:t>总反应</w:t>
       </w:r>
@@ -18052,7 +18052,7 @@
       </w:pPr>
       <w:r>
         <w:rPr>
-          <w:rFonts w:hint="eastAsia" w:ascii="Times New Roman" w:hAnsi="Times New Roman" w:eastAsia="SimSun" w:cs="Times New Roman"/>
+          <w:rFonts w:hint="eastAsia" w:ascii="Times New Roman" w:hAnsi="Times New Roman" w:eastAsia="FangSong" w:cs="Times New Roman"/>
           <w:b/>
           <w:bCs/>
         </w:rPr>
@@ -18068,7 +18068,7 @@
       </w:r>
       <w:r>
         <w:rPr>
-          <w:rFonts w:hint="eastAsia" w:ascii="Times New Roman" w:hAnsi="Times New Roman" w:eastAsia="SimSun" w:cs="Times New Roman"/>
+          <w:rFonts w:hint="eastAsia" w:ascii="Times New Roman" w:hAnsi="Times New Roman" w:eastAsia="FangSong" w:cs="Times New Roman"/>
           <w:b/>
           <w:bCs/>
         </w:rPr>
@@ -18084,7 +18084,7 @@
       </w:r>
       <w:r>
         <w:rPr>
-          <w:rFonts w:hint="eastAsia" w:ascii="Times New Roman" w:hAnsi="Times New Roman" w:eastAsia="SimSun" w:cs="Times New Roman"/>
+          <w:rFonts w:hint="eastAsia" w:ascii="Times New Roman" w:hAnsi="Times New Roman" w:eastAsia="FangSong" w:cs="Times New Roman"/>
           <w:b/>
           <w:bCs/>
         </w:rPr>
@@ -18098,7 +18098,7 @@
       </w:r>
       <w:r>
         <w:rPr>
-          <w:rFonts w:hint="eastAsia" w:ascii="Times New Roman" w:hAnsi="Times New Roman" w:eastAsia="SimSun" w:cs="Times New Roman"/>
+          <w:rFonts w:hint="eastAsia" w:ascii="Times New Roman" w:hAnsi="Times New Roman" w:eastAsia="FangSong" w:cs="Times New Roman"/>
         </w:rPr>
         <w:t>因为</w:t>
       </w:r>
@@ -18123,7 +18123,7 @@
       </w:r>
       <w:r>
         <w:rPr>
-          <w:rFonts w:hint="eastAsia" w:ascii="Times New Roman" w:hAnsi="Times New Roman" w:eastAsia="SimSun" w:cs="Times New Roman"/>
+          <w:rFonts w:hint="eastAsia" w:ascii="Times New Roman" w:hAnsi="Times New Roman" w:eastAsia="FangSong" w:cs="Times New Roman"/>
         </w:rPr>
         <w:t xml:space="preserve">和</w:t>
       </w:r>
@@ -18148,7 +18148,7 @@
       </w:r>
       <w:r>
         <w:rPr>
-          <w:rFonts w:hint="eastAsia" w:ascii="Times New Roman" w:hAnsi="Times New Roman" w:eastAsia="SimSun" w:cs="Times New Roman"/>
+          <w:rFonts w:hint="eastAsia" w:ascii="Times New Roman" w:hAnsi="Times New Roman" w:eastAsia="FangSong" w:cs="Times New Roman"/>
         </w:rPr>
         <w:t xml:space="preserve">的半反应中</w:t>
       </w:r>
@@ -18186,7 +18186,7 @@
       </w:r>
       <w:r>
         <w:rPr>
-          <w:rFonts w:hint="eastAsia" w:ascii="Times New Roman" w:hAnsi="Times New Roman" w:eastAsia="SimSun" w:cs="Times New Roman"/>
+          <w:rFonts w:hint="eastAsia" w:ascii="Times New Roman" w:hAnsi="Times New Roman" w:eastAsia="FangSong" w:cs="Times New Roman"/>
         </w:rPr>
         <w:t>可以互相抵消</w:t>
       </w:r>
@@ -18198,7 +18198,7 @@
       </w:r>
       <w:r>
         <w:rPr>
-          <w:rFonts w:hint="eastAsia" w:ascii="Times New Roman" w:hAnsi="Times New Roman" w:eastAsia="SimSun" w:cs="Times New Roman"/>
+          <w:rFonts w:hint="eastAsia" w:ascii="Times New Roman" w:hAnsi="Times New Roman" w:eastAsia="FangSong" w:cs="Times New Roman"/>
         </w:rPr>
         <w:t>这是燃料电池的一大优势</w:t>
       </w:r>
@@ -18274,7 +18274,7 @@
       </w:r>
       <w:r>
         <w:rPr>
-          <w:rFonts w:hint="eastAsia" w:ascii="Times New Roman" w:hAnsi="Times New Roman" w:eastAsia="SimSun" w:cs="Times New Roman"/>
+          <w:rFonts w:hint="eastAsia" w:ascii="Times New Roman" w:hAnsi="Times New Roman" w:eastAsia="FangSong" w:cs="Times New Roman"/>
         </w:rPr>
         <w:t>图注</w:t>
       </w:r>
@@ -18286,7 +18286,7 @@
       </w:r>
       <w:r>
         <w:rPr>
-          <w:rFonts w:hint="eastAsia" w:ascii="Times New Roman" w:hAnsi="Times New Roman" w:eastAsia="SimSun" w:cs="Times New Roman"/>
+          <w:rFonts w:hint="eastAsia" w:ascii="Times New Roman" w:hAnsi="Times New Roman" w:eastAsia="FangSong" w:cs="Times New Roman"/>
         </w:rPr>
         <w:t>电解分解电压与电流密度关系曲线</w:t>
       </w:r>
@@ -18365,7 +18365,7 @@
       </w:pPr>
       <w:r>
         <w:rPr>
-          <w:rFonts w:hint="eastAsia" w:ascii="Times New Roman" w:hAnsi="Times New Roman" w:eastAsia="SimSun" w:cs="Times New Roman"/>
+          <w:rFonts w:hint="eastAsia" w:ascii="Times New Roman" w:hAnsi="Times New Roman" w:eastAsia="FangSong" w:cs="Times New Roman"/>
           <w:b/>
           <w:bCs/>
         </w:rPr>
@@ -18379,7 +18379,7 @@
       </w:r>
       <w:r>
         <w:rPr>
-          <w:rFonts w:hint="eastAsia" w:ascii="Times New Roman" w:hAnsi="Times New Roman" w:eastAsia="SimSun" w:cs="Times New Roman"/>
+          <w:rFonts w:hint="eastAsia" w:ascii="Times New Roman" w:hAnsi="Times New Roman" w:eastAsia="FangSong" w:cs="Times New Roman"/>
         </w:rPr>
         <w:t>写出以下电池的电极反应和电池反应</w:t>
       </w:r>
@@ -18391,7 +18391,7 @@
       </w:r>
       <w:r>
         <w:rPr>
-          <w:rFonts w:hint="eastAsia" w:ascii="Times New Roman" w:hAnsi="Times New Roman" w:eastAsia="SimSun" w:cs="Times New Roman"/>
+          <w:rFonts w:hint="eastAsia" w:ascii="Times New Roman" w:hAnsi="Times New Roman" w:eastAsia="FangSong" w:cs="Times New Roman"/>
         </w:rPr>
         <w:t>计算</w:t>
       </w:r>
@@ -18403,7 +18403,7 @@
       </w:r>
       <w:r>
         <w:rPr>
-          <w:rFonts w:hint="eastAsia" w:ascii="Times New Roman" w:hAnsi="Times New Roman" w:eastAsia="SimSun" w:cs="Times New Roman"/>
+          <w:rFonts w:hint="eastAsia" w:ascii="Times New Roman" w:hAnsi="Times New Roman" w:eastAsia="FangSong" w:cs="Times New Roman"/>
         </w:rPr>
         <w:t xml:space="preserve">和</w:t>
       </w:r>
@@ -18560,7 +18560,7 @@
       </w:pPr>
       <w:r>
         <w:rPr>
-          <w:rFonts w:hint="eastAsia" w:ascii="Times New Roman" w:hAnsi="Times New Roman" w:eastAsia="SimSun" w:cs="Times New Roman"/>
+          <w:rFonts w:hint="eastAsia" w:ascii="Times New Roman" w:hAnsi="Times New Roman" w:eastAsia="FangSong" w:cs="Times New Roman"/>
           <w:b/>
           <w:bCs/>
         </w:rPr>
@@ -18579,7 +18579,7 @@
       </w:pPr>
       <w:r>
         <w:rPr>
-          <w:rFonts w:hint="eastAsia" w:ascii="Times New Roman" w:hAnsi="Times New Roman" w:eastAsia="SimSun" w:cs="Times New Roman"/>
+          <w:rFonts w:hint="eastAsia" w:ascii="Times New Roman" w:hAnsi="Times New Roman" w:eastAsia="FangSong" w:cs="Times New Roman"/>
         </w:rPr>
         <w:t>负极</w:t>
       </w:r>
@@ -18591,7 +18591,7 @@
       </w:r>
       <w:r>
         <w:rPr>
-          <w:rFonts w:hint="eastAsia" w:ascii="Times New Roman" w:hAnsi="Times New Roman" w:eastAsia="SimSun" w:cs="Times New Roman"/>
+          <w:rFonts w:hint="eastAsia" w:ascii="Times New Roman" w:hAnsi="Times New Roman" w:eastAsia="FangSong" w:cs="Times New Roman"/>
         </w:rPr>
         <w:t>氧化</w:t>
       </w:r>
@@ -18654,7 +18654,7 @@
       </w:r>
       <w:r>
         <w:rPr>
-          <w:rFonts w:hint="eastAsia" w:ascii="Times New Roman" w:hAnsi="Times New Roman" w:eastAsia="SimSun" w:cs="Times New Roman"/>
+          <w:rFonts w:hint="eastAsia" w:ascii="Times New Roman" w:hAnsi="Times New Roman" w:eastAsia="FangSong" w:cs="Times New Roman"/>
         </w:rPr>
         <w:t>正极</w:t>
       </w:r>
@@ -18666,7 +18666,7 @@
       </w:r>
       <w:r>
         <w:rPr>
-          <w:rFonts w:hint="eastAsia" w:ascii="Times New Roman" w:hAnsi="Times New Roman" w:eastAsia="SimSun" w:cs="Times New Roman"/>
+          <w:rFonts w:hint="eastAsia" w:ascii="Times New Roman" w:hAnsi="Times New Roman" w:eastAsia="FangSong" w:cs="Times New Roman"/>
         </w:rPr>
         <w:t>还原</w:t>
       </w:r>
@@ -19044,7 +19044,7 @@
       </w:pPr>
       <w:r>
         <w:rPr>
-          <w:rFonts w:hint="eastAsia" w:ascii="Times New Roman" w:hAnsi="Times New Roman" w:eastAsia="SimSun" w:cs="Times New Roman"/>
+          <w:rFonts w:hint="eastAsia" w:ascii="Times New Roman" w:hAnsi="Times New Roman" w:eastAsia="FangSong" w:cs="Times New Roman"/>
           <w:b/>
           <w:bCs/>
         </w:rPr>
@@ -19064,7 +19064,7 @@
       </w:r>
       <w:r>
         <w:rPr>
-          <w:rFonts w:hint="eastAsia" w:ascii="Times New Roman" w:hAnsi="Times New Roman" w:eastAsia="SimSun" w:cs="Times New Roman"/>
+          <w:rFonts w:hint="eastAsia" w:ascii="Times New Roman" w:hAnsi="Times New Roman" w:eastAsia="FangSong" w:cs="Times New Roman"/>
         </w:rPr>
         <w:t>时已知</w:t>
       </w:r>
@@ -19419,7 +19419,7 @@
       </w:pPr>
       <w:r>
         <w:rPr>
-          <w:rFonts w:hint="eastAsia" w:ascii="Times New Roman" w:hAnsi="Times New Roman" w:eastAsia="SimSun" w:cs="Times New Roman"/>
+          <w:rFonts w:hint="eastAsia" w:ascii="Times New Roman" w:hAnsi="Times New Roman" w:eastAsia="FangSong" w:cs="Times New Roman"/>
         </w:rPr>
         <w:t xml:space="preserve">判断</w:t>
       </w:r>
@@ -19561,7 +19561,7 @@
       </w:r>
       <w:r>
         <w:rPr>
-          <w:rFonts w:hint="eastAsia" w:ascii="Times New Roman" w:hAnsi="Times New Roman" w:eastAsia="SimSun" w:cs="Times New Roman"/>
+          <w:rFonts w:hint="eastAsia" w:ascii="Times New Roman" w:hAnsi="Times New Roman" w:eastAsia="FangSong" w:cs="Times New Roman"/>
         </w:rPr>
         <w:t>是否自发</w:t>
       </w:r>
@@ -19582,7 +19582,7 @@
       </w:pPr>
       <w:r>
         <w:rPr>
-          <w:rFonts w:hint="eastAsia" w:ascii="Times New Roman" w:hAnsi="Times New Roman" w:eastAsia="SimSun" w:cs="Times New Roman"/>
+          <w:rFonts w:hint="eastAsia" w:ascii="Times New Roman" w:hAnsi="Times New Roman" w:eastAsia="FangSong" w:cs="Times New Roman"/>
         </w:rPr>
         <w:t xml:space="preserve">若加入</w:t>
       </w:r>
@@ -19594,7 +19594,7 @@
       </w:r>
       <w:r>
         <w:rPr>
-          <w:rFonts w:hint="eastAsia" w:ascii="Times New Roman" w:hAnsi="Times New Roman" w:eastAsia="SimSun" w:cs="Times New Roman"/>
+          <w:rFonts w:hint="eastAsia" w:ascii="Times New Roman" w:hAnsi="Times New Roman" w:eastAsia="FangSong" w:cs="Times New Roman"/>
         </w:rPr>
         <w:t xml:space="preserve">使</w:t>
       </w:r>
@@ -19638,7 +19638,7 @@
       </w:r>
       <w:r>
         <w:rPr>
-          <w:rFonts w:hint="eastAsia" w:ascii="Times New Roman" w:hAnsi="Times New Roman" w:eastAsia="SimSun" w:cs="Times New Roman"/>
+          <w:rFonts w:hint="eastAsia" w:ascii="Times New Roman" w:hAnsi="Times New Roman" w:eastAsia="FangSong" w:cs="Times New Roman"/>
         </w:rPr>
         <w:t xml:space="preserve">沉淀为</w:t>
       </w:r>
@@ -19726,7 +19726,7 @@
       </w:r>
       <w:r>
         <w:rPr>
-          <w:rFonts w:hint="eastAsia" w:ascii="Times New Roman" w:hAnsi="Times New Roman" w:eastAsia="SimSun" w:cs="Times New Roman"/>
+          <w:rFonts w:hint="eastAsia" w:ascii="Times New Roman" w:hAnsi="Times New Roman" w:eastAsia="FangSong" w:cs="Times New Roman"/>
         </w:rPr>
         <w:t>反应方向是否改变</w:t>
       </w:r>
@@ -19747,7 +19747,7 @@
       </w:pPr>
       <w:r>
         <w:rPr>
-          <w:rFonts w:hint="eastAsia" w:ascii="Times New Roman" w:hAnsi="Times New Roman" w:eastAsia="SimSun" w:cs="Times New Roman"/>
+          <w:rFonts w:hint="eastAsia" w:ascii="Times New Roman" w:hAnsi="Times New Roman" w:eastAsia="FangSong" w:cs="Times New Roman"/>
         </w:rPr>
         <w:t xml:space="preserve">若进一步加入过量</w:t>
       </w:r>
@@ -19772,7 +19772,7 @@
       </w:r>
       <w:r>
         <w:rPr>
-          <w:rFonts w:hint="eastAsia" w:ascii="Times New Roman" w:hAnsi="Times New Roman" w:eastAsia="SimSun" w:cs="Times New Roman"/>
+          <w:rFonts w:hint="eastAsia" w:ascii="Times New Roman" w:hAnsi="Times New Roman" w:eastAsia="FangSong" w:cs="Times New Roman"/>
         </w:rPr>
         <w:t xml:space="preserve">使</w:t>
       </w:r>
@@ -19816,7 +19816,7 @@
       </w:r>
       <w:r>
         <w:rPr>
-          <w:rFonts w:hint="eastAsia" w:ascii="Times New Roman" w:hAnsi="Times New Roman" w:eastAsia="SimSun" w:cs="Times New Roman"/>
+          <w:rFonts w:hint="eastAsia" w:ascii="Times New Roman" w:hAnsi="Times New Roman" w:eastAsia="FangSong" w:cs="Times New Roman"/>
         </w:rPr>
         <w:t xml:space="preserve">形成</w:t>
       </w:r>
@@ -19977,7 +19977,7 @@
       </w:r>
       <w:r>
         <w:rPr>
-          <w:rFonts w:hint="eastAsia" w:ascii="Times New Roman" w:hAnsi="Times New Roman" w:eastAsia="SimSun" w:cs="Times New Roman"/>
+          <w:rFonts w:hint="eastAsia" w:ascii="Times New Roman" w:hAnsi="Times New Roman" w:eastAsia="FangSong" w:cs="Times New Roman"/>
         </w:rPr>
         <w:t>反应方向又如何</w:t>
       </w:r>
@@ -19994,7 +19994,7 @@
       </w:pPr>
       <w:r>
         <w:rPr>
-          <w:rFonts w:hint="eastAsia" w:ascii="Times New Roman" w:hAnsi="Times New Roman" w:eastAsia="SimSun" w:cs="Times New Roman"/>
+          <w:rFonts w:hint="eastAsia" w:ascii="Times New Roman" w:hAnsi="Times New Roman" w:eastAsia="FangSong" w:cs="Times New Roman"/>
           <w:b/>
           <w:bCs/>
         </w:rPr>
@@ -20289,13 +20289,13 @@
       </w:r>
       <w:r>
         <w:rPr>
-          <w:rFonts w:hint="eastAsia" w:ascii="Times New Roman" w:hAnsi="Times New Roman" w:eastAsia="SimSun" w:cs="Times New Roman"/>
+          <w:rFonts w:hint="eastAsia" w:ascii="Times New Roman" w:hAnsi="Times New Roman" w:eastAsia="FangSong" w:cs="Times New Roman"/>
         </w:rPr>
         <w:t>反应</w:t>
       </w:r>
       <w:r>
         <w:rPr>
-          <w:rFonts w:hint="eastAsia" w:ascii="Times New Roman" w:hAnsi="Times New Roman" w:eastAsia="SimSun" w:cs="Times New Roman"/>
+          <w:rFonts w:hint="eastAsia" w:ascii="Times New Roman" w:hAnsi="Times New Roman" w:eastAsia="FangSong" w:cs="Times New Roman"/>
           <w:b/>
           <w:bCs/>
         </w:rPr>
@@ -20317,7 +20317,7 @@
       </w:pPr>
       <w:r>
         <w:rPr>
-          <w:rFonts w:hint="eastAsia" w:ascii="Times New Roman" w:hAnsi="Times New Roman" w:eastAsia="SimSun" w:cs="Times New Roman"/>
+          <w:rFonts w:hint="eastAsia" w:ascii="Times New Roman" w:hAnsi="Times New Roman" w:eastAsia="FangSong" w:cs="Times New Roman"/>
         </w:rPr>
         <w:t xml:space="preserve">加入</w:t>
       </w:r>
@@ -20361,7 +20361,7 @@
       </w:r>
       <w:r>
         <w:rPr>
-          <w:rFonts w:hint="eastAsia" w:ascii="Times New Roman" w:hAnsi="Times New Roman" w:eastAsia="SimSun" w:cs="Times New Roman"/>
+          <w:rFonts w:hint="eastAsia" w:ascii="Times New Roman" w:hAnsi="Times New Roman" w:eastAsia="FangSong" w:cs="Times New Roman"/>
         </w:rPr>
         <w:t>后</w:t>
       </w:r>
@@ -20539,7 +20539,7 @@
       </w:r>
       <w:r>
         <w:rPr>
-          <w:rFonts w:hint="eastAsia" w:ascii="Times New Roman" w:hAnsi="Times New Roman" w:eastAsia="SimSun" w:cs="Times New Roman"/>
+          <w:rFonts w:hint="eastAsia" w:ascii="Times New Roman" w:hAnsi="Times New Roman" w:eastAsia="FangSong" w:cs="Times New Roman"/>
         </w:rPr>
         <w:t xml:space="preserve">新</w:t>
       </w:r>
@@ -20651,13 +20651,13 @@
       </w:r>
       <w:r>
         <w:rPr>
-          <w:rFonts w:hint="eastAsia" w:ascii="Times New Roman" w:hAnsi="Times New Roman" w:eastAsia="SimSun" w:cs="Times New Roman"/>
+          <w:rFonts w:hint="eastAsia" w:ascii="Times New Roman" w:hAnsi="Times New Roman" w:eastAsia="FangSong" w:cs="Times New Roman"/>
         </w:rPr>
         <w:t>反应变为</w:t>
       </w:r>
       <w:r>
         <w:rPr>
-          <w:rFonts w:hint="eastAsia" w:ascii="Times New Roman" w:hAnsi="Times New Roman" w:eastAsia="SimSun" w:cs="Times New Roman"/>
+          <w:rFonts w:hint="eastAsia" w:ascii="Times New Roman" w:hAnsi="Times New Roman" w:eastAsia="FangSong" w:cs="Times New Roman"/>
           <w:b/>
           <w:bCs/>
         </w:rPr>
@@ -20679,7 +20679,7 @@
       </w:pPr>
       <w:r>
         <w:rPr>
-          <w:rFonts w:hint="eastAsia" w:ascii="Times New Roman" w:hAnsi="Times New Roman" w:eastAsia="SimSun" w:cs="Times New Roman"/>
+          <w:rFonts w:hint="eastAsia" w:ascii="Times New Roman" w:hAnsi="Times New Roman" w:eastAsia="FangSong" w:cs="Times New Roman"/>
         </w:rPr>
         <w:t xml:space="preserve">形成</w:t>
       </w:r>
@@ -20742,7 +20742,7 @@
       </w:r>
       <w:r>
         <w:rPr>
-          <w:rFonts w:hint="eastAsia" w:ascii="Times New Roman" w:hAnsi="Times New Roman" w:eastAsia="SimSun" w:cs="Times New Roman"/>
+          <w:rFonts w:hint="eastAsia" w:ascii="Times New Roman" w:hAnsi="Times New Roman" w:eastAsia="FangSong" w:cs="Times New Roman"/>
         </w:rPr>
         <w:t>后</w:t>
       </w:r>
@@ -20754,7 +20754,7 @@
       </w:r>
       <w:r>
         <w:rPr>
-          <w:rFonts w:hint="eastAsia" w:ascii="Times New Roman" w:hAnsi="Times New Roman" w:eastAsia="SimSun" w:cs="Times New Roman"/>
+          <w:rFonts w:hint="eastAsia" w:ascii="Times New Roman" w:hAnsi="Times New Roman" w:eastAsia="FangSong" w:cs="Times New Roman"/>
         </w:rPr>
         <w:t>配位半反应标准电势需用配位平衡换算</w:t>
       </w:r>
@@ -21254,13 +21254,13 @@
       </w:r>
       <w:r>
         <w:rPr>
-          <w:rFonts w:hint="eastAsia" w:ascii="Times New Roman" w:hAnsi="Times New Roman" w:eastAsia="SimSun" w:cs="Times New Roman"/>
+          <w:rFonts w:hint="eastAsia" w:ascii="Times New Roman" w:hAnsi="Times New Roman" w:eastAsia="FangSong" w:cs="Times New Roman"/>
         </w:rPr>
         <w:t>反应变为</w:t>
       </w:r>
       <w:r>
         <w:rPr>
-          <w:rFonts w:hint="eastAsia" w:ascii="Times New Roman" w:hAnsi="Times New Roman" w:eastAsia="SimSun" w:cs="Times New Roman"/>
+          <w:rFonts w:hint="eastAsia" w:ascii="Times New Roman" w:hAnsi="Times New Roman" w:eastAsia="FangSong" w:cs="Times New Roman"/>
           <w:b/>
           <w:bCs/>
         </w:rPr>
@@ -21274,7 +21274,7 @@
       </w:r>
       <w:r>
         <w:rPr>
-          <w:rFonts w:hint="eastAsia" w:ascii="Times New Roman" w:hAnsi="Times New Roman" w:eastAsia="SimSun" w:cs="Times New Roman"/>
+          <w:rFonts w:hint="eastAsia" w:ascii="Times New Roman" w:hAnsi="Times New Roman" w:eastAsia="FangSong" w:cs="Times New Roman"/>
         </w:rPr>
         <w:t>驱动力弱于</w:t>
       </w:r>
@@ -21286,7 +21286,7 @@
       </w:r>
       <w:r>
         <w:rPr>
-          <w:rFonts w:hint="eastAsia" w:ascii="Times New Roman" w:hAnsi="Times New Roman" w:eastAsia="SimSun" w:cs="Times New Roman"/>
+          <w:rFonts w:hint="eastAsia" w:ascii="Times New Roman" w:hAnsi="Times New Roman" w:eastAsia="FangSong" w:cs="Times New Roman"/>
         </w:rPr>
         <w:t>的沉淀情形</w:t>
       </w:r>
@@ -21303,7 +21303,7 @@
       </w:pPr>
       <w:r>
         <w:rPr>
-          <w:rFonts w:hint="eastAsia" w:ascii="Times New Roman" w:hAnsi="Times New Roman" w:eastAsia="SimSun" w:cs="Times New Roman"/>
+          <w:rFonts w:hint="eastAsia" w:ascii="Times New Roman" w:hAnsi="Times New Roman" w:eastAsia="FangSong" w:cs="Times New Roman"/>
           <w:b/>
           <w:bCs/>
         </w:rPr>
@@ -21323,7 +21323,7 @@
       </w:r>
       <w:r>
         <w:rPr>
-          <w:rFonts w:hint="eastAsia" w:ascii="Times New Roman" w:hAnsi="Times New Roman" w:eastAsia="SimSun" w:cs="Times New Roman"/>
+          <w:rFonts w:hint="eastAsia" w:ascii="Times New Roman" w:hAnsi="Times New Roman" w:eastAsia="FangSong" w:cs="Times New Roman"/>
         </w:rPr>
         <w:t>不自发</w:t>
       </w:r>
@@ -21341,7 +21341,7 @@
       </w:r>
       <w:r>
         <w:rPr>
-          <w:rFonts w:hint="eastAsia" w:ascii="Times New Roman" w:hAnsi="Times New Roman" w:eastAsia="SimSun" w:cs="Times New Roman"/>
+          <w:rFonts w:hint="eastAsia" w:ascii="Times New Roman" w:hAnsi="Times New Roman" w:eastAsia="FangSong" w:cs="Times New Roman"/>
         </w:rPr>
         <w:t>变为自发</w:t>
       </w:r>
@@ -21359,7 +21359,7 @@
       </w:r>
       <w:r>
         <w:rPr>
-          <w:rFonts w:hint="eastAsia" w:ascii="Times New Roman" w:hAnsi="Times New Roman" w:eastAsia="SimSun" w:cs="Times New Roman"/>
+          <w:rFonts w:hint="eastAsia" w:ascii="Times New Roman" w:hAnsi="Times New Roman" w:eastAsia="FangSong" w:cs="Times New Roman"/>
         </w:rPr>
         <w:t>更加自发</w:t>
       </w:r>
@@ -21376,7 +21376,7 @@
       </w:pPr>
       <w:r>
         <w:rPr>
-          <w:rFonts w:hint="eastAsia" w:ascii="Times New Roman" w:hAnsi="Times New Roman" w:eastAsia="SimSun" w:cs="Times New Roman"/>
+          <w:rFonts w:hint="eastAsia" w:ascii="Times New Roman" w:hAnsi="Times New Roman" w:eastAsia="FangSong" w:cs="Times New Roman"/>
           <w:b/>
           <w:bCs/>
         </w:rPr>
@@ -21390,7 +21390,7 @@
       </w:r>
       <w:r>
         <w:rPr>
-          <w:rFonts w:hint="eastAsia" w:ascii="Times New Roman" w:hAnsi="Times New Roman" w:eastAsia="SimSun" w:cs="Times New Roman"/>
+          <w:rFonts w:hint="eastAsia" w:ascii="Times New Roman" w:hAnsi="Times New Roman" w:eastAsia="FangSong" w:cs="Times New Roman"/>
         </w:rPr>
         <w:t>沉淀和配合物通过改变游离离子浓度来调节电极电势</w:t>
       </w:r>
@@ -21402,7 +21402,7 @@
       </w:r>
       <w:r>
         <w:rPr>
-          <w:rFonts w:hint="eastAsia" w:ascii="Times New Roman" w:hAnsi="Times New Roman" w:eastAsia="SimSun" w:cs="Times New Roman"/>
+          <w:rFonts w:hint="eastAsia" w:ascii="Times New Roman" w:hAnsi="Times New Roman" w:eastAsia="FangSong" w:cs="Times New Roman"/>
         </w:rPr>
         <w:t>从而控制反应方向</w:t>
       </w:r>
@@ -21414,7 +21414,7 @@
       </w:r>
       <w:r>
         <w:rPr>
-          <w:rFonts w:hint="eastAsia" w:ascii="Times New Roman" w:hAnsi="Times New Roman" w:eastAsia="SimSun" w:cs="Times New Roman"/>
+          <w:rFonts w:hint="eastAsia" w:ascii="Times New Roman" w:hAnsi="Times New Roman" w:eastAsia="FangSong" w:cs="Times New Roman"/>
         </w:rPr>
         <w:t>这是分析化学中</w:t>
       </w:r>
@@ -21426,7 +21426,7 @@
       </w:r>
       <w:r>
         <w:rPr>
-          <w:rFonts w:hint="eastAsia" w:ascii="Times New Roman" w:hAnsi="Times New Roman" w:eastAsia="SimSun" w:cs="Times New Roman"/>
+          <w:rFonts w:hint="eastAsia" w:ascii="Times New Roman" w:hAnsi="Times New Roman" w:eastAsia="FangSong" w:cs="Times New Roman"/>
         </w:rPr>
         <w:t>掩蔽</w:t>
       </w:r>
@@ -21438,7 +21438,7 @@
       </w:r>
       <w:r>
         <w:rPr>
-          <w:rFonts w:hint="eastAsia" w:ascii="Times New Roman" w:hAnsi="Times New Roman" w:eastAsia="SimSun" w:cs="Times New Roman"/>
+          <w:rFonts w:hint="eastAsia" w:ascii="Times New Roman" w:hAnsi="Times New Roman" w:eastAsia="FangSong" w:cs="Times New Roman"/>
         </w:rPr>
         <w:t>和</w:t>
       </w:r>
@@ -21450,7 +21450,7 @@
       </w:r>
       <w:r>
         <w:rPr>
-          <w:rFonts w:hint="eastAsia" w:ascii="Times New Roman" w:hAnsi="Times New Roman" w:eastAsia="SimSun" w:cs="Times New Roman"/>
+          <w:rFonts w:hint="eastAsia" w:ascii="Times New Roman" w:hAnsi="Times New Roman" w:eastAsia="FangSong" w:cs="Times New Roman"/>
         </w:rPr>
         <w:t>解掩蔽</w:t>
       </w:r>
@@ -21462,7 +21462,7 @@
       </w:r>
       <w:r>
         <w:rPr>
-          <w:rFonts w:hint="eastAsia" w:ascii="Times New Roman" w:hAnsi="Times New Roman" w:eastAsia="SimSun" w:cs="Times New Roman"/>
+          <w:rFonts w:hint="eastAsia" w:ascii="Times New Roman" w:hAnsi="Times New Roman" w:eastAsia="FangSong" w:cs="Times New Roman"/>
         </w:rPr>
         <w:t>的电化学基础</w:t>
       </w:r>
@@ -21521,7 +21521,7 @@
       </w:pPr>
       <w:r>
         <w:rPr>
-          <w:rFonts w:hint="eastAsia" w:ascii="Times New Roman" w:hAnsi="Times New Roman" w:eastAsia="SimSun" w:cs="Times New Roman"/>
+          <w:rFonts w:hint="eastAsia" w:ascii="Times New Roman" w:hAnsi="Times New Roman" w:eastAsia="FangSong" w:cs="Times New Roman"/>
           <w:b/>
           <w:bCs/>
         </w:rPr>
@@ -21535,7 +21535,7 @@
       </w:r>
       <w:r>
         <w:rPr>
-          <w:rFonts w:hint="eastAsia" w:ascii="Times New Roman" w:hAnsi="Times New Roman" w:eastAsia="SimSun" w:cs="Times New Roman"/>
+          <w:rFonts w:hint="eastAsia" w:ascii="Times New Roman" w:hAnsi="Times New Roman" w:eastAsia="FangSong" w:cs="Times New Roman"/>
         </w:rPr>
         <w:t>铜的</w:t>
       </w:r>
@@ -21547,7 +21547,7 @@
       </w:r>
       <w:r>
         <w:rPr>
-          <w:rFonts w:hint="eastAsia" w:ascii="Times New Roman" w:hAnsi="Times New Roman" w:eastAsia="SimSun" w:cs="Times New Roman"/>
+          <w:rFonts w:hint="eastAsia" w:ascii="Times New Roman" w:hAnsi="Times New Roman" w:eastAsia="FangSong" w:cs="Times New Roman"/>
         </w:rPr>
         <w:t>图</w:t>
       </w:r>
@@ -21559,7 +21559,7 @@
       </w:r>
       <w:r>
         <w:rPr>
-          <w:rFonts w:hint="eastAsia" w:ascii="Times New Roman" w:hAnsi="Times New Roman" w:eastAsia="SimSun" w:cs="Times New Roman"/>
+          <w:rFonts w:hint="eastAsia" w:ascii="Times New Roman" w:hAnsi="Times New Roman" w:eastAsia="FangSong" w:cs="Times New Roman"/>
         </w:rPr>
         <w:t>酸性介质</w:t>
       </w:r>
@@ -21706,7 +21706,7 @@
       </w:pPr>
       <w:r>
         <w:rPr>
-          <w:rFonts w:hint="eastAsia" w:ascii="Times New Roman" w:hAnsi="Times New Roman" w:eastAsia="SimSun" w:cs="Times New Roman"/>
+          <w:rFonts w:hint="eastAsia" w:ascii="Times New Roman" w:hAnsi="Times New Roman" w:eastAsia="FangSong" w:cs="Times New Roman"/>
         </w:rPr>
         <w:t xml:space="preserve">计算</w:t>
       </w:r>
@@ -21746,7 +21746,7 @@
       </w:r>
       <w:r>
         <w:rPr>
-          <w:rFonts w:hint="eastAsia" w:ascii="Times New Roman" w:hAnsi="Times New Roman" w:eastAsia="SimSun" w:cs="Times New Roman"/>
+          <w:rFonts w:hint="eastAsia" w:ascii="Times New Roman" w:hAnsi="Times New Roman" w:eastAsia="FangSong" w:cs="Times New Roman"/>
         </w:rPr>
         <w:t xml:space="preserve">的</w:t>
       </w:r>
@@ -21767,7 +21767,7 @@
       </w:pPr>
       <w:r>
         <w:rPr>
-          <w:rFonts w:hint="eastAsia" w:ascii="Times New Roman" w:hAnsi="Times New Roman" w:eastAsia="SimSun" w:cs="Times New Roman"/>
+          <w:rFonts w:hint="eastAsia" w:ascii="Times New Roman" w:hAnsi="Times New Roman" w:eastAsia="FangSong" w:cs="Times New Roman"/>
         </w:rPr>
         <w:t xml:space="preserve">判断</w:t>
       </w:r>
@@ -21792,7 +21792,7 @@
       </w:r>
       <w:r>
         <w:rPr>
-          <w:rFonts w:hint="eastAsia" w:ascii="Times New Roman" w:hAnsi="Times New Roman" w:eastAsia="SimSun" w:cs="Times New Roman"/>
+          <w:rFonts w:hint="eastAsia" w:ascii="Times New Roman" w:hAnsi="Times New Roman" w:eastAsia="FangSong" w:cs="Times New Roman"/>
         </w:rPr>
         <w:t xml:space="preserve">能否在酸性水溶液中稳定存在</w:t>
       </w:r>
@@ -21803,7 +21803,7 @@
       </w:pPr>
       <w:r>
         <w:rPr>
-          <w:rFonts w:hint="eastAsia" w:ascii="Times New Roman" w:hAnsi="Times New Roman" w:eastAsia="SimSun" w:cs="Times New Roman"/>
+          <w:rFonts w:hint="eastAsia" w:ascii="Times New Roman" w:hAnsi="Times New Roman" w:eastAsia="FangSong" w:cs="Times New Roman"/>
           <w:b/>
           <w:bCs/>
         </w:rPr>
@@ -22052,7 +22052,7 @@
       </w:r>
       <w:r>
         <w:rPr>
-          <w:rFonts w:hint="eastAsia" w:ascii="Times New Roman" w:hAnsi="Times New Roman" w:eastAsia="SimSun" w:cs="Times New Roman"/>
+          <w:rFonts w:hint="eastAsia" w:ascii="Times New Roman" w:hAnsi="Times New Roman" w:eastAsia="FangSong" w:cs="Times New Roman"/>
         </w:rPr>
         <w:t>的歧化</w:t>
       </w:r>
@@ -22292,7 +22292,7 @@
       </w:pPr>
       <w:r>
         <w:rPr>
-          <w:rFonts w:hint="eastAsia" w:ascii="Times New Roman" w:hAnsi="Times New Roman" w:eastAsia="SimSun" w:cs="Times New Roman"/>
+          <w:rFonts w:hint="eastAsia" w:ascii="Times New Roman" w:hAnsi="Times New Roman" w:eastAsia="FangSong" w:cs="Times New Roman"/>
         </w:rPr>
         <w:t>歧化自发</w:t>
       </w:r>
@@ -22317,13 +22317,13 @@
       </w:r>
       <w:r>
         <w:rPr>
-          <w:rFonts w:hint="eastAsia" w:ascii="Times New Roman" w:hAnsi="Times New Roman" w:eastAsia="SimSun" w:cs="Times New Roman"/>
+          <w:rFonts w:hint="eastAsia" w:ascii="Times New Roman" w:hAnsi="Times New Roman" w:eastAsia="FangSong" w:cs="Times New Roman"/>
         </w:rPr>
         <w:t xml:space="preserve">在酸性水溶液中</w:t>
       </w:r>
       <w:r>
         <w:rPr>
-          <w:rFonts w:hint="eastAsia" w:ascii="Times New Roman" w:hAnsi="Times New Roman" w:eastAsia="SimSun" w:cs="Times New Roman"/>
+          <w:rFonts w:hint="eastAsia" w:ascii="Times New Roman" w:hAnsi="Times New Roman" w:eastAsia="FangSong" w:cs="Times New Roman"/>
           <w:b/>
           <w:bCs/>
         </w:rPr>
@@ -22337,7 +22337,7 @@
       </w:r>
       <w:r>
         <w:rPr>
-          <w:rFonts w:hint="eastAsia" w:ascii="Times New Roman" w:hAnsi="Times New Roman" w:eastAsia="SimSun" w:cs="Times New Roman"/>
+          <w:rFonts w:hint="eastAsia" w:ascii="Times New Roman" w:hAnsi="Times New Roman" w:eastAsia="FangSong" w:cs="Times New Roman"/>
         </w:rPr>
         <w:t>会歧化为</w:t>
       </w:r>
@@ -22362,7 +22362,7 @@
       </w:r>
       <w:r>
         <w:rPr>
-          <w:rFonts w:hint="eastAsia" w:ascii="Times New Roman" w:hAnsi="Times New Roman" w:eastAsia="SimSun" w:cs="Times New Roman"/>
+          <w:rFonts w:hint="eastAsia" w:ascii="Times New Roman" w:hAnsi="Times New Roman" w:eastAsia="FangSong" w:cs="Times New Roman"/>
         </w:rPr>
         <w:t xml:space="preserve">和</w:t>
       </w:r>
@@ -22421,7 +22421,7 @@
       </w:pPr>
       <w:r>
         <w:rPr>
-          <w:rFonts w:hint="eastAsia" w:ascii="Times New Roman" w:hAnsi="Times New Roman" w:eastAsia="SimSun" w:cs="Times New Roman"/>
+          <w:rFonts w:hint="eastAsia" w:ascii="Times New Roman" w:hAnsi="Times New Roman" w:eastAsia="FangSong" w:cs="Times New Roman"/>
           <w:b/>
           <w:bCs/>
         </w:rPr>
@@ -22435,7 +22435,7 @@
       </w:r>
       <w:r>
         <w:rPr>
-          <w:rFonts w:hint="eastAsia" w:ascii="Times New Roman" w:hAnsi="Times New Roman" w:eastAsia="SimSun" w:cs="Times New Roman"/>
+          <w:rFonts w:hint="eastAsia" w:ascii="Times New Roman" w:hAnsi="Times New Roman" w:eastAsia="FangSong" w:cs="Times New Roman"/>
         </w:rPr>
         <w:t>铅蓄电池反应</w:t>
       </w:r>
@@ -22524,7 +22524,7 @@
       </w:r>
       <w:r>
         <w:rPr>
-          <w:rFonts w:hint="eastAsia" w:ascii="Times New Roman" w:hAnsi="Times New Roman" w:eastAsia="SimSun" w:cs="Times New Roman"/>
+          <w:rFonts w:hint="eastAsia" w:ascii="Times New Roman" w:hAnsi="Times New Roman" w:eastAsia="FangSong" w:cs="Times New Roman"/>
         </w:rPr>
         <w:t>已知</w:t>
       </w:r>
@@ -22799,7 +22799,7 @@
       </w:pPr>
       <w:r>
         <w:rPr>
-          <w:rFonts w:hint="eastAsia" w:ascii="Times New Roman" w:hAnsi="Times New Roman" w:eastAsia="SimSun" w:cs="Times New Roman"/>
+          <w:rFonts w:hint="eastAsia" w:ascii="Times New Roman" w:hAnsi="Times New Roman" w:eastAsia="FangSong" w:cs="Times New Roman"/>
         </w:rPr>
         <w:t xml:space="preserve">计算</w:t>
       </w:r>
@@ -22811,7 +22811,7 @@
       </w:r>
       <w:r>
         <w:rPr>
-          <w:rFonts w:hint="eastAsia" w:ascii="Times New Roman" w:hAnsi="Times New Roman" w:eastAsia="SimSun" w:cs="Times New Roman"/>
+          <w:rFonts w:hint="eastAsia" w:ascii="Times New Roman" w:hAnsi="Times New Roman" w:eastAsia="FangSong" w:cs="Times New Roman"/>
         </w:rPr>
         <w:t xml:space="preserve">和</w:t>
       </w:r>
@@ -22832,7 +22832,7 @@
       </w:pPr>
       <w:r>
         <w:rPr>
-          <w:rFonts w:hint="eastAsia" w:ascii="Times New Roman" w:hAnsi="Times New Roman" w:eastAsia="SimSun" w:cs="Times New Roman"/>
+          <w:rFonts w:hint="eastAsia" w:ascii="Times New Roman" w:hAnsi="Times New Roman" w:eastAsia="FangSong" w:cs="Times New Roman"/>
         </w:rPr>
         <w:t xml:space="preserve">计算</w:t>
       </w:r>
@@ -22850,7 +22850,7 @@
       </w:r>
       <w:r>
         <w:rPr>
-          <w:rFonts w:hint="eastAsia" w:ascii="Times New Roman" w:hAnsi="Times New Roman" w:eastAsia="SimSun" w:cs="Times New Roman"/>
+          <w:rFonts w:hint="eastAsia" w:ascii="Times New Roman" w:hAnsi="Times New Roman" w:eastAsia="FangSong" w:cs="Times New Roman"/>
         </w:rPr>
         <w:t>解释为什么铅蓄电池在正常使用中电压基本恒定</w:t>
       </w:r>
@@ -22871,7 +22871,7 @@
       </w:pPr>
       <w:r>
         <w:rPr>
-          <w:rFonts w:hint="eastAsia" w:ascii="Times New Roman" w:hAnsi="Times New Roman" w:eastAsia="SimSun" w:cs="Times New Roman"/>
+          <w:rFonts w:hint="eastAsia" w:ascii="Times New Roman" w:hAnsi="Times New Roman" w:eastAsia="FangSong" w:cs="Times New Roman"/>
         </w:rPr>
         <w:t xml:space="preserve">放电时</w:t>
       </w:r>
@@ -22909,7 +22909,7 @@
       </w:r>
       <w:r>
         <w:rPr>
-          <w:rFonts w:hint="eastAsia" w:ascii="Times New Roman" w:hAnsi="Times New Roman" w:eastAsia="SimSun" w:cs="Times New Roman"/>
+          <w:rFonts w:hint="eastAsia" w:ascii="Times New Roman" w:hAnsi="Times New Roman" w:eastAsia="FangSong" w:cs="Times New Roman"/>
         </w:rPr>
         <w:t>浓度降低</w:t>
       </w:r>
@@ -22921,7 +22921,7 @@
       </w:r>
       <w:r>
         <w:rPr>
-          <w:rFonts w:hint="eastAsia" w:ascii="Times New Roman" w:hAnsi="Times New Roman" w:eastAsia="SimSun" w:cs="Times New Roman"/>
+          <w:rFonts w:hint="eastAsia" w:ascii="Times New Roman" w:hAnsi="Times New Roman" w:eastAsia="FangSong" w:cs="Times New Roman"/>
         </w:rPr>
         <w:t>用</w:t>
       </w:r>
@@ -22933,7 +22933,7 @@
       </w:r>
       <w:r>
         <w:rPr>
-          <w:rFonts w:hint="eastAsia" w:ascii="Times New Roman" w:hAnsi="Times New Roman" w:eastAsia="SimSun" w:cs="Times New Roman"/>
+          <w:rFonts w:hint="eastAsia" w:ascii="Times New Roman" w:hAnsi="Times New Roman" w:eastAsia="FangSong" w:cs="Times New Roman"/>
         </w:rPr>
         <w:t>方程解释为什么电池电压随放电而缓慢下降</w:t>
       </w:r>
@@ -22950,7 +22950,7 @@
       </w:pPr>
       <w:r>
         <w:rPr>
-          <w:rFonts w:hint="eastAsia" w:ascii="Times New Roman" w:hAnsi="Times New Roman" w:eastAsia="SimSun" w:cs="Times New Roman"/>
+          <w:rFonts w:hint="eastAsia" w:ascii="Times New Roman" w:hAnsi="Times New Roman" w:eastAsia="FangSong" w:cs="Times New Roman"/>
           <w:b/>
           <w:bCs/>
         </w:rPr>
@@ -23004,7 +23004,7 @@
       </w:r>
       <w:r>
         <w:rPr>
-          <w:rFonts w:hint="eastAsia" w:ascii="Times New Roman" w:hAnsi="Times New Roman" w:eastAsia="SimSun" w:cs="Times New Roman"/>
+          <w:rFonts w:hint="eastAsia" w:ascii="Times New Roman" w:hAnsi="Times New Roman" w:eastAsia="FangSong" w:cs="Times New Roman"/>
         </w:rPr>
         <w:t>极大</w:t>
       </w:r>
@@ -23016,7 +23016,7 @@
       </w:r>
       <w:r>
         <w:rPr>
-          <w:rFonts w:hint="eastAsia" w:ascii="Times New Roman" w:hAnsi="Times New Roman" w:eastAsia="SimSun" w:cs="Times New Roman"/>
+          <w:rFonts w:hint="eastAsia" w:ascii="Times New Roman" w:hAnsi="Times New Roman" w:eastAsia="FangSong" w:cs="Times New Roman"/>
         </w:rPr>
         <w:t>反应几乎完全进行到底</w:t>
       </w:r>
@@ -23028,7 +23028,7 @@
       </w:r>
       <w:r>
         <w:rPr>
-          <w:rFonts w:hint="eastAsia" w:ascii="Times New Roman" w:hAnsi="Times New Roman" w:eastAsia="SimSun" w:cs="Times New Roman"/>
+          <w:rFonts w:hint="eastAsia" w:ascii="Times New Roman" w:hAnsi="Times New Roman" w:eastAsia="FangSong" w:cs="Times New Roman"/>
         </w:rPr>
         <w:t>由于</w:t>
       </w:r>
@@ -23040,7 +23040,7 @@
       </w:r>
       <w:r>
         <w:rPr>
-          <w:rFonts w:hint="eastAsia" w:ascii="Times New Roman" w:hAnsi="Times New Roman" w:eastAsia="SimSun" w:cs="Times New Roman"/>
+          <w:rFonts w:hint="eastAsia" w:ascii="Times New Roman" w:hAnsi="Times New Roman" w:eastAsia="FangSong" w:cs="Times New Roman"/>
         </w:rPr>
         <w:t>极大</w:t>
       </w:r>
@@ -23052,7 +23052,7 @@
       </w:r>
       <w:r>
         <w:rPr>
-          <w:rFonts w:hint="eastAsia" w:ascii="Times New Roman" w:hAnsi="Times New Roman" w:eastAsia="SimSun" w:cs="Times New Roman"/>
+          <w:rFonts w:hint="eastAsia" w:ascii="Times New Roman" w:hAnsi="Times New Roman" w:eastAsia="FangSong" w:cs="Times New Roman"/>
         </w:rPr>
         <w:t>在正常放电范围内</w:t>
       </w:r>
@@ -23090,7 +23090,7 @@
       </w:r>
       <w:r>
         <w:rPr>
-          <w:rFonts w:hint="eastAsia" w:ascii="Times New Roman" w:hAnsi="Times New Roman" w:eastAsia="SimSun" w:cs="Times New Roman"/>
+          <w:rFonts w:hint="eastAsia" w:ascii="Times New Roman" w:hAnsi="Times New Roman" w:eastAsia="FangSong" w:cs="Times New Roman"/>
         </w:rPr>
         <w:t>浓度变化相对较小</w:t>
       </w:r>
@@ -23102,7 +23102,7 @@
       </w:r>
       <w:r>
         <w:rPr>
-          <w:rFonts w:hint="eastAsia" w:ascii="Times New Roman" w:hAnsi="Times New Roman" w:eastAsia="SimSun" w:cs="Times New Roman"/>
+          <w:rFonts w:hint="eastAsia" w:ascii="Times New Roman" w:hAnsi="Times New Roman" w:eastAsia="FangSong" w:cs="Times New Roman"/>
         </w:rPr>
         <w:t>电压基本恒定</w:t>
       </w:r>
@@ -23122,7 +23122,7 @@
       </w:pPr>
       <w:r>
         <w:rPr>
-          <w:rFonts w:hint="eastAsia" w:ascii="Times New Roman" w:hAnsi="Times New Roman" w:eastAsia="SimSun" w:cs="Times New Roman"/>
+          <w:rFonts w:hint="eastAsia" w:ascii="Times New Roman" w:hAnsi="Times New Roman" w:eastAsia="FangSong" w:cs="Times New Roman"/>
         </w:rPr>
         <w:t xml:space="preserve">放电消耗</w:t>
       </w:r>
@@ -23194,7 +23194,7 @@
       </w:r>
       <w:r>
         <w:rPr>
-          <w:rFonts w:hint="eastAsia" w:ascii="Times New Roman" w:hAnsi="Times New Roman" w:eastAsia="SimSun" w:cs="Times New Roman"/>
+          <w:rFonts w:hint="eastAsia" w:ascii="Times New Roman" w:hAnsi="Times New Roman" w:eastAsia="FangSong" w:cs="Times New Roman"/>
         </w:rPr>
         <w:t>降低</w:t>
       </w:r>
@@ -23206,7 +23206,7 @@
       </w:r>
       <w:r>
         <w:rPr>
-          <w:rFonts w:hint="eastAsia" w:ascii="Times New Roman" w:hAnsi="Times New Roman" w:eastAsia="SimSun" w:cs="Times New Roman"/>
+          <w:rFonts w:hint="eastAsia" w:ascii="Times New Roman" w:hAnsi="Times New Roman" w:eastAsia="FangSong" w:cs="Times New Roman"/>
         </w:rPr>
         <w:t>正极反应</w:t>
       </w:r>
@@ -23309,7 +23309,7 @@
       </w:r>
       <w:r>
         <w:rPr>
-          <w:rFonts w:hint="eastAsia" w:ascii="Times New Roman" w:hAnsi="Times New Roman" w:eastAsia="SimSun" w:cs="Times New Roman"/>
+          <w:rFonts w:hint="eastAsia" w:ascii="Times New Roman" w:hAnsi="Times New Roman" w:eastAsia="FangSong" w:cs="Times New Roman"/>
         </w:rPr>
         <w:t xml:space="preserve">由</w:t>
       </w:r>
@@ -23321,7 +23321,7 @@
       </w:r>
       <w:r>
         <w:rPr>
-          <w:rFonts w:hint="eastAsia" w:ascii="Times New Roman" w:hAnsi="Times New Roman" w:eastAsia="SimSun" w:cs="Times New Roman"/>
+          <w:rFonts w:hint="eastAsia" w:ascii="Times New Roman" w:hAnsi="Times New Roman" w:eastAsia="FangSong" w:cs="Times New Roman"/>
         </w:rPr>
         <w:t>方程</w:t>
       </w:r>
@@ -23386,7 +23386,7 @@
       </w:r>
       <w:r>
         <w:rPr>
-          <w:rFonts w:hint="eastAsia" w:ascii="Times New Roman" w:hAnsi="Times New Roman" w:eastAsia="SimSun" w:cs="Times New Roman"/>
+          <w:rFonts w:hint="eastAsia" w:ascii="Times New Roman" w:hAnsi="Times New Roman" w:eastAsia="FangSong" w:cs="Times New Roman"/>
         </w:rPr>
         <w:t xml:space="preserve">正极</w:t>
       </w:r>
@@ -23534,7 +23534,7 @@
             </w:pPr>
             <w:r>
               <w:rPr>
-                <w:rFonts w:hint="eastAsia" w:ascii="Times New Roman" w:hAnsi="Times New Roman" w:eastAsia="SimSun" w:cs="Times New Roman"/>
+                <w:rFonts w:hint="eastAsia" w:ascii="Times New Roman" w:hAnsi="Times New Roman" w:eastAsia="FangSong" w:cs="Times New Roman"/>
               </w:rPr>
               <w:t xml:space="preserve">电池符号</w:t>
             </w:r>
@@ -23549,7 +23549,7 @@
             </w:pPr>
             <w:r>
               <w:rPr>
-                <w:rFonts w:hint="eastAsia" w:ascii="Times New Roman" w:hAnsi="Times New Roman" w:eastAsia="SimSun" w:cs="Times New Roman"/>
+                <w:rFonts w:hint="eastAsia" w:ascii="Times New Roman" w:hAnsi="Times New Roman" w:eastAsia="FangSong" w:cs="Times New Roman"/>
               </w:rPr>
               <w:t>负极</w:t>
             </w:r>
@@ -23561,7 +23561,7 @@
             </w:r>
             <w:r>
               <w:rPr>
-                <w:rFonts w:hint="eastAsia" w:ascii="Times New Roman" w:hAnsi="Times New Roman" w:eastAsia="SimSun" w:cs="Times New Roman"/>
+                <w:rFonts w:hint="eastAsia" w:ascii="Times New Roman" w:hAnsi="Times New Roman" w:eastAsia="FangSong" w:cs="Times New Roman"/>
               </w:rPr>
               <w:t>左</w:t>
             </w:r>
@@ -23579,7 +23579,7 @@
             </w:r>
             <w:r>
               <w:rPr>
-                <w:rFonts w:hint="eastAsia" w:ascii="Times New Roman" w:hAnsi="Times New Roman" w:eastAsia="SimSun" w:cs="Times New Roman"/>
+                <w:rFonts w:hint="eastAsia" w:ascii="Times New Roman" w:hAnsi="Times New Roman" w:eastAsia="FangSong" w:cs="Times New Roman"/>
               </w:rPr>
               <w:t>正极</w:t>
             </w:r>
@@ -23591,7 +23591,7 @@
             </w:r>
             <w:r>
               <w:rPr>
-                <w:rFonts w:hint="eastAsia" w:ascii="Times New Roman" w:hAnsi="Times New Roman" w:eastAsia="SimSun" w:cs="Times New Roman"/>
+                <w:rFonts w:hint="eastAsia" w:ascii="Times New Roman" w:hAnsi="Times New Roman" w:eastAsia="FangSong" w:cs="Times New Roman"/>
               </w:rPr>
               <w:t>右</w:t>
             </w:r>
@@ -23612,7 +23612,7 @@
             </w:pPr>
             <w:r>
               <w:rPr>
-                <w:rFonts w:hint="eastAsia" w:ascii="Times New Roman" w:hAnsi="Times New Roman" w:eastAsia="SimSun" w:cs="Times New Roman"/>
+                <w:rFonts w:hint="eastAsia" w:ascii="Times New Roman" w:hAnsi="Times New Roman" w:eastAsia="FangSong" w:cs="Times New Roman"/>
               </w:rPr>
               <w:t>单竖线</w:t>
             </w:r>
@@ -23624,7 +23624,7 @@
             </w:r>
             <w:r>
               <w:rPr>
-                <w:rFonts w:hint="eastAsia" w:ascii="Times New Roman" w:hAnsi="Times New Roman" w:eastAsia="SimSun" w:cs="Times New Roman"/>
+                <w:rFonts w:hint="eastAsia" w:ascii="Times New Roman" w:hAnsi="Times New Roman" w:eastAsia="FangSong" w:cs="Times New Roman"/>
               </w:rPr>
               <w:t>相界面</w:t>
             </w:r>
@@ -23636,7 +23636,7 @@
             </w:r>
             <w:r>
               <w:rPr>
-                <w:rFonts w:hint="eastAsia" w:ascii="Times New Roman" w:hAnsi="Times New Roman" w:eastAsia="SimSun" w:cs="Times New Roman"/>
+                <w:rFonts w:hint="eastAsia" w:ascii="Times New Roman" w:hAnsi="Times New Roman" w:eastAsia="FangSong" w:cs="Times New Roman"/>
               </w:rPr>
               <w:t>双竖线</w:t>
             </w:r>
@@ -23648,7 +23648,7 @@
             </w:r>
             <w:r>
               <w:rPr>
-                <w:rFonts w:hint="eastAsia" w:ascii="Times New Roman" w:hAnsi="Times New Roman" w:eastAsia="SimSun" w:cs="Times New Roman"/>
+                <w:rFonts w:hint="eastAsia" w:ascii="Times New Roman" w:hAnsi="Times New Roman" w:eastAsia="FangSong" w:cs="Times New Roman"/>
               </w:rPr>
               <w:t>盐桥</w:t>
             </w:r>
@@ -23671,7 +23671,7 @@
             </w:r>
             <w:r>
               <w:rPr>
-                <w:rFonts w:hint="eastAsia" w:ascii="Times New Roman" w:hAnsi="Times New Roman" w:eastAsia="SimSun" w:cs="Times New Roman"/>
+                <w:rFonts w:hint="eastAsia" w:ascii="Times New Roman" w:hAnsi="Times New Roman" w:eastAsia="FangSong" w:cs="Times New Roman"/>
               </w:rPr>
               <w:t xml:space="preserve">比较</w:t>
             </w:r>
@@ -23698,7 +23698,7 @@
             </w:r>
             <w:r>
               <w:rPr>
-                <w:rFonts w:hint="eastAsia" w:ascii="Times New Roman" w:hAnsi="Times New Roman" w:eastAsia="SimSun" w:cs="Times New Roman"/>
+                <w:rFonts w:hint="eastAsia" w:ascii="Times New Roman" w:hAnsi="Times New Roman" w:eastAsia="FangSong" w:cs="Times New Roman"/>
               </w:rPr>
               <w:t>正</w:t>
             </w:r>
@@ -23722,7 +23722,7 @@
             </w:r>
             <w:r>
               <w:rPr>
-                <w:rFonts w:hint="eastAsia" w:ascii="Times New Roman" w:hAnsi="Times New Roman" w:eastAsia="SimSun" w:cs="Times New Roman"/>
+                <w:rFonts w:hint="eastAsia" w:ascii="Times New Roman" w:hAnsi="Times New Roman" w:eastAsia="FangSong" w:cs="Times New Roman"/>
               </w:rPr>
               <w:t>负</w:t>
             </w:r>
@@ -23740,7 +23740,7 @@
             </w:r>
             <w:r>
               <w:rPr>
-                <w:rFonts w:hint="eastAsia" w:ascii="Times New Roman" w:hAnsi="Times New Roman" w:eastAsia="SimSun" w:cs="Times New Roman"/>
+                <w:rFonts w:hint="eastAsia" w:ascii="Times New Roman" w:hAnsi="Times New Roman" w:eastAsia="FangSong" w:cs="Times New Roman"/>
               </w:rPr>
               <w:t xml:space="preserve">自发</w:t>
             </w:r>
@@ -23761,7 +23761,7 @@
             </w:r>
             <w:r>
               <w:rPr>
-                <w:rFonts w:hint="eastAsia" w:ascii="Times New Roman" w:hAnsi="Times New Roman" w:eastAsia="SimSun" w:cs="Times New Roman"/>
+                <w:rFonts w:hint="eastAsia" w:ascii="Times New Roman" w:hAnsi="Times New Roman" w:eastAsia="FangSong" w:cs="Times New Roman"/>
               </w:rPr>
               <w:t>是强度量</w:t>
             </w:r>
@@ -23773,7 +23773,7 @@
             </w:r>
             <w:r>
               <w:rPr>
-                <w:rFonts w:hint="eastAsia" w:ascii="Times New Roman" w:hAnsi="Times New Roman" w:eastAsia="SimSun" w:cs="Times New Roman"/>
+                <w:rFonts w:hint="eastAsia" w:ascii="Times New Roman" w:hAnsi="Times New Roman" w:eastAsia="FangSong" w:cs="Times New Roman"/>
               </w:rPr>
               <w:t>不随系数加倍</w:t>
             </w:r>
@@ -23796,7 +23796,7 @@
             </w:r>
             <w:r>
               <w:rPr>
-                <w:rFonts w:hint="eastAsia" w:ascii="Times New Roman" w:hAnsi="Times New Roman" w:eastAsia="SimSun" w:cs="Times New Roman"/>
+                <w:rFonts w:hint="eastAsia" w:ascii="Times New Roman" w:hAnsi="Times New Roman" w:eastAsia="FangSong" w:cs="Times New Roman"/>
               </w:rPr>
               <w:t xml:space="preserve">方程</w:t>
             </w:r>
@@ -23891,7 +23891,7 @@
             </w:r>
             <w:r>
               <w:rPr>
-                <w:rFonts w:hint="eastAsia" w:ascii="Times New Roman" w:hAnsi="Times New Roman" w:eastAsia="SimSun" w:cs="Times New Roman"/>
+                <w:rFonts w:hint="eastAsia" w:ascii="Times New Roman" w:hAnsi="Times New Roman" w:eastAsia="FangSong" w:cs="Times New Roman"/>
               </w:rPr>
               <w:t xml:space="preserve">与化学平衡中的</w:t>
             </w:r>
@@ -23903,7 +23903,7 @@
             </w:r>
             <w:r>
               <w:rPr>
-                <w:rFonts w:hint="eastAsia" w:ascii="Times New Roman" w:hAnsi="Times New Roman" w:eastAsia="SimSun" w:cs="Times New Roman"/>
+                <w:rFonts w:hint="eastAsia" w:ascii="Times New Roman" w:hAnsi="Times New Roman" w:eastAsia="FangSong" w:cs="Times New Roman"/>
               </w:rPr>
               <w:t xml:space="preserve">相同</w:t>
             </w:r>
@@ -23926,7 +23926,7 @@
             </w:r>
             <w:r>
               <w:rPr>
-                <w:rFonts w:hint="eastAsia" w:ascii="Times New Roman" w:hAnsi="Times New Roman" w:eastAsia="SimSun" w:cs="Times New Roman"/>
+                <w:rFonts w:hint="eastAsia" w:ascii="Times New Roman" w:hAnsi="Times New Roman" w:eastAsia="FangSong" w:cs="Times New Roman"/>
               </w:rPr>
               <w:t xml:space="preserve">与</w:t>
             </w:r>
@@ -24036,7 +24036,7 @@
             </w:r>
             <w:r>
               <w:rPr>
-                <w:rFonts w:hint="eastAsia" w:ascii="Times New Roman" w:hAnsi="Times New Roman" w:eastAsia="SimSun" w:cs="Times New Roman"/>
+                <w:rFonts w:hint="eastAsia" w:ascii="Times New Roman" w:hAnsi="Times New Roman" w:eastAsia="FangSong" w:cs="Times New Roman"/>
               </w:rPr>
               <w:t xml:space="preserve">转移电子数</w:t>
             </w:r>
@@ -24059,7 +24059,7 @@
             </w:r>
             <w:r>
               <w:rPr>
-                <w:rFonts w:hint="eastAsia" w:ascii="Times New Roman" w:hAnsi="Times New Roman" w:eastAsia="SimSun" w:cs="Times New Roman"/>
+                <w:rFonts w:hint="eastAsia" w:ascii="Times New Roman" w:hAnsi="Times New Roman" w:eastAsia="FangSong" w:cs="Times New Roman"/>
               </w:rPr>
               <w:t xml:space="preserve">与</w:t>
             </w:r>
@@ -24148,7 +24148,7 @@
             </w:pPr>
             <w:r>
               <w:rPr>
-                <w:rFonts w:hint="eastAsia" w:ascii="Times New Roman" w:hAnsi="Times New Roman" w:eastAsia="SimSun" w:cs="Times New Roman"/>
+                <w:rFonts w:hint="eastAsia" w:ascii="Times New Roman" w:hAnsi="Times New Roman" w:eastAsia="FangSong" w:cs="Times New Roman"/>
               </w:rPr>
               <w:t xml:space="preserve">连接热力学与电化学</w:t>
             </w:r>
@@ -24171,7 +24171,7 @@
             </w:r>
             <w:r>
               <w:rPr>
-                <w:rFonts w:hint="eastAsia" w:ascii="Times New Roman" w:hAnsi="Times New Roman" w:eastAsia="SimSun" w:cs="Times New Roman"/>
+                <w:rFonts w:hint="eastAsia" w:ascii="Times New Roman" w:hAnsi="Times New Roman" w:eastAsia="FangSong" w:cs="Times New Roman"/>
               </w:rPr>
               <w:t xml:space="preserve">图</w:t>
             </w:r>
@@ -24186,7 +24186,7 @@
             </w:pPr>
             <w:r>
               <w:rPr>
-                <w:rFonts w:hint="eastAsia" w:ascii="Times New Roman" w:hAnsi="Times New Roman" w:eastAsia="SimSun" w:cs="Times New Roman"/>
+                <w:rFonts w:hint="eastAsia" w:ascii="Times New Roman" w:hAnsi="Times New Roman" w:eastAsia="FangSong" w:cs="Times New Roman"/>
               </w:rPr>
               <w:t xml:space="preserve">氧化态从高到低排列</w:t>
             </w:r>
@@ -24201,7 +24201,7 @@
             </w:pPr>
             <w:r>
               <w:rPr>
-                <w:rFonts w:hint="eastAsia" w:ascii="Times New Roman" w:hAnsi="Times New Roman" w:eastAsia="SimSun" w:cs="Times New Roman"/>
+                <w:rFonts w:hint="eastAsia" w:ascii="Times New Roman" w:hAnsi="Times New Roman" w:eastAsia="FangSong" w:cs="Times New Roman"/>
               </w:rPr>
               <w:t>歧化判据</w:t>
             </w:r>
@@ -24213,7 +24213,7 @@
             </w:r>
             <w:r>
               <w:rPr>
-                <w:rFonts w:hint="eastAsia" w:ascii="Times New Roman" w:hAnsi="Times New Roman" w:eastAsia="SimSun" w:cs="Times New Roman"/>
+                <w:rFonts w:hint="eastAsia" w:ascii="Times New Roman" w:hAnsi="Times New Roman" w:eastAsia="FangSong" w:cs="Times New Roman"/>
               </w:rPr>
               <w:t>右</w:t>
             </w:r>
@@ -24237,7 +24237,7 @@
             </w:r>
             <w:r>
               <w:rPr>
-                <w:rFonts w:hint="eastAsia" w:ascii="Times New Roman" w:hAnsi="Times New Roman" w:eastAsia="SimSun" w:cs="Times New Roman"/>
+                <w:rFonts w:hint="eastAsia" w:ascii="Times New Roman" w:hAnsi="Times New Roman" w:eastAsia="FangSong" w:cs="Times New Roman"/>
               </w:rPr>
               <w:t>左</w:t>
             </w:r>
@@ -24266,7 +24266,7 @@
             </w:r>
             <w:r>
               <w:rPr>
-                <w:rFonts w:hint="eastAsia" w:ascii="Times New Roman" w:hAnsi="Times New Roman" w:eastAsia="SimSun" w:cs="Times New Roman"/>
+                <w:rFonts w:hint="eastAsia" w:ascii="Times New Roman" w:hAnsi="Times New Roman" w:eastAsia="FangSong" w:cs="Times New Roman"/>
               </w:rPr>
               <w:t xml:space="preserve">影响</w:t>
             </w:r>
@@ -24300,7 +24300,7 @@
             </w:r>
             <w:r>
               <w:rPr>
-                <w:rFonts w:hint="eastAsia" w:ascii="Times New Roman" w:hAnsi="Times New Roman" w:eastAsia="SimSun" w:cs="Times New Roman"/>
+                <w:rFonts w:hint="eastAsia" w:ascii="Times New Roman" w:hAnsi="Times New Roman" w:eastAsia="FangSong" w:cs="Times New Roman"/>
               </w:rPr>
               <w:t xml:space="preserve">出现在</w:t>
             </w:r>
@@ -24312,7 +24312,7 @@
             </w:r>
             <w:r>
               <w:rPr>
-                <w:rFonts w:hint="eastAsia" w:ascii="Times New Roman" w:hAnsi="Times New Roman" w:eastAsia="SimSun" w:cs="Times New Roman"/>
+                <w:rFonts w:hint="eastAsia" w:ascii="Times New Roman" w:hAnsi="Times New Roman" w:eastAsia="FangSong" w:cs="Times New Roman"/>
               </w:rPr>
               <w:t xml:space="preserve">中</w:t>
             </w:r>
@@ -24339,7 +24339,7 @@
             </w:r>
             <w:r>
               <w:rPr>
-                <w:rFonts w:hint="eastAsia" w:ascii="Times New Roman" w:hAnsi="Times New Roman" w:eastAsia="SimSun" w:cs="Times New Roman"/>
+                <w:rFonts w:hint="eastAsia" w:ascii="Times New Roman" w:hAnsi="Times New Roman" w:eastAsia="FangSong" w:cs="Times New Roman"/>
               </w:rPr>
               <w:t>对含</w:t>
             </w:r>
@@ -24364,7 +24364,7 @@
             </w:r>
             <w:r>
               <w:rPr>
-                <w:rFonts w:hint="eastAsia" w:ascii="Times New Roman" w:hAnsi="Times New Roman" w:eastAsia="SimSun" w:cs="Times New Roman"/>
+                <w:rFonts w:hint="eastAsia" w:ascii="Times New Roman" w:hAnsi="Times New Roman" w:eastAsia="FangSong" w:cs="Times New Roman"/>
               </w:rPr>
               <w:t>的半反应</w:t>
             </w:r>
@@ -24387,7 +24387,7 @@
             </w:pPr>
             <w:r>
               <w:rPr>
-                <w:rFonts w:hint="eastAsia" w:ascii="Times New Roman" w:hAnsi="Times New Roman" w:eastAsia="SimSun" w:cs="Times New Roman"/>
+                <w:rFonts w:hint="eastAsia" w:ascii="Times New Roman" w:hAnsi="Times New Roman" w:eastAsia="FangSong" w:cs="Times New Roman"/>
               </w:rPr>
               <w:t>沉淀</w:t>
             </w:r>
@@ -24399,7 +24399,7 @@
             </w:r>
             <w:r>
               <w:rPr>
-                <w:rFonts w:hint="eastAsia" w:ascii="Times New Roman" w:hAnsi="Times New Roman" w:eastAsia="SimSun" w:cs="Times New Roman"/>
+                <w:rFonts w:hint="eastAsia" w:ascii="Times New Roman" w:hAnsi="Times New Roman" w:eastAsia="FangSong" w:cs="Times New Roman"/>
               </w:rPr>
               <w:t>配合物</w:t>
             </w:r>
@@ -24414,7 +24414,7 @@
             </w:pPr>
             <w:r>
               <w:rPr>
-                <w:rFonts w:hint="eastAsia" w:ascii="Times New Roman" w:hAnsi="Times New Roman" w:eastAsia="SimSun" w:cs="Times New Roman"/>
+                <w:rFonts w:hint="eastAsia" w:ascii="Times New Roman" w:hAnsi="Times New Roman" w:eastAsia="FangSong" w:cs="Times New Roman"/>
               </w:rPr>
               <w:t xml:space="preserve">降低游离离子浓度</w:t>
             </w:r>
@@ -24429,7 +24429,7 @@
             </w:pPr>
             <w:r>
               <w:rPr>
-                <w:rFonts w:hint="eastAsia" w:ascii="Times New Roman" w:hAnsi="Times New Roman" w:eastAsia="SimSun" w:cs="Times New Roman"/>
+                <w:rFonts w:hint="eastAsia" w:ascii="Times New Roman" w:hAnsi="Times New Roman" w:eastAsia="FangSong" w:cs="Times New Roman"/>
               </w:rPr>
               <w:t xml:space="preserve">使</w:t>
             </w:r>
@@ -24441,7 +24441,7 @@
             </w:r>
             <w:r>
               <w:rPr>
-                <w:rFonts w:hint="eastAsia" w:ascii="Times New Roman" w:hAnsi="Times New Roman" w:eastAsia="SimSun" w:cs="Times New Roman"/>
+                <w:rFonts w:hint="eastAsia" w:ascii="Times New Roman" w:hAnsi="Times New Roman" w:eastAsia="FangSong" w:cs="Times New Roman"/>
               </w:rPr>
               <w:t xml:space="preserve">向负方向偏移</w:t>
             </w:r>
@@ -24458,7 +24458,7 @@
             </w:pPr>
             <w:r>
               <w:rPr>
-                <w:rFonts w:hint="eastAsia" w:ascii="Times New Roman" w:hAnsi="Times New Roman" w:eastAsia="SimSun" w:cs="Times New Roman"/>
+                <w:rFonts w:hint="eastAsia" w:ascii="Times New Roman" w:hAnsi="Times New Roman" w:eastAsia="FangSong" w:cs="Times New Roman"/>
               </w:rPr>
               <w:t xml:space="preserve">电化学腐蚀</w:t>
             </w:r>
@@ -24473,7 +24473,7 @@
             </w:pPr>
             <w:r>
               <w:rPr>
-                <w:rFonts w:hint="eastAsia" w:ascii="Times New Roman" w:hAnsi="Times New Roman" w:eastAsia="SimSun" w:cs="Times New Roman"/>
+                <w:rFonts w:hint="eastAsia" w:ascii="Times New Roman" w:hAnsi="Times New Roman" w:eastAsia="FangSong" w:cs="Times New Roman"/>
               </w:rPr>
               <w:t xml:space="preserve">微电池原理</w:t>
             </w:r>
@@ -24488,7 +24488,7 @@
             </w:pPr>
             <w:r>
               <w:rPr>
-                <w:rFonts w:hint="eastAsia" w:ascii="Times New Roman" w:hAnsi="Times New Roman" w:eastAsia="SimSun" w:cs="Times New Roman"/>
+                <w:rFonts w:hint="eastAsia" w:ascii="Times New Roman" w:hAnsi="Times New Roman" w:eastAsia="FangSong" w:cs="Times New Roman"/>
               </w:rPr>
               <w:t xml:space="preserve">吸氢腐蚀</w:t>
             </w:r>
@@ -24500,7 +24500,7 @@
             </w:r>
             <w:r>
               <w:rPr>
-                <w:rFonts w:hint="eastAsia" w:ascii="Times New Roman" w:hAnsi="Times New Roman" w:eastAsia="SimSun" w:cs="Times New Roman"/>
+                <w:rFonts w:hint="eastAsia" w:ascii="Times New Roman" w:hAnsi="Times New Roman" w:eastAsia="FangSong" w:cs="Times New Roman"/>
               </w:rPr>
               <w:t xml:space="preserve">耗氧腐蚀</w:t>
             </w:r>
@@ -24607,7 +24607,7 @@
       </w:r>
       <w:r>
         <w:rPr>
-          <w:rFonts w:hint="eastAsia" w:ascii="Times New Roman" w:hAnsi="Times New Roman" w:eastAsia="SimSun" w:cs="Times New Roman"/>
+          <w:rFonts w:hint="eastAsia" w:ascii="Times New Roman" w:hAnsi="Times New Roman" w:eastAsia="FangSong" w:cs="Times New Roman"/>
         </w:rPr>
         <w:t xml:space="preserve">写出</w:t>
       </w:r>
@@ -24619,7 +24619,7 @@
       </w:r>
       <w:r>
         <w:rPr>
-          <w:rFonts w:hint="eastAsia" w:ascii="Times New Roman" w:hAnsi="Times New Roman" w:eastAsia="SimSun" w:cs="Times New Roman"/>
+          <w:rFonts w:hint="eastAsia" w:ascii="Times New Roman" w:hAnsi="Times New Roman" w:eastAsia="FangSong" w:cs="Times New Roman"/>
         </w:rPr>
         <w:t>电池</w:t>
       </w:r>
@@ -24657,7 +24657,7 @@
       </w:r>
       <w:r>
         <w:rPr>
-          <w:rFonts w:hint="eastAsia" w:ascii="Times New Roman" w:hAnsi="Times New Roman" w:eastAsia="SimSun" w:cs="Times New Roman"/>
+          <w:rFonts w:hint="eastAsia" w:ascii="Times New Roman" w:hAnsi="Times New Roman" w:eastAsia="FangSong" w:cs="Times New Roman"/>
         </w:rPr>
         <w:t>的正极反应</w:t>
       </w:r>
@@ -24669,7 +24669,7 @@
       </w:r>
       <w:r>
         <w:rPr>
-          <w:rFonts w:hint="eastAsia" w:ascii="Times New Roman" w:hAnsi="Times New Roman" w:eastAsia="SimSun" w:cs="Times New Roman"/>
+          <w:rFonts w:hint="eastAsia" w:ascii="Times New Roman" w:hAnsi="Times New Roman" w:eastAsia="FangSong" w:cs="Times New Roman"/>
         </w:rPr>
         <w:t>负极反应和电池反应</w:t>
       </w:r>
@@ -24700,7 +24700,7 @@
       </w:r>
       <w:r>
         <w:rPr>
-          <w:rFonts w:hint="eastAsia" w:ascii="Times New Roman" w:hAnsi="Times New Roman" w:eastAsia="SimSun" w:cs="Times New Roman"/>
+          <w:rFonts w:hint="eastAsia" w:ascii="Times New Roman" w:hAnsi="Times New Roman" w:eastAsia="FangSong" w:cs="Times New Roman"/>
         </w:rPr>
         <w:t>查表</w:t>
       </w:r>
@@ -24762,7 +24762,7 @@
       </w:r>
       <w:r>
         <w:rPr>
-          <w:rFonts w:hint="eastAsia" w:ascii="Times New Roman" w:hAnsi="Times New Roman" w:eastAsia="SimSun" w:cs="Times New Roman"/>
+          <w:rFonts w:hint="eastAsia" w:ascii="Times New Roman" w:hAnsi="Times New Roman" w:eastAsia="FangSong" w:cs="Times New Roman"/>
         </w:rPr>
         <w:t>计算</w:t>
       </w:r>
@@ -24774,7 +24774,7 @@
       </w:r>
       <w:r>
         <w:rPr>
-          <w:rFonts w:hint="eastAsia" w:ascii="Times New Roman" w:hAnsi="Times New Roman" w:eastAsia="SimSun" w:cs="Times New Roman"/>
+          <w:rFonts w:hint="eastAsia" w:ascii="Times New Roman" w:hAnsi="Times New Roman" w:eastAsia="FangSong" w:cs="Times New Roman"/>
         </w:rPr>
         <w:t xml:space="preserve">电池的</w:t>
       </w:r>
@@ -24805,7 +24805,7 @@
       </w:r>
       <w:r>
         <w:rPr>
-          <w:rFonts w:hint="eastAsia" w:ascii="Times New Roman" w:hAnsi="Times New Roman" w:eastAsia="SimSun" w:cs="Times New Roman"/>
+          <w:rFonts w:hint="eastAsia" w:ascii="Times New Roman" w:hAnsi="Times New Roman" w:eastAsia="FangSong" w:cs="Times New Roman"/>
         </w:rPr>
         <w:t>判断下列说法的正误</w:t>
       </w:r>
@@ -24829,7 +24829,7 @@
       </w:r>
       <w:r>
         <w:rPr>
-          <w:rFonts w:hint="eastAsia" w:ascii="Times New Roman" w:hAnsi="Times New Roman" w:eastAsia="SimSun" w:cs="Times New Roman"/>
+          <w:rFonts w:hint="eastAsia" w:ascii="Times New Roman" w:hAnsi="Times New Roman" w:eastAsia="FangSong" w:cs="Times New Roman"/>
         </w:rPr>
         <w:t>是强度量</w:t>
       </w:r>
@@ -24841,7 +24841,7 @@
       </w:r>
       <w:r>
         <w:rPr>
-          <w:rFonts w:hint="eastAsia" w:ascii="Times New Roman" w:hAnsi="Times New Roman" w:eastAsia="SimSun" w:cs="Times New Roman"/>
+          <w:rFonts w:hint="eastAsia" w:ascii="Times New Roman" w:hAnsi="Times New Roman" w:eastAsia="FangSong" w:cs="Times New Roman"/>
         </w:rPr>
         <w:t>与半反应中电子数无关</w:t>
       </w:r>
@@ -24865,7 +24865,7 @@
       </w:r>
       <w:r>
         <w:rPr>
-          <w:rFonts w:hint="eastAsia" w:ascii="Times New Roman" w:hAnsi="Times New Roman" w:eastAsia="SimSun" w:cs="Times New Roman"/>
+          <w:rFonts w:hint="eastAsia" w:ascii="Times New Roman" w:hAnsi="Times New Roman" w:eastAsia="FangSong" w:cs="Times New Roman"/>
         </w:rPr>
         <w:t>的反应在任何条件下都能自发进行</w:t>
       </w:r>
@@ -24889,7 +24889,7 @@
       </w:r>
       <w:r>
         <w:rPr>
-          <w:rFonts w:hint="eastAsia" w:ascii="Times New Roman" w:hAnsi="Times New Roman" w:eastAsia="SimSun" w:cs="Times New Roman"/>
+          <w:rFonts w:hint="eastAsia" w:ascii="Times New Roman" w:hAnsi="Times New Roman" w:eastAsia="FangSong" w:cs="Times New Roman"/>
         </w:rPr>
         <w:t xml:space="preserve">标准氢电极的电极电势规定为</w:t>
       </w:r>
@@ -24913,7 +24913,7 @@
       </w:r>
       <w:r>
         <w:rPr>
-          <w:rFonts w:hint="eastAsia" w:ascii="Times New Roman" w:hAnsi="Times New Roman" w:eastAsia="SimSun" w:cs="Times New Roman"/>
+          <w:rFonts w:hint="eastAsia" w:ascii="Times New Roman" w:hAnsi="Times New Roman" w:eastAsia="FangSong" w:cs="Times New Roman"/>
         </w:rPr>
         <w:t>温度升高时所有电极电势都增大</w:t>
       </w:r>
@@ -24944,7 +24944,7 @@
       </w:r>
       <w:r>
         <w:rPr>
-          <w:rFonts w:hint="eastAsia" w:ascii="Times New Roman" w:hAnsi="Times New Roman" w:eastAsia="SimSun" w:cs="Times New Roman"/>
+          <w:rFonts w:hint="eastAsia" w:ascii="Times New Roman" w:hAnsi="Times New Roman" w:eastAsia="FangSong" w:cs="Times New Roman"/>
         </w:rPr>
         <w:t xml:space="preserve">写出</w:t>
       </w:r>
@@ -24956,7 +24956,7 @@
       </w:r>
       <w:r>
         <w:rPr>
-          <w:rFonts w:hint="eastAsia" w:ascii="Times New Roman" w:hAnsi="Times New Roman" w:eastAsia="SimSun" w:cs="Times New Roman"/>
+          <w:rFonts w:hint="eastAsia" w:ascii="Times New Roman" w:hAnsi="Times New Roman" w:eastAsia="FangSong" w:cs="Times New Roman"/>
         </w:rPr>
         <w:t>方程的一般形式</w:t>
       </w:r>
@@ -24968,7 +24968,7 @@
       </w:r>
       <w:r>
         <w:rPr>
-          <w:rFonts w:hint="eastAsia" w:ascii="Times New Roman" w:hAnsi="Times New Roman" w:eastAsia="SimSun" w:cs="Times New Roman"/>
+          <w:rFonts w:hint="eastAsia" w:ascii="Times New Roman" w:hAnsi="Times New Roman" w:eastAsia="FangSong" w:cs="Times New Roman"/>
         </w:rPr>
         <w:t>用</w:t>
       </w:r>
@@ -24980,7 +24980,7 @@
       </w:r>
       <w:r>
         <w:rPr>
-          <w:rFonts w:hint="eastAsia" w:ascii="Times New Roman" w:hAnsi="Times New Roman" w:eastAsia="SimSun" w:cs="Times New Roman"/>
+          <w:rFonts w:hint="eastAsia" w:ascii="Times New Roman" w:hAnsi="Times New Roman" w:eastAsia="FangSong" w:cs="Times New Roman"/>
         </w:rPr>
         <w:t>表示</w:t>
       </w:r>
@@ -24992,7 +24992,7 @@
       </w:r>
       <w:r>
         <w:rPr>
-          <w:rFonts w:hint="eastAsia" w:ascii="Times New Roman" w:hAnsi="Times New Roman" w:eastAsia="SimSun" w:cs="Times New Roman"/>
+          <w:rFonts w:hint="eastAsia" w:ascii="Times New Roman" w:hAnsi="Times New Roman" w:eastAsia="FangSong" w:cs="Times New Roman"/>
         </w:rPr>
         <w:t>说明各符号含义</w:t>
       </w:r>
@@ -25023,7 +25023,7 @@
       </w:r>
       <w:r>
         <w:rPr>
-          <w:rFonts w:hint="eastAsia" w:ascii="Times New Roman" w:hAnsi="Times New Roman" w:eastAsia="SimSun" w:cs="Times New Roman"/>
+          <w:rFonts w:hint="eastAsia" w:ascii="Times New Roman" w:hAnsi="Times New Roman" w:eastAsia="FangSong" w:cs="Times New Roman"/>
         </w:rPr>
         <w:t xml:space="preserve">对半反应</w:t>
       </w:r>
@@ -25153,7 +25153,7 @@
       </w:r>
       <w:r>
         <w:rPr>
-          <w:rFonts w:hint="eastAsia" w:ascii="Times New Roman" w:hAnsi="Times New Roman" w:eastAsia="SimSun" w:cs="Times New Roman"/>
+          <w:rFonts w:hint="eastAsia" w:ascii="Times New Roman" w:hAnsi="Times New Roman" w:eastAsia="FangSong" w:cs="Times New Roman"/>
         </w:rPr>
         <w:t>若</w:t>
       </w:r>
@@ -25209,7 +25209,7 @@
       </w:r>
       <w:r>
         <w:rPr>
-          <w:rFonts w:hint="eastAsia" w:ascii="Times New Roman" w:hAnsi="Times New Roman" w:eastAsia="SimSun" w:cs="Times New Roman"/>
+          <w:rFonts w:hint="eastAsia" w:ascii="Times New Roman" w:hAnsi="Times New Roman" w:eastAsia="FangSong" w:cs="Times New Roman"/>
         </w:rPr>
         <w:t>求</w:t>
       </w:r>
@@ -25240,7 +25240,7 @@
       </w:r>
       <w:r>
         <w:rPr>
-          <w:rFonts w:hint="eastAsia" w:ascii="Times New Roman" w:hAnsi="Times New Roman" w:eastAsia="SimSun" w:cs="Times New Roman"/>
+          <w:rFonts w:hint="eastAsia" w:ascii="Times New Roman" w:hAnsi="Times New Roman" w:eastAsia="FangSong" w:cs="Times New Roman"/>
         </w:rPr>
         <w:t xml:space="preserve">已知</w:t>
       </w:r>
@@ -25296,7 +25296,7 @@
       </w:r>
       <w:r>
         <w:rPr>
-          <w:rFonts w:hint="eastAsia" w:ascii="Times New Roman" w:hAnsi="Times New Roman" w:eastAsia="SimSun" w:cs="Times New Roman"/>
+          <w:rFonts w:hint="eastAsia" w:ascii="Times New Roman" w:hAnsi="Times New Roman" w:eastAsia="FangSong" w:cs="Times New Roman"/>
         </w:rPr>
         <w:t>判断反应</w:t>
       </w:r>
@@ -25432,7 +25432,7 @@
       </w:r>
       <w:r>
         <w:rPr>
-          <w:rFonts w:hint="eastAsia" w:ascii="Times New Roman" w:hAnsi="Times New Roman" w:eastAsia="SimSun" w:cs="Times New Roman"/>
+          <w:rFonts w:hint="eastAsia" w:ascii="Times New Roman" w:hAnsi="Times New Roman" w:eastAsia="FangSong" w:cs="Times New Roman"/>
         </w:rPr>
         <w:t>是否自发</w:t>
       </w:r>
@@ -25463,7 +25463,7 @@
       </w:r>
       <w:r>
         <w:rPr>
-          <w:rFonts w:hint="eastAsia" w:ascii="Times New Roman" w:hAnsi="Times New Roman" w:eastAsia="SimSun" w:cs="Times New Roman"/>
+          <w:rFonts w:hint="eastAsia" w:ascii="Times New Roman" w:hAnsi="Times New Roman" w:eastAsia="FangSong" w:cs="Times New Roman"/>
         </w:rPr>
         <w:t xml:space="preserve">用</w:t>
       </w:r>
@@ -25475,7 +25475,7 @@
       </w:r>
       <w:r>
         <w:rPr>
-          <w:rFonts w:hint="eastAsia" w:ascii="Times New Roman" w:hAnsi="Times New Roman" w:eastAsia="SimSun" w:cs="Times New Roman"/>
+          <w:rFonts w:hint="eastAsia" w:ascii="Times New Roman" w:hAnsi="Times New Roman" w:eastAsia="FangSong" w:cs="Times New Roman"/>
         </w:rPr>
         <w:t xml:space="preserve">计算第</w:t>
       </w:r>
@@ -25487,7 +25487,7 @@
       </w:r>
       <w:r>
         <w:rPr>
-          <w:rFonts w:hint="eastAsia" w:ascii="Times New Roman" w:hAnsi="Times New Roman" w:eastAsia="SimSun" w:cs="Times New Roman"/>
+          <w:rFonts w:hint="eastAsia" w:ascii="Times New Roman" w:hAnsi="Times New Roman" w:eastAsia="FangSong" w:cs="Times New Roman"/>
         </w:rPr>
         <w:t xml:space="preserve">题反应的</w:t>
       </w:r>
@@ -25518,7 +25518,7 @@
       </w:r>
       <w:r>
         <w:rPr>
-          <w:rFonts w:hint="eastAsia" w:ascii="Times New Roman" w:hAnsi="Times New Roman" w:eastAsia="SimSun" w:cs="Times New Roman"/>
+          <w:rFonts w:hint="eastAsia" w:ascii="Times New Roman" w:hAnsi="Times New Roman" w:eastAsia="FangSong" w:cs="Times New Roman"/>
         </w:rPr>
         <w:t>简述原电池中盐桥的作用</w:t>
       </w:r>
@@ -25549,7 +25549,7 @@
       </w:r>
       <w:r>
         <w:rPr>
-          <w:rFonts w:hint="eastAsia" w:ascii="Times New Roman" w:hAnsi="Times New Roman" w:eastAsia="SimSun" w:cs="Times New Roman"/>
+          <w:rFonts w:hint="eastAsia" w:ascii="Times New Roman" w:hAnsi="Times New Roman" w:eastAsia="FangSong" w:cs="Times New Roman"/>
         </w:rPr>
         <w:t>什么是参比电极</w:t>
       </w:r>
@@ -25561,7 +25561,7 @@
       </w:r>
       <w:r>
         <w:rPr>
-          <w:rFonts w:hint="eastAsia" w:ascii="Times New Roman" w:hAnsi="Times New Roman" w:eastAsia="SimSun" w:cs="Times New Roman"/>
+          <w:rFonts w:hint="eastAsia" w:ascii="Times New Roman" w:hAnsi="Times New Roman" w:eastAsia="FangSong" w:cs="Times New Roman"/>
         </w:rPr>
         <w:t>列举两种常见的参比电极及其电势值</w:t>
       </w:r>
@@ -25592,7 +25592,7 @@
       </w:r>
       <w:r>
         <w:rPr>
-          <w:rFonts w:hint="eastAsia" w:ascii="Times New Roman" w:hAnsi="Times New Roman" w:eastAsia="SimSun" w:cs="Times New Roman"/>
+          <w:rFonts w:hint="eastAsia" w:ascii="Times New Roman" w:hAnsi="Times New Roman" w:eastAsia="FangSong" w:cs="Times New Roman"/>
         </w:rPr>
         <w:t xml:space="preserve">某电池</w:t>
       </w:r>
@@ -25622,7 +25622,7 @@
       </w:r>
       <w:r>
         <w:rPr>
-          <w:rFonts w:hint="eastAsia" w:ascii="Times New Roman" w:hAnsi="Times New Roman" w:eastAsia="SimSun" w:cs="Times New Roman"/>
+          <w:rFonts w:hint="eastAsia" w:ascii="Times New Roman" w:hAnsi="Times New Roman" w:eastAsia="FangSong" w:cs="Times New Roman"/>
         </w:rPr>
         <w:t>用</w:t>
       </w:r>
@@ -25634,7 +25634,7 @@
       </w:r>
       <w:r>
         <w:rPr>
-          <w:rFonts w:hint="eastAsia" w:ascii="Times New Roman" w:hAnsi="Times New Roman" w:eastAsia="SimSun" w:cs="Times New Roman"/>
+          <w:rFonts w:hint="eastAsia" w:ascii="Times New Roman" w:hAnsi="Times New Roman" w:eastAsia="FangSong" w:cs="Times New Roman"/>
         </w:rPr>
         <w:t xml:space="preserve">与</w:t>
       </w:r>
@@ -25646,7 +25646,7 @@
       </w:r>
       <w:r>
         <w:rPr>
-          <w:rFonts w:hint="eastAsia" w:ascii="Times New Roman" w:hAnsi="Times New Roman" w:eastAsia="SimSun" w:cs="Times New Roman"/>
+          <w:rFonts w:hint="eastAsia" w:ascii="Times New Roman" w:hAnsi="Times New Roman" w:eastAsia="FangSong" w:cs="Times New Roman"/>
         </w:rPr>
         <w:t xml:space="preserve">的关系计算</w:t>
       </w:r>
@@ -25765,7 +25765,7 @@
       </w:r>
       <w:r>
         <w:rPr>
-          <w:rFonts w:hint="eastAsia" w:ascii="Times New Roman" w:hAnsi="Times New Roman" w:eastAsia="SimSun" w:cs="Times New Roman"/>
+          <w:rFonts w:hint="eastAsia" w:ascii="Times New Roman" w:hAnsi="Times New Roman" w:eastAsia="FangSong" w:cs="Times New Roman"/>
           <w:b/>
           <w:bCs/>
         </w:rPr>
@@ -25793,7 +25793,7 @@
       </w:r>
       <w:r>
         <w:rPr>
-          <w:rFonts w:hint="eastAsia" w:ascii="Times New Roman" w:hAnsi="Times New Roman" w:eastAsia="SimSun" w:cs="Times New Roman"/>
+          <w:rFonts w:hint="eastAsia" w:ascii="Times New Roman" w:hAnsi="Times New Roman" w:eastAsia="FangSong" w:cs="Times New Roman"/>
         </w:rPr>
         <w:t xml:space="preserve">时半反应</w:t>
       </w:r>
@@ -25899,7 +25899,7 @@
       </w:r>
       <w:r>
         <w:rPr>
-          <w:rFonts w:hint="eastAsia" w:ascii="Times New Roman" w:hAnsi="Times New Roman" w:eastAsia="SimSun" w:cs="Times New Roman"/>
+          <w:rFonts w:hint="eastAsia" w:ascii="Times New Roman" w:hAnsi="Times New Roman" w:eastAsia="FangSong" w:cs="Times New Roman"/>
         </w:rPr>
         <w:t xml:space="preserve">的</w:t>
       </w:r>
@@ -25923,7 +25923,7 @@
       </w:r>
       <w:r>
         <w:rPr>
-          <w:rFonts w:hint="eastAsia" w:ascii="Times New Roman" w:hAnsi="Times New Roman" w:eastAsia="SimSun" w:cs="Times New Roman"/>
+          <w:rFonts w:hint="eastAsia" w:ascii="Times New Roman" w:hAnsi="Times New Roman" w:eastAsia="FangSong" w:cs="Times New Roman"/>
         </w:rPr>
         <w:t xml:space="preserve">求</w:t>
       </w:r>
@@ -25948,7 +25948,7 @@
       </w:r>
       <w:r>
         <w:rPr>
-          <w:rFonts w:hint="eastAsia" w:ascii="Times New Roman" w:hAnsi="Times New Roman" w:eastAsia="SimSun" w:cs="Times New Roman"/>
+          <w:rFonts w:hint="eastAsia" w:ascii="Times New Roman" w:hAnsi="Times New Roman" w:eastAsia="FangSong" w:cs="Times New Roman"/>
         </w:rPr>
         <w:t xml:space="preserve">时的</w:t>
       </w:r>
@@ -25972,7 +25972,7 @@
       </w:r>
       <w:r>
         <w:rPr>
-          <w:rFonts w:hint="eastAsia" w:ascii="Times New Roman" w:hAnsi="Times New Roman" w:eastAsia="SimSun" w:cs="Times New Roman"/>
+          <w:rFonts w:hint="eastAsia" w:ascii="Times New Roman" w:hAnsi="Times New Roman" w:eastAsia="FangSong" w:cs="Times New Roman"/>
         </w:rPr>
         <w:t xml:space="preserve">若向</w:t>
       </w:r>
@@ -25997,7 +25997,7 @@
       </w:r>
       <w:r>
         <w:rPr>
-          <w:rFonts w:hint="eastAsia" w:ascii="Times New Roman" w:hAnsi="Times New Roman" w:eastAsia="SimSun" w:cs="Times New Roman"/>
+          <w:rFonts w:hint="eastAsia" w:ascii="Times New Roman" w:hAnsi="Times New Roman" w:eastAsia="FangSong" w:cs="Times New Roman"/>
         </w:rPr>
         <w:t xml:space="preserve">溶液中加入过量</w:t>
       </w:r>
@@ -26022,7 +26022,7 @@
       </w:r>
       <w:r>
         <w:rPr>
-          <w:rFonts w:hint="eastAsia" w:ascii="Times New Roman" w:hAnsi="Times New Roman" w:eastAsia="SimSun" w:cs="Times New Roman"/>
+          <w:rFonts w:hint="eastAsia" w:ascii="Times New Roman" w:hAnsi="Times New Roman" w:eastAsia="FangSong" w:cs="Times New Roman"/>
         </w:rPr>
         <w:t xml:space="preserve">使</w:t>
       </w:r>
@@ -26104,7 +26104,7 @@
       </w:r>
       <w:r>
         <w:rPr>
-          <w:rFonts w:hint="eastAsia" w:ascii="Times New Roman" w:hAnsi="Times New Roman" w:eastAsia="SimSun" w:cs="Times New Roman"/>
+          <w:rFonts w:hint="eastAsia" w:ascii="Times New Roman" w:hAnsi="Times New Roman" w:eastAsia="FangSong" w:cs="Times New Roman"/>
         </w:rPr>
         <w:t>已知</w:t>
       </w:r>
@@ -26122,7 +26122,7 @@
       </w:r>
       <w:r>
         <w:rPr>
-          <w:rFonts w:hint="eastAsia" w:ascii="Times New Roman" w:hAnsi="Times New Roman" w:eastAsia="SimSun" w:cs="Times New Roman"/>
+          <w:rFonts w:hint="eastAsia" w:ascii="Times New Roman" w:hAnsi="Times New Roman" w:eastAsia="FangSong" w:cs="Times New Roman"/>
         </w:rPr>
         <w:t>求新的</w:t>
       </w:r>
@@ -26161,7 +26161,7 @@
       </w:r>
       <w:r>
         <w:rPr>
-          <w:rFonts w:hint="eastAsia" w:ascii="Times New Roman" w:hAnsi="Times New Roman" w:eastAsia="SimSun" w:cs="Times New Roman"/>
+          <w:rFonts w:hint="eastAsia" w:ascii="Times New Roman" w:hAnsi="Times New Roman" w:eastAsia="FangSong" w:cs="Times New Roman"/>
           <w:b/>
           <w:bCs/>
         </w:rPr>
@@ -26183,7 +26183,7 @@
       </w:r>
       <w:r>
         <w:rPr>
-          <w:rFonts w:hint="eastAsia" w:ascii="Times New Roman" w:hAnsi="Times New Roman" w:eastAsia="SimSun" w:cs="Times New Roman"/>
+          <w:rFonts w:hint="eastAsia" w:ascii="Times New Roman" w:hAnsi="Times New Roman" w:eastAsia="FangSong" w:cs="Times New Roman"/>
         </w:rPr>
         <w:t xml:space="preserve">已知</w:t>
       </w:r>
@@ -26239,7 +26239,7 @@
       </w:r>
       <w:r>
         <w:rPr>
-          <w:rFonts w:hint="eastAsia" w:ascii="Times New Roman" w:hAnsi="Times New Roman" w:eastAsia="SimSun" w:cs="Times New Roman"/>
+          <w:rFonts w:hint="eastAsia" w:ascii="Times New Roman" w:hAnsi="Times New Roman" w:eastAsia="FangSong" w:cs="Times New Roman"/>
         </w:rPr>
         <w:t>计算</w:t>
       </w:r>
@@ -26270,7 +26270,7 @@
       </w:r>
       <w:r>
         <w:rPr>
-          <w:rFonts w:hint="eastAsia" w:ascii="Times New Roman" w:hAnsi="Times New Roman" w:eastAsia="SimSun" w:cs="Times New Roman"/>
+          <w:rFonts w:hint="eastAsia" w:ascii="Times New Roman" w:hAnsi="Times New Roman" w:eastAsia="FangSong" w:cs="Times New Roman"/>
         </w:rPr>
         <w:t>解释为什么铅蓄电池放电时</w:t>
       </w:r>
@@ -26295,7 +26295,7 @@
       </w:r>
       <w:r>
         <w:rPr>
-          <w:rFonts w:hint="eastAsia" w:ascii="Times New Roman" w:hAnsi="Times New Roman" w:eastAsia="SimSun" w:cs="Times New Roman"/>
+          <w:rFonts w:hint="eastAsia" w:ascii="Times New Roman" w:hAnsi="Times New Roman" w:eastAsia="FangSong" w:cs="Times New Roman"/>
         </w:rPr>
         <w:t>沉淀的生成有利于维持电压</w:t>
       </w:r>
@@ -26342,7 +26342,7 @@
       </w:r>
       <w:r>
         <w:rPr>
-          <w:rFonts w:hint="eastAsia" w:ascii="Times New Roman" w:hAnsi="Times New Roman" w:eastAsia="SimSun" w:cs="Times New Roman"/>
+          <w:rFonts w:hint="eastAsia" w:ascii="Times New Roman" w:hAnsi="Times New Roman" w:eastAsia="FangSong" w:cs="Times New Roman"/>
           <w:b/>
           <w:bCs/>
         </w:rPr>
@@ -26364,7 +26364,7 @@
       </w:r>
       <w:r>
         <w:rPr>
-          <w:rFonts w:hint="eastAsia" w:ascii="Times New Roman" w:hAnsi="Times New Roman" w:eastAsia="SimSun" w:cs="Times New Roman"/>
+          <w:rFonts w:hint="eastAsia" w:ascii="Times New Roman" w:hAnsi="Times New Roman" w:eastAsia="FangSong" w:cs="Times New Roman"/>
         </w:rPr>
         <w:t xml:space="preserve">某氧化还原反应的</w:t>
       </w:r>
@@ -26394,7 +26394,7 @@
       </w:r>
       <w:r>
         <w:rPr>
-          <w:rFonts w:hint="eastAsia" w:ascii="Times New Roman" w:hAnsi="Times New Roman" w:eastAsia="SimSun" w:cs="Times New Roman"/>
+          <w:rFonts w:hint="eastAsia" w:ascii="Times New Roman" w:hAnsi="Times New Roman" w:eastAsia="FangSong" w:cs="Times New Roman"/>
         </w:rPr>
         <w:t>分别计算</w:t>
       </w:r>
@@ -26406,7 +26406,7 @@
       </w:r>
       <w:r>
         <w:rPr>
-          <w:rFonts w:hint="eastAsia" w:ascii="Times New Roman" w:hAnsi="Times New Roman" w:eastAsia="SimSun" w:cs="Times New Roman"/>
+          <w:rFonts w:hint="eastAsia" w:ascii="Times New Roman" w:hAnsi="Times New Roman" w:eastAsia="FangSong" w:cs="Times New Roman"/>
         </w:rPr>
         <w:t xml:space="preserve">和</w:t>
       </w:r>
@@ -26471,7 +26471,7 @@
       </w:r>
       <w:r>
         <w:rPr>
-          <w:rFonts w:hint="eastAsia" w:ascii="Times New Roman" w:hAnsi="Times New Roman" w:eastAsia="SimSun" w:cs="Times New Roman"/>
+          <w:rFonts w:hint="eastAsia" w:ascii="Times New Roman" w:hAnsi="Times New Roman" w:eastAsia="FangSong" w:cs="Times New Roman"/>
           <w:b/>
           <w:bCs/>
         </w:rPr>
@@ -26493,7 +26493,7 @@
       </w:r>
       <w:r>
         <w:rPr>
-          <w:rFonts w:hint="eastAsia" w:ascii="Times New Roman" w:hAnsi="Times New Roman" w:eastAsia="SimSun" w:cs="Times New Roman"/>
+          <w:rFonts w:hint="eastAsia" w:ascii="Times New Roman" w:hAnsi="Times New Roman" w:eastAsia="FangSong" w:cs="Times New Roman"/>
         </w:rPr>
         <w:t xml:space="preserve">铁在酸性介质中的</w:t>
       </w:r>
@@ -26505,7 +26505,7 @@
       </w:r>
       <w:r>
         <w:rPr>
-          <w:rFonts w:hint="eastAsia" w:ascii="Times New Roman" w:hAnsi="Times New Roman" w:eastAsia="SimSun" w:cs="Times New Roman"/>
+          <w:rFonts w:hint="eastAsia" w:ascii="Times New Roman" w:hAnsi="Times New Roman" w:eastAsia="FangSong" w:cs="Times New Roman"/>
         </w:rPr>
         <w:t>图</w:t>
       </w:r>
@@ -26658,7 +26658,7 @@
       </w:pPr>
       <w:r>
         <w:rPr>
-          <w:rFonts w:hint="eastAsia" w:ascii="Times New Roman" w:hAnsi="Times New Roman" w:eastAsia="SimSun" w:cs="Times New Roman"/>
+          <w:rFonts w:hint="eastAsia" w:ascii="Times New Roman" w:hAnsi="Times New Roman" w:eastAsia="FangSong" w:cs="Times New Roman"/>
         </w:rPr>
         <w:t xml:space="preserve">计算</w:t>
       </w:r>
@@ -26683,7 +26683,7 @@
       </w:r>
       <w:r>
         <w:rPr>
-          <w:rFonts w:hint="eastAsia" w:ascii="Times New Roman" w:hAnsi="Times New Roman" w:eastAsia="SimSun" w:cs="Times New Roman"/>
+          <w:rFonts w:hint="eastAsia" w:ascii="Times New Roman" w:hAnsi="Times New Roman" w:eastAsia="FangSong" w:cs="Times New Roman"/>
         </w:rPr>
         <w:t xml:space="preserve">的</w:t>
       </w:r>
@@ -26704,7 +26704,7 @@
       </w:pPr>
       <w:r>
         <w:rPr>
-          <w:rFonts w:hint="eastAsia" w:ascii="Times New Roman" w:hAnsi="Times New Roman" w:eastAsia="SimSun" w:cs="Times New Roman"/>
+          <w:rFonts w:hint="eastAsia" w:ascii="Times New Roman" w:hAnsi="Times New Roman" w:eastAsia="FangSong" w:cs="Times New Roman"/>
         </w:rPr>
         <w:t xml:space="preserve">判断</w:t>
       </w:r>
@@ -26729,7 +26729,7 @@
       </w:r>
       <w:r>
         <w:rPr>
-          <w:rFonts w:hint="eastAsia" w:ascii="Times New Roman" w:hAnsi="Times New Roman" w:eastAsia="SimSun" w:cs="Times New Roman"/>
+          <w:rFonts w:hint="eastAsia" w:ascii="Times New Roman" w:hAnsi="Times New Roman" w:eastAsia="FangSong" w:cs="Times New Roman"/>
         </w:rPr>
         <w:t>能否发生歧化</w:t>
       </w:r>
@@ -26750,7 +26750,7 @@
       </w:pPr>
       <w:r>
         <w:rPr>
-          <w:rFonts w:hint="eastAsia" w:ascii="Times New Roman" w:hAnsi="Times New Roman" w:eastAsia="SimSun" w:cs="Times New Roman"/>
+          <w:rFonts w:hint="eastAsia" w:ascii="Times New Roman" w:hAnsi="Times New Roman" w:eastAsia="FangSong" w:cs="Times New Roman"/>
         </w:rPr>
         <w:t xml:space="preserve">计算</w:t>
       </w:r>
@@ -26788,7 +26788,7 @@
       </w:r>
       <w:r>
         <w:rPr>
-          <w:rFonts w:hint="eastAsia" w:ascii="Times New Roman" w:hAnsi="Times New Roman" w:eastAsia="SimSun" w:cs="Times New Roman"/>
+          <w:rFonts w:hint="eastAsia" w:ascii="Times New Roman" w:hAnsi="Times New Roman" w:eastAsia="FangSong" w:cs="Times New Roman"/>
         </w:rPr>
         <w:t xml:space="preserve">的</w:t>
       </w:r>
@@ -26800,7 +26800,7 @@
       </w:r>
       <w:r>
         <w:rPr>
-          <w:rFonts w:hint="eastAsia" w:ascii="Times New Roman" w:hAnsi="Times New Roman" w:eastAsia="SimSun" w:cs="Times New Roman"/>
+          <w:rFonts w:hint="eastAsia" w:ascii="Times New Roman" w:hAnsi="Times New Roman" w:eastAsia="FangSong" w:cs="Times New Roman"/>
         </w:rPr>
         <w:t xml:space="preserve">和</w:t>
       </w:r>
@@ -26847,7 +26847,7 @@
       </w:r>
       <w:r>
         <w:rPr>
-          <w:rFonts w:hint="eastAsia" w:ascii="Times New Roman" w:hAnsi="Times New Roman" w:eastAsia="SimSun" w:cs="Times New Roman"/>
+          <w:rFonts w:hint="eastAsia" w:ascii="Times New Roman" w:hAnsi="Times New Roman" w:eastAsia="FangSong" w:cs="Times New Roman"/>
           <w:b/>
           <w:bCs/>
         </w:rPr>
@@ -26869,7 +26869,7 @@
       </w:r>
       <w:r>
         <w:rPr>
-          <w:rFonts w:hint="eastAsia" w:ascii="Times New Roman" w:hAnsi="Times New Roman" w:eastAsia="SimSun" w:cs="Times New Roman"/>
+          <w:rFonts w:hint="eastAsia" w:ascii="Times New Roman" w:hAnsi="Times New Roman" w:eastAsia="FangSong" w:cs="Times New Roman"/>
         </w:rPr>
         <w:t xml:space="preserve">半反应</w:t>
       </w:r>
@@ -27109,7 +27109,7 @@
       </w:r>
       <w:r>
         <w:rPr>
-          <w:rFonts w:hint="eastAsia" w:ascii="Times New Roman" w:hAnsi="Times New Roman" w:eastAsia="SimSun" w:cs="Times New Roman"/>
+          <w:rFonts w:hint="eastAsia" w:ascii="Times New Roman" w:hAnsi="Times New Roman" w:eastAsia="FangSong" w:cs="Times New Roman"/>
         </w:rPr>
         <w:t xml:space="preserve">写出该半反应的</w:t>
       </w:r>
@@ -27121,7 +27121,7 @@
       </w:r>
       <w:r>
         <w:rPr>
-          <w:rFonts w:hint="eastAsia" w:ascii="Times New Roman" w:hAnsi="Times New Roman" w:eastAsia="SimSun" w:cs="Times New Roman"/>
+          <w:rFonts w:hint="eastAsia" w:ascii="Times New Roman" w:hAnsi="Times New Roman" w:eastAsia="FangSong" w:cs="Times New Roman"/>
         </w:rPr>
         <w:t>方程</w:t>
       </w:r>
@@ -27145,7 +27145,7 @@
       </w:r>
       <w:r>
         <w:rPr>
-          <w:rFonts w:hint="eastAsia" w:ascii="Times New Roman" w:hAnsi="Times New Roman" w:eastAsia="SimSun" w:cs="Times New Roman"/>
+          <w:rFonts w:hint="eastAsia" w:ascii="Times New Roman" w:hAnsi="Times New Roman" w:eastAsia="FangSong" w:cs="Times New Roman"/>
         </w:rPr>
         <w:t xml:space="preserve">计算</w:t>
       </w:r>
@@ -27157,7 +27157,7 @@
       </w:r>
       <w:r>
         <w:rPr>
-          <w:rFonts w:hint="eastAsia" w:ascii="Times New Roman" w:hAnsi="Times New Roman" w:eastAsia="SimSun" w:cs="Times New Roman"/>
+          <w:rFonts w:hint="eastAsia" w:ascii="Times New Roman" w:hAnsi="Times New Roman" w:eastAsia="FangSong" w:cs="Times New Roman"/>
         </w:rPr>
         <w:t xml:space="preserve">时的</w:t>
       </w:r>
@@ -27175,7 +27175,7 @@
       </w:r>
       <w:r>
         <w:rPr>
-          <w:rFonts w:hint="eastAsia" w:ascii="Times New Roman" w:hAnsi="Times New Roman" w:eastAsia="SimSun" w:cs="Times New Roman"/>
+          <w:rFonts w:hint="eastAsia" w:ascii="Times New Roman" w:hAnsi="Times New Roman" w:eastAsia="FangSong" w:cs="Times New Roman"/>
         </w:rPr>
         <w:t>假设其他物种为标准浓度</w:t>
       </w:r>
@@ -27199,7 +27199,7 @@
       </w:r>
       <w:r>
         <w:rPr>
-          <w:rFonts w:hint="eastAsia" w:ascii="Times New Roman" w:hAnsi="Times New Roman" w:eastAsia="SimSun" w:cs="Times New Roman"/>
+          <w:rFonts w:hint="eastAsia" w:ascii="Times New Roman" w:hAnsi="Times New Roman" w:eastAsia="FangSong" w:cs="Times New Roman"/>
         </w:rPr>
         <w:t>解释为什么重铬酸钾在碱性溶液中氧化能力显著减弱</w:t>
       </w:r>
@@ -27238,7 +27238,7 @@
       </w:r>
       <w:r>
         <w:rPr>
-          <w:rFonts w:hint="eastAsia" w:ascii="Times New Roman" w:hAnsi="Times New Roman" w:eastAsia="SimSun" w:cs="Times New Roman"/>
+          <w:rFonts w:hint="eastAsia" w:ascii="Times New Roman" w:hAnsi="Times New Roman" w:eastAsia="FangSong" w:cs="Times New Roman"/>
           <w:b/>
           <w:bCs/>
         </w:rPr>
@@ -27260,7 +27260,7 @@
       </w:r>
       <w:r>
         <w:rPr>
-          <w:rFonts w:hint="eastAsia" w:ascii="Times New Roman" w:hAnsi="Times New Roman" w:eastAsia="SimSun" w:cs="Times New Roman"/>
+          <w:rFonts w:hint="eastAsia" w:ascii="Times New Roman" w:hAnsi="Times New Roman" w:eastAsia="FangSong" w:cs="Times New Roman"/>
         </w:rPr>
         <w:t xml:space="preserve">设计一个原电池来计算</w:t>
       </w:r>
@@ -27291,7 +27291,7 @@
       </w:r>
       <w:r>
         <w:rPr>
-          <w:rFonts w:hint="eastAsia" w:ascii="Times New Roman" w:hAnsi="Times New Roman" w:eastAsia="SimSun" w:cs="Times New Roman"/>
+          <w:rFonts w:hint="eastAsia" w:ascii="Times New Roman" w:hAnsi="Times New Roman" w:eastAsia="FangSong" w:cs="Times New Roman"/>
         </w:rPr>
         <w:t>写出电池符号</w:t>
       </w:r>
@@ -27303,7 +27303,7 @@
       </w:r>
       <w:r>
         <w:rPr>
-          <w:rFonts w:hint="eastAsia" w:ascii="Times New Roman" w:hAnsi="Times New Roman" w:eastAsia="SimSun" w:cs="Times New Roman"/>
+          <w:rFonts w:hint="eastAsia" w:ascii="Times New Roman" w:hAnsi="Times New Roman" w:eastAsia="FangSong" w:cs="Times New Roman"/>
         </w:rPr>
         <w:t>电极反应</w:t>
       </w:r>
@@ -27315,7 +27315,7 @@
       </w:r>
       <w:r>
         <w:rPr>
-          <w:rFonts w:hint="eastAsia" w:ascii="Times New Roman" w:hAnsi="Times New Roman" w:eastAsia="SimSun" w:cs="Times New Roman"/>
+          <w:rFonts w:hint="eastAsia" w:ascii="Times New Roman" w:hAnsi="Times New Roman" w:eastAsia="FangSong" w:cs="Times New Roman"/>
         </w:rPr>
         <w:t>并推导</w:t>
       </w:r>
@@ -27327,7 +27327,7 @@
       </w:r>
       <w:r>
         <w:rPr>
-          <w:rFonts w:hint="eastAsia" w:ascii="Times New Roman" w:hAnsi="Times New Roman" w:eastAsia="SimSun" w:cs="Times New Roman"/>
+          <w:rFonts w:hint="eastAsia" w:ascii="Times New Roman" w:hAnsi="Times New Roman" w:eastAsia="FangSong" w:cs="Times New Roman"/>
         </w:rPr>
         <w:t xml:space="preserve">与</w:t>
       </w:r>
@@ -27339,7 +27339,7 @@
       </w:r>
       <w:r>
         <w:rPr>
-          <w:rFonts w:hint="eastAsia" w:ascii="Times New Roman" w:hAnsi="Times New Roman" w:eastAsia="SimSun" w:cs="Times New Roman"/>
+          <w:rFonts w:hint="eastAsia" w:ascii="Times New Roman" w:hAnsi="Times New Roman" w:eastAsia="FangSong" w:cs="Times New Roman"/>
         </w:rPr>
         <w:t>的关系</w:t>
       </w:r>
@@ -27351,7 +27351,7 @@
       </w:r>
       <w:r>
         <w:rPr>
-          <w:rFonts w:hint="eastAsia" w:ascii="Times New Roman" w:hAnsi="Times New Roman" w:eastAsia="SimSun" w:cs="Times New Roman"/>
+          <w:rFonts w:hint="eastAsia" w:ascii="Times New Roman" w:hAnsi="Times New Roman" w:eastAsia="FangSong" w:cs="Times New Roman"/>
         </w:rPr>
         <w:t>已知</w:t>
       </w:r>
@@ -27448,7 +27448,7 @@
       </w:r>
       <w:r>
         <w:rPr>
-          <w:rFonts w:hint="eastAsia" w:ascii="Times New Roman" w:hAnsi="Times New Roman" w:eastAsia="SimSun" w:cs="Times New Roman"/>
+          <w:rFonts w:hint="eastAsia" w:ascii="Times New Roman" w:hAnsi="Times New Roman" w:eastAsia="FangSong" w:cs="Times New Roman"/>
           <w:b/>
           <w:bCs/>
         </w:rPr>
@@ -27470,7 +27470,7 @@
       </w:r>
       <w:r>
         <w:rPr>
-          <w:rFonts w:hint="eastAsia" w:ascii="Times New Roman" w:hAnsi="Times New Roman" w:eastAsia="SimSun" w:cs="Times New Roman"/>
+          <w:rFonts w:hint="eastAsia" w:ascii="Times New Roman" w:hAnsi="Times New Roman" w:eastAsia="FangSong" w:cs="Times New Roman"/>
         </w:rPr>
         <w:t xml:space="preserve">构建浓差电池</w:t>
       </w:r>
@@ -27514,7 +27514,7 @@
       </w:r>
       <w:r>
         <w:rPr>
-          <w:rFonts w:hint="eastAsia" w:ascii="Times New Roman" w:hAnsi="Times New Roman" w:eastAsia="SimSun" w:cs="Times New Roman"/>
+          <w:rFonts w:hint="eastAsia" w:ascii="Times New Roman" w:hAnsi="Times New Roman" w:eastAsia="FangSong" w:cs="Times New Roman"/>
         </w:rPr>
         <w:t>计算</w:t>
       </w:r>
@@ -27544,7 +27544,7 @@
       </w:r>
       <w:r>
         <w:rPr>
-          <w:rFonts w:hint="eastAsia" w:ascii="Times New Roman" w:hAnsi="Times New Roman" w:eastAsia="SimSun" w:cs="Times New Roman"/>
+          <w:rFonts w:hint="eastAsia" w:ascii="Times New Roman" w:hAnsi="Times New Roman" w:eastAsia="FangSong" w:cs="Times New Roman"/>
         </w:rPr>
         <w:t>并解释为什么浓差电池的电动势随两侧浓度趋近而减小</w:t>
       </w:r>
@@ -27583,7 +27583,7 @@
       </w:r>
       <w:r>
         <w:rPr>
-          <w:rFonts w:hint="eastAsia" w:ascii="Times New Roman" w:hAnsi="Times New Roman" w:eastAsia="SimSun" w:cs="Times New Roman"/>
+          <w:rFonts w:hint="eastAsia" w:ascii="Times New Roman" w:hAnsi="Times New Roman" w:eastAsia="FangSong" w:cs="Times New Roman"/>
           <w:b/>
           <w:bCs/>
         </w:rPr>
@@ -27605,7 +27605,7 @@
       </w:r>
       <w:r>
         <w:rPr>
-          <w:rFonts w:hint="eastAsia" w:ascii="Times New Roman" w:hAnsi="Times New Roman" w:eastAsia="SimSun" w:cs="Times New Roman"/>
+          <w:rFonts w:hint="eastAsia" w:ascii="Times New Roman" w:hAnsi="Times New Roman" w:eastAsia="FangSong" w:cs="Times New Roman"/>
         </w:rPr>
         <w:t xml:space="preserve">已知</w:t>
       </w:r>
@@ -27617,7 +27617,7 @@
       </w:r>
       <w:r>
         <w:rPr>
-          <w:rFonts w:hint="eastAsia" w:ascii="Times New Roman" w:hAnsi="Times New Roman" w:eastAsia="SimSun" w:cs="Times New Roman"/>
+          <w:rFonts w:hint="eastAsia" w:ascii="Times New Roman" w:hAnsi="Times New Roman" w:eastAsia="FangSong" w:cs="Times New Roman"/>
         </w:rPr>
         <w:t>时</w:t>
       </w:r>
@@ -27910,7 +27910,7 @@
       </w:pPr>
       <w:r>
         <w:rPr>
-          <w:rFonts w:hint="eastAsia" w:ascii="Times New Roman" w:hAnsi="Times New Roman" w:eastAsia="SimSun" w:cs="Times New Roman"/>
+          <w:rFonts w:hint="eastAsia" w:ascii="Times New Roman" w:hAnsi="Times New Roman" w:eastAsia="FangSong" w:cs="Times New Roman"/>
         </w:rPr>
         <w:t xml:space="preserve">写出</w:t>
       </w:r>
@@ -27922,7 +27922,7 @@
       </w:r>
       <w:r>
         <w:rPr>
-          <w:rFonts w:hint="eastAsia" w:ascii="Times New Roman" w:hAnsi="Times New Roman" w:eastAsia="SimSun" w:cs="Times New Roman"/>
+          <w:rFonts w:hint="eastAsia" w:ascii="Times New Roman" w:hAnsi="Times New Roman" w:eastAsia="FangSong" w:cs="Times New Roman"/>
         </w:rPr>
         <w:t xml:space="preserve">在酸性溶液中被</w:t>
       </w:r>
@@ -27947,7 +27947,7 @@
       </w:r>
       <w:r>
         <w:rPr>
-          <w:rFonts w:hint="eastAsia" w:ascii="Times New Roman" w:hAnsi="Times New Roman" w:eastAsia="SimSun" w:cs="Times New Roman"/>
+          <w:rFonts w:hint="eastAsia" w:ascii="Times New Roman" w:hAnsi="Times New Roman" w:eastAsia="FangSong" w:cs="Times New Roman"/>
         </w:rPr>
         <w:t>氧化的电池反应</w:t>
       </w:r>
@@ -27968,7 +27968,7 @@
       </w:pPr>
       <w:r>
         <w:rPr>
-          <w:rFonts w:hint="eastAsia" w:ascii="Times New Roman" w:hAnsi="Times New Roman" w:eastAsia="SimSun" w:cs="Times New Roman"/>
+          <w:rFonts w:hint="eastAsia" w:ascii="Times New Roman" w:hAnsi="Times New Roman" w:eastAsia="FangSong" w:cs="Times New Roman"/>
         </w:rPr>
         <w:t xml:space="preserve">计算</w:t>
       </w:r>
@@ -27980,7 +27980,7 @@
       </w:r>
       <w:r>
         <w:rPr>
-          <w:rFonts w:hint="eastAsia" w:ascii="Times New Roman" w:hAnsi="Times New Roman" w:eastAsia="SimSun" w:cs="Times New Roman"/>
+          <w:rFonts w:hint="eastAsia" w:ascii="Times New Roman" w:hAnsi="Times New Roman" w:eastAsia="FangSong" w:cs="Times New Roman"/>
         </w:rPr>
         <w:t xml:space="preserve">和</w:t>
       </w:r>
@@ -28001,7 +28001,7 @@
       </w:pPr>
       <w:r>
         <w:rPr>
-          <w:rFonts w:hint="eastAsia" w:ascii="Times New Roman" w:hAnsi="Times New Roman" w:eastAsia="SimSun" w:cs="Times New Roman"/>
+          <w:rFonts w:hint="eastAsia" w:ascii="Times New Roman" w:hAnsi="Times New Roman" w:eastAsia="FangSong" w:cs="Times New Roman"/>
         </w:rPr>
         <w:t xml:space="preserve">计算</w:t>
       </w:r>
@@ -28019,7 +28019,7 @@
       </w:r>
       <w:r>
         <w:rPr>
-          <w:rFonts w:hint="eastAsia" w:ascii="Times New Roman" w:hAnsi="Times New Roman" w:eastAsia="SimSun" w:cs="Times New Roman"/>
+          <w:rFonts w:hint="eastAsia" w:ascii="Times New Roman" w:hAnsi="Times New Roman" w:eastAsia="FangSong" w:cs="Times New Roman"/>
         </w:rPr>
         <w:t>解释为什么铁在酸性含氧水中会缓慢腐蚀</w:t>
       </w:r>
@@ -28066,7 +28066,7 @@
       </w:r>
       <w:r>
         <w:rPr>
-          <w:rFonts w:hint="eastAsia" w:ascii="Times New Roman" w:hAnsi="Times New Roman" w:eastAsia="SimSun" w:cs="Times New Roman"/>
+          <w:rFonts w:hint="eastAsia" w:ascii="Times New Roman" w:hAnsi="Times New Roman" w:eastAsia="FangSong" w:cs="Times New Roman"/>
           <w:b/>
           <w:bCs/>
         </w:rPr>
@@ -28082,7 +28082,7 @@
       </w:r>
       <w:r>
         <w:rPr>
-          <w:rFonts w:hint="eastAsia" w:ascii="Times New Roman" w:hAnsi="Times New Roman" w:eastAsia="SimSun" w:cs="Times New Roman"/>
+          <w:rFonts w:hint="eastAsia" w:ascii="Times New Roman" w:hAnsi="Times New Roman" w:eastAsia="FangSong" w:cs="Times New Roman"/>
           <w:b/>
           <w:bCs/>
         </w:rPr>
@@ -28104,7 +28104,7 @@
       </w:r>
       <w:r>
         <w:rPr>
-          <w:rFonts w:hint="eastAsia" w:ascii="Times New Roman" w:hAnsi="Times New Roman" w:eastAsia="SimSun" w:cs="Times New Roman"/>
+          <w:rFonts w:hint="eastAsia" w:ascii="Times New Roman" w:hAnsi="Times New Roman" w:eastAsia="FangSong" w:cs="Times New Roman"/>
         </w:rPr>
         <w:t xml:space="preserve">对于反应</w:t>
       </w:r>
@@ -28303,7 +28303,7 @@
       </w:r>
       <w:r>
         <w:rPr>
-          <w:rFonts w:hint="eastAsia" w:ascii="Times New Roman" w:hAnsi="Times New Roman" w:eastAsia="SimSun" w:cs="Times New Roman"/>
+          <w:rFonts w:hint="eastAsia" w:ascii="Times New Roman" w:hAnsi="Times New Roman" w:eastAsia="FangSong" w:cs="Times New Roman"/>
         </w:rPr>
         <w:t xml:space="preserve">计算标准状态下反应的</w:t>
       </w:r>
@@ -28327,7 +28327,7 @@
       </w:r>
       <w:r>
         <w:rPr>
-          <w:rFonts w:hint="eastAsia" w:ascii="Times New Roman" w:hAnsi="Times New Roman" w:eastAsia="SimSun" w:cs="Times New Roman"/>
+          <w:rFonts w:hint="eastAsia" w:ascii="Times New Roman" w:hAnsi="Times New Roman" w:eastAsia="FangSong" w:cs="Times New Roman"/>
         </w:rPr>
         <w:t xml:space="preserve">若</w:t>
       </w:r>
@@ -28395,7 +28395,7 @@
       </w:r>
       <w:r>
         <w:rPr>
-          <w:rFonts w:hint="eastAsia" w:ascii="Times New Roman" w:hAnsi="Times New Roman" w:eastAsia="SimSun" w:cs="Times New Roman"/>
+          <w:rFonts w:hint="eastAsia" w:ascii="Times New Roman" w:hAnsi="Times New Roman" w:eastAsia="FangSong" w:cs="Times New Roman"/>
         </w:rPr>
         <w:t>计算</w:t>
       </w:r>
@@ -28419,7 +28419,7 @@
       </w:r>
       <w:r>
         <w:rPr>
-          <w:rFonts w:hint="eastAsia" w:ascii="Times New Roman" w:hAnsi="Times New Roman" w:eastAsia="SimSun" w:cs="Times New Roman"/>
+          <w:rFonts w:hint="eastAsia" w:ascii="Times New Roman" w:hAnsi="Times New Roman" w:eastAsia="FangSong" w:cs="Times New Roman"/>
         </w:rPr>
         <w:t>若用非氧化性酸</w:t>
       </w:r>
@@ -28431,7 +28431,7 @@
       </w:r>
       <w:r>
         <w:rPr>
-          <w:rFonts w:hint="eastAsia" w:ascii="Times New Roman" w:hAnsi="Times New Roman" w:eastAsia="SimSun" w:cs="Times New Roman"/>
+          <w:rFonts w:hint="eastAsia" w:ascii="Times New Roman" w:hAnsi="Times New Roman" w:eastAsia="FangSong" w:cs="Times New Roman"/>
         </w:rPr>
         <w:t>如</w:t>
       </w:r>
@@ -28449,7 +28449,7 @@
       </w:r>
       <w:r>
         <w:rPr>
-          <w:rFonts w:hint="eastAsia" w:ascii="Times New Roman" w:hAnsi="Times New Roman" w:eastAsia="SimSun" w:cs="Times New Roman"/>
+          <w:rFonts w:hint="eastAsia" w:ascii="Times New Roman" w:hAnsi="Times New Roman" w:eastAsia="FangSong" w:cs="Times New Roman"/>
         </w:rPr>
         <w:t>反应实际能否发生</w:t>
       </w:r>
@@ -28461,7 +28461,7 @@
       </w:r>
       <w:r>
         <w:rPr>
-          <w:rFonts w:hint="eastAsia" w:ascii="Times New Roman" w:hAnsi="Times New Roman" w:eastAsia="SimSun" w:cs="Times New Roman"/>
+          <w:rFonts w:hint="eastAsia" w:ascii="Times New Roman" w:hAnsi="Times New Roman" w:eastAsia="FangSong" w:cs="Times New Roman"/>
         </w:rPr>
         <w:t>讨论动力学因素的影响</w:t>
       </w:r>
@@ -28554,7 +28554,7 @@
       </w:r>
       <w:r>
         <w:rPr>
-          <w:rFonts w:hint="eastAsia" w:ascii="Times New Roman" w:hAnsi="Times New Roman" w:eastAsia="SimSun" w:cs="Times New Roman"/>
+          <w:rFonts w:hint="eastAsia" w:ascii="Times New Roman" w:hAnsi="Times New Roman" w:eastAsia="FangSong" w:cs="Times New Roman"/>
           <w:b/>
           <w:bCs/>
         </w:rPr>
@@ -28582,7 +28582,7 @@
       </w:r>
       <w:r>
         <w:rPr>
-          <w:rFonts w:hint="eastAsia" w:ascii="Times New Roman" w:hAnsi="Times New Roman" w:eastAsia="SimSun" w:cs="Times New Roman"/>
+          <w:rFonts w:hint="eastAsia" w:ascii="Times New Roman" w:hAnsi="Times New Roman" w:eastAsia="FangSong" w:cs="Times New Roman"/>
         </w:rPr>
         <w:t>时已知</w:t>
       </w:r>
@@ -29096,7 +29096,7 @@
       </w:pPr>
       <w:r>
         <w:rPr>
-          <w:rFonts w:hint="eastAsia" w:ascii="Times New Roman" w:hAnsi="Times New Roman" w:eastAsia="SimSun" w:cs="Times New Roman"/>
+          <w:rFonts w:hint="eastAsia" w:ascii="Times New Roman" w:hAnsi="Times New Roman" w:eastAsia="FangSong" w:cs="Times New Roman"/>
         </w:rPr>
         <w:t xml:space="preserve">计算</w:t>
       </w:r>
@@ -29134,7 +29134,7 @@
       </w:r>
       <w:r>
         <w:rPr>
-          <w:rFonts w:hint="eastAsia" w:ascii="Times New Roman" w:hAnsi="Times New Roman" w:eastAsia="SimSun" w:cs="Times New Roman"/>
+          <w:rFonts w:hint="eastAsia" w:ascii="Times New Roman" w:hAnsi="Times New Roman" w:eastAsia="FangSong" w:cs="Times New Roman"/>
         </w:rPr>
         <w:t xml:space="preserve">在酸性介质中的</w:t>
       </w:r>
@@ -29152,7 +29152,7 @@
       </w:r>
       <w:r>
         <w:rPr>
-          <w:rFonts w:hint="eastAsia" w:ascii="Times New Roman" w:hAnsi="Times New Roman" w:eastAsia="SimSun" w:cs="Times New Roman"/>
+          <w:rFonts w:hint="eastAsia" w:ascii="Times New Roman" w:hAnsi="Times New Roman" w:eastAsia="FangSong" w:cs="Times New Roman"/>
         </w:rPr>
         <w:t>即</w:t>
       </w:r>
@@ -29342,7 +29342,7 @@
       </w:r>
       <w:r>
         <w:rPr>
-          <w:rFonts w:hint="eastAsia" w:ascii="Times New Roman" w:hAnsi="Times New Roman" w:eastAsia="SimSun" w:cs="Times New Roman"/>
+          <w:rFonts w:hint="eastAsia" w:ascii="Times New Roman" w:hAnsi="Times New Roman" w:eastAsia="FangSong" w:cs="Times New Roman"/>
         </w:rPr>
         <w:t xml:space="preserve">的</w:t>
       </w:r>
@@ -29369,7 +29369,7 @@
       </w:pPr>
       <w:r>
         <w:rPr>
-          <w:rFonts w:hint="eastAsia" w:ascii="Times New Roman" w:hAnsi="Times New Roman" w:eastAsia="SimSun" w:cs="Times New Roman"/>
+          <w:rFonts w:hint="eastAsia" w:ascii="Times New Roman" w:hAnsi="Times New Roman" w:eastAsia="FangSong" w:cs="Times New Roman"/>
         </w:rPr>
         <w:t xml:space="preserve">计算</w:t>
       </w:r>
@@ -29394,7 +29394,7 @@
       </w:r>
       <w:r>
         <w:rPr>
-          <w:rFonts w:hint="eastAsia" w:ascii="Times New Roman" w:hAnsi="Times New Roman" w:eastAsia="SimSun" w:cs="Times New Roman"/>
+          <w:rFonts w:hint="eastAsia" w:ascii="Times New Roman" w:hAnsi="Times New Roman" w:eastAsia="FangSong" w:cs="Times New Roman"/>
         </w:rPr>
         <w:t xml:space="preserve">在</w:t>
       </w:r>
@@ -29406,7 +29406,7 @@
       </w:r>
       <w:r>
         <w:rPr>
-          <w:rFonts w:hint="eastAsia" w:ascii="Times New Roman" w:hAnsi="Times New Roman" w:eastAsia="SimSun" w:cs="Times New Roman"/>
+          <w:rFonts w:hint="eastAsia" w:ascii="Times New Roman" w:hAnsi="Times New Roman" w:eastAsia="FangSong" w:cs="Times New Roman"/>
         </w:rPr>
         <w:t xml:space="preserve">的碱性溶液中歧化的</w:t>
       </w:r>
@@ -29418,7 +29418,7 @@
       </w:r>
       <w:r>
         <w:rPr>
-          <w:rFonts w:hint="eastAsia" w:ascii="Times New Roman" w:hAnsi="Times New Roman" w:eastAsia="SimSun" w:cs="Times New Roman"/>
+          <w:rFonts w:hint="eastAsia" w:ascii="Times New Roman" w:hAnsi="Times New Roman" w:eastAsia="FangSong" w:cs="Times New Roman"/>
         </w:rPr>
         <w:t xml:space="preserve">和</w:t>
       </w:r>
@@ -29439,7 +29439,7 @@
       </w:pPr>
       <w:r>
         <w:rPr>
-          <w:rFonts w:hint="eastAsia" w:ascii="Times New Roman" w:hAnsi="Times New Roman" w:eastAsia="SimSun" w:cs="Times New Roman"/>
+          <w:rFonts w:hint="eastAsia" w:ascii="Times New Roman" w:hAnsi="Times New Roman" w:eastAsia="FangSong" w:cs="Times New Roman"/>
         </w:rPr>
         <w:t xml:space="preserve">解释为什么</w:t>
       </w:r>
@@ -29464,7 +29464,7 @@
       </w:r>
       <w:r>
         <w:rPr>
-          <w:rFonts w:hint="eastAsia" w:ascii="Times New Roman" w:hAnsi="Times New Roman" w:eastAsia="SimSun" w:cs="Times New Roman"/>
+          <w:rFonts w:hint="eastAsia" w:ascii="Times New Roman" w:hAnsi="Times New Roman" w:eastAsia="FangSong" w:cs="Times New Roman"/>
         </w:rPr>
         <w:t xml:space="preserve">在强碱性溶液中还原产物是</w:t>
       </w:r>
@@ -29489,7 +29489,7 @@
       </w:r>
       <w:r>
         <w:rPr>
-          <w:rFonts w:hint="eastAsia" w:ascii="Times New Roman" w:hAnsi="Times New Roman" w:eastAsia="SimSun" w:cs="Times New Roman"/>
+          <w:rFonts w:hint="eastAsia" w:ascii="Times New Roman" w:hAnsi="Times New Roman" w:eastAsia="FangSong" w:cs="Times New Roman"/>
         </w:rPr>
         <w:t xml:space="preserve">而非</w:t>
       </w:r>
@@ -29541,7 +29541,7 @@
       </w:r>
       <w:r>
         <w:rPr>
-          <w:rFonts w:hint="eastAsia" w:ascii="Times New Roman" w:hAnsi="Times New Roman" w:eastAsia="SimSun" w:cs="Times New Roman"/>
+          <w:rFonts w:hint="eastAsia" w:ascii="Times New Roman" w:hAnsi="Times New Roman" w:eastAsia="FangSong" w:cs="Times New Roman"/>
           <w:b/>
           <w:bCs/>
         </w:rPr>
@@ -29563,7 +29563,7 @@
       </w:r>
       <w:r>
         <w:rPr>
-          <w:rFonts w:hint="eastAsia" w:ascii="Times New Roman" w:hAnsi="Times New Roman" w:eastAsia="SimSun" w:cs="Times New Roman"/>
+          <w:rFonts w:hint="eastAsia" w:ascii="Times New Roman" w:hAnsi="Times New Roman" w:eastAsia="FangSong" w:cs="Times New Roman"/>
         </w:rPr>
         <w:t>铅蓄电池反应</w:t>
       </w:r>
@@ -29879,7 +29879,7 @@
       </w:r>
       <w:r>
         <w:rPr>
-          <w:rFonts w:hint="eastAsia" w:ascii="Times New Roman" w:hAnsi="Times New Roman" w:eastAsia="SimSun" w:cs="Times New Roman"/>
+          <w:rFonts w:hint="eastAsia" w:ascii="Times New Roman" w:hAnsi="Times New Roman" w:eastAsia="FangSong" w:cs="Times New Roman"/>
         </w:rPr>
         <w:t>已知</w:t>
       </w:r>
@@ -30157,7 +30157,7 @@
       </w:r>
       <w:r>
         <w:rPr>
-          <w:rFonts w:hint="eastAsia" w:ascii="Times New Roman" w:hAnsi="Times New Roman" w:eastAsia="SimSun" w:cs="Times New Roman"/>
+          <w:rFonts w:hint="eastAsia" w:ascii="Times New Roman" w:hAnsi="Times New Roman" w:eastAsia="FangSong" w:cs="Times New Roman"/>
         </w:rPr>
         <w:t xml:space="preserve">计算</w:t>
       </w:r>
@@ -30181,7 +30181,7 @@
       </w:r>
       <w:r>
         <w:rPr>
-          <w:rFonts w:hint="eastAsia" w:ascii="Times New Roman" w:hAnsi="Times New Roman" w:eastAsia="SimSun" w:cs="Times New Roman"/>
+          <w:rFonts w:hint="eastAsia" w:ascii="Times New Roman" w:hAnsi="Times New Roman" w:eastAsia="FangSong" w:cs="Times New Roman"/>
         </w:rPr>
         <w:t xml:space="preserve">计算</w:t>
       </w:r>
@@ -30205,7 +30205,7 @@
       </w:r>
       <w:r>
         <w:rPr>
-          <w:rFonts w:hint="eastAsia" w:ascii="Times New Roman" w:hAnsi="Times New Roman" w:eastAsia="SimSun" w:cs="Times New Roman"/>
+          <w:rFonts w:hint="eastAsia" w:ascii="Times New Roman" w:hAnsi="Times New Roman" w:eastAsia="FangSong" w:cs="Times New Roman"/>
         </w:rPr>
         <w:t xml:space="preserve">计算</w:t>
       </w:r>
@@ -30223,7 +30223,7 @@
       </w:r>
       <w:r>
         <w:rPr>
-          <w:rFonts w:hint="eastAsia" w:ascii="Times New Roman" w:hAnsi="Times New Roman" w:eastAsia="SimSun" w:cs="Times New Roman"/>
+          <w:rFonts w:hint="eastAsia" w:ascii="Times New Roman" w:hAnsi="Times New Roman" w:eastAsia="FangSong" w:cs="Times New Roman"/>
         </w:rPr>
         <w:t>解释为什么铅蓄电池在正常使用中电压基本恒定</w:t>
       </w:r>
@@ -30247,7 +30247,7 @@
       </w:r>
       <w:r>
         <w:rPr>
-          <w:rFonts w:hint="eastAsia" w:ascii="Times New Roman" w:hAnsi="Times New Roman" w:eastAsia="SimSun" w:cs="Times New Roman"/>
+          <w:rFonts w:hint="eastAsia" w:ascii="Times New Roman" w:hAnsi="Times New Roman" w:eastAsia="FangSong" w:cs="Times New Roman"/>
         </w:rPr>
         <w:t xml:space="preserve">放电时</w:t>
       </w:r>
@@ -30285,7 +30285,7 @@
       </w:r>
       <w:r>
         <w:rPr>
-          <w:rFonts w:hint="eastAsia" w:ascii="Times New Roman" w:hAnsi="Times New Roman" w:eastAsia="SimSun" w:cs="Times New Roman"/>
+          <w:rFonts w:hint="eastAsia" w:ascii="Times New Roman" w:hAnsi="Times New Roman" w:eastAsia="FangSong" w:cs="Times New Roman"/>
         </w:rPr>
         <w:t>浓度降低</w:t>
       </w:r>
@@ -30297,7 +30297,7 @@
       </w:r>
       <w:r>
         <w:rPr>
-          <w:rFonts w:hint="eastAsia" w:ascii="Times New Roman" w:hAnsi="Times New Roman" w:eastAsia="SimSun" w:cs="Times New Roman"/>
+          <w:rFonts w:hint="eastAsia" w:ascii="Times New Roman" w:hAnsi="Times New Roman" w:eastAsia="FangSong" w:cs="Times New Roman"/>
         </w:rPr>
         <w:t>用</w:t>
       </w:r>
@@ -30309,7 +30309,7 @@
       </w:r>
       <w:r>
         <w:rPr>
-          <w:rFonts w:hint="eastAsia" w:ascii="Times New Roman" w:hAnsi="Times New Roman" w:eastAsia="SimSun" w:cs="Times New Roman"/>
+          <w:rFonts w:hint="eastAsia" w:ascii="Times New Roman" w:hAnsi="Times New Roman" w:eastAsia="FangSong" w:cs="Times New Roman"/>
         </w:rPr>
         <w:t>方程解释为什么电池电压随放电而缓慢下降</w:t>
       </w:r>
@@ -30348,7 +30348,7 @@
       </w:r>
       <w:r>
         <w:rPr>
-          <w:rFonts w:hint="eastAsia" w:ascii="Times New Roman" w:hAnsi="Times New Roman" w:eastAsia="SimSun" w:cs="Times New Roman"/>
+          <w:rFonts w:hint="eastAsia" w:ascii="Times New Roman" w:hAnsi="Times New Roman" w:eastAsia="FangSong" w:cs="Times New Roman"/>
           <w:b/>
           <w:bCs/>
         </w:rPr>
@@ -30376,7 +30376,7 @@
       </w:r>
       <w:r>
         <w:rPr>
-          <w:rFonts w:hint="eastAsia" w:ascii="Times New Roman" w:hAnsi="Times New Roman" w:eastAsia="SimSun" w:cs="Times New Roman"/>
+          <w:rFonts w:hint="eastAsia" w:ascii="Times New Roman" w:hAnsi="Times New Roman" w:eastAsia="FangSong" w:cs="Times New Roman"/>
         </w:rPr>
         <w:t>时</w:t>
       </w:r>
@@ -30751,7 +30751,7 @@
       </w:pPr>
       <w:r>
         <w:rPr>
-          <w:rFonts w:hint="eastAsia" w:ascii="Times New Roman" w:hAnsi="Times New Roman" w:eastAsia="SimSun" w:cs="Times New Roman"/>
+          <w:rFonts w:hint="eastAsia" w:ascii="Times New Roman" w:hAnsi="Times New Roman" w:eastAsia="FangSong" w:cs="Times New Roman"/>
         </w:rPr>
         <w:t xml:space="preserve">判断</w:t>
       </w:r>
@@ -30893,7 +30893,7 @@
       </w:r>
       <w:r>
         <w:rPr>
-          <w:rFonts w:hint="eastAsia" w:ascii="Times New Roman" w:hAnsi="Times New Roman" w:eastAsia="SimSun" w:cs="Times New Roman"/>
+          <w:rFonts w:hint="eastAsia" w:ascii="Times New Roman" w:hAnsi="Times New Roman" w:eastAsia="FangSong" w:cs="Times New Roman"/>
         </w:rPr>
         <w:t>是否自发</w:t>
       </w:r>
@@ -30914,7 +30914,7 @@
       </w:pPr>
       <w:r>
         <w:rPr>
-          <w:rFonts w:hint="eastAsia" w:ascii="Times New Roman" w:hAnsi="Times New Roman" w:eastAsia="SimSun" w:cs="Times New Roman"/>
+          <w:rFonts w:hint="eastAsia" w:ascii="Times New Roman" w:hAnsi="Times New Roman" w:eastAsia="FangSong" w:cs="Times New Roman"/>
         </w:rPr>
         <w:t xml:space="preserve">若向体系中加入</w:t>
       </w:r>
@@ -30926,7 +30926,7 @@
       </w:r>
       <w:r>
         <w:rPr>
-          <w:rFonts w:hint="eastAsia" w:ascii="Times New Roman" w:hAnsi="Times New Roman" w:eastAsia="SimSun" w:cs="Times New Roman"/>
+          <w:rFonts w:hint="eastAsia" w:ascii="Times New Roman" w:hAnsi="Times New Roman" w:eastAsia="FangSong" w:cs="Times New Roman"/>
         </w:rPr>
         <w:t xml:space="preserve">使</w:t>
       </w:r>
@@ -30951,7 +30951,7 @@
       </w:r>
       <w:r>
         <w:rPr>
-          <w:rFonts w:hint="eastAsia" w:ascii="Times New Roman" w:hAnsi="Times New Roman" w:eastAsia="SimSun" w:cs="Times New Roman"/>
+          <w:rFonts w:hint="eastAsia" w:ascii="Times New Roman" w:hAnsi="Times New Roman" w:eastAsia="FangSong" w:cs="Times New Roman"/>
         </w:rPr>
         <w:t xml:space="preserve">沉淀为</w:t>
       </w:r>
@@ -31039,7 +31039,7 @@
       </w:r>
       <w:r>
         <w:rPr>
-          <w:rFonts w:hint="eastAsia" w:ascii="Times New Roman" w:hAnsi="Times New Roman" w:eastAsia="SimSun" w:cs="Times New Roman"/>
+          <w:rFonts w:hint="eastAsia" w:ascii="Times New Roman" w:hAnsi="Times New Roman" w:eastAsia="FangSong" w:cs="Times New Roman"/>
         </w:rPr>
         <w:t>反应方向是否改变</w:t>
       </w:r>
@@ -31060,7 +31060,7 @@
       </w:pPr>
       <w:r>
         <w:rPr>
-          <w:rFonts w:hint="eastAsia" w:ascii="Times New Roman" w:hAnsi="Times New Roman" w:eastAsia="SimSun" w:cs="Times New Roman"/>
+          <w:rFonts w:hint="eastAsia" w:ascii="Times New Roman" w:hAnsi="Times New Roman" w:eastAsia="FangSong" w:cs="Times New Roman"/>
         </w:rPr>
         <w:t xml:space="preserve">若进一步加入过量</w:t>
       </w:r>
@@ -31085,7 +31085,7 @@
       </w:r>
       <w:r>
         <w:rPr>
-          <w:rFonts w:hint="eastAsia" w:ascii="Times New Roman" w:hAnsi="Times New Roman" w:eastAsia="SimSun" w:cs="Times New Roman"/>
+          <w:rFonts w:hint="eastAsia" w:ascii="Times New Roman" w:hAnsi="Times New Roman" w:eastAsia="FangSong" w:cs="Times New Roman"/>
         </w:rPr>
         <w:t xml:space="preserve">使</w:t>
       </w:r>
@@ -31110,7 +31110,7 @@
       </w:r>
       <w:r>
         <w:rPr>
-          <w:rFonts w:hint="eastAsia" w:ascii="Times New Roman" w:hAnsi="Times New Roman" w:eastAsia="SimSun" w:cs="Times New Roman"/>
+          <w:rFonts w:hint="eastAsia" w:ascii="Times New Roman" w:hAnsi="Times New Roman" w:eastAsia="FangSong" w:cs="Times New Roman"/>
         </w:rPr>
         <w:t xml:space="preserve">形成</w:t>
       </w:r>
@@ -31222,7 +31222,7 @@
       </w:r>
       <w:r>
         <w:rPr>
-          <w:rFonts w:hint="eastAsia" w:ascii="Times New Roman" w:hAnsi="Times New Roman" w:eastAsia="SimSun" w:cs="Times New Roman"/>
+          <w:rFonts w:hint="eastAsia" w:ascii="Times New Roman" w:hAnsi="Times New Roman" w:eastAsia="FangSong" w:cs="Times New Roman"/>
         </w:rPr>
         <w:t>反应方向又如何</w:t>
       </w:r>
@@ -31261,7 +31261,7 @@
       </w:r>
       <w:r>
         <w:rPr>
-          <w:rFonts w:hint="eastAsia" w:ascii="Times New Roman" w:hAnsi="Times New Roman" w:eastAsia="SimSun" w:cs="Times New Roman"/>
+          <w:rFonts w:hint="eastAsia" w:ascii="Times New Roman" w:hAnsi="Times New Roman" w:eastAsia="FangSong" w:cs="Times New Roman"/>
           <w:b/>
           <w:bCs/>
         </w:rPr>
@@ -31283,7 +31283,7 @@
       </w:r>
       <w:r>
         <w:rPr>
-          <w:rFonts w:hint="eastAsia" w:ascii="Times New Roman" w:hAnsi="Times New Roman" w:eastAsia="SimSun" w:cs="Times New Roman"/>
+          <w:rFonts w:hint="eastAsia" w:ascii="Times New Roman" w:hAnsi="Times New Roman" w:eastAsia="FangSong" w:cs="Times New Roman"/>
         </w:rPr>
         <w:t xml:space="preserve">已知</w:t>
       </w:r>
@@ -31519,7 +31519,7 @@
       </w:r>
       <w:r>
         <w:rPr>
-          <w:rFonts w:hint="eastAsia" w:ascii="Times New Roman" w:hAnsi="Times New Roman" w:eastAsia="SimSun" w:cs="Times New Roman"/>
+          <w:rFonts w:hint="eastAsia" w:ascii="Times New Roman" w:hAnsi="Times New Roman" w:eastAsia="FangSong" w:cs="Times New Roman"/>
         </w:rPr>
         <w:t>注意</w:t>
       </w:r>
@@ -31531,13 +31531,13 @@
       </w:r>
       <w:r>
         <w:rPr>
-          <w:rFonts w:hint="eastAsia" w:ascii="Times New Roman" w:hAnsi="Times New Roman" w:eastAsia="SimSun" w:cs="Times New Roman"/>
+          <w:rFonts w:hint="eastAsia" w:ascii="Times New Roman" w:hAnsi="Times New Roman" w:eastAsia="FangSong" w:cs="Times New Roman"/>
         </w:rPr>
         <w:t>该值为</w:t>
       </w:r>
       <w:r>
         <w:rPr>
-          <w:rFonts w:hint="eastAsia" w:ascii="Times New Roman" w:hAnsi="Times New Roman" w:eastAsia="SimSun" w:cs="Times New Roman"/>
+          <w:rFonts w:hint="eastAsia" w:ascii="Times New Roman" w:hAnsi="Times New Roman" w:eastAsia="FangSong" w:cs="Times New Roman"/>
           <w:b/>
           <w:bCs/>
         </w:rPr>
@@ -31545,7 +31545,7 @@
       </w:r>
       <w:r>
         <w:rPr>
-          <w:rFonts w:hint="eastAsia" w:ascii="Times New Roman" w:hAnsi="Times New Roman" w:eastAsia="SimSun" w:cs="Times New Roman"/>
+          <w:rFonts w:hint="eastAsia" w:ascii="Times New Roman" w:hAnsi="Times New Roman" w:eastAsia="FangSong" w:cs="Times New Roman"/>
         </w:rPr>
         <w:t xml:space="preserve">半反应</w:t>
       </w:r>
@@ -31609,7 +31609,7 @@
       </w:r>
       <w:r>
         <w:rPr>
-          <w:rFonts w:hint="eastAsia" w:ascii="Times New Roman" w:hAnsi="Times New Roman" w:eastAsia="SimSun" w:cs="Times New Roman"/>
+          <w:rFonts w:hint="eastAsia" w:ascii="Times New Roman" w:hAnsi="Times New Roman" w:eastAsia="FangSong" w:cs="Times New Roman"/>
         </w:rPr>
         <w:t xml:space="preserve">的</w:t>
       </w:r>
@@ -31627,7 +31627,7 @@
       </w:r>
       <w:r>
         <w:rPr>
-          <w:rFonts w:hint="eastAsia" w:ascii="Times New Roman" w:hAnsi="Times New Roman" w:eastAsia="SimSun" w:cs="Times New Roman"/>
+          <w:rFonts w:hint="eastAsia" w:ascii="Times New Roman" w:hAnsi="Times New Roman" w:eastAsia="FangSong" w:cs="Times New Roman"/>
           <w:b/>
           <w:bCs/>
         </w:rPr>
@@ -31635,7 +31635,7 @@
       </w:r>
       <w:r>
         <w:rPr>
-          <w:rFonts w:hint="eastAsia" w:ascii="Times New Roman" w:hAnsi="Times New Roman" w:eastAsia="SimSun" w:cs="Times New Roman"/>
+          <w:rFonts w:hint="eastAsia" w:ascii="Times New Roman" w:hAnsi="Times New Roman" w:eastAsia="FangSong" w:cs="Times New Roman"/>
         </w:rPr>
         <w:t xml:space="preserve">半反应</w:t>
       </w:r>
@@ -31699,7 +31699,7 @@
       </w:r>
       <w:r>
         <w:rPr>
-          <w:rFonts w:hint="eastAsia" w:ascii="Times New Roman" w:hAnsi="Times New Roman" w:eastAsia="SimSun" w:cs="Times New Roman"/>
+          <w:rFonts w:hint="eastAsia" w:ascii="Times New Roman" w:hAnsi="Times New Roman" w:eastAsia="FangSong" w:cs="Times New Roman"/>
         </w:rPr>
         <w:t xml:space="preserve">的</w:t>
       </w:r>
@@ -31784,7 +31784,7 @@
       </w:r>
       <w:r>
         <w:rPr>
-          <w:rFonts w:hint="eastAsia" w:ascii="Times New Roman" w:hAnsi="Times New Roman" w:eastAsia="SimSun" w:cs="Times New Roman"/>
+          <w:rFonts w:hint="eastAsia" w:ascii="Times New Roman" w:hAnsi="Times New Roman" w:eastAsia="FangSong" w:cs="Times New Roman"/>
         </w:rPr>
         <w:t xml:space="preserve">计算</w:t>
       </w:r>
@@ -31809,7 +31809,7 @@
       </w:r>
       <w:r>
         <w:rPr>
-          <w:rFonts w:hint="eastAsia" w:ascii="Times New Roman" w:hAnsi="Times New Roman" w:eastAsia="SimSun" w:cs="Times New Roman"/>
+          <w:rFonts w:hint="eastAsia" w:ascii="Times New Roman" w:hAnsi="Times New Roman" w:eastAsia="FangSong" w:cs="Times New Roman"/>
         </w:rPr>
         <w:t xml:space="preserve">在酸性溶液中歧化的</w:t>
       </w:r>
@@ -31999,7 +31999,7 @@
       </w:r>
       <w:r>
         <w:rPr>
-          <w:rFonts w:hint="eastAsia" w:ascii="Times New Roman" w:hAnsi="Times New Roman" w:eastAsia="SimSun" w:cs="Times New Roman"/>
+          <w:rFonts w:hint="eastAsia" w:ascii="Times New Roman" w:hAnsi="Times New Roman" w:eastAsia="FangSong" w:cs="Times New Roman"/>
         </w:rPr>
         <w:t xml:space="preserve">计算</w:t>
       </w:r>
@@ -32024,7 +32024,7 @@
       </w:r>
       <w:r>
         <w:rPr>
-          <w:rFonts w:hint="eastAsia" w:ascii="Times New Roman" w:hAnsi="Times New Roman" w:eastAsia="SimSun" w:cs="Times New Roman"/>
+          <w:rFonts w:hint="eastAsia" w:ascii="Times New Roman" w:hAnsi="Times New Roman" w:eastAsia="FangSong" w:cs="Times New Roman"/>
         </w:rPr>
         <w:t>在纯水中的溶解平衡常数</w:t>
       </w:r>
@@ -32048,7 +32048,7 @@
       </w:r>
       <w:r>
         <w:rPr>
-          <w:rFonts w:hint="eastAsia" w:ascii="Times New Roman" w:hAnsi="Times New Roman" w:eastAsia="SimSun" w:cs="Times New Roman"/>
+          <w:rFonts w:hint="eastAsia" w:ascii="Times New Roman" w:hAnsi="Times New Roman" w:eastAsia="FangSong" w:cs="Times New Roman"/>
         </w:rPr>
         <w:t xml:space="preserve">讨论</w:t>
       </w:r>
@@ -32073,7 +32073,7 @@
       </w:r>
       <w:r>
         <w:rPr>
-          <w:rFonts w:hint="eastAsia" w:ascii="Times New Roman" w:hAnsi="Times New Roman" w:eastAsia="SimSun" w:cs="Times New Roman"/>
+          <w:rFonts w:hint="eastAsia" w:ascii="Times New Roman" w:hAnsi="Times New Roman" w:eastAsia="FangSong" w:cs="Times New Roman"/>
         </w:rPr>
         <w:t>在酸性和碱性水溶液中的稳定性差异</w:t>
       </w:r>
@@ -32112,7 +32112,7 @@
       </w:r>
       <w:r>
         <w:rPr>
-          <w:rFonts w:hint="eastAsia" w:ascii="Times New Roman" w:hAnsi="Times New Roman" w:eastAsia="SimSun" w:cs="Times New Roman"/>
+          <w:rFonts w:hint="eastAsia" w:ascii="Times New Roman" w:hAnsi="Times New Roman" w:eastAsia="FangSong" w:cs="Times New Roman"/>
           <w:b/>
           <w:bCs/>
         </w:rPr>
@@ -32134,7 +32134,7 @@
       </w:r>
       <w:r>
         <w:rPr>
-          <w:rFonts w:hint="eastAsia" w:ascii="Times New Roman" w:hAnsi="Times New Roman" w:eastAsia="SimSun" w:cs="Times New Roman"/>
+          <w:rFonts w:hint="eastAsia" w:ascii="Times New Roman" w:hAnsi="Times New Roman" w:eastAsia="FangSong" w:cs="Times New Roman"/>
         </w:rPr>
         <w:t>证明</w:t>
       </w:r>
@@ -32146,7 +32146,7 @@
       </w:r>
       <w:r>
         <w:rPr>
-          <w:rFonts w:hint="eastAsia" w:ascii="Times New Roman" w:hAnsi="Times New Roman" w:eastAsia="SimSun" w:cs="Times New Roman"/>
+          <w:rFonts w:hint="eastAsia" w:ascii="Times New Roman" w:hAnsi="Times New Roman" w:eastAsia="FangSong" w:cs="Times New Roman"/>
         </w:rPr>
         <w:t>对于半反应</w:t>
       </w:r>
@@ -32240,7 +32240,7 @@
       </w:r>
       <w:r>
         <w:rPr>
-          <w:rFonts w:hint="eastAsia" w:ascii="Times New Roman" w:hAnsi="Times New Roman" w:eastAsia="SimSun" w:cs="Times New Roman"/>
+          <w:rFonts w:hint="eastAsia" w:ascii="Times New Roman" w:hAnsi="Times New Roman" w:eastAsia="FangSong" w:cs="Times New Roman"/>
         </w:rPr>
         <w:t>标准电极电势可表示为</w:t>
       </w:r>
@@ -32422,7 +32422,7 @@
       </w:pPr>
       <w:r>
         <w:rPr>
-          <w:rFonts w:hint="eastAsia" w:ascii="Times New Roman" w:hAnsi="Times New Roman" w:eastAsia="SimSun" w:cs="Times New Roman"/>
+          <w:rFonts w:hint="eastAsia" w:ascii="Times New Roman" w:hAnsi="Times New Roman" w:eastAsia="FangSong" w:cs="Times New Roman"/>
         </w:rPr>
         <w:t xml:space="preserve">并用此公式从</w:t>
       </w:r>
@@ -32434,7 +32434,7 @@
       </w:r>
       <w:r>
         <w:rPr>
-          <w:rFonts w:hint="eastAsia" w:ascii="Times New Roman" w:hAnsi="Times New Roman" w:eastAsia="SimSun" w:cs="Times New Roman"/>
+          <w:rFonts w:hint="eastAsia" w:ascii="Times New Roman" w:hAnsi="Times New Roman" w:eastAsia="FangSong" w:cs="Times New Roman"/>
         </w:rPr>
         <w:t xml:space="preserve">数据计算</w:t>
       </w:r>
@@ -32486,7 +32486,7 @@
       </w:r>
       <w:r>
         <w:rPr>
-          <w:rFonts w:hint="eastAsia" w:ascii="Times New Roman" w:hAnsi="Times New Roman" w:eastAsia="SimSun" w:cs="Times New Roman"/>
+          <w:rFonts w:hint="eastAsia" w:ascii="Times New Roman" w:hAnsi="Times New Roman" w:eastAsia="FangSong" w:cs="Times New Roman"/>
           <w:b/>
           <w:bCs/>
         </w:rPr>
@@ -32508,7 +32508,7 @@
       </w:r>
       <w:r>
         <w:rPr>
-          <w:rFonts w:hint="eastAsia" w:ascii="Times New Roman" w:hAnsi="Times New Roman" w:eastAsia="SimSun" w:cs="Times New Roman"/>
+          <w:rFonts w:hint="eastAsia" w:ascii="Times New Roman" w:hAnsi="Times New Roman" w:eastAsia="FangSong" w:cs="Times New Roman"/>
         </w:rPr>
         <w:t xml:space="preserve">你需要通过电化学方法测定</w:t>
       </w:r>
@@ -32533,7 +32533,7 @@
       </w:r>
       <w:r>
         <w:rPr>
-          <w:rFonts w:hint="eastAsia" w:ascii="Times New Roman" w:hAnsi="Times New Roman" w:eastAsia="SimSun" w:cs="Times New Roman"/>
+          <w:rFonts w:hint="eastAsia" w:ascii="Times New Roman" w:hAnsi="Times New Roman" w:eastAsia="FangSong" w:cs="Times New Roman"/>
         </w:rPr>
         <w:t xml:space="preserve">的</w:t>
       </w:r>
@@ -32557,7 +32557,7 @@
       </w:r>
       <w:r>
         <w:rPr>
-          <w:rFonts w:hint="eastAsia" w:ascii="Times New Roman" w:hAnsi="Times New Roman" w:eastAsia="SimSun" w:cs="Times New Roman"/>
+          <w:rFonts w:hint="eastAsia" w:ascii="Times New Roman" w:hAnsi="Times New Roman" w:eastAsia="FangSong" w:cs="Times New Roman"/>
         </w:rPr>
         <w:t>设计一个原电池</w:t>
       </w:r>
@@ -32569,7 +32569,7 @@
       </w:r>
       <w:r>
         <w:rPr>
-          <w:rFonts w:hint="eastAsia" w:ascii="Times New Roman" w:hAnsi="Times New Roman" w:eastAsia="SimSun" w:cs="Times New Roman"/>
+          <w:rFonts w:hint="eastAsia" w:ascii="Times New Roman" w:hAnsi="Times New Roman" w:eastAsia="FangSong" w:cs="Times New Roman"/>
         </w:rPr>
         <w:t>写出电池符号和电极反应</w:t>
       </w:r>
@@ -32593,7 +32593,7 @@
       </w:r>
       <w:r>
         <w:rPr>
-          <w:rFonts w:hint="eastAsia" w:ascii="Times New Roman" w:hAnsi="Times New Roman" w:eastAsia="SimSun" w:cs="Times New Roman"/>
+          <w:rFonts w:hint="eastAsia" w:ascii="Times New Roman" w:hAnsi="Times New Roman" w:eastAsia="FangSong" w:cs="Times New Roman"/>
         </w:rPr>
         <w:t xml:space="preserve">推导</w:t>
       </w:r>
@@ -32605,7 +32605,7 @@
       </w:r>
       <w:r>
         <w:rPr>
-          <w:rFonts w:hint="eastAsia" w:ascii="Times New Roman" w:hAnsi="Times New Roman" w:eastAsia="SimSun" w:cs="Times New Roman"/>
+          <w:rFonts w:hint="eastAsia" w:ascii="Times New Roman" w:hAnsi="Times New Roman" w:eastAsia="FangSong" w:cs="Times New Roman"/>
         </w:rPr>
         <w:t xml:space="preserve">与</w:t>
       </w:r>
@@ -32617,7 +32617,7 @@
       </w:r>
       <w:r>
         <w:rPr>
-          <w:rFonts w:hint="eastAsia" w:ascii="Times New Roman" w:hAnsi="Times New Roman" w:eastAsia="SimSun" w:cs="Times New Roman"/>
+          <w:rFonts w:hint="eastAsia" w:ascii="Times New Roman" w:hAnsi="Times New Roman" w:eastAsia="FangSong" w:cs="Times New Roman"/>
         </w:rPr>
         <w:t>的关系式</w:t>
       </w:r>
@@ -32641,7 +32641,7 @@
       </w:r>
       <w:r>
         <w:rPr>
-          <w:rFonts w:hint="eastAsia" w:ascii="Times New Roman" w:hAnsi="Times New Roman" w:eastAsia="SimSun" w:cs="Times New Roman"/>
+          <w:rFonts w:hint="eastAsia" w:ascii="Times New Roman" w:hAnsi="Times New Roman" w:eastAsia="FangSong" w:cs="Times New Roman"/>
         </w:rPr>
         <w:t xml:space="preserve">若测得</w:t>
       </w:r>
@@ -32659,7 +32659,7 @@
       </w:r>
       <w:r>
         <w:rPr>
-          <w:rFonts w:hint="eastAsia" w:ascii="Times New Roman" w:hAnsi="Times New Roman" w:eastAsia="SimSun" w:cs="Times New Roman"/>
+          <w:rFonts w:hint="eastAsia" w:ascii="Times New Roman" w:hAnsi="Times New Roman" w:eastAsia="FangSong" w:cs="Times New Roman"/>
         </w:rPr>
         <w:t>计算</w:t>
       </w:r>
@@ -32696,7 +32696,7 @@
       </w:r>
       <w:r>
         <w:rPr>
-          <w:rFonts w:hint="eastAsia" w:ascii="Times New Roman" w:hAnsi="Times New Roman" w:eastAsia="SimSun" w:cs="Times New Roman"/>
+          <w:rFonts w:hint="eastAsia" w:ascii="Times New Roman" w:hAnsi="Times New Roman" w:eastAsia="FangSong" w:cs="Times New Roman"/>
         </w:rPr>
         <w:t>讨论该方法的实验可行性</w:t>
       </w:r>
@@ -32708,7 +32708,7 @@
       </w:r>
       <w:r>
         <w:rPr>
-          <w:rFonts w:hint="eastAsia" w:ascii="Times New Roman" w:hAnsi="Times New Roman" w:eastAsia="SimSun" w:cs="Times New Roman"/>
+          <w:rFonts w:hint="eastAsia" w:ascii="Times New Roman" w:hAnsi="Times New Roman" w:eastAsia="FangSong" w:cs="Times New Roman"/>
         </w:rPr>
         <w:t>需要考虑哪些实际因素</w:t>
       </w:r>
@@ -32795,7 +32795,7 @@
       </w:r>
       <w:r>
         <w:rPr>
-          <w:rFonts w:hint="eastAsia" w:ascii="Times New Roman" w:hAnsi="Times New Roman" w:eastAsia="SimSun" w:cs="Times New Roman"/>
+          <w:rFonts w:hint="eastAsia" w:ascii="Times New Roman" w:hAnsi="Times New Roman" w:eastAsia="FangSong" w:cs="Times New Roman"/>
         </w:rPr>
         <w:t>负极</w:t>
       </w:r>
@@ -32839,7 +32839,7 @@
       </w:r>
       <w:r>
         <w:rPr>
-          <w:rFonts w:hint="eastAsia" w:ascii="Times New Roman" w:hAnsi="Times New Roman" w:eastAsia="SimSun" w:cs="Times New Roman"/>
+          <w:rFonts w:hint="eastAsia" w:ascii="Times New Roman" w:hAnsi="Times New Roman" w:eastAsia="FangSong" w:cs="Times New Roman"/>
         </w:rPr>
         <w:t>正极</w:t>
       </w:r>
@@ -32889,7 +32889,7 @@
       </w:r>
       <w:r>
         <w:rPr>
-          <w:rFonts w:hint="eastAsia" w:ascii="Times New Roman" w:hAnsi="Times New Roman" w:eastAsia="SimSun" w:cs="Times New Roman"/>
+          <w:rFonts w:hint="eastAsia" w:ascii="Times New Roman" w:hAnsi="Times New Roman" w:eastAsia="FangSong" w:cs="Times New Roman"/>
         </w:rPr>
         <w:t>电池反应</w:t>
       </w:r>
@@ -32983,7 +32983,7 @@
       </w:r>
       <w:r>
         <w:rPr>
-          <w:rFonts w:hint="eastAsia" w:ascii="Times New Roman" w:hAnsi="Times New Roman" w:eastAsia="SimSun" w:cs="Times New Roman"/>
+          <w:rFonts w:hint="eastAsia" w:ascii="Times New Roman" w:hAnsi="Times New Roman" w:eastAsia="FangSong" w:cs="Times New Roman"/>
         </w:rPr>
         <w:t>是强度量</w:t>
       </w:r>
@@ -32995,7 +32995,7 @@
       </w:r>
       <w:r>
         <w:rPr>
-          <w:rFonts w:hint="eastAsia" w:ascii="Times New Roman" w:hAnsi="Times New Roman" w:eastAsia="SimSun" w:cs="Times New Roman"/>
+          <w:rFonts w:hint="eastAsia" w:ascii="Times New Roman" w:hAnsi="Times New Roman" w:eastAsia="FangSong" w:cs="Times New Roman"/>
         </w:rPr>
         <w:t>与电子数无关</w:t>
       </w:r>
@@ -33019,7 +33019,7 @@
       </w:r>
       <w:r>
         <w:rPr>
-          <w:rFonts w:hint="eastAsia" w:ascii="Times New Roman" w:hAnsi="Times New Roman" w:eastAsia="SimSun" w:cs="Times New Roman"/>
+          <w:rFonts w:hint="eastAsia" w:ascii="Times New Roman" w:hAnsi="Times New Roman" w:eastAsia="FangSong" w:cs="Times New Roman"/>
         </w:rPr>
         <w:t>错误</w:t>
       </w:r>
@@ -33037,7 +33037,7 @@
       </w:r>
       <w:r>
         <w:rPr>
-          <w:rFonts w:hint="eastAsia" w:ascii="Times New Roman" w:hAnsi="Times New Roman" w:eastAsia="SimSun" w:cs="Times New Roman"/>
+          <w:rFonts w:hint="eastAsia" w:ascii="Times New Roman" w:hAnsi="Times New Roman" w:eastAsia="FangSong" w:cs="Times New Roman"/>
         </w:rPr>
         <w:t>只在标准状态下判断</w:t>
       </w:r>
@@ -33049,7 +33049,7 @@
       </w:r>
       <w:r>
         <w:rPr>
-          <w:rFonts w:hint="eastAsia" w:ascii="Times New Roman" w:hAnsi="Times New Roman" w:eastAsia="SimSun" w:cs="Times New Roman"/>
+          <w:rFonts w:hint="eastAsia" w:ascii="Times New Roman" w:hAnsi="Times New Roman" w:eastAsia="FangSong" w:cs="Times New Roman"/>
         </w:rPr>
         <w:t>非标态需用</w:t>
       </w:r>
@@ -33061,7 +33061,7 @@
       </w:r>
       <w:r>
         <w:rPr>
-          <w:rFonts w:hint="eastAsia" w:ascii="Times New Roman" w:hAnsi="Times New Roman" w:eastAsia="SimSun" w:cs="Times New Roman"/>
+          <w:rFonts w:hint="eastAsia" w:ascii="Times New Roman" w:hAnsi="Times New Roman" w:eastAsia="FangSong" w:cs="Times New Roman"/>
         </w:rPr>
         <w:t>方程</w:t>
       </w:r>
@@ -33085,7 +33085,7 @@
       </w:r>
       <w:r>
         <w:rPr>
-          <w:rFonts w:hint="eastAsia" w:ascii="Times New Roman" w:hAnsi="Times New Roman" w:eastAsia="SimSun" w:cs="Times New Roman"/>
+          <w:rFonts w:hint="eastAsia" w:ascii="Times New Roman" w:hAnsi="Times New Roman" w:eastAsia="FangSong" w:cs="Times New Roman"/>
         </w:rPr>
         <w:t xml:space="preserve">电势规定为</w:t>
       </w:r>
@@ -33109,7 +33109,7 @@
       </w:r>
       <w:r>
         <w:rPr>
-          <w:rFonts w:hint="eastAsia" w:ascii="Times New Roman" w:hAnsi="Times New Roman" w:eastAsia="SimSun" w:cs="Times New Roman"/>
+          <w:rFonts w:hint="eastAsia" w:ascii="Times New Roman" w:hAnsi="Times New Roman" w:eastAsia="FangSong" w:cs="Times New Roman"/>
         </w:rPr>
         <w:t>错误</w:t>
       </w:r>
@@ -33121,7 +33121,7 @@
       </w:r>
       <w:r>
         <w:rPr>
-          <w:rFonts w:hint="eastAsia" w:ascii="Times New Roman" w:hAnsi="Times New Roman" w:eastAsia="SimSun" w:cs="Times New Roman"/>
+          <w:rFonts w:hint="eastAsia" w:ascii="Times New Roman" w:hAnsi="Times New Roman" w:eastAsia="FangSong" w:cs="Times New Roman"/>
         </w:rPr>
         <w:t>温度对</w:t>
       </w:r>
@@ -33133,7 +33133,7 @@
       </w:r>
       <w:r>
         <w:rPr>
-          <w:rFonts w:hint="eastAsia" w:ascii="Times New Roman" w:hAnsi="Times New Roman" w:eastAsia="SimSun" w:cs="Times New Roman"/>
+          <w:rFonts w:hint="eastAsia" w:ascii="Times New Roman" w:hAnsi="Times New Roman" w:eastAsia="FangSong" w:cs="Times New Roman"/>
         </w:rPr>
         <w:t>的影响取决于具体半反应</w:t>
       </w:r>
@@ -33145,7 +33145,7 @@
       </w:r>
       <w:r>
         <w:rPr>
-          <w:rFonts w:hint="eastAsia" w:ascii="Times New Roman" w:hAnsi="Times New Roman" w:eastAsia="SimSun" w:cs="Times New Roman"/>
+          <w:rFonts w:hint="eastAsia" w:ascii="Times New Roman" w:hAnsi="Times New Roman" w:eastAsia="FangSong" w:cs="Times New Roman"/>
         </w:rPr>
         <w:t>不是所有都增大</w:t>
       </w:r>
@@ -33309,7 +33309,7 @@
       </w:r>
       <w:r>
         <w:rPr>
-          <w:rFonts w:hint="eastAsia" w:ascii="Times New Roman" w:hAnsi="Times New Roman" w:eastAsia="SimSun" w:cs="Times New Roman"/>
+          <w:rFonts w:hint="eastAsia" w:ascii="Times New Roman" w:hAnsi="Times New Roman" w:eastAsia="FangSong" w:cs="Times New Roman"/>
         </w:rPr>
         <w:t>其中</w:t>
       </w:r>
@@ -33321,7 +33321,7 @@
       </w:r>
       <w:r>
         <w:rPr>
-          <w:rFonts w:hint="eastAsia" w:ascii="Times New Roman" w:hAnsi="Times New Roman" w:eastAsia="SimSun" w:cs="Times New Roman"/>
+          <w:rFonts w:hint="eastAsia" w:ascii="Times New Roman" w:hAnsi="Times New Roman" w:eastAsia="FangSong" w:cs="Times New Roman"/>
         </w:rPr>
         <w:t>为标准电极电势</w:t>
       </w:r>
@@ -33351,7 +33351,7 @@
       </w:r>
       <w:r>
         <w:rPr>
-          <w:rFonts w:hint="eastAsia" w:ascii="Times New Roman" w:hAnsi="Times New Roman" w:eastAsia="SimSun" w:cs="Times New Roman"/>
+          <w:rFonts w:hint="eastAsia" w:ascii="Times New Roman" w:hAnsi="Times New Roman" w:eastAsia="FangSong" w:cs="Times New Roman"/>
         </w:rPr>
         <w:t>为温度</w:t>
       </w:r>
@@ -33369,7 +33369,7 @@
       </w:r>
       <w:r>
         <w:rPr>
-          <w:rFonts w:hint="eastAsia" w:ascii="Times New Roman" w:hAnsi="Times New Roman" w:eastAsia="SimSun" w:cs="Times New Roman"/>
+          <w:rFonts w:hint="eastAsia" w:ascii="Times New Roman" w:hAnsi="Times New Roman" w:eastAsia="FangSong" w:cs="Times New Roman"/>
         </w:rPr>
         <w:t>为转移电子数</w:t>
       </w:r>
@@ -33399,7 +33399,7 @@
       </w:r>
       <w:r>
         <w:rPr>
-          <w:rFonts w:hint="eastAsia" w:ascii="Times New Roman" w:hAnsi="Times New Roman" w:eastAsia="SimSun" w:cs="Times New Roman"/>
+          <w:rFonts w:hint="eastAsia" w:ascii="Times New Roman" w:hAnsi="Times New Roman" w:eastAsia="FangSong" w:cs="Times New Roman"/>
         </w:rPr>
         <w:t>为氧化态</w:t>
       </w:r>
@@ -33411,7 +33411,7 @@
       </w:r>
       <w:r>
         <w:rPr>
-          <w:rFonts w:hint="eastAsia" w:ascii="Times New Roman" w:hAnsi="Times New Roman" w:eastAsia="SimSun" w:cs="Times New Roman"/>
+          <w:rFonts w:hint="eastAsia" w:ascii="Times New Roman" w:hAnsi="Times New Roman" w:eastAsia="FangSong" w:cs="Times New Roman"/>
         </w:rPr>
         <w:t>还原态的相对浓度</w:t>
       </w:r>
@@ -33505,7 +33505,7 @@
       </w:r>
       <w:r>
         <w:rPr>
-          <w:rFonts w:hint="eastAsia" w:ascii="Times New Roman" w:hAnsi="Times New Roman" w:eastAsia="SimSun" w:cs="Times New Roman"/>
+          <w:rFonts w:hint="eastAsia" w:ascii="Times New Roman" w:hAnsi="Times New Roman" w:eastAsia="FangSong" w:cs="Times New Roman"/>
         </w:rPr>
         <w:t>自发</w:t>
       </w:r>
@@ -33561,7 +33561,7 @@
       </w:r>
       <w:r>
         <w:rPr>
-          <w:rFonts w:hint="eastAsia" w:ascii="Times New Roman" w:hAnsi="Times New Roman" w:eastAsia="SimSun" w:cs="Times New Roman"/>
+          <w:rFonts w:hint="eastAsia" w:ascii="Times New Roman" w:hAnsi="Times New Roman" w:eastAsia="FangSong" w:cs="Times New Roman"/>
         </w:rPr>
         <w:t>盐桥维持两半电池的电荷平衡</w:t>
       </w:r>
@@ -33573,7 +33573,7 @@
       </w:r>
       <w:r>
         <w:rPr>
-          <w:rFonts w:hint="eastAsia" w:ascii="Times New Roman" w:hAnsi="Times New Roman" w:eastAsia="SimSun" w:cs="Times New Roman"/>
+          <w:rFonts w:hint="eastAsia" w:ascii="Times New Roman" w:hAnsi="Times New Roman" w:eastAsia="FangSong" w:cs="Times New Roman"/>
         </w:rPr>
         <w:t>没有盐桥</w:t>
       </w:r>
@@ -33585,7 +33585,7 @@
       </w:r>
       <w:r>
         <w:rPr>
-          <w:rFonts w:hint="eastAsia" w:ascii="Times New Roman" w:hAnsi="Times New Roman" w:eastAsia="SimSun" w:cs="Times New Roman"/>
+          <w:rFonts w:hint="eastAsia" w:ascii="Times New Roman" w:hAnsi="Times New Roman" w:eastAsia="FangSong" w:cs="Times New Roman"/>
         </w:rPr>
         <w:t>负极侧因</w:t>
       </w:r>
@@ -33610,7 +33610,7 @@
       </w:r>
       <w:r>
         <w:rPr>
-          <w:rFonts w:hint="eastAsia" w:ascii="Times New Roman" w:hAnsi="Times New Roman" w:eastAsia="SimSun" w:cs="Times New Roman"/>
+          <w:rFonts w:hint="eastAsia" w:ascii="Times New Roman" w:hAnsi="Times New Roman" w:eastAsia="FangSong" w:cs="Times New Roman"/>
         </w:rPr>
         <w:t>积累而带正电</w:t>
       </w:r>
@@ -33622,7 +33622,7 @@
       </w:r>
       <w:r>
         <w:rPr>
-          <w:rFonts w:hint="eastAsia" w:ascii="Times New Roman" w:hAnsi="Times New Roman" w:eastAsia="SimSun" w:cs="Times New Roman"/>
+          <w:rFonts w:hint="eastAsia" w:ascii="Times New Roman" w:hAnsi="Times New Roman" w:eastAsia="FangSong" w:cs="Times New Roman"/>
         </w:rPr>
         <w:t>正极侧因</w:t>
       </w:r>
@@ -33647,7 +33647,7 @@
       </w:r>
       <w:r>
         <w:rPr>
-          <w:rFonts w:hint="eastAsia" w:ascii="Times New Roman" w:hAnsi="Times New Roman" w:eastAsia="SimSun" w:cs="Times New Roman"/>
+          <w:rFonts w:hint="eastAsia" w:ascii="Times New Roman" w:hAnsi="Times New Roman" w:eastAsia="FangSong" w:cs="Times New Roman"/>
         </w:rPr>
         <w:t>消耗而带负电</w:t>
       </w:r>
@@ -33659,7 +33659,7 @@
       </w:r>
       <w:r>
         <w:rPr>
-          <w:rFonts w:hint="eastAsia" w:ascii="Times New Roman" w:hAnsi="Times New Roman" w:eastAsia="SimSun" w:cs="Times New Roman"/>
+          <w:rFonts w:hint="eastAsia" w:ascii="Times New Roman" w:hAnsi="Times New Roman" w:eastAsia="FangSong" w:cs="Times New Roman"/>
         </w:rPr>
         <w:t>电荷积累会阻碍电子流动</w:t>
       </w:r>
@@ -33671,7 +33671,7 @@
       </w:r>
       <w:r>
         <w:rPr>
-          <w:rFonts w:hint="eastAsia" w:ascii="Times New Roman" w:hAnsi="Times New Roman" w:eastAsia="SimSun" w:cs="Times New Roman"/>
+          <w:rFonts w:hint="eastAsia" w:ascii="Times New Roman" w:hAnsi="Times New Roman" w:eastAsia="FangSong" w:cs="Times New Roman"/>
         </w:rPr>
         <w:t>电池很快停止工作</w:t>
       </w:r>
@@ -33702,7 +33702,7 @@
       </w:r>
       <w:r>
         <w:rPr>
-          <w:rFonts w:hint="eastAsia" w:ascii="Times New Roman" w:hAnsi="Times New Roman" w:eastAsia="SimSun" w:cs="Times New Roman"/>
+          <w:rFonts w:hint="eastAsia" w:ascii="Times New Roman" w:hAnsi="Times New Roman" w:eastAsia="FangSong" w:cs="Times New Roman"/>
         </w:rPr>
         <w:t>参比电极是电极电势已知且稳定的电极</w:t>
       </w:r>
@@ -33714,7 +33714,7 @@
       </w:r>
       <w:r>
         <w:rPr>
-          <w:rFonts w:hint="eastAsia" w:ascii="Times New Roman" w:hAnsi="Times New Roman" w:eastAsia="SimSun" w:cs="Times New Roman"/>
+          <w:rFonts w:hint="eastAsia" w:ascii="Times New Roman" w:hAnsi="Times New Roman" w:eastAsia="FangSong" w:cs="Times New Roman"/>
         </w:rPr>
         <w:t>用于测量其他电极的电势</w:t>
       </w:r>
@@ -33726,7 +33726,7 @@
       </w:r>
       <w:r>
         <w:rPr>
-          <w:rFonts w:hint="eastAsia" w:ascii="Times New Roman" w:hAnsi="Times New Roman" w:eastAsia="SimSun" w:cs="Times New Roman"/>
+          <w:rFonts w:hint="eastAsia" w:ascii="Times New Roman" w:hAnsi="Times New Roman" w:eastAsia="FangSong" w:cs="Times New Roman"/>
         </w:rPr>
         <w:t>常见</w:t>
       </w:r>
@@ -33738,7 +33738,7 @@
       </w:r>
       <w:r>
         <w:rPr>
-          <w:rFonts w:hint="eastAsia" w:ascii="Times New Roman" w:hAnsi="Times New Roman" w:eastAsia="SimSun" w:cs="Times New Roman"/>
+          <w:rFonts w:hint="eastAsia" w:ascii="Times New Roman" w:hAnsi="Times New Roman" w:eastAsia="FangSong" w:cs="Times New Roman"/>
         </w:rPr>
         <w:t>标准氢电极</w:t>
       </w:r>
@@ -33768,7 +33768,7 @@
       </w:r>
       <w:r>
         <w:rPr>
-          <w:rFonts w:hint="eastAsia" w:ascii="Times New Roman" w:hAnsi="Times New Roman" w:eastAsia="SimSun" w:cs="Times New Roman"/>
+          <w:rFonts w:hint="eastAsia" w:ascii="Times New Roman" w:hAnsi="Times New Roman" w:eastAsia="FangSong" w:cs="Times New Roman"/>
         </w:rPr>
         <w:t>电极</w:t>
       </w:r>
@@ -33792,7 +33792,7 @@
       </w:r>
       <w:r>
         <w:rPr>
-          <w:rFonts w:hint="eastAsia" w:ascii="Times New Roman" w:hAnsi="Times New Roman" w:eastAsia="SimSun" w:cs="Times New Roman"/>
+          <w:rFonts w:hint="eastAsia" w:ascii="Times New Roman" w:hAnsi="Times New Roman" w:eastAsia="FangSong" w:cs="Times New Roman"/>
         </w:rPr>
         <w:t>饱和甘汞电极</w:t>
       </w:r>
@@ -33918,7 +33918,7 @@
       </w:pPr>
       <w:r>
         <w:rPr>
-          <w:rFonts w:hint="eastAsia" w:ascii="Times New Roman" w:hAnsi="Times New Roman" w:eastAsia="SimSun" w:cs="Times New Roman"/>
+          <w:rFonts w:hint="eastAsia" w:ascii="Times New Roman" w:hAnsi="Times New Roman" w:eastAsia="FangSong" w:cs="Times New Roman"/>
         </w:rPr>
         <w:t xml:space="preserve">游离</w:t>
       </w:r>
@@ -34146,7 +34146,7 @@
       </w:pPr>
       <w:r>
         <w:rPr>
-          <w:rFonts w:hint="eastAsia" w:ascii="Times New Roman" w:hAnsi="Times New Roman" w:eastAsia="SimSun" w:cs="Times New Roman"/>
+          <w:rFonts w:hint="eastAsia" w:ascii="Times New Roman" w:hAnsi="Times New Roman" w:eastAsia="FangSong" w:cs="Times New Roman"/>
         </w:rPr>
         <w:t xml:space="preserve">配合物形成使</w:t>
       </w:r>
@@ -34171,7 +34171,7 @@
       </w:r>
       <w:r>
         <w:rPr>
-          <w:rFonts w:hint="eastAsia" w:ascii="Times New Roman" w:hAnsi="Times New Roman" w:eastAsia="SimSun" w:cs="Times New Roman"/>
+          <w:rFonts w:hint="eastAsia" w:ascii="Times New Roman" w:hAnsi="Times New Roman" w:eastAsia="FangSong" w:cs="Times New Roman"/>
         </w:rPr>
         <w:t xml:space="preserve">的电势从</w:t>
       </w:r>
@@ -34183,7 +34183,7 @@
       </w:r>
       <w:r>
         <w:rPr>
-          <w:rFonts w:hint="eastAsia" w:ascii="Times New Roman" w:hAnsi="Times New Roman" w:eastAsia="SimSun" w:cs="Times New Roman"/>
+          <w:rFonts w:hint="eastAsia" w:ascii="Times New Roman" w:hAnsi="Times New Roman" w:eastAsia="FangSong" w:cs="Times New Roman"/>
         </w:rPr>
         <w:t xml:space="preserve">降至</w:t>
       </w:r>
@@ -34604,7 +34604,7 @@
       </w:pPr>
       <w:r>
         <w:rPr>
-          <w:rFonts w:hint="eastAsia" w:ascii="Times New Roman" w:hAnsi="Times New Roman" w:eastAsia="SimSun" w:cs="Times New Roman"/>
+          <w:rFonts w:hint="eastAsia" w:ascii="Times New Roman" w:hAnsi="Times New Roman" w:eastAsia="FangSong" w:cs="Times New Roman"/>
         </w:rPr>
         <w:t xml:space="preserve">放电时</w:t>
       </w:r>
@@ -34616,7 +34616,7 @@
       </w:r>
       <w:r>
         <w:rPr>
-          <w:rFonts w:hint="eastAsia" w:ascii="Times New Roman" w:hAnsi="Times New Roman" w:eastAsia="SimSun" w:cs="Times New Roman"/>
+          <w:rFonts w:hint="eastAsia" w:ascii="Times New Roman" w:hAnsi="Times New Roman" w:eastAsia="FangSong" w:cs="Times New Roman"/>
         </w:rPr>
         <w:t xml:space="preserve">被氧化为</w:t>
       </w:r>
@@ -34647,7 +34647,7 @@
       </w:r>
       <w:r>
         <w:rPr>
-          <w:rFonts w:hint="eastAsia" w:ascii="Times New Roman" w:hAnsi="Times New Roman" w:eastAsia="SimSun" w:cs="Times New Roman"/>
+          <w:rFonts w:hint="eastAsia" w:ascii="Times New Roman" w:hAnsi="Times New Roman" w:eastAsia="FangSong" w:cs="Times New Roman"/>
         </w:rPr>
         <w:t>沉淀</w:t>
       </w:r>
@@ -34659,7 +34659,7 @@
       </w:r>
       <w:r>
         <w:rPr>
-          <w:rFonts w:hint="eastAsia" w:ascii="Times New Roman" w:hAnsi="Times New Roman" w:eastAsia="SimSun" w:cs="Times New Roman"/>
+          <w:rFonts w:hint="eastAsia" w:ascii="Times New Roman" w:hAnsi="Times New Roman" w:eastAsia="FangSong" w:cs="Times New Roman"/>
         </w:rPr>
         <w:t>使</w:t>
       </w:r>
@@ -34684,7 +34684,7 @@
       </w:r>
       <w:r>
         <w:rPr>
-          <w:rFonts w:hint="eastAsia" w:ascii="Times New Roman" w:hAnsi="Times New Roman" w:eastAsia="SimSun" w:cs="Times New Roman"/>
+          <w:rFonts w:hint="eastAsia" w:ascii="Times New Roman" w:hAnsi="Times New Roman" w:eastAsia="FangSong" w:cs="Times New Roman"/>
         </w:rPr>
         <w:t>降低</w:t>
       </w:r>
@@ -34702,7 +34702,7 @@
       </w:r>
       <w:r>
         <w:rPr>
-          <w:rFonts w:hint="eastAsia" w:ascii="Times New Roman" w:hAnsi="Times New Roman" w:eastAsia="SimSun" w:cs="Times New Roman"/>
+          <w:rFonts w:hint="eastAsia" w:ascii="Times New Roman" w:hAnsi="Times New Roman" w:eastAsia="FangSong" w:cs="Times New Roman"/>
         </w:rPr>
         <w:t xml:space="preserve">方程预测</w:t>
       </w:r>
@@ -34727,7 +34727,7 @@
       </w:r>
       <w:r>
         <w:rPr>
-          <w:rFonts w:hint="eastAsia" w:ascii="Times New Roman" w:hAnsi="Times New Roman" w:eastAsia="SimSun" w:cs="Times New Roman"/>
+          <w:rFonts w:hint="eastAsia" w:ascii="Times New Roman" w:hAnsi="Times New Roman" w:eastAsia="FangSong" w:cs="Times New Roman"/>
         </w:rPr>
         <w:t>增大</w:t>
       </w:r>
@@ -34739,7 +34739,7 @@
       </w:r>
       <w:r>
         <w:rPr>
-          <w:rFonts w:hint="eastAsia" w:ascii="Times New Roman" w:hAnsi="Times New Roman" w:eastAsia="SimSun" w:cs="Times New Roman"/>
+          <w:rFonts w:hint="eastAsia" w:ascii="Times New Roman" w:hAnsi="Times New Roman" w:eastAsia="FangSong" w:cs="Times New Roman"/>
         </w:rPr>
         <w:t>向正方向</w:t>
       </w:r>
@@ -34751,7 +34751,7 @@
       </w:r>
       <w:r>
         <w:rPr>
-          <w:rFonts w:hint="eastAsia" w:ascii="Times New Roman" w:hAnsi="Times New Roman" w:eastAsia="SimSun" w:cs="Times New Roman"/>
+          <w:rFonts w:hint="eastAsia" w:ascii="Times New Roman" w:hAnsi="Times New Roman" w:eastAsia="FangSong" w:cs="Times New Roman"/>
         </w:rPr>
         <w:t>有利于维持电池电压</w:t>
       </w:r>
@@ -34992,7 +34992,7 @@
       </w:r>
       <w:r>
         <w:rPr>
-          <w:rFonts w:hint="eastAsia" w:ascii="Times New Roman" w:hAnsi="Times New Roman" w:eastAsia="SimSun" w:cs="Times New Roman"/>
+          <w:rFonts w:hint="eastAsia" w:ascii="Times New Roman" w:hAnsi="Times New Roman" w:eastAsia="FangSong" w:cs="Times New Roman"/>
         </w:rPr>
         <w:t>歧化</w:t>
       </w:r>
@@ -35019,7 +35019,7 @@
       <w:r>
         <w:rPr>
           <w:rStyle w:val="VerbatimChar"/>
-          <w:rFonts w:hint="eastAsia" w:ascii="Times New Roman" w:hAnsi="Times New Roman" w:eastAsia="SimSun" w:cs="Times New Roman"/>
+          <w:rFonts w:hint="eastAsia" w:ascii="Times New Roman" w:hAnsi="Times New Roman" w:eastAsia="FangSong" w:cs="Times New Roman"/>
         </w:rPr>
         <w:t>右</w:t>
       </w:r>
@@ -35047,7 +35047,7 @@
       <w:r>
         <w:rPr>
           <w:rStyle w:val="VerbatimChar"/>
-          <w:rFonts w:hint="eastAsia" w:ascii="Times New Roman" w:hAnsi="Times New Roman" w:eastAsia="SimSun" w:cs="Times New Roman"/>
+          <w:rFonts w:hint="eastAsia" w:ascii="Times New Roman" w:hAnsi="Times New Roman" w:eastAsia="FangSong" w:cs="Times New Roman"/>
         </w:rPr>
         <w:t>左</w:t>
       </w:r>
@@ -35073,7 +35073,7 @@
       </w:r>
       <w:r>
         <w:rPr>
-          <w:rFonts w:hint="eastAsia" w:ascii="Times New Roman" w:hAnsi="Times New Roman" w:eastAsia="SimSun" w:cs="Times New Roman"/>
+          <w:rFonts w:hint="eastAsia" w:ascii="Times New Roman" w:hAnsi="Times New Roman" w:eastAsia="FangSong" w:cs="Times New Roman"/>
           <w:b/>
           <w:bCs/>
         </w:rPr>
@@ -35100,7 +35100,7 @@
       </w:r>
       <w:r>
         <w:rPr>
-          <w:rFonts w:hint="eastAsia" w:ascii="Times New Roman" w:hAnsi="Times New Roman" w:eastAsia="SimSun" w:cs="Times New Roman"/>
+          <w:rFonts w:hint="eastAsia" w:ascii="Times New Roman" w:hAnsi="Times New Roman" w:eastAsia="FangSong" w:cs="Times New Roman"/>
         </w:rPr>
         <w:t>在酸性溶液中稳定</w:t>
       </w:r>
@@ -35438,7 +35438,7 @@
       </w:r>
       <w:r>
         <w:rPr>
-          <w:rFonts w:hint="eastAsia" w:ascii="Times New Roman" w:hAnsi="Times New Roman" w:eastAsia="SimSun" w:cs="Times New Roman"/>
+          <w:rFonts w:hint="eastAsia" w:ascii="Times New Roman" w:hAnsi="Times New Roman" w:eastAsia="FangSong" w:cs="Times New Roman"/>
         </w:rPr>
         <w:t>时</w:t>
       </w:r>
@@ -35639,7 +35639,7 @@
       </w:pPr>
       <w:r>
         <w:rPr>
-          <w:rFonts w:hint="eastAsia" w:ascii="Times New Roman" w:hAnsi="Times New Roman" w:eastAsia="SimSun" w:cs="Times New Roman"/>
+          <w:rFonts w:hint="eastAsia" w:ascii="Times New Roman" w:hAnsi="Times New Roman" w:eastAsia="FangSong" w:cs="Times New Roman"/>
         </w:rPr>
         <w:t xml:space="preserve">碱性溶液中</w:t>
       </w:r>
@@ -35664,7 +35664,7 @@
       </w:r>
       <w:r>
         <w:rPr>
-          <w:rFonts w:hint="eastAsia" w:ascii="Times New Roman" w:hAnsi="Times New Roman" w:eastAsia="SimSun" w:cs="Times New Roman"/>
+          <w:rFonts w:hint="eastAsia" w:ascii="Times New Roman" w:hAnsi="Times New Roman" w:eastAsia="FangSong" w:cs="Times New Roman"/>
         </w:rPr>
         <w:t>浓度极低</w:t>
       </w:r>
@@ -35709,7 +35709,7 @@
       </w:r>
       <w:r>
         <w:rPr>
-          <w:rFonts w:hint="eastAsia" w:ascii="Times New Roman" w:hAnsi="Times New Roman" w:eastAsia="SimSun" w:cs="Times New Roman"/>
+          <w:rFonts w:hint="eastAsia" w:ascii="Times New Roman" w:hAnsi="Times New Roman" w:eastAsia="FangSong" w:cs="Times New Roman"/>
         </w:rPr>
         <w:t xml:space="preserve">转化为</w:t>
       </w:r>
@@ -35747,7 +35747,7 @@
       </w:r>
       <w:r>
         <w:rPr>
-          <w:rFonts w:hint="eastAsia" w:ascii="Times New Roman" w:hAnsi="Times New Roman" w:eastAsia="SimSun" w:cs="Times New Roman"/>
+          <w:rFonts w:hint="eastAsia" w:ascii="Times New Roman" w:hAnsi="Times New Roman" w:eastAsia="FangSong" w:cs="Times New Roman"/>
         </w:rPr>
         <w:t>且</w:t>
       </w:r>
@@ -35787,7 +35787,7 @@
       </w:r>
       <w:r>
         <w:rPr>
-          <w:rFonts w:hint="eastAsia" w:ascii="Times New Roman" w:hAnsi="Times New Roman" w:eastAsia="SimSun" w:cs="Times New Roman"/>
+          <w:rFonts w:hint="eastAsia" w:ascii="Times New Roman" w:hAnsi="Times New Roman" w:eastAsia="FangSong" w:cs="Times New Roman"/>
         </w:rPr>
         <w:t xml:space="preserve">项使</w:t>
       </w:r>
@@ -35799,7 +35799,7 @@
       </w:r>
       <w:r>
         <w:rPr>
-          <w:rFonts w:hint="eastAsia" w:ascii="Times New Roman" w:hAnsi="Times New Roman" w:eastAsia="SimSun" w:cs="Times New Roman"/>
+          <w:rFonts w:hint="eastAsia" w:ascii="Times New Roman" w:hAnsi="Times New Roman" w:eastAsia="FangSong" w:cs="Times New Roman"/>
         </w:rPr>
         <w:t>大幅降低</w:t>
       </w:r>
@@ -35811,7 +35811,7 @@
       </w:r>
       <w:r>
         <w:rPr>
-          <w:rFonts w:hint="eastAsia" w:ascii="Times New Roman" w:hAnsi="Times New Roman" w:eastAsia="SimSun" w:cs="Times New Roman"/>
+          <w:rFonts w:hint="eastAsia" w:ascii="Times New Roman" w:hAnsi="Times New Roman" w:eastAsia="FangSong" w:cs="Times New Roman"/>
         </w:rPr>
         <w:t>氧化能力显著减弱</w:t>
       </w:r>
@@ -35842,7 +35842,7 @@
       </w:r>
       <w:r>
         <w:rPr>
-          <w:rFonts w:hint="eastAsia" w:ascii="Times New Roman" w:hAnsi="Times New Roman" w:eastAsia="SimSun" w:cs="Times New Roman"/>
+          <w:rFonts w:hint="eastAsia" w:ascii="Times New Roman" w:hAnsi="Times New Roman" w:eastAsia="FangSong" w:cs="Times New Roman"/>
         </w:rPr>
         <w:t xml:space="preserve">用题目给出的</w:t>
       </w:r>
@@ -35887,7 +35887,7 @@
       </w:r>
       <w:r>
         <w:rPr>
-          <w:rFonts w:hint="eastAsia" w:ascii="Times New Roman" w:hAnsi="Times New Roman" w:eastAsia="SimSun" w:cs="Times New Roman"/>
+          <w:rFonts w:hint="eastAsia" w:ascii="Times New Roman" w:hAnsi="Times New Roman" w:eastAsia="FangSong" w:cs="Times New Roman"/>
         </w:rPr>
         <w:t>电对作正极</w:t>
       </w:r>
@@ -35899,7 +35899,7 @@
       </w:r>
       <w:r>
         <w:rPr>
-          <w:rFonts w:hint="eastAsia" w:ascii="Times New Roman" w:hAnsi="Times New Roman" w:eastAsia="SimSun" w:cs="Times New Roman"/>
+          <w:rFonts w:hint="eastAsia" w:ascii="Times New Roman" w:hAnsi="Times New Roman" w:eastAsia="FangSong" w:cs="Times New Roman"/>
         </w:rPr>
         <w:t>设计为</w:t>
       </w:r>
@@ -36020,7 +36020,7 @@
       </w:pPr>
       <w:r>
         <w:rPr>
-          <w:rFonts w:hint="eastAsia" w:ascii="Times New Roman" w:hAnsi="Times New Roman" w:eastAsia="SimSun" w:cs="Times New Roman"/>
+          <w:rFonts w:hint="eastAsia" w:ascii="Times New Roman" w:hAnsi="Times New Roman" w:eastAsia="FangSong" w:cs="Times New Roman"/>
         </w:rPr>
         <w:t>左电极</w:t>
       </w:r>
@@ -36032,7 +36032,7 @@
       </w:r>
       <w:r>
         <w:rPr>
-          <w:rFonts w:hint="eastAsia" w:ascii="Times New Roman" w:hAnsi="Times New Roman" w:eastAsia="SimSun" w:cs="Times New Roman"/>
+          <w:rFonts w:hint="eastAsia" w:ascii="Times New Roman" w:hAnsi="Times New Roman" w:eastAsia="FangSong" w:cs="Times New Roman"/>
         </w:rPr>
         <w:t>负极</w:t>
       </w:r>
@@ -36044,7 +36044,7 @@
       </w:r>
       <w:r>
         <w:rPr>
-          <w:rFonts w:hint="eastAsia" w:ascii="Times New Roman" w:hAnsi="Times New Roman" w:eastAsia="SimSun" w:cs="Times New Roman"/>
+          <w:rFonts w:hint="eastAsia" w:ascii="Times New Roman" w:hAnsi="Times New Roman" w:eastAsia="FangSong" w:cs="Times New Roman"/>
         </w:rPr>
         <w:t>氧化</w:t>
       </w:r>
@@ -36121,7 +36121,7 @@
       </w:r>
       <w:r>
         <w:rPr>
-          <w:rFonts w:hint="eastAsia" w:ascii="Times New Roman" w:hAnsi="Times New Roman" w:eastAsia="SimSun" w:cs="Times New Roman"/>
+          <w:rFonts w:hint="eastAsia" w:ascii="Times New Roman" w:hAnsi="Times New Roman" w:eastAsia="FangSong" w:cs="Times New Roman"/>
         </w:rPr>
         <w:t>右电极</w:t>
       </w:r>
@@ -36133,7 +36133,7 @@
       </w:r>
       <w:r>
         <w:rPr>
-          <w:rFonts w:hint="eastAsia" w:ascii="Times New Roman" w:hAnsi="Times New Roman" w:eastAsia="SimSun" w:cs="Times New Roman"/>
+          <w:rFonts w:hint="eastAsia" w:ascii="Times New Roman" w:hAnsi="Times New Roman" w:eastAsia="FangSong" w:cs="Times New Roman"/>
         </w:rPr>
         <w:t>正极</w:t>
       </w:r>
@@ -36145,7 +36145,7 @@
       </w:r>
       <w:r>
         <w:rPr>
-          <w:rFonts w:hint="eastAsia" w:ascii="Times New Roman" w:hAnsi="Times New Roman" w:eastAsia="SimSun" w:cs="Times New Roman"/>
+          <w:rFonts w:hint="eastAsia" w:ascii="Times New Roman" w:hAnsi="Times New Roman" w:eastAsia="FangSong" w:cs="Times New Roman"/>
         </w:rPr>
         <w:t>还原</w:t>
       </w:r>
@@ -36270,7 +36270,7 @@
       </w:pPr>
       <w:r>
         <w:rPr>
-          <w:rFonts w:hint="eastAsia" w:ascii="Times New Roman" w:hAnsi="Times New Roman" w:eastAsia="SimSun" w:cs="Times New Roman"/>
+          <w:rFonts w:hint="eastAsia" w:ascii="Times New Roman" w:hAnsi="Times New Roman" w:eastAsia="FangSong" w:cs="Times New Roman"/>
         </w:rPr>
         <w:t xml:space="preserve">将</w:t>
       </w:r>
@@ -36341,7 +36341,7 @@
       </w:r>
       <w:r>
         <w:rPr>
-          <w:rFonts w:hint="eastAsia" w:ascii="Times New Roman" w:hAnsi="Times New Roman" w:eastAsia="SimSun" w:cs="Times New Roman"/>
+          <w:rFonts w:hint="eastAsia" w:ascii="Times New Roman" w:hAnsi="Times New Roman" w:eastAsia="FangSong" w:cs="Times New Roman"/>
         </w:rPr>
         <w:t xml:space="preserve">与</w:t>
       </w:r>
@@ -36396,7 +36396,7 @@
       </w:r>
       <w:r>
         <w:rPr>
-          <w:rFonts w:hint="eastAsia" w:ascii="Times New Roman" w:hAnsi="Times New Roman" w:eastAsia="SimSun" w:cs="Times New Roman"/>
+          <w:rFonts w:hint="eastAsia" w:ascii="Times New Roman" w:hAnsi="Times New Roman" w:eastAsia="FangSong" w:cs="Times New Roman"/>
         </w:rPr>
         <w:t>叠加</w:t>
       </w:r>
@@ -36408,7 +36408,7 @@
       </w:r>
       <w:r>
         <w:rPr>
-          <w:rFonts w:hint="eastAsia" w:ascii="Times New Roman" w:hAnsi="Times New Roman" w:eastAsia="SimSun" w:cs="Times New Roman"/>
+          <w:rFonts w:hint="eastAsia" w:ascii="Times New Roman" w:hAnsi="Times New Roman" w:eastAsia="FangSong" w:cs="Times New Roman"/>
         </w:rPr>
         <w:t>可得左电极电势</w:t>
       </w:r>
@@ -36432,7 +36432,7 @@
       </w:pPr>
       <w:r>
         <w:rPr>
-          <w:rFonts w:hint="eastAsia" w:ascii="Times New Roman" w:hAnsi="Times New Roman" w:eastAsia="SimSun" w:cs="Times New Roman"/>
+          <w:rFonts w:hint="eastAsia" w:ascii="Times New Roman" w:hAnsi="Times New Roman" w:eastAsia="FangSong" w:cs="Times New Roman"/>
         </w:rPr>
         <w:t>因此</w:t>
       </w:r>
@@ -36462,7 +36462,7 @@
       </w:pPr>
       <w:r>
         <w:rPr>
-          <w:rFonts w:hint="eastAsia" w:ascii="Times New Roman" w:hAnsi="Times New Roman" w:eastAsia="SimSun" w:cs="Times New Roman"/>
+          <w:rFonts w:hint="eastAsia" w:ascii="Times New Roman" w:hAnsi="Times New Roman" w:eastAsia="FangSong" w:cs="Times New Roman"/>
         </w:rPr>
         <w:t xml:space="preserve">即</w:t>
       </w:r>
@@ -36486,7 +36486,7 @@
       </w:pPr>
       <w:r>
         <w:rPr>
-          <w:rFonts w:hint="eastAsia" w:ascii="Times New Roman" w:hAnsi="Times New Roman" w:eastAsia="SimSun" w:cs="Times New Roman"/>
+          <w:rFonts w:hint="eastAsia" w:ascii="Times New Roman" w:hAnsi="Times New Roman" w:eastAsia="FangSong" w:cs="Times New Roman"/>
         </w:rPr>
         <w:t>说明</w:t>
       </w:r>
@@ -36498,7 +36498,7 @@
       </w:r>
       <w:r>
         <w:rPr>
-          <w:rFonts w:hint="eastAsia" w:ascii="Times New Roman" w:hAnsi="Times New Roman" w:eastAsia="SimSun" w:cs="Times New Roman"/>
+          <w:rFonts w:hint="eastAsia" w:ascii="Times New Roman" w:hAnsi="Times New Roman" w:eastAsia="FangSong" w:cs="Times New Roman"/>
         </w:rPr>
         <w:t>该设计在理论上可行</w:t>
       </w:r>
@@ -36510,7 +36510,7 @@
       </w:r>
       <w:r>
         <w:rPr>
-          <w:rFonts w:hint="eastAsia" w:ascii="Times New Roman" w:hAnsi="Times New Roman" w:eastAsia="SimSun" w:cs="Times New Roman"/>
+          <w:rFonts w:hint="eastAsia" w:ascii="Times New Roman" w:hAnsi="Times New Roman" w:eastAsia="FangSong" w:cs="Times New Roman"/>
         </w:rPr>
         <w:t>但实际实验中</w:t>
       </w:r>
@@ -36522,7 +36522,7 @@
       </w:r>
       <w:r>
         <w:rPr>
-          <w:rFonts w:hint="eastAsia" w:ascii="Times New Roman" w:hAnsi="Times New Roman" w:eastAsia="SimSun" w:cs="Times New Roman"/>
+          <w:rFonts w:hint="eastAsia" w:ascii="Times New Roman" w:hAnsi="Times New Roman" w:eastAsia="FangSong" w:cs="Times New Roman"/>
         </w:rPr>
         <w:t>金属会与水剧烈反应</w:t>
       </w:r>
@@ -36534,7 +36534,7 @@
       </w:r>
       <w:r>
         <w:rPr>
-          <w:rFonts w:hint="eastAsia" w:ascii="Times New Roman" w:hAnsi="Times New Roman" w:eastAsia="SimSun" w:cs="Times New Roman"/>
+          <w:rFonts w:hint="eastAsia" w:ascii="Times New Roman" w:hAnsi="Times New Roman" w:eastAsia="FangSong" w:cs="Times New Roman"/>
         </w:rPr>
         <w:t>因此更适合作为热力学推导题</w:t>
       </w:r>
@@ -36546,7 +36546,7 @@
       </w:r>
       <w:r>
         <w:rPr>
-          <w:rFonts w:hint="eastAsia" w:ascii="Times New Roman" w:hAnsi="Times New Roman" w:eastAsia="SimSun" w:cs="Times New Roman"/>
+          <w:rFonts w:hint="eastAsia" w:ascii="Times New Roman" w:hAnsi="Times New Roman" w:eastAsia="FangSong" w:cs="Times New Roman"/>
         </w:rPr>
         <w:t>而非直接的水溶液实验方案</w:t>
       </w:r>
@@ -36588,7 +36588,7 @@
       </w:pPr>
       <w:r>
         <w:rPr>
-          <w:rFonts w:hint="eastAsia" w:ascii="Times New Roman" w:hAnsi="Times New Roman" w:eastAsia="SimSun" w:cs="Times New Roman"/>
+          <w:rFonts w:hint="eastAsia" w:ascii="Times New Roman" w:hAnsi="Times New Roman" w:eastAsia="FangSong" w:cs="Times New Roman"/>
         </w:rPr>
         <w:t>当两侧浓度趋近时</w:t>
       </w:r>
@@ -36636,7 +36636,7 @@
       </w:r>
       <w:r>
         <w:rPr>
-          <w:rFonts w:hint="eastAsia" w:ascii="Times New Roman" w:hAnsi="Times New Roman" w:eastAsia="SimSun" w:cs="Times New Roman"/>
+          <w:rFonts w:hint="eastAsia" w:ascii="Times New Roman" w:hAnsi="Times New Roman" w:eastAsia="FangSong" w:cs="Times New Roman"/>
         </w:rPr>
         <w:t>浓差电池的驱动力就是浓度梯度</w:t>
       </w:r>
@@ -36673,7 +36673,7 @@
       </w:r>
       <w:r>
         <w:rPr>
-          <w:rFonts w:hint="eastAsia" w:ascii="Times New Roman" w:hAnsi="Times New Roman" w:eastAsia="SimSun" w:cs="Times New Roman"/>
+          <w:rFonts w:hint="eastAsia" w:ascii="Times New Roman" w:hAnsi="Times New Roman" w:eastAsia="FangSong" w:cs="Times New Roman"/>
         </w:rPr>
         <w:t>电池反应</w:t>
       </w:r>
@@ -36785,7 +36785,7 @@
       </w:r>
       <w:r>
         <w:rPr>
-          <w:rFonts w:hint="eastAsia" w:ascii="Times New Roman" w:hAnsi="Times New Roman" w:eastAsia="SimSun" w:cs="Times New Roman"/>
+          <w:rFonts w:hint="eastAsia" w:ascii="Times New Roman" w:hAnsi="Times New Roman" w:eastAsia="FangSong" w:cs="Times New Roman"/>
         </w:rPr>
         <w:t>极大</w:t>
       </w:r>
@@ -36797,7 +36797,7 @@
       </w:r>
       <w:r>
         <w:rPr>
-          <w:rFonts w:hint="eastAsia" w:ascii="Times New Roman" w:hAnsi="Times New Roman" w:eastAsia="SimSun" w:cs="Times New Roman"/>
+          <w:rFonts w:hint="eastAsia" w:ascii="Times New Roman" w:hAnsi="Times New Roman" w:eastAsia="FangSong" w:cs="Times New Roman"/>
         </w:rPr>
         <w:t>铁在含氧酸性水中腐蚀在热力学上极其有利</w:t>
       </w:r>
@@ -36809,7 +36809,7 @@
       </w:r>
       <w:r>
         <w:rPr>
-          <w:rFonts w:hint="eastAsia" w:ascii="Times New Roman" w:hAnsi="Times New Roman" w:eastAsia="SimSun" w:cs="Times New Roman"/>
+          <w:rFonts w:hint="eastAsia" w:ascii="Times New Roman" w:hAnsi="Times New Roman" w:eastAsia="FangSong" w:cs="Times New Roman"/>
         </w:rPr>
         <w:t>但动力学上腐蚀速率取决于氧的扩散速率</w:t>
       </w:r>
@@ -36883,7 +36883,7 @@
       </w:r>
       <w:r>
         <w:rPr>
-          <w:rFonts w:hint="eastAsia" w:ascii="Times New Roman" w:hAnsi="Times New Roman" w:eastAsia="SimSun" w:cs="Times New Roman"/>
+          <w:rFonts w:hint="eastAsia" w:ascii="Times New Roman" w:hAnsi="Times New Roman" w:eastAsia="FangSong" w:cs="Times New Roman"/>
         </w:rPr>
         <w:t xml:space="preserve">热力学上</w:t>
       </w:r>
@@ -36901,7 +36901,7 @@
       </w:r>
       <w:r>
         <w:rPr>
-          <w:rFonts w:hint="eastAsia" w:ascii="Times New Roman" w:hAnsi="Times New Roman" w:eastAsia="SimSun" w:cs="Times New Roman"/>
+          <w:rFonts w:hint="eastAsia" w:ascii="Times New Roman" w:hAnsi="Times New Roman" w:eastAsia="FangSong" w:cs="Times New Roman"/>
         </w:rPr>
         <w:t>反应自发</w:t>
       </w:r>
@@ -36913,7 +36913,7 @@
       </w:r>
       <w:r>
         <w:rPr>
-          <w:rFonts w:hint="eastAsia" w:ascii="Times New Roman" w:hAnsi="Times New Roman" w:eastAsia="SimSun" w:cs="Times New Roman"/>
+          <w:rFonts w:hint="eastAsia" w:ascii="Times New Roman" w:hAnsi="Times New Roman" w:eastAsia="FangSong" w:cs="Times New Roman"/>
         </w:rPr>
         <w:t>但锌与非氧化性酸反应速率取决于氢气在锌表面的析出动力学</w:t>
       </w:r>
@@ -36925,7 +36925,7 @@
       </w:r>
       <w:r>
         <w:rPr>
-          <w:rFonts w:hint="eastAsia" w:ascii="Times New Roman" w:hAnsi="Times New Roman" w:eastAsia="SimSun" w:cs="Times New Roman"/>
+          <w:rFonts w:hint="eastAsia" w:ascii="Times New Roman" w:hAnsi="Times New Roman" w:eastAsia="FangSong" w:cs="Times New Roman"/>
         </w:rPr>
         <w:t>氢过电位较高</w:t>
       </w:r>
@@ -36937,7 +36937,7 @@
       </w:r>
       <w:r>
         <w:rPr>
-          <w:rFonts w:hint="eastAsia" w:ascii="Times New Roman" w:hAnsi="Times New Roman" w:eastAsia="SimSun" w:cs="Times New Roman"/>
+          <w:rFonts w:hint="eastAsia" w:ascii="Times New Roman" w:hAnsi="Times New Roman" w:eastAsia="FangSong" w:cs="Times New Roman"/>
         </w:rPr>
         <w:t>实际反应可能较慢</w:t>
       </w:r>
@@ -36949,7 +36949,7 @@
       </w:r>
       <w:r>
         <w:rPr>
-          <w:rFonts w:hint="eastAsia" w:ascii="Times New Roman" w:hAnsi="Times New Roman" w:eastAsia="SimSun" w:cs="Times New Roman"/>
+          <w:rFonts w:hint="eastAsia" w:ascii="Times New Roman" w:hAnsi="Times New Roman" w:eastAsia="FangSong" w:cs="Times New Roman"/>
         </w:rPr>
         <w:t>锌越纯</w:t>
       </w:r>
@@ -36961,7 +36961,7 @@
       </w:r>
       <w:r>
         <w:rPr>
-          <w:rFonts w:hint="eastAsia" w:ascii="Times New Roman" w:hAnsi="Times New Roman" w:eastAsia="SimSun" w:cs="Times New Roman"/>
+          <w:rFonts w:hint="eastAsia" w:ascii="Times New Roman" w:hAnsi="Times New Roman" w:eastAsia="FangSong" w:cs="Times New Roman"/>
         </w:rPr>
         <w:t>反应越慢</w:t>
       </w:r>
@@ -36973,7 +36973,7 @@
       </w:r>
       <w:r>
         <w:rPr>
-          <w:rFonts w:hint="eastAsia" w:ascii="Times New Roman" w:hAnsi="Times New Roman" w:eastAsia="SimSun" w:cs="Times New Roman"/>
+          <w:rFonts w:hint="eastAsia" w:ascii="Times New Roman" w:hAnsi="Times New Roman" w:eastAsia="FangSong" w:cs="Times New Roman"/>
         </w:rPr>
         <w:t>杂质形成微电池加速腐蚀</w:t>
       </w:r>
@@ -37040,7 +37040,7 @@
       </w:r>
       <w:r>
         <w:rPr>
-          <w:rFonts w:hint="eastAsia" w:ascii="Times New Roman" w:hAnsi="Times New Roman" w:eastAsia="SimSun" w:cs="Times New Roman"/>
+          <w:rFonts w:hint="eastAsia" w:ascii="Times New Roman" w:hAnsi="Times New Roman" w:eastAsia="FangSong" w:cs="Times New Roman"/>
         </w:rPr>
         <w:t>先把第二个半反应改写到酸性介质</w:t>
       </w:r>
@@ -37153,7 +37153,7 @@
       </w:pPr>
       <w:r>
         <w:rPr>
-          <w:rFonts w:hint="eastAsia" w:ascii="Times New Roman" w:hAnsi="Times New Roman" w:eastAsia="SimSun" w:cs="Times New Roman"/>
+          <w:rFonts w:hint="eastAsia" w:ascii="Times New Roman" w:hAnsi="Times New Roman" w:eastAsia="FangSong" w:cs="Times New Roman"/>
         </w:rPr>
         <w:t xml:space="preserve">由</w:t>
       </w:r>
@@ -37223,7 +37223,7 @@
       </w:r>
       <w:r>
         <w:rPr>
-          <w:rFonts w:hint="eastAsia" w:ascii="Times New Roman" w:hAnsi="Times New Roman" w:eastAsia="SimSun" w:cs="Times New Roman"/>
+          <w:rFonts w:hint="eastAsia" w:ascii="Times New Roman" w:hAnsi="Times New Roman" w:eastAsia="FangSong" w:cs="Times New Roman"/>
         </w:rPr>
         <w:t>的标准自由能修正</w:t>
       </w:r>
@@ -37235,7 +37235,7 @@
       </w:r>
       <w:r>
         <w:rPr>
-          <w:rFonts w:hint="eastAsia" w:ascii="Times New Roman" w:hAnsi="Times New Roman" w:eastAsia="SimSun" w:cs="Times New Roman"/>
+          <w:rFonts w:hint="eastAsia" w:ascii="Times New Roman" w:hAnsi="Times New Roman" w:eastAsia="FangSong" w:cs="Times New Roman"/>
         </w:rPr>
         <w:t>可得该半反应在酸性介质中的</w:t>
       </w:r>
@@ -37259,7 +37259,7 @@
       </w:pPr>
       <w:r>
         <w:rPr>
-          <w:rFonts w:hint="eastAsia" w:ascii="Times New Roman" w:hAnsi="Times New Roman" w:eastAsia="SimSun" w:cs="Times New Roman"/>
+          <w:rFonts w:hint="eastAsia" w:ascii="Times New Roman" w:hAnsi="Times New Roman" w:eastAsia="FangSong" w:cs="Times New Roman"/>
         </w:rPr>
         <w:t xml:space="preserve">再与</w:t>
       </w:r>
@@ -37367,7 +37367,7 @@
       </w:r>
       <w:r>
         <w:rPr>
-          <w:rFonts w:hint="eastAsia" w:ascii="Times New Roman" w:hAnsi="Times New Roman" w:eastAsia="SimSun" w:cs="Times New Roman"/>
+          <w:rFonts w:hint="eastAsia" w:ascii="Times New Roman" w:hAnsi="Times New Roman" w:eastAsia="FangSong" w:cs="Times New Roman"/>
         </w:rPr>
         <w:t>相组合</w:t>
       </w:r>
@@ -37379,7 +37379,7 @@
       </w:r>
       <w:r>
         <w:rPr>
-          <w:rFonts w:hint="eastAsia" w:ascii="Times New Roman" w:hAnsi="Times New Roman" w:eastAsia="SimSun" w:cs="Times New Roman"/>
+          <w:rFonts w:hint="eastAsia" w:ascii="Times New Roman" w:hAnsi="Times New Roman" w:eastAsia="FangSong" w:cs="Times New Roman"/>
         </w:rPr>
         <w:t>得到</w:t>
       </w:r>
@@ -37478,7 +37478,7 @@
       </w:pPr>
       <w:r>
         <w:rPr>
-          <w:rFonts w:hint="eastAsia" w:ascii="Times New Roman" w:hAnsi="Times New Roman" w:eastAsia="SimSun" w:cs="Times New Roman"/>
+          <w:rFonts w:hint="eastAsia" w:ascii="Times New Roman" w:hAnsi="Times New Roman" w:eastAsia="FangSong" w:cs="Times New Roman"/>
         </w:rPr>
         <w:t>其标准电势为</w:t>
       </w:r>
@@ -37512,7 +37512,7 @@
       </w:pPr>
       <w:r>
         <w:rPr>
-          <w:rFonts w:hint="eastAsia" w:ascii="Times New Roman" w:hAnsi="Times New Roman" w:eastAsia="SimSun" w:cs="Times New Roman"/>
+          <w:rFonts w:hint="eastAsia" w:ascii="Times New Roman" w:hAnsi="Times New Roman" w:eastAsia="FangSong" w:cs="Times New Roman"/>
         </w:rPr>
         <w:t xml:space="preserve">在</w:t>
       </w:r>
@@ -37524,7 +37524,7 @@
       </w:r>
       <w:r>
         <w:rPr>
-          <w:rFonts w:hint="eastAsia" w:ascii="Times New Roman" w:hAnsi="Times New Roman" w:eastAsia="SimSun" w:cs="Times New Roman"/>
+          <w:rFonts w:hint="eastAsia" w:ascii="Times New Roman" w:hAnsi="Times New Roman" w:eastAsia="FangSong" w:cs="Times New Roman"/>
         </w:rPr>
         <w:t>时</w:t>
       </w:r>
@@ -37554,7 +37554,7 @@
       </w:pPr>
       <w:r>
         <w:rPr>
-          <w:rFonts w:hint="eastAsia" w:ascii="Times New Roman" w:hAnsi="Times New Roman" w:eastAsia="SimSun" w:cs="Times New Roman"/>
+          <w:rFonts w:hint="eastAsia" w:ascii="Times New Roman" w:hAnsi="Times New Roman" w:eastAsia="FangSong" w:cs="Times New Roman"/>
         </w:rPr>
         <w:t xml:space="preserve">而</w:t>
       </w:r>
@@ -37579,7 +37579,7 @@
       </w:r>
       <w:r>
         <w:rPr>
-          <w:rFonts w:hint="eastAsia" w:ascii="Times New Roman" w:hAnsi="Times New Roman" w:eastAsia="SimSun" w:cs="Times New Roman"/>
+          <w:rFonts w:hint="eastAsia" w:ascii="Times New Roman" w:hAnsi="Times New Roman" w:eastAsia="FangSong" w:cs="Times New Roman"/>
         </w:rPr>
         <w:t xml:space="preserve">取</w:t>
       </w:r>
@@ -37632,7 +37632,7 @@
       </w:r>
       <w:r>
         <w:rPr>
-          <w:rFonts w:hint="eastAsia" w:ascii="Times New Roman" w:hAnsi="Times New Roman" w:eastAsia="SimSun" w:cs="Times New Roman"/>
+          <w:rFonts w:hint="eastAsia" w:ascii="Times New Roman" w:hAnsi="Times New Roman" w:eastAsia="FangSong" w:cs="Times New Roman"/>
         </w:rPr>
         <w:t>得</w:t>
       </w:r>
@@ -37656,7 +37656,7 @@
       </w:pPr>
       <w:r>
         <w:rPr>
-          <w:rFonts w:hint="eastAsia" w:ascii="Times New Roman" w:hAnsi="Times New Roman" w:eastAsia="SimSun" w:cs="Times New Roman"/>
+          <w:rFonts w:hint="eastAsia" w:ascii="Times New Roman" w:hAnsi="Times New Roman" w:eastAsia="FangSong" w:cs="Times New Roman"/>
         </w:rPr>
         <w:t xml:space="preserve">因此若考察</w:t>
       </w:r>
@@ -37681,7 +37681,7 @@
       </w:r>
       <w:r>
         <w:rPr>
-          <w:rFonts w:hint="eastAsia" w:ascii="Times New Roman" w:hAnsi="Times New Roman" w:eastAsia="SimSun" w:cs="Times New Roman"/>
+          <w:rFonts w:hint="eastAsia" w:ascii="Times New Roman" w:hAnsi="Times New Roman" w:eastAsia="FangSong" w:cs="Times New Roman"/>
         </w:rPr>
         <w:t xml:space="preserve">向</w:t>
       </w:r>
@@ -37722,7 +37722,7 @@
       </w:r>
       <w:r>
         <w:rPr>
-          <w:rFonts w:hint="eastAsia" w:ascii="Times New Roman" w:hAnsi="Times New Roman" w:eastAsia="SimSun" w:cs="Times New Roman"/>
+          <w:rFonts w:hint="eastAsia" w:ascii="Times New Roman" w:hAnsi="Times New Roman" w:eastAsia="FangSong" w:cs="Times New Roman"/>
         </w:rPr>
         <w:t xml:space="preserve">和</w:t>
       </w:r>
@@ -37755,7 +37755,7 @@
       </w:r>
       <w:r>
         <w:rPr>
-          <w:rFonts w:hint="eastAsia" w:ascii="Times New Roman" w:hAnsi="Times New Roman" w:eastAsia="SimSun" w:cs="Times New Roman"/>
+          <w:rFonts w:hint="eastAsia" w:ascii="Times New Roman" w:hAnsi="Times New Roman" w:eastAsia="FangSong" w:cs="Times New Roman"/>
         </w:rPr>
         <w:t>的歧化趋势</w:t>
       </w:r>
@@ -37798,7 +37798,7 @@
       </w:r>
       <w:r>
         <w:rPr>
-          <w:rFonts w:hint="eastAsia" w:ascii="Times New Roman" w:hAnsi="Times New Roman" w:eastAsia="SimSun" w:cs="Times New Roman"/>
+          <w:rFonts w:hint="eastAsia" w:ascii="Times New Roman" w:hAnsi="Times New Roman" w:eastAsia="FangSong" w:cs="Times New Roman"/>
         </w:rPr>
         <w:t xml:space="preserve">取</w:t>
       </w:r>
@@ -37823,7 +37823,7 @@
       </w:r>
       <w:r>
         <w:rPr>
-          <w:rFonts w:hint="eastAsia" w:ascii="Times New Roman" w:hAnsi="Times New Roman" w:eastAsia="SimSun" w:cs="Times New Roman"/>
+          <w:rFonts w:hint="eastAsia" w:ascii="Times New Roman" w:hAnsi="Times New Roman" w:eastAsia="FangSong" w:cs="Times New Roman"/>
         </w:rPr>
         <w:t>得</w:t>
       </w:r>
@@ -37847,7 +37847,7 @@
       </w:pPr>
       <w:r>
         <w:rPr>
-          <w:rFonts w:hint="eastAsia" w:ascii="Times New Roman" w:hAnsi="Times New Roman" w:eastAsia="SimSun" w:cs="Times New Roman"/>
+          <w:rFonts w:hint="eastAsia" w:ascii="Times New Roman" w:hAnsi="Times New Roman" w:eastAsia="FangSong" w:cs="Times New Roman"/>
         </w:rPr>
         <w:t xml:space="preserve">所以</w:t>
       </w:r>
@@ -37885,13 +37885,13 @@
       </w:r>
       <w:r>
         <w:rPr>
-          <w:rFonts w:hint="eastAsia" w:ascii="Times New Roman" w:hAnsi="Times New Roman" w:eastAsia="SimSun" w:cs="Times New Roman"/>
+          <w:rFonts w:hint="eastAsia" w:ascii="Times New Roman" w:hAnsi="Times New Roman" w:eastAsia="FangSong" w:cs="Times New Roman"/>
         </w:rPr>
         <w:t xml:space="preserve">在强碱中</w:t>
       </w:r>
       <w:r>
         <w:rPr>
-          <w:rFonts w:hint="eastAsia" w:ascii="Times New Roman" w:hAnsi="Times New Roman" w:eastAsia="SimSun" w:cs="Times New Roman"/>
+          <w:rFonts w:hint="eastAsia" w:ascii="Times New Roman" w:hAnsi="Times New Roman" w:eastAsia="FangSong" w:cs="Times New Roman"/>
           <w:b/>
           <w:bCs/>
         </w:rPr>
@@ -37914,7 +37914,7 @@
       </w:pPr>
       <w:r>
         <w:rPr>
-          <w:rFonts w:hint="eastAsia" w:ascii="Times New Roman" w:hAnsi="Times New Roman" w:eastAsia="SimSun" w:cs="Times New Roman"/>
+          <w:rFonts w:hint="eastAsia" w:ascii="Times New Roman" w:hAnsi="Times New Roman" w:eastAsia="FangSong" w:cs="Times New Roman"/>
         </w:rPr>
         <w:t>强碱条件下</w:t>
       </w:r>
@@ -37962,7 +37962,7 @@
       </w:r>
       <w:r>
         <w:rPr>
-          <w:rFonts w:hint="eastAsia" w:ascii="Times New Roman" w:hAnsi="Times New Roman" w:eastAsia="SimSun" w:cs="Times New Roman"/>
+          <w:rFonts w:hint="eastAsia" w:ascii="Times New Roman" w:hAnsi="Times New Roman" w:eastAsia="FangSong" w:cs="Times New Roman"/>
         </w:rPr>
         <w:t xml:space="preserve">电对的电势因</w:t>
       </w:r>
@@ -38002,7 +38002,7 @@
       </w:r>
       <w:r>
         <w:rPr>
-          <w:rFonts w:hint="eastAsia" w:ascii="Times New Roman" w:hAnsi="Times New Roman" w:eastAsia="SimSun" w:cs="Times New Roman"/>
+          <w:rFonts w:hint="eastAsia" w:ascii="Times New Roman" w:hAnsi="Times New Roman" w:eastAsia="FangSong" w:cs="Times New Roman"/>
         </w:rPr>
         <w:t>项而大幅下降</w:t>
       </w:r>
@@ -38014,7 +38014,7 @@
       </w:r>
       <w:r>
         <w:rPr>
-          <w:rFonts w:hint="eastAsia" w:ascii="Times New Roman" w:hAnsi="Times New Roman" w:eastAsia="SimSun" w:cs="Times New Roman"/>
+          <w:rFonts w:hint="eastAsia" w:ascii="Times New Roman" w:hAnsi="Times New Roman" w:eastAsia="FangSong" w:cs="Times New Roman"/>
         </w:rPr>
         <w:t>而</w:t>
       </w:r>
@@ -38070,7 +38070,7 @@
       </w:r>
       <w:r>
         <w:rPr>
-          <w:rFonts w:hint="eastAsia" w:ascii="Times New Roman" w:hAnsi="Times New Roman" w:eastAsia="SimSun" w:cs="Times New Roman"/>
+          <w:rFonts w:hint="eastAsia" w:ascii="Times New Roman" w:hAnsi="Times New Roman" w:eastAsia="FangSong" w:cs="Times New Roman"/>
         </w:rPr>
         <w:t>电对仍保持较高电势</w:t>
       </w:r>
@@ -38082,7 +38082,7 @@
       </w:r>
       <w:r>
         <w:rPr>
-          <w:rFonts w:hint="eastAsia" w:ascii="Times New Roman" w:hAnsi="Times New Roman" w:eastAsia="SimSun" w:cs="Times New Roman"/>
+          <w:rFonts w:hint="eastAsia" w:ascii="Times New Roman" w:hAnsi="Times New Roman" w:eastAsia="FangSong" w:cs="Times New Roman"/>
         </w:rPr>
         <w:t>因此</w:t>
       </w:r>
@@ -38114,7 +38114,7 @@
       </w:r>
       <w:r>
         <w:rPr>
-          <w:rFonts w:hint="eastAsia" w:ascii="Times New Roman" w:hAnsi="Times New Roman" w:eastAsia="SimSun" w:cs="Times New Roman"/>
+          <w:rFonts w:hint="eastAsia" w:ascii="Times New Roman" w:hAnsi="Times New Roman" w:eastAsia="FangSong" w:cs="Times New Roman"/>
         </w:rPr>
         <w:t xml:space="preserve">被还原到</w:t>
       </w:r>
@@ -38139,7 +38139,7 @@
       </w:r>
       <w:r>
         <w:rPr>
-          <w:rFonts w:hint="eastAsia" w:ascii="Times New Roman" w:hAnsi="Times New Roman" w:eastAsia="SimSun" w:cs="Times New Roman"/>
+          <w:rFonts w:hint="eastAsia" w:ascii="Times New Roman" w:hAnsi="Times New Roman" w:eastAsia="FangSong" w:cs="Times New Roman"/>
         </w:rPr>
         <w:t xml:space="preserve">后就不再容易继续还原到</w:t>
       </w:r>
@@ -38170,7 +38170,7 @@
       </w:r>
       <w:r>
         <w:rPr>
-          <w:rFonts w:hint="eastAsia" w:ascii="Times New Roman" w:hAnsi="Times New Roman" w:eastAsia="SimSun" w:cs="Times New Roman"/>
+          <w:rFonts w:hint="eastAsia" w:ascii="Times New Roman" w:hAnsi="Times New Roman" w:eastAsia="FangSong" w:cs="Times New Roman"/>
         </w:rPr>
         <w:t>所以</w:t>
       </w:r>
@@ -38195,7 +38195,7 @@
       </w:r>
       <w:r>
         <w:rPr>
-          <w:rFonts w:hint="eastAsia" w:ascii="Times New Roman" w:hAnsi="Times New Roman" w:eastAsia="SimSun" w:cs="Times New Roman"/>
+          <w:rFonts w:hint="eastAsia" w:ascii="Times New Roman" w:hAnsi="Times New Roman" w:eastAsia="FangSong" w:cs="Times New Roman"/>
         </w:rPr>
         <w:t xml:space="preserve">在强碱中常停留在</w:t>
       </w:r>
@@ -38220,7 +38220,7 @@
       </w:r>
       <w:r>
         <w:rPr>
-          <w:rFonts w:hint="eastAsia" w:ascii="Times New Roman" w:hAnsi="Times New Roman" w:eastAsia="SimSun" w:cs="Times New Roman"/>
+          <w:rFonts w:hint="eastAsia" w:ascii="Times New Roman" w:hAnsi="Times New Roman" w:eastAsia="FangSong" w:cs="Times New Roman"/>
         </w:rPr>
         <w:t>这一还原产物</w:t>
       </w:r>
@@ -38281,7 +38281,7 @@
       </w:r>
       <w:r>
         <w:rPr>
-          <w:rFonts w:hint="eastAsia" w:ascii="Times New Roman" w:hAnsi="Times New Roman" w:eastAsia="SimSun" w:cs="Times New Roman"/>
+          <w:rFonts w:hint="eastAsia" w:ascii="Times New Roman" w:hAnsi="Times New Roman" w:eastAsia="FangSong" w:cs="Times New Roman"/>
         </w:rPr>
         <w:t>极大</w:t>
       </w:r>
@@ -38293,7 +38293,7 @@
       </w:r>
       <w:r>
         <w:rPr>
-          <w:rFonts w:hint="eastAsia" w:ascii="Times New Roman" w:hAnsi="Times New Roman" w:eastAsia="SimSun" w:cs="Times New Roman"/>
+          <w:rFonts w:hint="eastAsia" w:ascii="Times New Roman" w:hAnsi="Times New Roman" w:eastAsia="FangSong" w:cs="Times New Roman"/>
         </w:rPr>
         <w:t>反应几乎完全进行到底</w:t>
       </w:r>
@@ -38317,7 +38317,7 @@
       </w:r>
       <w:r>
         <w:rPr>
-          <w:rFonts w:hint="eastAsia" w:ascii="Times New Roman" w:hAnsi="Times New Roman" w:eastAsia="SimSun" w:cs="Times New Roman"/>
+          <w:rFonts w:hint="eastAsia" w:ascii="Times New Roman" w:hAnsi="Times New Roman" w:eastAsia="FangSong" w:cs="Times New Roman"/>
         </w:rPr>
         <w:t xml:space="preserve">放电消耗</w:t>
       </w:r>
@@ -38380,7 +38380,7 @@
       </w:r>
       <w:r>
         <w:rPr>
-          <w:rFonts w:hint="eastAsia" w:ascii="Times New Roman" w:hAnsi="Times New Roman" w:eastAsia="SimSun" w:cs="Times New Roman"/>
+          <w:rFonts w:hint="eastAsia" w:ascii="Times New Roman" w:hAnsi="Times New Roman" w:eastAsia="FangSong" w:cs="Times New Roman"/>
         </w:rPr>
         <w:t>降低</w:t>
       </w:r>
@@ -38392,7 +38392,7 @@
       </w:r>
       <w:r>
         <w:rPr>
-          <w:rFonts w:hint="eastAsia" w:ascii="Times New Roman" w:hAnsi="Times New Roman" w:eastAsia="SimSun" w:cs="Times New Roman"/>
+          <w:rFonts w:hint="eastAsia" w:ascii="Times New Roman" w:hAnsi="Times New Roman" w:eastAsia="FangSong" w:cs="Times New Roman"/>
         </w:rPr>
         <w:t>由</w:t>
       </w:r>
@@ -38404,7 +38404,7 @@
       </w:r>
       <w:r>
         <w:rPr>
-          <w:rFonts w:hint="eastAsia" w:ascii="Times New Roman" w:hAnsi="Times New Roman" w:eastAsia="SimSun" w:cs="Times New Roman"/>
+          <w:rFonts w:hint="eastAsia" w:ascii="Times New Roman" w:hAnsi="Times New Roman" w:eastAsia="FangSong" w:cs="Times New Roman"/>
         </w:rPr>
         <w:t>方程</w:t>
       </w:r>
@@ -38429,7 +38429,7 @@
       </w:r>
       <w:r>
         <w:rPr>
-          <w:rFonts w:hint="eastAsia" w:ascii="Times New Roman" w:hAnsi="Times New Roman" w:eastAsia="SimSun" w:cs="Times New Roman"/>
+          <w:rFonts w:hint="eastAsia" w:ascii="Times New Roman" w:hAnsi="Times New Roman" w:eastAsia="FangSong" w:cs="Times New Roman"/>
         </w:rPr>
         <w:t>出现在正极反应</w:t>
       </w:r>
@@ -38532,7 +38532,7 @@
       </w:r>
       <w:r>
         <w:rPr>
-          <w:rFonts w:hint="eastAsia" w:ascii="Times New Roman" w:hAnsi="Times New Roman" w:eastAsia="SimSun" w:cs="Times New Roman"/>
+          <w:rFonts w:hint="eastAsia" w:ascii="Times New Roman" w:hAnsi="Times New Roman" w:eastAsia="FangSong" w:cs="Times New Roman"/>
         </w:rPr>
         <w:t>中</w:t>
       </w:r>
@@ -38563,7 +38563,7 @@
       </w:r>
       <w:r>
         <w:rPr>
-          <w:rFonts w:hint="eastAsia" w:ascii="Times New Roman" w:hAnsi="Times New Roman" w:eastAsia="SimSun" w:cs="Times New Roman"/>
+          <w:rFonts w:hint="eastAsia" w:ascii="Times New Roman" w:hAnsi="Times New Roman" w:eastAsia="FangSong" w:cs="Times New Roman"/>
         </w:rPr>
         <w:t>正极</w:t>
       </w:r>
@@ -38880,13 +38880,13 @@
       </w:r>
       <w:r>
         <w:rPr>
-          <w:rFonts w:hint="eastAsia" w:ascii="Times New Roman" w:hAnsi="Times New Roman" w:eastAsia="SimSun" w:cs="Times New Roman"/>
+          <w:rFonts w:hint="eastAsia" w:ascii="Times New Roman" w:hAnsi="Times New Roman" w:eastAsia="FangSong" w:cs="Times New Roman"/>
         </w:rPr>
         <w:t>反应</w:t>
       </w:r>
       <w:r>
         <w:rPr>
-          <w:rFonts w:hint="eastAsia" w:ascii="Times New Roman" w:hAnsi="Times New Roman" w:eastAsia="SimSun" w:cs="Times New Roman"/>
+          <w:rFonts w:hint="eastAsia" w:ascii="Times New Roman" w:hAnsi="Times New Roman" w:eastAsia="FangSong" w:cs="Times New Roman"/>
           <w:b/>
           <w:bCs/>
         </w:rPr>
@@ -38908,7 +38908,7 @@
       </w:pPr>
       <w:r>
         <w:rPr>
-          <w:rFonts w:hint="eastAsia" w:ascii="Times New Roman" w:hAnsi="Times New Roman" w:eastAsia="SimSun" w:cs="Times New Roman"/>
+          <w:rFonts w:hint="eastAsia" w:ascii="Times New Roman" w:hAnsi="Times New Roman" w:eastAsia="FangSong" w:cs="Times New Roman"/>
         </w:rPr>
         <w:t xml:space="preserve">加入</w:t>
       </w:r>
@@ -38933,7 +38933,7 @@
       </w:r>
       <w:r>
         <w:rPr>
-          <w:rFonts w:hint="eastAsia" w:ascii="Times New Roman" w:hAnsi="Times New Roman" w:eastAsia="SimSun" w:cs="Times New Roman"/>
+          <w:rFonts w:hint="eastAsia" w:ascii="Times New Roman" w:hAnsi="Times New Roman" w:eastAsia="FangSong" w:cs="Times New Roman"/>
         </w:rPr>
         <w:t xml:space="preserve">后</w:t>
       </w:r>
@@ -38958,7 +38958,7 @@
       </w:r>
       <w:r>
         <w:rPr>
-          <w:rFonts w:hint="eastAsia" w:ascii="Times New Roman" w:hAnsi="Times New Roman" w:eastAsia="SimSun" w:cs="Times New Roman"/>
+          <w:rFonts w:hint="eastAsia" w:ascii="Times New Roman" w:hAnsi="Times New Roman" w:eastAsia="FangSong" w:cs="Times New Roman"/>
         </w:rPr>
         <w:t>沉淀</w:t>
       </w:r>
@@ -39067,7 +39067,7 @@
       </w:r>
       <w:r>
         <w:rPr>
-          <w:rFonts w:hint="eastAsia" w:ascii="Times New Roman" w:hAnsi="Times New Roman" w:eastAsia="SimSun" w:cs="Times New Roman"/>
+          <w:rFonts w:hint="eastAsia" w:ascii="Times New Roman" w:hAnsi="Times New Roman" w:eastAsia="FangSong" w:cs="Times New Roman"/>
         </w:rPr>
         <w:t xml:space="preserve">新</w:t>
       </w:r>
@@ -39179,13 +39179,13 @@
       </w:r>
       <w:r>
         <w:rPr>
-          <w:rFonts w:hint="eastAsia" w:ascii="Times New Roman" w:hAnsi="Times New Roman" w:eastAsia="SimSun" w:cs="Times New Roman"/>
+          <w:rFonts w:hint="eastAsia" w:ascii="Times New Roman" w:hAnsi="Times New Roman" w:eastAsia="FangSong" w:cs="Times New Roman"/>
         </w:rPr>
         <w:t>反应变为</w:t>
       </w:r>
       <w:r>
         <w:rPr>
-          <w:rFonts w:hint="eastAsia" w:ascii="Times New Roman" w:hAnsi="Times New Roman" w:eastAsia="SimSun" w:cs="Times New Roman"/>
+          <w:rFonts w:hint="eastAsia" w:ascii="Times New Roman" w:hAnsi="Times New Roman" w:eastAsia="FangSong" w:cs="Times New Roman"/>
           <w:b/>
           <w:bCs/>
         </w:rPr>
@@ -39207,7 +39207,7 @@
       </w:pPr>
       <w:r>
         <w:rPr>
-          <w:rFonts w:hint="eastAsia" w:ascii="Times New Roman" w:hAnsi="Times New Roman" w:eastAsia="SimSun" w:cs="Times New Roman"/>
+          <w:rFonts w:hint="eastAsia" w:ascii="Times New Roman" w:hAnsi="Times New Roman" w:eastAsia="FangSong" w:cs="Times New Roman"/>
         </w:rPr>
         <w:t xml:space="preserve">若进一步加入过量</w:t>
       </w:r>
@@ -39238,7 +39238,7 @@
       </w:r>
       <w:r>
         <w:rPr>
-          <w:rFonts w:hint="eastAsia" w:ascii="Times New Roman" w:hAnsi="Times New Roman" w:eastAsia="SimSun" w:cs="Times New Roman"/>
+          <w:rFonts w:hint="eastAsia" w:ascii="Times New Roman" w:hAnsi="Times New Roman" w:eastAsia="FangSong" w:cs="Times New Roman"/>
         </w:rPr>
         <w:t>使</w:t>
       </w:r>
@@ -39263,7 +39263,7 @@
       </w:r>
       <w:r>
         <w:rPr>
-          <w:rFonts w:hint="eastAsia" w:ascii="Times New Roman" w:hAnsi="Times New Roman" w:eastAsia="SimSun" w:cs="Times New Roman"/>
+          <w:rFonts w:hint="eastAsia" w:ascii="Times New Roman" w:hAnsi="Times New Roman" w:eastAsia="FangSong" w:cs="Times New Roman"/>
         </w:rPr>
         <w:t xml:space="preserve">主要转化为</w:t>
       </w:r>
@@ -39326,7 +39326,7 @@
       </w:r>
       <w:r>
         <w:rPr>
-          <w:rFonts w:hint="eastAsia" w:ascii="Times New Roman" w:hAnsi="Times New Roman" w:eastAsia="SimSun" w:cs="Times New Roman"/>
+          <w:rFonts w:hint="eastAsia" w:ascii="Times New Roman" w:hAnsi="Times New Roman" w:eastAsia="FangSong" w:cs="Times New Roman"/>
         </w:rPr>
         <w:t>则对应半反应应写为</w:t>
       </w:r>
@@ -39424,7 +39424,7 @@
       </w:pPr>
       <w:r>
         <w:rPr>
-          <w:rFonts w:hint="eastAsia" w:ascii="Times New Roman" w:hAnsi="Times New Roman" w:eastAsia="SimSun" w:cs="Times New Roman"/>
+          <w:rFonts w:hint="eastAsia" w:ascii="Times New Roman" w:hAnsi="Times New Roman" w:eastAsia="FangSong" w:cs="Times New Roman"/>
         </w:rPr>
         <w:t xml:space="preserve">由络合平衡</w:t>
       </w:r>
@@ -39524,7 +39524,7 @@
       </w:r>
       <w:r>
         <w:rPr>
-          <w:rFonts w:hint="eastAsia" w:ascii="Times New Roman" w:hAnsi="Times New Roman" w:eastAsia="SimSun" w:cs="Times New Roman"/>
+          <w:rFonts w:hint="eastAsia" w:ascii="Times New Roman" w:hAnsi="Times New Roman" w:eastAsia="FangSong" w:cs="Times New Roman"/>
         </w:rPr>
         <w:t>可得该电对的标准电势为</w:t>
       </w:r>
@@ -39567,7 +39567,7 @@
       </w:pPr>
       <w:r>
         <w:rPr>
-          <w:rFonts w:hint="eastAsia" w:ascii="Times New Roman" w:hAnsi="Times New Roman" w:eastAsia="SimSun" w:cs="Times New Roman"/>
+          <w:rFonts w:hint="eastAsia" w:ascii="Times New Roman" w:hAnsi="Times New Roman" w:eastAsia="FangSong" w:cs="Times New Roman"/>
         </w:rPr>
         <w:t xml:space="preserve">因此</w:t>
       </w:r>
@@ -39591,7 +39591,7 @@
       </w:pPr>
       <w:r>
         <w:rPr>
-          <w:rFonts w:hint="eastAsia" w:ascii="Times New Roman" w:hAnsi="Times New Roman" w:eastAsia="SimSun" w:cs="Times New Roman"/>
+          <w:rFonts w:hint="eastAsia" w:ascii="Times New Roman" w:hAnsi="Times New Roman" w:eastAsia="FangSong" w:cs="Times New Roman"/>
         </w:rPr>
         <w:t xml:space="preserve">所以加入</w:t>
       </w:r>
@@ -39616,7 +39616,7 @@
       </w:r>
       <w:r>
         <w:rPr>
-          <w:rFonts w:hint="eastAsia" w:ascii="Times New Roman" w:hAnsi="Times New Roman" w:eastAsia="SimSun" w:cs="Times New Roman"/>
+          <w:rFonts w:hint="eastAsia" w:ascii="Times New Roman" w:hAnsi="Times New Roman" w:eastAsia="FangSong" w:cs="Times New Roman"/>
         </w:rPr>
         <w:t>后</w:t>
       </w:r>
@@ -39628,7 +39628,7 @@
       </w:r>
       <w:r>
         <w:rPr>
-          <w:rFonts w:hint="eastAsia" w:ascii="Times New Roman" w:hAnsi="Times New Roman" w:eastAsia="SimSun" w:cs="Times New Roman"/>
+          <w:rFonts w:hint="eastAsia" w:ascii="Times New Roman" w:hAnsi="Times New Roman" w:eastAsia="FangSong" w:cs="Times New Roman"/>
         </w:rPr>
         <w:t>反应又变为自发</w:t>
       </w:r>
@@ -39640,7 +39640,7 @@
       </w:r>
       <w:r>
         <w:rPr>
-          <w:rFonts w:hint="eastAsia" w:ascii="Times New Roman" w:hAnsi="Times New Roman" w:eastAsia="SimSun" w:cs="Times New Roman"/>
+          <w:rFonts w:hint="eastAsia" w:ascii="Times New Roman" w:hAnsi="Times New Roman" w:eastAsia="FangSong" w:cs="Times New Roman"/>
         </w:rPr>
         <w:t>本质上是络合使自由</w:t>
       </w:r>
@@ -39665,7 +39665,7 @@
       </w:r>
       <w:r>
         <w:rPr>
-          <w:rFonts w:hint="eastAsia" w:ascii="Times New Roman" w:hAnsi="Times New Roman" w:eastAsia="SimSun" w:cs="Times New Roman"/>
+          <w:rFonts w:hint="eastAsia" w:ascii="Times New Roman" w:hAnsi="Times New Roman" w:eastAsia="FangSong" w:cs="Times New Roman"/>
         </w:rPr>
         <w:t>活度显著降低</w:t>
       </w:r>
@@ -39677,7 +39677,7 @@
       </w:r>
       <w:r>
         <w:rPr>
-          <w:rFonts w:hint="eastAsia" w:ascii="Times New Roman" w:hAnsi="Times New Roman" w:eastAsia="SimSun" w:cs="Times New Roman"/>
+          <w:rFonts w:hint="eastAsia" w:ascii="Times New Roman" w:hAnsi="Times New Roman" w:eastAsia="FangSong" w:cs="Times New Roman"/>
         </w:rPr>
         <w:t>从而促进</w:t>
       </w:r>
@@ -39689,7 +39689,7 @@
       </w:r>
       <w:r>
         <w:rPr>
-          <w:rFonts w:hint="eastAsia" w:ascii="Times New Roman" w:hAnsi="Times New Roman" w:eastAsia="SimSun" w:cs="Times New Roman"/>
+          <w:rFonts w:hint="eastAsia" w:ascii="Times New Roman" w:hAnsi="Times New Roman" w:eastAsia="FangSong" w:cs="Times New Roman"/>
         </w:rPr>
         <w:t>被氧化</w:t>
       </w:r>
@@ -39726,7 +39726,7 @@
       </w:r>
       <w:r>
         <w:rPr>
-          <w:rFonts w:hint="eastAsia" w:ascii="Times New Roman" w:hAnsi="Times New Roman" w:eastAsia="SimSun" w:cs="Times New Roman"/>
+          <w:rFonts w:hint="eastAsia" w:ascii="Times New Roman" w:hAnsi="Times New Roman" w:eastAsia="FangSong" w:cs="Times New Roman"/>
         </w:rPr>
         <w:t xml:space="preserve">歧化反应</w:t>
       </w:r>
@@ -39790,7 +39790,7 @@
       </w:r>
       <w:r>
         <w:rPr>
-          <w:rFonts w:hint="eastAsia" w:ascii="Times New Roman" w:hAnsi="Times New Roman" w:eastAsia="SimSun" w:cs="Times New Roman"/>
+          <w:rFonts w:hint="eastAsia" w:ascii="Times New Roman" w:hAnsi="Times New Roman" w:eastAsia="FangSong" w:cs="Times New Roman"/>
         </w:rPr>
         <w:t>拆成两个半反应</w:t>
       </w:r>
@@ -39808,7 +39808,7 @@
       </w:r>
       <w:r>
         <w:rPr>
-          <w:rFonts w:hint="eastAsia" w:ascii="Times New Roman" w:hAnsi="Times New Roman" w:eastAsia="SimSun" w:cs="Times New Roman"/>
+          <w:rFonts w:hint="eastAsia" w:ascii="Times New Roman" w:hAnsi="Times New Roman" w:eastAsia="FangSong" w:cs="Times New Roman"/>
         </w:rPr>
         <w:t>还原</w:t>
       </w:r>
@@ -39820,7 +39820,7 @@
       </w:r>
       <w:r>
         <w:rPr>
-          <w:rFonts w:hint="eastAsia" w:ascii="Times New Roman" w:hAnsi="Times New Roman" w:eastAsia="SimSun" w:cs="Times New Roman"/>
+          <w:rFonts w:hint="eastAsia" w:ascii="Times New Roman" w:hAnsi="Times New Roman" w:eastAsia="FangSong" w:cs="Times New Roman"/>
         </w:rPr>
         <w:t>酸性介质</w:t>
       </w:r>
@@ -39908,7 +39908,7 @@
       </w:r>
       <w:r>
         <w:rPr>
-          <w:rFonts w:hint="eastAsia" w:ascii="Times New Roman" w:hAnsi="Times New Roman" w:eastAsia="SimSun" w:cs="Times New Roman"/>
+          <w:rFonts w:hint="eastAsia" w:ascii="Times New Roman" w:hAnsi="Times New Roman" w:eastAsia="FangSong" w:cs="Times New Roman"/>
         </w:rPr>
         <w:t>氧化</w:t>
       </w:r>
@@ -39998,7 +39998,7 @@
       <w:r>
         <w:rPr>
           <w:rStyle w:val="VerbatimChar"/>
-          <w:rFonts w:hint="eastAsia" w:ascii="Times New Roman" w:hAnsi="Times New Roman" w:eastAsia="SimSun" w:cs="Times New Roman"/>
+          <w:rFonts w:hint="eastAsia" w:ascii="Times New Roman" w:hAnsi="Times New Roman" w:eastAsia="FangSong" w:cs="Times New Roman"/>
         </w:rPr>
         <w:t>酸</w:t>
       </w:r>
@@ -40023,13 +40023,13 @@
       </w:pPr>
       <w:r>
         <w:rPr>
-          <w:rFonts w:hint="eastAsia" w:ascii="Times New Roman" w:hAnsi="Times New Roman" w:eastAsia="SimSun" w:cs="Times New Roman"/>
+          <w:rFonts w:hint="eastAsia" w:ascii="Times New Roman" w:hAnsi="Times New Roman" w:eastAsia="FangSong" w:cs="Times New Roman"/>
         </w:rPr>
         <w:t xml:space="preserve">故</w:t>
       </w:r>
       <w:r>
         <w:rPr>
-          <w:rFonts w:hint="eastAsia" w:ascii="Times New Roman" w:hAnsi="Times New Roman" w:eastAsia="SimSun" w:cs="Times New Roman"/>
+          <w:rFonts w:hint="eastAsia" w:ascii="Times New Roman" w:hAnsi="Times New Roman" w:eastAsia="FangSong" w:cs="Times New Roman"/>
           <w:b/>
           <w:bCs/>
         </w:rPr>
@@ -40062,7 +40062,7 @@
       </w:r>
       <w:r>
         <w:rPr>
-          <w:rFonts w:hint="eastAsia" w:ascii="Times New Roman" w:hAnsi="Times New Roman" w:eastAsia="SimSun" w:cs="Times New Roman"/>
+          <w:rFonts w:hint="eastAsia" w:ascii="Times New Roman" w:hAnsi="Times New Roman" w:eastAsia="FangSong" w:cs="Times New Roman"/>
           <w:b/>
           <w:bCs/>
         </w:rPr>
@@ -40095,7 +40095,7 @@
       </w:r>
       <w:r>
         <w:rPr>
-          <w:rFonts w:hint="eastAsia" w:ascii="Times New Roman" w:hAnsi="Times New Roman" w:eastAsia="SimSun" w:cs="Times New Roman"/>
+          <w:rFonts w:hint="eastAsia" w:ascii="Times New Roman" w:hAnsi="Times New Roman" w:eastAsia="FangSong" w:cs="Times New Roman"/>
           <w:b/>
           <w:bCs/>
         </w:rPr>
@@ -40109,7 +40109,7 @@
       </w:r>
       <w:r>
         <w:rPr>
-          <w:rFonts w:hint="eastAsia" w:ascii="Times New Roman" w:hAnsi="Times New Roman" w:eastAsia="SimSun" w:cs="Times New Roman"/>
+          <w:rFonts w:hint="eastAsia" w:ascii="Times New Roman" w:hAnsi="Times New Roman" w:eastAsia="FangSong" w:cs="Times New Roman"/>
         </w:rPr>
         <w:t>题面给的</w:t>
       </w:r>
@@ -40121,7 +40121,7 @@
       </w:r>
       <w:r>
         <w:rPr>
-          <w:rFonts w:hint="eastAsia" w:ascii="Times New Roman" w:hAnsi="Times New Roman" w:eastAsia="SimSun" w:cs="Times New Roman"/>
+          <w:rFonts w:hint="eastAsia" w:ascii="Times New Roman" w:hAnsi="Times New Roman" w:eastAsia="FangSong" w:cs="Times New Roman"/>
         </w:rPr>
         <w:t>是碱性介质值</w:t>
       </w:r>
@@ -40133,7 +40133,7 @@
       </w:r>
       <w:r>
         <w:rPr>
-          <w:rFonts w:hint="eastAsia" w:ascii="Times New Roman" w:hAnsi="Times New Roman" w:eastAsia="SimSun" w:cs="Times New Roman"/>
+          <w:rFonts w:hint="eastAsia" w:ascii="Times New Roman" w:hAnsi="Times New Roman" w:eastAsia="FangSong" w:cs="Times New Roman"/>
         </w:rPr>
         <w:t>不能直接用于酸性歧化计算</w:t>
       </w:r>
@@ -40153,7 +40153,7 @@
       </w:pPr>
       <w:r>
         <w:rPr>
-          <w:rFonts w:hint="eastAsia" w:ascii="Times New Roman" w:hAnsi="Times New Roman" w:eastAsia="SimSun" w:cs="Times New Roman"/>
+          <w:rFonts w:hint="eastAsia" w:ascii="Times New Roman" w:hAnsi="Times New Roman" w:eastAsia="FangSong" w:cs="Times New Roman"/>
         </w:rPr>
         <w:t xml:space="preserve">仅凭题面给出的</w:t>
       </w:r>
@@ -40191,7 +40191,7 @@
       </w:r>
       <w:r>
         <w:rPr>
-          <w:rFonts w:hint="eastAsia" w:ascii="Times New Roman" w:hAnsi="Times New Roman" w:eastAsia="SimSun" w:cs="Times New Roman"/>
+          <w:rFonts w:hint="eastAsia" w:ascii="Times New Roman" w:hAnsi="Times New Roman" w:eastAsia="FangSong" w:cs="Times New Roman"/>
         </w:rPr>
         <w:t xml:space="preserve">和</w:t>
       </w:r>
@@ -40216,7 +40216,7 @@
       </w:r>
       <w:r>
         <w:rPr>
-          <w:rFonts w:hint="eastAsia" w:ascii="Times New Roman" w:hAnsi="Times New Roman" w:eastAsia="SimSun" w:cs="Times New Roman"/>
+          <w:rFonts w:hint="eastAsia" w:ascii="Times New Roman" w:hAnsi="Times New Roman" w:eastAsia="FangSong" w:cs="Times New Roman"/>
           <w:b/>
           <w:bCs/>
         </w:rPr>
@@ -40296,7 +40296,7 @@
       </w:r>
       <w:r>
         <w:rPr>
-          <w:rFonts w:hint="eastAsia" w:ascii="Times New Roman" w:hAnsi="Times New Roman" w:eastAsia="SimSun" w:cs="Times New Roman"/>
+          <w:rFonts w:hint="eastAsia" w:ascii="Times New Roman" w:hAnsi="Times New Roman" w:eastAsia="FangSong" w:cs="Times New Roman"/>
         </w:rPr>
         <w:t>的数值平衡常数</w:t>
       </w:r>
@@ -40308,7 +40308,7 @@
       </w:r>
       <w:r>
         <w:rPr>
-          <w:rFonts w:hint="eastAsia" w:ascii="Times New Roman" w:hAnsi="Times New Roman" w:eastAsia="SimSun" w:cs="Times New Roman"/>
+          <w:rFonts w:hint="eastAsia" w:ascii="Times New Roman" w:hAnsi="Times New Roman" w:eastAsia="FangSong" w:cs="Times New Roman"/>
         </w:rPr>
         <w:t>还需要</w:t>
       </w:r>
@@ -40348,7 +40348,7 @@
       </w:r>
       <w:r>
         <w:rPr>
-          <w:rFonts w:hint="eastAsia" w:ascii="Times New Roman" w:hAnsi="Times New Roman" w:eastAsia="SimSun" w:cs="Times New Roman"/>
+          <w:rFonts w:hint="eastAsia" w:ascii="Times New Roman" w:hAnsi="Times New Roman" w:eastAsia="FangSong" w:cs="Times New Roman"/>
         </w:rPr>
         <w:t xml:space="preserve">或</w:t>
       </w:r>
@@ -40381,7 +40381,7 @@
       </w:r>
       <w:r>
         <w:rPr>
-          <w:rFonts w:hint="eastAsia" w:ascii="Times New Roman" w:hAnsi="Times New Roman" w:eastAsia="SimSun" w:cs="Times New Roman"/>
+          <w:rFonts w:hint="eastAsia" w:ascii="Times New Roman" w:hAnsi="Times New Roman" w:eastAsia="FangSong" w:cs="Times New Roman"/>
         </w:rPr>
         <w:t>的电势数据</w:t>
       </w:r>
@@ -40401,7 +40401,7 @@
       </w:pPr>
       <w:r>
         <w:rPr>
-          <w:rFonts w:hint="eastAsia" w:ascii="Times New Roman" w:hAnsi="Times New Roman" w:eastAsia="SimSun" w:cs="Times New Roman"/>
+          <w:rFonts w:hint="eastAsia" w:ascii="Times New Roman" w:hAnsi="Times New Roman" w:eastAsia="FangSong" w:cs="Times New Roman"/>
         </w:rPr>
         <w:t>定性上</w:t>
       </w:r>
@@ -40413,7 +40413,7 @@
       </w:r>
       <w:r>
         <w:rPr>
-          <w:rFonts w:hint="eastAsia" w:ascii="Times New Roman" w:hAnsi="Times New Roman" w:eastAsia="SimSun" w:cs="Times New Roman"/>
+          <w:rFonts w:hint="eastAsia" w:ascii="Times New Roman" w:hAnsi="Times New Roman" w:eastAsia="FangSong" w:cs="Times New Roman"/>
         </w:rPr>
         <w:t>酸性条件会通过消耗</w:t>
       </w:r>
@@ -40438,7 +40438,7 @@
       </w:r>
       <w:r>
         <w:rPr>
-          <w:rFonts w:hint="eastAsia" w:ascii="Times New Roman" w:hAnsi="Times New Roman" w:eastAsia="SimSun" w:cs="Times New Roman"/>
+          <w:rFonts w:hint="eastAsia" w:ascii="Times New Roman" w:hAnsi="Times New Roman" w:eastAsia="FangSong" w:cs="Times New Roman"/>
         </w:rPr>
         <w:t>或促进含氧铜</w:t>
       </w:r>
@@ -40450,7 +40450,7 @@
       </w:r>
       <w:r>
         <w:rPr>
-          <w:rFonts w:hint="eastAsia" w:ascii="Times New Roman" w:hAnsi="Times New Roman" w:eastAsia="SimSun" w:cs="Times New Roman"/>
+          <w:rFonts w:hint="eastAsia" w:ascii="Times New Roman" w:hAnsi="Times New Roman" w:eastAsia="FangSong" w:cs="Times New Roman"/>
         </w:rPr>
         <w:t>物种进一步转化而增大</w:t>
       </w:r>
@@ -40475,7 +40475,7 @@
       </w:r>
       <w:r>
         <w:rPr>
-          <w:rFonts w:hint="eastAsia" w:ascii="Times New Roman" w:hAnsi="Times New Roman" w:eastAsia="SimSun" w:cs="Times New Roman"/>
+          <w:rFonts w:hint="eastAsia" w:ascii="Times New Roman" w:hAnsi="Times New Roman" w:eastAsia="FangSong" w:cs="Times New Roman"/>
         </w:rPr>
         <w:t>的溶解趋势</w:t>
       </w:r>
@@ -40487,7 +40487,7 @@
       </w:r>
       <w:r>
         <w:rPr>
-          <w:rFonts w:hint="eastAsia" w:ascii="Times New Roman" w:hAnsi="Times New Roman" w:eastAsia="SimSun" w:cs="Times New Roman"/>
+          <w:rFonts w:hint="eastAsia" w:ascii="Times New Roman" w:hAnsi="Times New Roman" w:eastAsia="FangSong" w:cs="Times New Roman"/>
         </w:rPr>
         <w:t>碱性条件则更有利于</w:t>
       </w:r>
@@ -40512,7 +40512,7 @@
       </w:r>
       <w:r>
         <w:rPr>
-          <w:rFonts w:hint="eastAsia" w:ascii="Times New Roman" w:hAnsi="Times New Roman" w:eastAsia="SimSun" w:cs="Times New Roman"/>
+          <w:rFonts w:hint="eastAsia" w:ascii="Times New Roman" w:hAnsi="Times New Roman" w:eastAsia="FangSong" w:cs="Times New Roman"/>
         </w:rPr>
         <w:t>保持稳定</w:t>
       </w:r>
@@ -40543,7 +40543,7 @@
       </w:r>
       <w:r>
         <w:rPr>
-          <w:rFonts w:hint="eastAsia" w:ascii="Times New Roman" w:hAnsi="Times New Roman" w:eastAsia="SimSun" w:cs="Times New Roman"/>
+          <w:rFonts w:hint="eastAsia" w:ascii="Times New Roman" w:hAnsi="Times New Roman" w:eastAsia="FangSong" w:cs="Times New Roman"/>
         </w:rPr>
         <w:t xml:space="preserve">对半反应</w:t>
       </w:r>
@@ -40567,7 +40567,7 @@
       </w:r>
       <w:r>
         <w:rPr>
-          <w:rFonts w:hint="eastAsia" w:ascii="Times New Roman" w:hAnsi="Times New Roman" w:eastAsia="SimSun" w:cs="Times New Roman"/>
+          <w:rFonts w:hint="eastAsia" w:ascii="Times New Roman" w:hAnsi="Times New Roman" w:eastAsia="FangSong" w:cs="Times New Roman"/>
         </w:rPr>
         <w:t>由热力学</w:t>
       </w:r>
@@ -40591,7 +40591,7 @@
       </w:r>
       <w:r>
         <w:rPr>
-          <w:rFonts w:hint="eastAsia" w:ascii="Times New Roman" w:hAnsi="Times New Roman" w:eastAsia="SimSun" w:cs="Times New Roman"/>
+          <w:rFonts w:hint="eastAsia" w:ascii="Times New Roman" w:hAnsi="Times New Roman" w:eastAsia="FangSong" w:cs="Times New Roman"/>
         </w:rPr>
         <w:t>标准反应的生成焓差</w:t>
       </w:r>
@@ -40609,7 +40609,7 @@
       </w:r>
       <w:r>
         <w:rPr>
-          <w:rFonts w:hint="eastAsia" w:ascii="Times New Roman" w:hAnsi="Times New Roman" w:eastAsia="SimSun" w:cs="Times New Roman"/>
+          <w:rFonts w:hint="eastAsia" w:ascii="Times New Roman" w:hAnsi="Times New Roman" w:eastAsia="FangSong" w:cs="Times New Roman"/>
         </w:rPr>
         <w:t xml:space="preserve">又</w:t>
       </w:r>
@@ -40791,7 +40791,7 @@
       </w:pPr>
       <w:r>
         <w:rPr>
-          <w:rFonts w:hint="eastAsia" w:ascii="Times New Roman" w:hAnsi="Times New Roman" w:eastAsia="SimSun" w:cs="Times New Roman"/>
+          <w:rFonts w:hint="eastAsia" w:ascii="Times New Roman" w:hAnsi="Times New Roman" w:eastAsia="FangSong" w:cs="Times New Roman"/>
         </w:rPr>
         <w:t>注意符号</w:t>
       </w:r>
@@ -40815,7 +40815,7 @@
       </w:r>
       <w:r>
         <w:rPr>
-          <w:rFonts w:hint="eastAsia" w:ascii="Times New Roman" w:hAnsi="Times New Roman" w:eastAsia="SimSun" w:cs="Times New Roman"/>
+          <w:rFonts w:hint="eastAsia" w:ascii="Times New Roman" w:hAnsi="Times New Roman" w:eastAsia="FangSong" w:cs="Times New Roman"/>
         </w:rPr>
         <w:t>所以</w:t>
       </w:r>
@@ -40832,7 +40832,7 @@
       </w:pPr>
       <w:r>
         <w:rPr>
-          <w:rFonts w:hint="eastAsia" w:ascii="Times New Roman" w:hAnsi="Times New Roman" w:eastAsia="SimSun" w:cs="Times New Roman"/>
+          <w:rFonts w:hint="eastAsia" w:ascii="Times New Roman" w:hAnsi="Times New Roman" w:eastAsia="FangSong" w:cs="Times New Roman"/>
         </w:rPr>
         <w:t xml:space="preserve">对</w:t>
       </w:r>
@@ -40944,7 +40944,7 @@
       </w:r>
       <w:r>
         <w:rPr>
-          <w:rFonts w:hint="eastAsia" w:ascii="Times New Roman" w:hAnsi="Times New Roman" w:eastAsia="SimSun" w:cs="Times New Roman"/>
+          <w:rFonts w:hint="eastAsia" w:ascii="Times New Roman" w:hAnsi="Times New Roman" w:eastAsia="FangSong" w:cs="Times New Roman"/>
         </w:rPr>
         <w:t>可形式上设计为</w:t>
       </w:r>
@@ -41042,7 +41042,7 @@
       </w:pPr>
       <w:r>
         <w:rPr>
-          <w:rFonts w:hint="eastAsia" w:ascii="Times New Roman" w:hAnsi="Times New Roman" w:eastAsia="SimSun" w:cs="Times New Roman"/>
+          <w:rFonts w:hint="eastAsia" w:ascii="Times New Roman" w:hAnsi="Times New Roman" w:eastAsia="FangSong" w:cs="Times New Roman"/>
         </w:rPr>
         <w:t>电极反应为</w:t>
       </w:r>
@@ -41060,7 +41060,7 @@
       </w:r>
       <w:r>
         <w:rPr>
-          <w:rFonts w:hint="eastAsia" w:ascii="Times New Roman" w:hAnsi="Times New Roman" w:eastAsia="SimSun" w:cs="Times New Roman"/>
+          <w:rFonts w:hint="eastAsia" w:ascii="Times New Roman" w:hAnsi="Times New Roman" w:eastAsia="FangSong" w:cs="Times New Roman"/>
         </w:rPr>
         <w:t>负极</w:t>
       </w:r>
@@ -41072,7 +41072,7 @@
       </w:r>
       <w:r>
         <w:rPr>
-          <w:rFonts w:hint="eastAsia" w:ascii="Times New Roman" w:hAnsi="Times New Roman" w:eastAsia="SimSun" w:cs="Times New Roman"/>
+          <w:rFonts w:hint="eastAsia" w:ascii="Times New Roman" w:hAnsi="Times New Roman" w:eastAsia="FangSong" w:cs="Times New Roman"/>
         </w:rPr>
         <w:t>氧化</w:t>
       </w:r>
@@ -41143,7 +41143,7 @@
       </w:r>
       <w:r>
         <w:rPr>
-          <w:rFonts w:hint="eastAsia" w:ascii="Times New Roman" w:hAnsi="Times New Roman" w:eastAsia="SimSun" w:cs="Times New Roman"/>
+          <w:rFonts w:hint="eastAsia" w:ascii="Times New Roman" w:hAnsi="Times New Roman" w:eastAsia="FangSong" w:cs="Times New Roman"/>
         </w:rPr>
         <w:t>正极</w:t>
       </w:r>
@@ -41155,7 +41155,7 @@
       </w:r>
       <w:r>
         <w:rPr>
-          <w:rFonts w:hint="eastAsia" w:ascii="Times New Roman" w:hAnsi="Times New Roman" w:eastAsia="SimSun" w:cs="Times New Roman"/>
+          <w:rFonts w:hint="eastAsia" w:ascii="Times New Roman" w:hAnsi="Times New Roman" w:eastAsia="FangSong" w:cs="Times New Roman"/>
         </w:rPr>
         <w:t>还原</w:t>
       </w:r>
@@ -41221,7 +41221,7 @@
       </w:pPr>
       <w:r>
         <w:rPr>
-          <w:rFonts w:hint="eastAsia" w:ascii="Times New Roman" w:hAnsi="Times New Roman" w:eastAsia="SimSun" w:cs="Times New Roman"/>
+          <w:rFonts w:hint="eastAsia" w:ascii="Times New Roman" w:hAnsi="Times New Roman" w:eastAsia="FangSong" w:cs="Times New Roman"/>
         </w:rPr>
         <w:t xml:space="preserve">对左电极有</w:t>
       </w:r>
@@ -41341,7 +41341,7 @@
       </w:pPr>
       <w:r>
         <w:rPr>
-          <w:rFonts w:hint="eastAsia" w:ascii="Times New Roman" w:hAnsi="Times New Roman" w:eastAsia="SimSun" w:cs="Times New Roman"/>
+          <w:rFonts w:hint="eastAsia" w:ascii="Times New Roman" w:hAnsi="Times New Roman" w:eastAsia="FangSong" w:cs="Times New Roman"/>
         </w:rPr>
         <w:t xml:space="preserve">故</w:t>
       </w:r>
@@ -41365,7 +41365,7 @@
       </w:pPr>
       <w:r>
         <w:rPr>
-          <w:rFonts w:hint="eastAsia" w:ascii="Times New Roman" w:hAnsi="Times New Roman" w:eastAsia="SimSun" w:cs="Times New Roman"/>
+          <w:rFonts w:hint="eastAsia" w:ascii="Times New Roman" w:hAnsi="Times New Roman" w:eastAsia="FangSong" w:cs="Times New Roman"/>
         </w:rPr>
         <w:t>与标准氢电极组成原电池时</w:t>
       </w:r>
@@ -41408,7 +41408,7 @@
       </w:pPr>
       <w:r>
         <w:rPr>
-          <w:rFonts w:hint="eastAsia" w:ascii="Times New Roman" w:hAnsi="Times New Roman" w:eastAsia="SimSun" w:cs="Times New Roman"/>
+          <w:rFonts w:hint="eastAsia" w:ascii="Times New Roman" w:hAnsi="Times New Roman" w:eastAsia="FangSong" w:cs="Times New Roman"/>
         </w:rPr>
         <w:t xml:space="preserve">整理得</w:t>
       </w:r>
@@ -41436,7 +41436,7 @@
       </w:pPr>
       <w:r>
         <w:rPr>
-          <w:rFonts w:hint="eastAsia" w:ascii="Times New Roman" w:hAnsi="Times New Roman" w:eastAsia="SimSun" w:cs="Times New Roman"/>
+          <w:rFonts w:hint="eastAsia" w:ascii="Times New Roman" w:hAnsi="Times New Roman" w:eastAsia="FangSong" w:cs="Times New Roman"/>
         </w:rPr>
         <w:t xml:space="preserve">代入</w:t>
       </w:r>
@@ -41479,7 +41479,7 @@
       </w:pPr>
       <w:r>
         <w:rPr>
-          <w:rFonts w:hint="eastAsia" w:ascii="Times New Roman" w:hAnsi="Times New Roman" w:eastAsia="SimSun" w:cs="Times New Roman"/>
+          <w:rFonts w:hint="eastAsia" w:ascii="Times New Roman" w:hAnsi="Times New Roman" w:eastAsia="FangSong" w:cs="Times New Roman"/>
         </w:rPr>
         <w:t xml:space="preserve">所以</w:t>
       </w:r>
@@ -41507,7 +41507,7 @@
       </w:pPr>
       <w:r>
         <w:rPr>
-          <w:rFonts w:hint="eastAsia" w:ascii="Times New Roman" w:hAnsi="Times New Roman" w:eastAsia="SimSun" w:cs="Times New Roman"/>
+          <w:rFonts w:hint="eastAsia" w:ascii="Times New Roman" w:hAnsi="Times New Roman" w:eastAsia="FangSong" w:cs="Times New Roman"/>
         </w:rPr>
         <w:t>实验上的主要困难是</w:t>
       </w:r>
@@ -41525,7 +41525,7 @@
       </w:r>
       <w:r>
         <w:rPr>
-          <w:rFonts w:hint="eastAsia" w:ascii="Times New Roman" w:hAnsi="Times New Roman" w:eastAsia="SimSun" w:cs="Times New Roman"/>
+          <w:rFonts w:hint="eastAsia" w:ascii="Times New Roman" w:hAnsi="Times New Roman" w:eastAsia="FangSong" w:cs="Times New Roman"/>
         </w:rPr>
         <w:t>金属极活泼</w:t>
       </w:r>
@@ -41537,7 +41537,7 @@
       </w:r>
       <w:r>
         <w:rPr>
-          <w:rFonts w:hint="eastAsia" w:ascii="Times New Roman" w:hAnsi="Times New Roman" w:eastAsia="SimSun" w:cs="Times New Roman"/>
+          <w:rFonts w:hint="eastAsia" w:ascii="Times New Roman" w:hAnsi="Times New Roman" w:eastAsia="FangSong" w:cs="Times New Roman"/>
         </w:rPr>
         <w:t>会与水迅速反应</w:t>
       </w:r>
@@ -41549,7 +41549,7 @@
       </w:r>
       <w:r>
         <w:rPr>
-          <w:rFonts w:hint="eastAsia" w:ascii="Times New Roman" w:hAnsi="Times New Roman" w:eastAsia="SimSun" w:cs="Times New Roman"/>
+          <w:rFonts w:hint="eastAsia" w:ascii="Times New Roman" w:hAnsi="Times New Roman" w:eastAsia="FangSong" w:cs="Times New Roman"/>
         </w:rPr>
         <w:t>真实体系中活度不能简单用浓度代替</w:t>
       </w:r>
@@ -41561,7 +41561,7 @@
       </w:r>
       <w:r>
         <w:rPr>
-          <w:rFonts w:hint="eastAsia" w:ascii="Times New Roman" w:hAnsi="Times New Roman" w:eastAsia="SimSun" w:cs="Times New Roman"/>
+          <w:rFonts w:hint="eastAsia" w:ascii="Times New Roman" w:hAnsi="Times New Roman" w:eastAsia="FangSong" w:cs="Times New Roman"/>
         </w:rPr>
         <w:t>液接电势</w:t>
       </w:r>
@@ -41573,7 +41573,7 @@
       </w:r>
       <w:r>
         <w:rPr>
-          <w:rFonts w:hint="eastAsia" w:ascii="Times New Roman" w:hAnsi="Times New Roman" w:eastAsia="SimSun" w:cs="Times New Roman"/>
+          <w:rFonts w:hint="eastAsia" w:ascii="Times New Roman" w:hAnsi="Times New Roman" w:eastAsia="FangSong" w:cs="Times New Roman"/>
         </w:rPr>
         <w:t>盐桥离子干扰</w:t>
       </w:r>
@@ -41598,7 +41598,7 @@
       </w:r>
       <w:r>
         <w:rPr>
-          <w:rFonts w:hint="eastAsia" w:ascii="Times New Roman" w:hAnsi="Times New Roman" w:eastAsia="SimSun" w:cs="Times New Roman"/>
+          <w:rFonts w:hint="eastAsia" w:ascii="Times New Roman" w:hAnsi="Times New Roman" w:eastAsia="FangSong" w:cs="Times New Roman"/>
         </w:rPr>
         <w:t>表面钝化等都会影响测量</w:t>
       </w:r>
@@ -41610,7 +41610,7 @@
       </w:r>
       <w:r>
         <w:rPr>
-          <w:rFonts w:hint="eastAsia" w:ascii="Times New Roman" w:hAnsi="Times New Roman" w:eastAsia="SimSun" w:cs="Times New Roman"/>
+          <w:rFonts w:hint="eastAsia" w:ascii="Times New Roman" w:hAnsi="Times New Roman" w:eastAsia="FangSong" w:cs="Times New Roman"/>
         </w:rPr>
         <w:t>因此该题更适合作为热力学推导模型</w:t>
       </w:r>
@@ -42886,7 +42886,7 @@
     <ns0:name ns0:val="Normal"/>
     <ns0:qFormat/>
     <ns0:rPr>
-      <ns0:rFonts ns0:ascii="Times New Roman" ns0:cs="Times New Roman" ns0:eastAsia="SimSun" ns0:hAnsi="Times New Roman"/>
+      <ns0:rFonts ns0:ascii="Times New Roman" ns0:cs="Times New Roman" ns0:eastAsia="FangSong" ns0:hAnsi="Times New Roman"/>
       <ns0:b ns0:val="0"/>
       <ns0:sz ns0:val="23"/>
     </ns0:rPr>
@@ -42900,7 +42900,7 @@
       <ns0:spacing ns0:after="180" ns0:before="180"/>
     </ns0:pPr>
     <ns0:rPr>
-      <ns0:rFonts ns0:ascii="Times New Roman" ns0:hAnsi="Times New Roman" ns0:eastAsia="SimSun" ns0:cs="Times New Roman"/>
+      <ns0:rFonts ns0:ascii="Times New Roman" ns0:hAnsi="Times New Roman" ns0:eastAsia="FangSong" ns0:cs="Times New Roman"/>
     </ns0:rPr>
   </ns0:style>
   <ns0:style ns0:customStyle="1" ns0:styleId="FirstParagraph" ns0:type="paragraph">
@@ -42909,7 +42909,7 @@
     <ns0:next ns0:val="BodyText"/>
     <ns0:qFormat/>
     <ns0:rPr>
-      <ns0:rFonts ns0:ascii="Times New Roman" ns0:hAnsi="Times New Roman" ns0:eastAsia="SimSun" ns0:cs="Times New Roman"/>
+      <ns0:rFonts ns0:ascii="Times New Roman" ns0:hAnsi="Times New Roman" ns0:eastAsia="FangSong" ns0:cs="Times New Roman"/>
     </ns0:rPr>
   </ns0:style>
   <ns0:style ns0:customStyle="1" ns0:styleId="Compact" ns0:type="paragraph">
@@ -42920,7 +42920,7 @@
       <ns0:spacing ns0:after="36" ns0:before="36"/>
     </ns0:pPr>
     <ns0:rPr>
-      <ns0:rFonts ns0:ascii="Times New Roman" ns0:hAnsi="Times New Roman" ns0:eastAsia="SimSun" ns0:cs="Times New Roman"/>
+      <ns0:rFonts ns0:ascii="Times New Roman" ns0:hAnsi="Times New Roman" ns0:eastAsia="FangSong" ns0:cs="Times New Roman"/>
     </ns0:rPr>
   </ns0:style>
   <ns0:style ns0:styleId="Title" ns0:type="paragraph">
@@ -42951,7 +42951,7 @@
     <ns0:uiPriority ns0:val="10"/>
     <ns0:rsid ns0:val="00A10FD9"/>
     <ns0:rPr>
-      <ns0:rFonts ns0:ascii="Times New Roman" ns0:hAnsi="Times New Roman" ns0:eastAsia="SimSun" ns0:cs="Times New Roman"/>
+      <ns0:rFonts ns0:ascii="Times New Roman" ns0:hAnsi="Times New Roman" ns0:eastAsia="FangSong" ns0:cs="Times New Roman"/>
       <ns0:sz ns0:val="56"/>
       <ns0:szCs ns0:val="56"/>
     </ns0:rPr>
@@ -42970,7 +42970,7 @@
       </ns0:numPr>
     </ns0:pPr>
     <ns0:rPr>
-      <ns0:rFonts ns0:ascii="Times New Roman" ns0:cs="Times New Roman" ns0:eastAsia="SimSun" ns0:hAnsi="Times New Roman"/>
+      <ns0:rFonts ns0:ascii="Times New Roman" ns0:cs="Times New Roman" ns0:eastAsia="SimHei" ns0:hAnsi="Times New Roman"/>
       <ns0:b ns0:val="0"/>
       <ns0:color ns0:val="5B6975"/>
       <ns0:sz ns0:val="24"/>
@@ -42984,7 +42984,7 @@
     <ns0:uiPriority ns0:val="11"/>
     <ns0:rsid ns0:val="00A10FD9"/>
     <ns0:rPr>
-      <ns0:rFonts ns0:ascii="Times New Roman" ns0:hAnsi="Times New Roman" ns0:eastAsia="SimSun" ns0:cs="Times New Roman"/>
+      <ns0:rFonts ns0:ascii="Times New Roman" ns0:hAnsi="Times New Roman" ns0:eastAsia="FangSong" ns0:cs="Times New Roman"/>
       <ns0:color ns0:themeColor="text1" ns0:themeTint="A6" ns0:val="595959"/>
       <ns0:sz ns0:val="28"/>
       <ns0:szCs ns0:val="28"/>
@@ -43000,7 +43000,7 @@
       <ns0:keepLines/>
     </ns0:pPr>
     <ns0:rPr>
-      <ns0:rFonts ns0:ascii="Times New Roman" ns0:hAnsi="Times New Roman" ns0:eastAsia="SimSun" ns0:cs="Times New Roman"/>
+      <ns0:rFonts ns0:ascii="Times New Roman" ns0:hAnsi="Times New Roman" ns0:eastAsia="FangSong" ns0:cs="Times New Roman"/>
       <ns0:sz ns0:val="24"/>
       <ns0:szCs ns0:val="24"/>
     </ns0:rPr>
@@ -43015,7 +43015,7 @@
       <ns0:keepLines/>
     </ns0:pPr>
     <ns0:rPr>
-      <ns0:rFonts ns0:ascii="Times New Roman" ns0:hAnsi="Times New Roman" ns0:eastAsia="SimSun" ns0:cs="Times New Roman"/>
+      <ns0:rFonts ns0:ascii="Times New Roman" ns0:hAnsi="Times New Roman" ns0:eastAsia="FangSong" ns0:cs="Times New Roman"/>
       <ns0:sz ns0:val="24"/>
       <ns0:szCs ns0:val="24"/>
     </ns0:rPr>
@@ -43032,7 +43032,7 @@
       <ns0:jc ns0:val="center"/>
     </ns0:pPr>
     <ns0:rPr>
-      <ns0:rFonts ns0:ascii="Times New Roman" ns0:hAnsi="Times New Roman" ns0:eastAsia="SimSun" ns0:cs="Times New Roman"/>
+      <ns0:rFonts ns0:ascii="Times New Roman" ns0:hAnsi="Times New Roman" ns0:eastAsia="FangSong" ns0:cs="Times New Roman"/>
       <ns0:b/>
       <ns0:sz ns0:val="20"/>
       <ns0:szCs ns0:val="20"/>
@@ -43049,7 +43049,7 @@
       <ns0:spacing ns0:after="300" ns0:before="100"/>
     </ns0:pPr>
     <ns0:rPr>
-      <ns0:rFonts ns0:ascii="Times New Roman" ns0:hAnsi="Times New Roman" ns0:eastAsia="SimSun" ns0:cs="Times New Roman"/>
+      <ns0:rFonts ns0:ascii="Times New Roman" ns0:hAnsi="Times New Roman" ns0:eastAsia="FangSong" ns0:cs="Times New Roman"/>
       <ns0:sz ns0:val="20"/>
       <ns0:szCs ns0:val="20"/>
     </ns0:rPr>
@@ -43061,7 +43061,7 @@
     <ns0:qFormat/>
     <ns0:pPr/>
     <ns0:rPr>
-      <ns0:rFonts ns0:ascii="Times New Roman" ns0:hAnsi="Times New Roman" ns0:eastAsia="SimSun" ns0:cs="Times New Roman"/>
+      <ns0:rFonts ns0:ascii="Times New Roman" ns0:hAnsi="Times New Roman" ns0:eastAsia="FangSong" ns0:cs="Times New Roman"/>
     </ns0:rPr>
   </ns0:style>
   <ns0:style ns0:styleId="Heading1" ns0:type="paragraph">
@@ -43397,7 +43397,7 @@
       <ns0:ind ns0:firstLine="0" ns0:left="480" ns0:right="480"/>
     </ns0:pPr>
     <ns0:rPr>
-      <ns0:rFonts ns0:ascii="Times New Roman" ns0:hAnsi="Times New Roman" ns0:eastAsia="SimSun" ns0:cs="Times New Roman"/>
+      <ns0:rFonts ns0:ascii="Times New Roman" ns0:hAnsi="Times New Roman" ns0:eastAsia="FangSong" ns0:cs="Times New Roman"/>
     </ns0:rPr>
   </ns0:style>
   <ns0:style ns0:styleId="FootnoteText" ns0:type="paragraph">
@@ -43408,7 +43408,7 @@
     <ns0:unhideWhenUsed/>
     <ns0:qFormat/>
     <ns0:rPr>
-      <ns0:rFonts ns0:ascii="Times New Roman" ns0:hAnsi="Times New Roman" ns0:eastAsia="SimSun" ns0:cs="Times New Roman"/>
+      <ns0:rFonts ns0:ascii="Times New Roman" ns0:hAnsi="Times New Roman" ns0:eastAsia="FangSong" ns0:cs="Times New Roman"/>
     </ns0:rPr>
   </ns0:style>
   <ns0:style ns0:styleId="FootnoteBlockText" ns0:type="paragraph">
@@ -43423,7 +43423,7 @@
       <ns0:ind ns0:firstLine="0" ns0:left="480" ns0:right="480"/>
     </ns0:pPr>
     <ns0:rPr>
-      <ns0:rFonts ns0:ascii="Times New Roman" ns0:hAnsi="Times New Roman" ns0:eastAsia="SimSun" ns0:cs="Times New Roman"/>
+      <ns0:rFonts ns0:ascii="Times New Roman" ns0:hAnsi="Times New Roman" ns0:eastAsia="FangSong" ns0:cs="Times New Roman"/>
     </ns0:rPr>
   </ns0:style>
   <ns0:style ns0:default="1" ns0:styleId="DefaultParagraphFont" ns0:type="character">
@@ -43431,7 +43431,7 @@
     <ns0:semiHidden/>
     <ns0:unhideWhenUsed/>
     <ns0:rPr>
-      <ns0:rFonts ns0:ascii="Times New Roman" ns0:hAnsi="Times New Roman" ns0:eastAsia="SimSun" ns0:cs="Times New Roman"/>
+      <ns0:rFonts ns0:ascii="Times New Roman" ns0:hAnsi="Times New Roman" ns0:eastAsia="FangSong" ns0:cs="Times New Roman"/>
     </ns0:rPr>
   </ns0:style>
   <ns0:style ns0:default="1" ns0:styleId="Table" ns0:type="table">
@@ -43441,7 +43441,7 @@
     <ns0:unhideWhenUsed/>
     <ns0:qFormat/>
     <ns0:rPr>
-      <ns0:rFonts ns0:ascii="Times New Roman" ns0:hAnsi="Times New Roman" ns0:eastAsia="SimSun" ns0:cs="Times New Roman"/>
+      <ns0:rFonts ns0:ascii="Times New Roman" ns0:hAnsi="Times New Roman" ns0:eastAsia="FangSong" ns0:cs="Times New Roman"/>
     </ns0:rPr>
     <ns0:tblPr>
       <ns0:tblInd ns0:type="dxa" ns0:w="0"/>
@@ -43471,7 +43471,7 @@
       <ns0:spacing ns0:after="0"/>
     </ns0:pPr>
     <ns0:rPr>
-      <ns0:rFonts ns0:ascii="Times New Roman" ns0:hAnsi="Times New Roman" ns0:eastAsia="SimSun" ns0:cs="Times New Roman"/>
+      <ns0:rFonts ns0:ascii="Times New Roman" ns0:hAnsi="Times New Roman" ns0:eastAsia="FangSong" ns0:cs="Times New Roman"/>
       <ns0:b/>
     </ns0:rPr>
   </ns0:style>
@@ -43479,7 +43479,7 @@
     <ns0:name ns0:val="Definition"/>
     <ns0:basedOn ns0:val="Normal"/>
     <ns0:rPr>
-      <ns0:rFonts ns0:ascii="Times New Roman" ns0:hAnsi="Times New Roman" ns0:eastAsia="SimSun" ns0:cs="Times New Roman"/>
+      <ns0:rFonts ns0:ascii="Times New Roman" ns0:hAnsi="Times New Roman" ns0:eastAsia="FangSong" ns0:cs="Times New Roman"/>
     </ns0:rPr>
   </ns0:style>
   <ns0:style ns0:styleId="Caption" ns0:type="paragraph">
@@ -43503,21 +43503,21 @@
       <ns0:keepNext/>
     </ns0:pPr>
     <ns0:rPr>
-      <ns0:rFonts ns0:ascii="Times New Roman" ns0:hAnsi="Times New Roman" ns0:eastAsia="SimSun" ns0:cs="Times New Roman"/>
+      <ns0:rFonts ns0:ascii="Times New Roman" ns0:hAnsi="Times New Roman" ns0:eastAsia="FangSong" ns0:cs="Times New Roman"/>
     </ns0:rPr>
   </ns0:style>
   <ns0:style ns0:customStyle="1" ns0:styleId="ImageCaption" ns0:type="paragraph">
     <ns0:name ns0:val="Image Caption"/>
     <ns0:basedOn ns0:val="Caption"/>
     <ns0:rPr>
-      <ns0:rFonts ns0:ascii="Times New Roman" ns0:hAnsi="Times New Roman" ns0:eastAsia="SimSun" ns0:cs="Times New Roman"/>
+      <ns0:rFonts ns0:ascii="Times New Roman" ns0:hAnsi="Times New Roman" ns0:eastAsia="FangSong" ns0:cs="Times New Roman"/>
     </ns0:rPr>
   </ns0:style>
   <ns0:style ns0:customStyle="1" ns0:styleId="Figure" ns0:type="paragraph">
     <ns0:name ns0:val="Figure"/>
     <ns0:basedOn ns0:val="Normal"/>
     <ns0:rPr>
-      <ns0:rFonts ns0:ascii="Times New Roman" ns0:hAnsi="Times New Roman" ns0:eastAsia="SimSun" ns0:cs="Times New Roman"/>
+      <ns0:rFonts ns0:ascii="Times New Roman" ns0:hAnsi="Times New Roman" ns0:eastAsia="FangSong" ns0:cs="Times New Roman"/>
     </ns0:rPr>
   </ns0:style>
   <ns0:style ns0:customStyle="1" ns0:styleId="CaptionedFigure" ns0:type="paragraph">
@@ -43527,7 +43527,7 @@
       <ns0:keepNext/>
     </ns0:pPr>
     <ns0:rPr>
-      <ns0:rFonts ns0:ascii="Times New Roman" ns0:hAnsi="Times New Roman" ns0:eastAsia="SimSun" ns0:cs="Times New Roman"/>
+      <ns0:rFonts ns0:ascii="Times New Roman" ns0:hAnsi="Times New Roman" ns0:eastAsia="FangSong" ns0:cs="Times New Roman"/>
     </ns0:rPr>
   </ns0:style>
   <ns0:style ns0:customStyle="1" ns0:styleId="BodyTextChar" ns0:type="character">
@@ -43535,14 +43535,14 @@
     <ns0:basedOn ns0:val="DefaultParagraphFont"/>
     <ns0:link ns0:val="BodyText"/>
     <ns0:rPr>
-      <ns0:rFonts ns0:ascii="Times New Roman" ns0:hAnsi="Times New Roman" ns0:eastAsia="SimSun" ns0:cs="Times New Roman"/>
+      <ns0:rFonts ns0:ascii="Times New Roman" ns0:hAnsi="Times New Roman" ns0:eastAsia="FangSong" ns0:cs="Times New Roman"/>
     </ns0:rPr>
   </ns0:style>
   <ns0:style ns0:customStyle="1" ns0:styleId="VerbatimChar" ns0:type="character">
     <ns0:name ns0:val="Verbatim Char"/>
     <ns0:basedOn ns0:val="BodyTextChar"/>
     <ns0:rPr>
-      <ns0:rFonts ns0:ascii="Times New Roman" ns0:cs="Times New Roman" ns0:eastAsia="SimSun" ns0:hAnsi="Times New Roman"/>
+      <ns0:rFonts ns0:ascii="Times New Roman" ns0:cs="Times New Roman" ns0:eastAsia="FangSong" ns0:hAnsi="Times New Roman"/>
       <ns0:b ns0:val="0"/>
       <ns0:sz ns0:val="20"/>
     </ns0:rPr>
@@ -43551,14 +43551,14 @@
     <ns0:name ns0:val="Section Number"/>
     <ns0:basedOn ns0:val="BodyTextChar"/>
     <ns0:rPr>
-      <ns0:rFonts ns0:ascii="Times New Roman" ns0:hAnsi="Times New Roman" ns0:eastAsia="SimSun" ns0:cs="Times New Roman"/>
+      <ns0:rFonts ns0:ascii="Times New Roman" ns0:hAnsi="Times New Roman" ns0:eastAsia="FangSong" ns0:cs="Times New Roman"/>
     </ns0:rPr>
   </ns0:style>
   <ns0:style ns0:styleId="FootnoteReference" ns0:type="character">
     <ns0:name ns0:val="Footnote Reference"/>
     <ns0:basedOn ns0:val="BodyTextChar"/>
     <ns0:rPr>
-      <ns0:rFonts ns0:ascii="Times New Roman" ns0:hAnsi="Times New Roman" ns0:eastAsia="SimSun" ns0:cs="Times New Roman"/>
+      <ns0:rFonts ns0:ascii="Times New Roman" ns0:hAnsi="Times New Roman" ns0:eastAsia="FangSong" ns0:cs="Times New Roman"/>
       <ns0:vertAlign ns0:val="superscript"/>
     </ns0:rPr>
   </ns0:style>
@@ -43566,7 +43566,7 @@
     <ns0:name ns0:val="Hyperlink"/>
     <ns0:basedOn ns0:val="BodyTextChar"/>
     <ns0:rPr>
-      <ns0:rFonts ns0:ascii="Times New Roman" ns0:hAnsi="Times New Roman" ns0:eastAsia="SimSun" ns0:cs="Times New Roman"/>
+      <ns0:rFonts ns0:ascii="Times New Roman" ns0:hAnsi="Times New Roman" ns0:eastAsia="FangSong" ns0:cs="Times New Roman"/>
       <ns0:color ns0:themeColor="accent1" ns0:val="4F81BD"/>
     </ns0:rPr>
   </ns0:style>
@@ -43593,7 +43593,7 @@
     <w:basedOn w:val="BodyText"/>
     <w:qFormat/>
     <ns0:rPr>
-      <w:rFonts ns0:ascii="Times New Roman" ns0:hAnsi="Times New Roman" ns0:eastAsia="SimSun" ns0:cs="Times New Roman"/>
+      <w:rFonts ns0:ascii="Times New Roman" ns0:hAnsi="Times New Roman" ns0:eastAsia="FangSong" ns0:cs="Times New Roman"/>
     </ns0:rPr>
   </w:style>
   <w:style w:type="paragraph" w:customStyle="1" w:styleId="SourceCode">
@@ -43604,14 +43604,14 @@
       <w:wordWrap w:val="off"/>
     </w:pPr>
     <ns0:rPr>
-      <w:rFonts ns0:ascii="Times New Roman" ns0:hAnsi="Times New Roman" ns0:eastAsia="SimSun" ns0:cs="Times New Roman"/>
+      <w:rFonts ns0:ascii="Times New Roman" ns0:hAnsi="Times New Roman" ns0:eastAsia="FangSong" ns0:cs="Times New Roman"/>
     </ns0:rPr>
   </w:style>
   <w:style w:type="character" w:customStyle="1" w:styleId="KeywordTok">
     <w:name w:val="KeywordTok"/>
     <w:basedOn w:val="VerbatimChar"/>
     <w:rPr>
-      <w:rFonts w:ascii="Times New Roman" w:hAnsi="Times New Roman" w:eastAsia="SimSun" w:cs="Times New Roman"/>
+      <w:rFonts w:ascii="Times New Roman" w:hAnsi="Times New Roman" w:eastAsia="FangSong" w:cs="Times New Roman"/>
       <w:b/>
       <w:color w:val="007020"/>
     </w:rPr>
@@ -43620,7 +43620,7 @@
     <w:name w:val="DataTypeTok"/>
     <w:basedOn w:val="VerbatimChar"/>
     <w:rPr>
-      <w:rFonts w:ascii="Times New Roman" w:hAnsi="Times New Roman" w:eastAsia="SimSun" w:cs="Times New Roman"/>
+      <w:rFonts w:ascii="Times New Roman" w:hAnsi="Times New Roman" w:eastAsia="FangSong" w:cs="Times New Roman"/>
       <w:color w:val="902000"/>
     </w:rPr>
   </w:style>
@@ -43628,7 +43628,7 @@
     <w:name w:val="DecValTok"/>
     <w:basedOn w:val="VerbatimChar"/>
     <w:rPr>
-      <w:rFonts w:ascii="Times New Roman" w:hAnsi="Times New Roman" w:eastAsia="SimSun" w:cs="Times New Roman"/>
+      <w:rFonts w:ascii="Times New Roman" w:hAnsi="Times New Roman" w:eastAsia="FangSong" w:cs="Times New Roman"/>
       <w:color w:val="40a070"/>
     </w:rPr>
   </w:style>
@@ -43636,7 +43636,7 @@
     <w:name w:val="BaseNTok"/>
     <w:basedOn w:val="VerbatimChar"/>
     <w:rPr>
-      <w:rFonts w:ascii="Times New Roman" w:hAnsi="Times New Roman" w:eastAsia="SimSun" w:cs="Times New Roman"/>
+      <w:rFonts w:ascii="Times New Roman" w:hAnsi="Times New Roman" w:eastAsia="FangSong" w:cs="Times New Roman"/>
       <w:color w:val="40a070"/>
     </w:rPr>
   </w:style>
@@ -43644,7 +43644,7 @@
     <w:name w:val="FloatTok"/>
     <w:basedOn w:val="VerbatimChar"/>
     <w:rPr>
-      <w:rFonts w:ascii="Times New Roman" w:hAnsi="Times New Roman" w:eastAsia="SimSun" w:cs="Times New Roman"/>
+      <w:rFonts w:ascii="Times New Roman" w:hAnsi="Times New Roman" w:eastAsia="FangSong" w:cs="Times New Roman"/>
       <w:color w:val="40a070"/>
     </w:rPr>
   </w:style>
@@ -43652,7 +43652,7 @@
     <w:name w:val="ConstantTok"/>
     <w:basedOn w:val="VerbatimChar"/>
     <w:rPr>
-      <w:rFonts w:ascii="Times New Roman" w:hAnsi="Times New Roman" w:eastAsia="SimSun" w:cs="Times New Roman"/>
+      <w:rFonts w:ascii="Times New Roman" w:hAnsi="Times New Roman" w:eastAsia="FangSong" w:cs="Times New Roman"/>
       <w:color w:val="880000"/>
     </w:rPr>
   </w:style>
@@ -43660,7 +43660,7 @@
     <w:name w:val="CharTok"/>
     <w:basedOn w:val="VerbatimChar"/>
     <w:rPr>
-      <w:rFonts w:ascii="Times New Roman" w:hAnsi="Times New Roman" w:eastAsia="SimSun" w:cs="Times New Roman"/>
+      <w:rFonts w:ascii="Times New Roman" w:hAnsi="Times New Roman" w:eastAsia="FangSong" w:cs="Times New Roman"/>
       <w:color w:val="4070a0"/>
     </w:rPr>
   </w:style>
@@ -43668,7 +43668,7 @@
     <w:name w:val="SpecialCharTok"/>
     <w:basedOn w:val="VerbatimChar"/>
     <w:rPr>
-      <w:rFonts w:ascii="Times New Roman" w:hAnsi="Times New Roman" w:eastAsia="SimSun" w:cs="Times New Roman"/>
+      <w:rFonts w:ascii="Times New Roman" w:hAnsi="Times New Roman" w:eastAsia="FangSong" w:cs="Times New Roman"/>
       <w:color w:val="4070a0"/>
     </w:rPr>
   </w:style>
@@ -43676,7 +43676,7 @@
     <w:name w:val="StringTok"/>
     <w:basedOn w:val="VerbatimChar"/>
     <w:rPr>
-      <w:rFonts w:ascii="Times New Roman" w:hAnsi="Times New Roman" w:eastAsia="SimSun" w:cs="Times New Roman"/>
+      <w:rFonts w:ascii="Times New Roman" w:hAnsi="Times New Roman" w:eastAsia="FangSong" w:cs="Times New Roman"/>
       <w:color w:val="4070a0"/>
     </w:rPr>
   </w:style>
@@ -43684,7 +43684,7 @@
     <w:name w:val="VerbatimStringTok"/>
     <w:basedOn w:val="VerbatimChar"/>
     <w:rPr>
-      <w:rFonts w:ascii="Times New Roman" w:hAnsi="Times New Roman" w:eastAsia="SimSun" w:cs="Times New Roman"/>
+      <w:rFonts w:ascii="Times New Roman" w:hAnsi="Times New Roman" w:eastAsia="FangSong" w:cs="Times New Roman"/>
       <w:color w:val="4070a0"/>
     </w:rPr>
   </w:style>
@@ -43692,7 +43692,7 @@
     <w:name w:val="SpecialStringTok"/>
     <w:basedOn w:val="VerbatimChar"/>
     <w:rPr>
-      <w:rFonts w:ascii="Times New Roman" w:hAnsi="Times New Roman" w:eastAsia="SimSun" w:cs="Times New Roman"/>
+      <w:rFonts w:ascii="Times New Roman" w:hAnsi="Times New Roman" w:eastAsia="FangSong" w:cs="Times New Roman"/>
       <w:color w:val="bb6688"/>
     </w:rPr>
   </w:style>
@@ -43700,7 +43700,7 @@
     <w:name w:val="ImportTok"/>
     <w:basedOn w:val="VerbatimChar"/>
     <w:rPr>
-      <w:rFonts w:ascii="Times New Roman" w:hAnsi="Times New Roman" w:eastAsia="SimSun" w:cs="Times New Roman"/>
+      <w:rFonts w:ascii="Times New Roman" w:hAnsi="Times New Roman" w:eastAsia="FangSong" w:cs="Times New Roman"/>
       <w:b/>
       <w:color w:val="008000"/>
     </w:rPr>
@@ -43709,7 +43709,7 @@
     <w:name w:val="CommentTok"/>
     <w:basedOn w:val="VerbatimChar"/>
     <w:rPr>
-      <w:rFonts w:ascii="Times New Roman" w:hAnsi="Times New Roman" w:eastAsia="SimSun" w:cs="Times New Roman"/>
+      <w:rFonts w:ascii="Times New Roman" w:hAnsi="Times New Roman" w:eastAsia="FangSong" w:cs="Times New Roman"/>
       <w:i/>
       <w:color w:val="60a0b0"/>
     </w:rPr>
@@ -43718,7 +43718,7 @@
     <w:name w:val="DocumentationTok"/>
     <w:basedOn w:val="VerbatimChar"/>
     <w:rPr>
-      <w:rFonts w:ascii="Times New Roman" w:hAnsi="Times New Roman" w:eastAsia="SimSun" w:cs="Times New Roman"/>
+      <w:rFonts w:ascii="Times New Roman" w:hAnsi="Times New Roman" w:eastAsia="FangSong" w:cs="Times New Roman"/>
       <w:i/>
       <w:color w:val="ba2121"/>
     </w:rPr>
@@ -43727,7 +43727,7 @@
     <w:name w:val="AnnotationTok"/>
     <w:basedOn w:val="VerbatimChar"/>
     <w:rPr>
-      <w:rFonts w:ascii="Times New Roman" w:hAnsi="Times New Roman" w:eastAsia="SimSun" w:cs="Times New Roman"/>
+      <w:rFonts w:ascii="Times New Roman" w:hAnsi="Times New Roman" w:eastAsia="FangSong" w:cs="Times New Roman"/>
       <w:b/>
       <w:i/>
       <w:color w:val="60a0b0"/>
@@ -43737,7 +43737,7 @@
     <w:name w:val="CommentVarTok"/>
     <w:basedOn w:val="VerbatimChar"/>
     <w:rPr>
-      <w:rFonts w:ascii="Times New Roman" w:hAnsi="Times New Roman" w:eastAsia="SimSun" w:cs="Times New Roman"/>
+      <w:rFonts w:ascii="Times New Roman" w:hAnsi="Times New Roman" w:eastAsia="FangSong" w:cs="Times New Roman"/>
       <w:b/>
       <w:i/>
       <w:color w:val="60a0b0"/>
@@ -43747,7 +43747,7 @@
     <w:name w:val="OtherTok"/>
     <w:basedOn w:val="VerbatimChar"/>
     <w:rPr>
-      <w:rFonts w:ascii="Times New Roman" w:hAnsi="Times New Roman" w:eastAsia="SimSun" w:cs="Times New Roman"/>
+      <w:rFonts w:ascii="Times New Roman" w:hAnsi="Times New Roman" w:eastAsia="FangSong" w:cs="Times New Roman"/>
       <w:color w:val="007020"/>
     </w:rPr>
   </w:style>
@@ -43755,7 +43755,7 @@
     <w:name w:val="FunctionTok"/>
     <w:basedOn w:val="VerbatimChar"/>
     <w:rPr>
-      <w:rFonts w:ascii="Times New Roman" w:hAnsi="Times New Roman" w:eastAsia="SimSun" w:cs="Times New Roman"/>
+      <w:rFonts w:ascii="Times New Roman" w:hAnsi="Times New Roman" w:eastAsia="FangSong" w:cs="Times New Roman"/>
       <w:color w:val="06287e"/>
     </w:rPr>
   </w:style>
@@ -43763,7 +43763,7 @@
     <w:name w:val="VariableTok"/>
     <w:basedOn w:val="VerbatimChar"/>
     <w:rPr>
-      <w:rFonts w:ascii="Times New Roman" w:hAnsi="Times New Roman" w:eastAsia="SimSun" w:cs="Times New Roman"/>
+      <w:rFonts w:ascii="Times New Roman" w:hAnsi="Times New Roman" w:eastAsia="FangSong" w:cs="Times New Roman"/>
       <w:color w:val="19177c"/>
     </w:rPr>
   </w:style>
@@ -43771,7 +43771,7 @@
     <w:name w:val="ControlFlowTok"/>
     <w:basedOn w:val="VerbatimChar"/>
     <w:rPr>
-      <w:rFonts w:ascii="Times New Roman" w:hAnsi="Times New Roman" w:eastAsia="SimSun" w:cs="Times New Roman"/>
+      <w:rFonts w:ascii="Times New Roman" w:hAnsi="Times New Roman" w:eastAsia="FangSong" w:cs="Times New Roman"/>
       <w:b/>
       <w:color w:val="007020"/>
     </w:rPr>
@@ -43780,7 +43780,7 @@
     <w:name w:val="OperatorTok"/>
     <w:basedOn w:val="VerbatimChar"/>
     <w:rPr>
-      <w:rFonts w:ascii="Times New Roman" w:hAnsi="Times New Roman" w:eastAsia="SimSun" w:cs="Times New Roman"/>
+      <w:rFonts w:ascii="Times New Roman" w:hAnsi="Times New Roman" w:eastAsia="FangSong" w:cs="Times New Roman"/>
       <w:color w:val="666666"/>
     </w:rPr>
   </w:style>
@@ -43788,7 +43788,7 @@
     <w:name w:val="BuiltInTok"/>
     <w:basedOn w:val="VerbatimChar"/>
     <w:rPr>
-      <w:rFonts w:ascii="Times New Roman" w:hAnsi="Times New Roman" w:eastAsia="SimSun" w:cs="Times New Roman"/>
+      <w:rFonts w:ascii="Times New Roman" w:hAnsi="Times New Roman" w:eastAsia="FangSong" w:cs="Times New Roman"/>
       <w:color w:val="008000"/>
     </w:rPr>
   </w:style>
@@ -43796,14 +43796,14 @@
     <w:name w:val="ExtensionTok"/>
     <w:basedOn w:val="VerbatimChar"/>
     <w:rPr>
-      <w:rFonts w:ascii="Times New Roman" w:hAnsi="Times New Roman" w:eastAsia="SimSun" w:cs="Times New Roman"/>
+      <w:rFonts w:ascii="Times New Roman" w:hAnsi="Times New Roman" w:eastAsia="FangSong" w:cs="Times New Roman"/>
     </w:rPr>
   </w:style>
   <w:style w:type="character" w:customStyle="1" w:styleId="PreprocessorTok">
     <w:name w:val="PreprocessorTok"/>
     <w:basedOn w:val="VerbatimChar"/>
     <w:rPr>
-      <w:rFonts w:ascii="Times New Roman" w:hAnsi="Times New Roman" w:eastAsia="SimSun" w:cs="Times New Roman"/>
+      <w:rFonts w:ascii="Times New Roman" w:hAnsi="Times New Roman" w:eastAsia="FangSong" w:cs="Times New Roman"/>
       <w:color w:val="bc7a00"/>
     </w:rPr>
   </w:style>
@@ -43811,7 +43811,7 @@
     <w:name w:val="AttributeTok"/>
     <w:basedOn w:val="VerbatimChar"/>
     <w:rPr>
-      <w:rFonts w:ascii="Times New Roman" w:hAnsi="Times New Roman" w:eastAsia="SimSun" w:cs="Times New Roman"/>
+      <w:rFonts w:ascii="Times New Roman" w:hAnsi="Times New Roman" w:eastAsia="FangSong" w:cs="Times New Roman"/>
       <w:color w:val="7d9029"/>
     </w:rPr>
   </w:style>
@@ -43819,14 +43819,14 @@
     <w:name w:val="RegionMarkerTok"/>
     <w:basedOn w:val="VerbatimChar"/>
     <w:rPr>
-      <w:rFonts w:ascii="Times New Roman" w:hAnsi="Times New Roman" w:eastAsia="SimSun" w:cs="Times New Roman"/>
+      <w:rFonts w:ascii="Times New Roman" w:hAnsi="Times New Roman" w:eastAsia="FangSong" w:cs="Times New Roman"/>
     </w:rPr>
   </w:style>
   <w:style w:type="character" w:customStyle="1" w:styleId="InformationTok">
     <w:name w:val="InformationTok"/>
     <w:basedOn w:val="VerbatimChar"/>
     <w:rPr>
-      <w:rFonts w:ascii="Times New Roman" w:hAnsi="Times New Roman" w:eastAsia="SimSun" w:cs="Times New Roman"/>
+      <w:rFonts w:ascii="Times New Roman" w:hAnsi="Times New Roman" w:eastAsia="FangSong" w:cs="Times New Roman"/>
       <w:b/>
       <w:i/>
       <w:color w:val="60a0b0"/>
@@ -43836,7 +43836,7 @@
     <w:name w:val="WarningTok"/>
     <w:basedOn w:val="VerbatimChar"/>
     <w:rPr>
-      <w:rFonts w:ascii="Times New Roman" w:hAnsi="Times New Roman" w:eastAsia="SimSun" w:cs="Times New Roman"/>
+      <w:rFonts w:ascii="Times New Roman" w:hAnsi="Times New Roman" w:eastAsia="FangSong" w:cs="Times New Roman"/>
       <w:b/>
       <w:i/>
       <w:color w:val="60a0b0"/>
@@ -43846,7 +43846,7 @@
     <w:name w:val="AlertTok"/>
     <w:basedOn w:val="VerbatimChar"/>
     <w:rPr>
-      <w:rFonts w:ascii="Times New Roman" w:hAnsi="Times New Roman" w:eastAsia="SimSun" w:cs="Times New Roman"/>
+      <w:rFonts w:ascii="Times New Roman" w:hAnsi="Times New Roman" w:eastAsia="FangSong" w:cs="Times New Roman"/>
       <w:b/>
       <w:color w:val="ff0000"/>
     </w:rPr>
@@ -43855,7 +43855,7 @@
     <w:name w:val="ErrorTok"/>
     <w:basedOn w:val="VerbatimChar"/>
     <w:rPr>
-      <w:rFonts w:ascii="Times New Roman" w:hAnsi="Times New Roman" w:eastAsia="SimSun" w:cs="Times New Roman"/>
+      <w:rFonts w:ascii="Times New Roman" w:hAnsi="Times New Roman" w:eastAsia="FangSong" w:cs="Times New Roman"/>
       <w:b/>
       <w:color w:val="ff0000"/>
     </w:rPr>
@@ -43864,7 +43864,7 @@
     <w:name w:val="NormalTok"/>
     <w:basedOn w:val="VerbatimChar"/>
     <w:rPr>
-      <w:rFonts w:ascii="Times New Roman" w:hAnsi="Times New Roman" w:eastAsia="SimSun" w:cs="Times New Roman"/>
+      <w:rFonts w:ascii="Times New Roman" w:hAnsi="Times New Roman" w:eastAsia="FangSong" w:cs="Times New Roman"/>
     </w:rPr>
   </w:style>
 </ns0:styles>

--- a/00-首页/学生讲义Word/电化学基础-超级充实版（自学完整）.docx
+++ b/00-首页/学生讲义Word/电化学基础-超级充实版（自学完整）.docx
@@ -9923,96 +9923,295 @@
         </w:rPr>
         <w:t xml:space="preserve"> </w:t>
       </w:r>
-      <w:r>
-        <w:rPr>
-          <w:rStyle w:val="VerbatimChar"/>
-          <w:rFonts w:ascii="Times New Roman" w:hAnsi="Times New Roman" w:eastAsia="Times New Roman" w:cs="Times New Roman"/>
-        </w:rPr>
-        <w:t>[Cu</w:t>
-      </w:r>
-      <w:r>
-        <w:rPr>
-          <w:rStyle w:val="VerbatimChar"/>
-          <w:rFonts w:ascii="Times New Roman" w:hAnsi="Times New Roman" w:eastAsia="Times New Roman" w:cs="Times New Roman"/>
-          <w:vertAlign w:val="superscript"/>
-        </w:rPr>
-        <w:t>2+</w:t>
-      </w:r>
-      <w:r>
-        <w:rPr>
-          <w:rStyle w:val="VerbatimChar"/>
-          <w:rFonts w:ascii="Times New Roman" w:hAnsi="Times New Roman" w:eastAsia="Times New Roman" w:cs="Times New Roman"/>
-        </w:rPr>
-        <w:t>] = [Cu(NH</w:t>
-      </w:r>
-      <w:r>
-        <w:rPr>
-          <w:rStyle w:val="VerbatimChar"/>
-          <w:rFonts w:ascii="Times New Roman" w:hAnsi="Times New Roman" w:eastAsia="Times New Roman" w:cs="Times New Roman"/>
-          <w:vertAlign w:val="subscript"/>
-        </w:rPr>
-        <w:t>3</w:t>
-      </w:r>
-      <w:r>
-        <w:rPr>
-          <w:rStyle w:val="VerbatimChar"/>
-          <w:rFonts w:ascii="Times New Roman" w:hAnsi="Times New Roman" w:eastAsia="Times New Roman" w:cs="Times New Roman"/>
-        </w:rPr>
-        <w:t>)</w:t>
-      </w:r>
-      <w:r>
-        <w:rPr>
-          <w:rStyle w:val="VerbatimChar"/>
-          <w:rFonts w:ascii="Times New Roman" w:hAnsi="Times New Roman" w:eastAsia="Times New Roman" w:cs="Times New Roman"/>
-          <w:vertAlign w:val="subscript"/>
-        </w:rPr>
-        <w:t>4</w:t>
-      </w:r>
-      <w:r>
-        <w:rPr>
-          <w:rStyle w:val="VerbatimChar"/>
-          <w:rFonts w:ascii="Times New Roman" w:hAnsi="Times New Roman" w:eastAsia="Times New Roman" w:cs="Times New Roman"/>
-          <w:vertAlign w:val="superscript"/>
-        </w:rPr>
-        <w:t>2+</w:t>
-      </w:r>
-      <w:r>
-        <w:rPr>
-          <w:rStyle w:val="VerbatimChar"/>
-          <w:rFonts w:ascii="Times New Roman" w:hAnsi="Times New Roman" w:eastAsia="Times New Roman" w:cs="Times New Roman"/>
-        </w:rPr>
-        <w:t>]/(Kf × [NH</w:t>
-      </w:r>
-      <w:r>
-        <w:rPr>
-          <w:rStyle w:val="VerbatimChar"/>
-          <w:rFonts w:ascii="Times New Roman" w:hAnsi="Times New Roman" w:eastAsia="Times New Roman" w:cs="Times New Roman"/>
-          <w:vertAlign w:val="subscript"/>
-        </w:rPr>
-        <w:t>3</w:t>
-      </w:r>
-      <w:r>
-        <w:rPr>
-          <w:rStyle w:val="VerbatimChar"/>
-          <w:rFonts w:ascii="Times New Roman" w:hAnsi="Times New Roman" w:eastAsia="Times New Roman" w:cs="Times New Roman"/>
-        </w:rPr>
-        <w:t>]</w:t>
-      </w:r>
-      <w:r>
-        <w:rPr>
-          <w:rStyle w:val="VerbatimChar"/>
-          <w:rFonts w:ascii="Times New Roman" w:hAnsi="Times New Roman" w:eastAsia="Times New Roman" w:cs="Times New Roman"/>
-          <w:vertAlign w:val="superscript"/>
-        </w:rPr>
-        <w:t>4</w:t>
-      </w:r>
-      <w:r>
-        <w:rPr>
-          <w:rStyle w:val="VerbatimChar"/>
-          <w:rFonts w:ascii="Times New Roman" w:hAnsi="Times New Roman" w:eastAsia="Times New Roman" w:cs="Times New Roman"/>
-        </w:rPr>
-        <w:t>) = 0.1/(1.1\times10^{13} \times 1.0) = 9.1\times10^{-15}\ \mathrm{mol/L}</w:t>
-      </w:r>
+      <m:oMath>
+        <m:oMathPr>
+          <m:ctrlPr>
+            <w:rPr>
+              <w:sz w:val="28"/>
+              <w:szCs w:val="28"/>
+            </w:rPr>
+          </m:ctrlPr>
+        </m:oMathPr>
+        <m:r>
+          <m:rPr>
+            <m:sty m:val="p"/>
+          </m:rPr>
+          <m:t>[</m:t>
+        </m:r>
+        <m:r>
+          <m:t>C</m:t>
+        </m:r>
+        <m:r>
+          <m:t>u</m:t>
+        </m:r>
+        <m:r>
+          <m:rPr>
+            <m:sty m:val="p"/>
+          </m:rPr>
+          <m:t>²</m:t>
+        </m:r>
+        <m:r>
+          <m:rPr>
+            <m:sty m:val="p"/>
+          </m:rPr>
+          <m:t>⁺</m:t>
+        </m:r>
+        <m:r>
+          <m:rPr>
+            <m:sty m:val="p"/>
+          </m:rPr>
+          <m:t>]</m:t>
+        </m:r>
+        <m:r>
+          <m:rPr>
+            <m:sty m:val="p"/>
+          </m:rPr>
+          <m:t>=</m:t>
+        </m:r>
+        <m:r>
+          <m:rPr>
+            <m:sty m:val="p"/>
+          </m:rPr>
+          <m:t>[</m:t>
+        </m:r>
+        <m:r>
+          <m:t>C</m:t>
+        </m:r>
+        <m:r>
+          <m:t>u</m:t>
+        </m:r>
+        <m:r>
+          <m:rPr>
+            <m:sty m:val="p"/>
+          </m:rPr>
+          <m:t>(</m:t>
+        </m:r>
+        <m:r>
+          <m:t>N</m:t>
+        </m:r>
+        <m:r>
+          <m:t>H</m:t>
+        </m:r>
+        <m:r>
+          <m:rPr>
+            <m:sty m:val="p"/>
+          </m:rPr>
+          <m:t>₃</m:t>
+        </m:r>
+        <m:r>
+          <m:rPr>
+            <m:sty m:val="p"/>
+          </m:rPr>
+          <m:t>)</m:t>
+        </m:r>
+        <m:r>
+          <m:rPr>
+            <m:sty m:val="p"/>
+          </m:rPr>
+          <m:t>₄</m:t>
+        </m:r>
+        <m:r>
+          <m:rPr>
+            <m:sty m:val="p"/>
+          </m:rPr>
+          <m:t>²</m:t>
+        </m:r>
+        <m:r>
+          <m:rPr>
+            <m:sty m:val="p"/>
+          </m:rPr>
+          <m:t>⁺</m:t>
+        </m:r>
+        <m:r>
+          <m:rPr>
+            <m:sty m:val="p"/>
+          </m:rPr>
+          <m:t>]</m:t>
+        </m:r>
+        <m:r>
+          <m:rPr>
+            <m:sty m:val="p"/>
+          </m:rPr>
+          <m:t>/</m:t>
+        </m:r>
+        <m:r>
+          <m:rPr>
+            <m:sty m:val="p"/>
+          </m:rPr>
+          <m:t>(</m:t>
+        </m:r>
+        <m:r>
+          <m:t>K</m:t>
+        </m:r>
+        <m:r>
+          <m:t>f</m:t>
+        </m:r>
+        <m:r>
+          <m:rPr>
+            <m:sty m:val="p"/>
+          </m:rPr>
+          <m:t>×</m:t>
+        </m:r>
+        <m:r>
+          <m:rPr>
+            <m:sty m:val="p"/>
+          </m:rPr>
+          <m:t>[</m:t>
+        </m:r>
+        <m:r>
+          <m:t>N</m:t>
+        </m:r>
+        <m:r>
+          <m:t>H</m:t>
+        </m:r>
+        <m:r>
+          <m:rPr>
+            <m:sty m:val="p"/>
+          </m:rPr>
+          <m:t>₃</m:t>
+        </m:r>
+        <m:r>
+          <m:rPr>
+            <m:sty m:val="p"/>
+          </m:rPr>
+          <m:t>]</m:t>
+        </m:r>
+        <m:r>
+          <m:rPr>
+            <m:sty m:val="p"/>
+          </m:rPr>
+          <m:t>⁴</m:t>
+        </m:r>
+        <m:r>
+          <m:rPr>
+            <m:sty m:val="p"/>
+          </m:rPr>
+          <m:t>)</m:t>
+        </m:r>
+        <m:r>
+          <m:rPr>
+            <m:sty m:val="p"/>
+          </m:rPr>
+          <m:t>=</m:t>
+        </m:r>
+        <m:r>
+          <m:t>0.1</m:t>
+        </m:r>
+        <m:r>
+          <m:rPr>
+            <m:sty m:val="p"/>
+          </m:rPr>
+          <m:t>/</m:t>
+        </m:r>
+        <m:r>
+          <m:rPr>
+            <m:sty m:val="p"/>
+          </m:rPr>
+          <m:t>(</m:t>
+        </m:r>
+        <m:r>
+          <m:t>1.1</m:t>
+        </m:r>
+        <m:r>
+          <m:rPr>
+            <m:sty m:val="p"/>
+          </m:rPr>
+          <m:t>×</m:t>
+        </m:r>
+        <m:sSup>
+          <m:e>
+            <m:r>
+              <m:t>10</m:t>
+            </m:r>
+          </m:e>
+          <m:sup>
+            <m:r>
+              <m:t>13</m:t>
+            </m:r>
+          </m:sup>
+        </m:sSup>
+        <m:r>
+          <m:rPr>
+            <m:sty m:val="p"/>
+          </m:rPr>
+          <m:t>×</m:t>
+        </m:r>
+        <m:r>
+          <m:t>1.0</m:t>
+        </m:r>
+        <m:r>
+          <m:rPr>
+            <m:sty m:val="p"/>
+          </m:rPr>
+          <m:t>)</m:t>
+        </m:r>
+        <m:r>
+          <m:rPr>
+            <m:sty m:val="p"/>
+          </m:rPr>
+          <m:t>=</m:t>
+        </m:r>
+        <m:r>
+          <m:t>9.1</m:t>
+        </m:r>
+        <m:r>
+          <m:rPr>
+            <m:sty m:val="p"/>
+          </m:rPr>
+          <m:t>×</m:t>
+        </m:r>
+        <m:sSup>
+          <m:e>
+            <m:r>
+              <m:t>10</m:t>
+            </m:r>
+          </m:e>
+          <m:sup>
+            <m:r>
+              <m:rPr>
+                <m:sty m:val="p"/>
+              </m:rPr>
+              <m:t>−</m:t>
+            </m:r>
+            <m:r>
+              <m:t>15</m:t>
+            </m:r>
+          </m:sup>
+        </m:sSup>
+        <m:r>
+          <m:t> </m:t>
+        </m:r>
+        <m:r>
+          <m:rPr>
+            <m:sty m:val="p"/>
+          </m:rPr>
+          <m:t>m</m:t>
+        </m:r>
+        <m:r>
+          <m:rPr>
+            <m:sty m:val="p"/>
+          </m:rPr>
+          <m:t>o</m:t>
+        </m:r>
+        <m:r>
+          <m:rPr>
+            <m:sty m:val="p"/>
+          </m:rPr>
+          <m:t>l</m:t>
+        </m:r>
+        <m:r>
+          <m:rPr>
+            <m:sty m:val="p"/>
+          </m:rPr>
+          <m:t>/</m:t>
+        </m:r>
+        <m:r>
+          <m:rPr>
+            <m:sty m:val="p"/>
+          </m:rPr>
+          <m:t>L</m:t>
+        </m:r>
+      </m:oMath>
     </w:p>
     <w:p>
       <w:pPr>
@@ -33928,66 +34127,301 @@
         </w:rPr>
         <w:t xml:space="preserve"> </w:t>
       </w:r>
-      <w:r>
-        <w:rPr>
-          <w:rStyle w:val="VerbatimChar"/>
-          <w:rFonts w:ascii="Times New Roman" w:hAnsi="Times New Roman" w:eastAsia="Times New Roman" w:cs="Times New Roman"/>
-        </w:rPr>
-        <w:t>[Cu</w:t>
-      </w:r>
-      <w:r>
-        <w:rPr>
-          <w:rStyle w:val="VerbatimChar"/>
-          <w:rFonts w:ascii="Times New Roman" w:hAnsi="Times New Roman" w:eastAsia="Times New Roman" w:cs="Times New Roman"/>
-          <w:vertAlign w:val="superscript"/>
-        </w:rPr>
-        <w:t>2+</w:t>
-      </w:r>
-      <w:r>
-        <w:rPr>
-          <w:rStyle w:val="VerbatimChar"/>
-          <w:rFonts w:ascii="Times New Roman" w:hAnsi="Times New Roman" w:eastAsia="Times New Roman" w:cs="Times New Roman"/>
-        </w:rPr>
-        <w:t>] = [Cu(NH</w:t>
-      </w:r>
-      <w:r>
-        <w:rPr>
-          <w:rStyle w:val="VerbatimChar"/>
-          <w:rFonts w:ascii="Times New Roman" w:hAnsi="Times New Roman" w:eastAsia="Times New Roman" w:cs="Times New Roman"/>
-          <w:vertAlign w:val="subscript"/>
-        </w:rPr>
-        <w:t>3</w:t>
-      </w:r>
-      <w:r>
-        <w:rPr>
-          <w:rStyle w:val="VerbatimChar"/>
-          <w:rFonts w:ascii="Times New Roman" w:hAnsi="Times New Roman" w:eastAsia="Times New Roman" w:cs="Times New Roman"/>
-        </w:rPr>
-        <w:t>)</w:t>
-      </w:r>
-      <w:r>
-        <w:rPr>
-          <w:rStyle w:val="VerbatimChar"/>
-          <w:rFonts w:ascii="Times New Roman" w:hAnsi="Times New Roman" w:eastAsia="Times New Roman" w:cs="Times New Roman"/>
-          <w:vertAlign w:val="subscript"/>
-        </w:rPr>
-        <w:t>4</w:t>
-      </w:r>
-      <w:r>
-        <w:rPr>
-          <w:rStyle w:val="VerbatimChar"/>
-          <w:rFonts w:ascii="Times New Roman" w:hAnsi="Times New Roman" w:eastAsia="Times New Roman" w:cs="Times New Roman"/>
-          <w:vertAlign w:val="superscript"/>
-        </w:rPr>
-        <w:t>2+</w:t>
-      </w:r>
-      <w:r>
-        <w:rPr>
-          <w:rStyle w:val="VerbatimChar"/>
-          <w:rFonts w:ascii="Times New Roman" w:hAnsi="Times New Roman" w:eastAsia="Times New Roman" w:cs="Times New Roman"/>
-        </w:rPr>
-        <w:t>]/(Kf \times [NH_3]^4) = 0.1/(1.1\times10^{13} \times 1.0) = 9.1\times10^{-15}\ \mathrm{mol/L}</w:t>
-      </w:r>
+      <m:oMath>
+        <m:oMathPr>
+          <m:ctrlPr>
+            <w:rPr>
+              <w:sz w:val="28"/>
+              <w:szCs w:val="28"/>
+            </w:rPr>
+          </m:ctrlPr>
+        </m:oMathPr>
+        <m:r>
+          <m:rPr>
+            <m:sty m:val="p"/>
+          </m:rPr>
+          <m:t>[</m:t>
+        </m:r>
+        <m:r>
+          <m:t>C</m:t>
+        </m:r>
+        <m:r>
+          <m:t>u</m:t>
+        </m:r>
+        <m:r>
+          <m:rPr>
+            <m:sty m:val="p"/>
+          </m:rPr>
+          <m:t>²</m:t>
+        </m:r>
+        <m:r>
+          <m:rPr>
+            <m:sty m:val="p"/>
+          </m:rPr>
+          <m:t>⁺</m:t>
+        </m:r>
+        <m:r>
+          <m:rPr>
+            <m:sty m:val="p"/>
+          </m:rPr>
+          <m:t>]</m:t>
+        </m:r>
+        <m:r>
+          <m:rPr>
+            <m:sty m:val="p"/>
+          </m:rPr>
+          <m:t>=</m:t>
+        </m:r>
+        <m:r>
+          <m:rPr>
+            <m:sty m:val="p"/>
+          </m:rPr>
+          <m:t>[</m:t>
+        </m:r>
+        <m:r>
+          <m:t>C</m:t>
+        </m:r>
+        <m:r>
+          <m:t>u</m:t>
+        </m:r>
+        <m:r>
+          <m:rPr>
+            <m:sty m:val="p"/>
+          </m:rPr>
+          <m:t>(</m:t>
+        </m:r>
+        <m:r>
+          <m:t>N</m:t>
+        </m:r>
+        <m:r>
+          <m:t>H</m:t>
+        </m:r>
+        <m:r>
+          <m:rPr>
+            <m:sty m:val="p"/>
+          </m:rPr>
+          <m:t>₃</m:t>
+        </m:r>
+        <m:r>
+          <m:rPr>
+            <m:sty m:val="p"/>
+          </m:rPr>
+          <m:t>)</m:t>
+        </m:r>
+        <m:r>
+          <m:rPr>
+            <m:sty m:val="p"/>
+          </m:rPr>
+          <m:t>₄</m:t>
+        </m:r>
+        <m:r>
+          <m:rPr>
+            <m:sty m:val="p"/>
+          </m:rPr>
+          <m:t>²</m:t>
+        </m:r>
+        <m:r>
+          <m:rPr>
+            <m:sty m:val="p"/>
+          </m:rPr>
+          <m:t>⁺</m:t>
+        </m:r>
+        <m:r>
+          <m:rPr>
+            <m:sty m:val="p"/>
+          </m:rPr>
+          <m:t>]</m:t>
+        </m:r>
+        <m:r>
+          <m:rPr>
+            <m:sty m:val="p"/>
+          </m:rPr>
+          <m:t>/</m:t>
+        </m:r>
+        <m:r>
+          <m:rPr>
+            <m:sty m:val="p"/>
+          </m:rPr>
+          <m:t>(</m:t>
+        </m:r>
+        <m:r>
+          <m:t>K</m:t>
+        </m:r>
+        <m:r>
+          <m:t>f</m:t>
+        </m:r>
+        <m:r>
+          <m:rPr>
+            <m:sty m:val="p"/>
+          </m:rPr>
+          <m:t>×</m:t>
+        </m:r>
+        <m:r>
+          <m:rPr>
+            <m:sty m:val="p"/>
+          </m:rPr>
+          <m:t>[</m:t>
+        </m:r>
+        <m:r>
+          <m:t>N</m:t>
+        </m:r>
+        <m:sSub>
+          <m:e>
+            <m:r>
+              <m:t>H</m:t>
+            </m:r>
+          </m:e>
+          <m:sub>
+            <m:r>
+              <m:t>3</m:t>
+            </m:r>
+          </m:sub>
+        </m:sSub>
+        <m:sSup>
+          <m:e>
+            <m:r>
+              <m:rPr>
+                <m:sty m:val="p"/>
+              </m:rPr>
+              <m:t>]</m:t>
+            </m:r>
+          </m:e>
+          <m:sup>
+            <m:r>
+              <m:t>4</m:t>
+            </m:r>
+          </m:sup>
+        </m:sSup>
+        <m:r>
+          <m:rPr>
+            <m:sty m:val="p"/>
+          </m:rPr>
+          <m:t>)</m:t>
+        </m:r>
+        <m:r>
+          <m:rPr>
+            <m:sty m:val="p"/>
+          </m:rPr>
+          <m:t>=</m:t>
+        </m:r>
+        <m:r>
+          <m:t>0.1</m:t>
+        </m:r>
+        <m:r>
+          <m:rPr>
+            <m:sty m:val="p"/>
+          </m:rPr>
+          <m:t>/</m:t>
+        </m:r>
+        <m:r>
+          <m:rPr>
+            <m:sty m:val="p"/>
+          </m:rPr>
+          <m:t>(</m:t>
+        </m:r>
+        <m:r>
+          <m:t>1.1</m:t>
+        </m:r>
+        <m:r>
+          <m:rPr>
+            <m:sty m:val="p"/>
+          </m:rPr>
+          <m:t>×</m:t>
+        </m:r>
+        <m:sSup>
+          <m:e>
+            <m:r>
+              <m:t>10</m:t>
+            </m:r>
+          </m:e>
+          <m:sup>
+            <m:r>
+              <m:t>13</m:t>
+            </m:r>
+          </m:sup>
+        </m:sSup>
+        <m:r>
+          <m:rPr>
+            <m:sty m:val="p"/>
+          </m:rPr>
+          <m:t>×</m:t>
+        </m:r>
+        <m:r>
+          <m:t>1.0</m:t>
+        </m:r>
+        <m:r>
+          <m:rPr>
+            <m:sty m:val="p"/>
+          </m:rPr>
+          <m:t>)</m:t>
+        </m:r>
+        <m:r>
+          <m:rPr>
+            <m:sty m:val="p"/>
+          </m:rPr>
+          <m:t>=</m:t>
+        </m:r>
+        <m:r>
+          <m:t>9.1</m:t>
+        </m:r>
+        <m:r>
+          <m:rPr>
+            <m:sty m:val="p"/>
+          </m:rPr>
+          <m:t>×</m:t>
+        </m:r>
+        <m:sSup>
+          <m:e>
+            <m:r>
+              <m:t>10</m:t>
+            </m:r>
+          </m:e>
+          <m:sup>
+            <m:r>
+              <m:rPr>
+                <m:sty m:val="p"/>
+              </m:rPr>
+              <m:t>−</m:t>
+            </m:r>
+            <m:r>
+              <m:t>15</m:t>
+            </m:r>
+          </m:sup>
+        </m:sSup>
+        <m:r>
+          <m:t> </m:t>
+        </m:r>
+        <m:r>
+          <m:rPr>
+            <m:sty m:val="p"/>
+          </m:rPr>
+          <m:t>m</m:t>
+        </m:r>
+        <m:r>
+          <m:rPr>
+            <m:sty m:val="p"/>
+          </m:rPr>
+          <m:t>o</m:t>
+        </m:r>
+        <m:r>
+          <m:rPr>
+            <m:sty m:val="p"/>
+          </m:rPr>
+          <m:t>l</m:t>
+        </m:r>
+        <m:r>
+          <m:rPr>
+            <m:sty m:val="p"/>
+          </m:rPr>
+          <m:t>/</m:t>
+        </m:r>
+        <m:r>
+          <m:rPr>
+            <m:sty m:val="p"/>
+          </m:rPr>
+          <m:t>L</m:t>
+        </m:r>
+      </m:oMath>
       <w:r>
         <w:rPr>
           <w:rFonts w:ascii="Times New Roman" w:hAnsi="Times New Roman" w:eastAsia="Times New Roman" w:cs="Times New Roman"/>
@@ -36412,24 +36846,275 @@
         </w:rPr>
         <w:t>可得左电极电势</w:t>
       </w:r>
-      <w:r>
-        <w:rPr>
-          <w:rFonts w:ascii="Times New Roman" w:hAnsi="Times New Roman" w:eastAsia="Times New Roman" w:cs="Times New Roman"/>
-        </w:rPr>
-        <w:t xml:space="preserve"> </w:t>
-      </w:r>
-      <w:r>
-        <w:rPr>
-          <w:rStyle w:val="VerbatimChar"/>
-          <w:rFonts w:ascii="Times New Roman" w:hAnsi="Times New Roman" w:eastAsia="Times New Roman" w:cs="Times New Roman"/>
-        </w:rPr>
-        <w:t xml:space="preserve">E^\theta(\mathrm{BaSO_4/Ba}) = E^\theta(\mathrm{Ba^{2+}/Ba}) + \frac{0.05916}{2}\lg K_{sp} = -2.90 + 0.02958\,\lg K_{sp}</w:t>
-      </w:r>
     </w:p>
     <w:p>
       <w:pPr>
         <w:pStyle w:val="BodyText"/>
       </w:pPr>
+      <m:oMathPara>
+        <m:oMathParaPr>
+          <m:jc m:val="center"/>
+          <m:ctrlPr>
+            <w:rPr>
+              <w:sz w:val="28"/>
+              <w:szCs w:val="28"/>
+            </w:rPr>
+          </m:ctrlPr>
+        </m:oMathParaPr>
+        <m:oMath>
+          <m:sSup>
+            <m:e>
+              <m:r>
+                <m:t>E</m:t>
+              </m:r>
+            </m:e>
+            <m:sup>
+              <m:r>
+                <m:t>θ</m:t>
+              </m:r>
+            </m:sup>
+          </m:sSup>
+          <m:r>
+            <m:rPr>
+              <m:sty m:val="p"/>
+            </m:rPr>
+            <m:t>(</m:t>
+          </m:r>
+          <m:r>
+            <m:rPr>
+              <m:sty m:val="p"/>
+            </m:rPr>
+            <m:t>B</m:t>
+          </m:r>
+          <m:r>
+            <m:rPr>
+              <m:sty m:val="p"/>
+            </m:rPr>
+            <m:t>a</m:t>
+          </m:r>
+          <m:r>
+            <m:rPr>
+              <m:sty m:val="p"/>
+            </m:rPr>
+            <m:t>S</m:t>
+          </m:r>
+          <m:sSub>
+            <m:e>
+              <m:r>
+                <m:rPr>
+                  <m:sty m:val="p"/>
+                </m:rPr>
+                <m:t>O</m:t>
+              </m:r>
+            </m:e>
+            <m:sub>
+              <m:r>
+                <m:rPr>
+                  <m:sty m:val="p"/>
+                </m:rPr>
+                <m:t>4</m:t>
+              </m:r>
+            </m:sub>
+          </m:sSub>
+          <m:r>
+            <m:rPr>
+              <m:sty m:val="p"/>
+            </m:rPr>
+            <m:t>/</m:t>
+          </m:r>
+          <m:r>
+            <m:rPr>
+              <m:sty m:val="p"/>
+            </m:rPr>
+            <m:t>B</m:t>
+          </m:r>
+          <m:r>
+            <m:rPr>
+              <m:sty m:val="p"/>
+            </m:rPr>
+            <m:t>a</m:t>
+          </m:r>
+          <m:r>
+            <m:rPr>
+              <m:sty m:val="p"/>
+            </m:rPr>
+            <m:t>)</m:t>
+          </m:r>
+          <m:r>
+            <m:rPr>
+              <m:sty m:val="p"/>
+            </m:rPr>
+            <m:t>=</m:t>
+          </m:r>
+          <m:sSup>
+            <m:e>
+              <m:r>
+                <m:t>E</m:t>
+              </m:r>
+            </m:e>
+            <m:sup>
+              <m:r>
+                <m:t>θ</m:t>
+              </m:r>
+            </m:sup>
+          </m:sSup>
+          <m:r>
+            <m:rPr>
+              <m:sty m:val="p"/>
+            </m:rPr>
+            <m:t>(</m:t>
+          </m:r>
+          <m:r>
+            <m:rPr>
+              <m:sty m:val="p"/>
+            </m:rPr>
+            <m:t>B</m:t>
+          </m:r>
+          <m:sSup>
+            <m:e>
+              <m:r>
+                <m:rPr>
+                  <m:sty m:val="p"/>
+                </m:rPr>
+                <m:t>a</m:t>
+              </m:r>
+            </m:e>
+            <m:sup>
+              <m:r>
+                <m:rPr>
+                  <m:sty m:val="p"/>
+                </m:rPr>
+                <m:t>2</m:t>
+              </m:r>
+              <m:r>
+                <m:rPr>
+                  <m:sty m:val="p"/>
+                </m:rPr>
+                <m:t>+</m:t>
+              </m:r>
+            </m:sup>
+          </m:sSup>
+          <m:r>
+            <m:rPr>
+              <m:sty m:val="p"/>
+            </m:rPr>
+            <m:t>/</m:t>
+          </m:r>
+          <m:r>
+            <m:rPr>
+              <m:sty m:val="p"/>
+            </m:rPr>
+            <m:t>B</m:t>
+          </m:r>
+          <m:r>
+            <m:rPr>
+              <m:sty m:val="p"/>
+            </m:rPr>
+            <m:t>a</m:t>
+          </m:r>
+          <m:r>
+            <m:rPr>
+              <m:sty m:val="p"/>
+            </m:rPr>
+            <m:t>)</m:t>
+          </m:r>
+          <m:r>
+            <m:rPr>
+              <m:sty m:val="p"/>
+            </m:rPr>
+            <m:t>+</m:t>
+          </m:r>
+          <m:f>
+            <m:fPr>
+              <m:type m:val="bar"/>
+            </m:fPr>
+            <m:num>
+              <m:r>
+                <m:t>0.05916</m:t>
+              </m:r>
+            </m:num>
+            <m:den>
+              <m:r>
+                <m:t>2</m:t>
+              </m:r>
+            </m:den>
+          </m:f>
+          <m:r>
+            <m:rPr>
+              <m:sty m:val="p"/>
+            </m:rPr>
+            <m:t>lg</m:t>
+          </m:r>
+          <m:sSub>
+            <m:e>
+              <m:r>
+                <m:t>K</m:t>
+              </m:r>
+            </m:e>
+            <m:sub>
+              <m:r>
+                <m:t>s</m:t>
+              </m:r>
+              <m:r>
+                <m:t>p</m:t>
+              </m:r>
+            </m:sub>
+          </m:sSub>
+          <m:r>
+            <m:rPr>
+              <m:sty m:val="p"/>
+            </m:rPr>
+            <m:t>=</m:t>
+          </m:r>
+          <m:r>
+            <m:rPr>
+              <m:sty m:val="p"/>
+            </m:rPr>
+            <m:t>−</m:t>
+          </m:r>
+          <m:r>
+            <m:t>2.90</m:t>
+          </m:r>
+          <m:r>
+            <m:rPr>
+              <m:sty m:val="p"/>
+            </m:rPr>
+            <m:t>+</m:t>
+          </m:r>
+          <m:r>
+            <m:t>0.02958</m:t>
+          </m:r>
+          <m:r>
+            <m:t> </m:t>
+          </m:r>
+          <m:r>
+            <m:rPr>
+              <m:sty m:val="p"/>
+            </m:rPr>
+            <m:t>lg</m:t>
+          </m:r>
+          <m:sSub>
+            <m:e>
+              <m:r>
+                <m:t>K</m:t>
+              </m:r>
+            </m:e>
+            <m:sub>
+              <m:r>
+                <m:t>s</m:t>
+              </m:r>
+              <m:r>
+                <m:t>p</m:t>
+              </m:r>
+            </m:sub>
+          </m:sSub>
+        </m:oMath>
+      </m:oMathPara>
+    </w:p>
+    <w:p>
+      <w:pPr>
+        <w:pStyle w:val="FirstParagraph"/>
+      </w:pPr>
       <w:r>
         <w:rPr>
           <w:rFonts w:hint="eastAsia" w:ascii="Times New Roman" w:hAnsi="Times New Roman" w:eastAsia="FangSong" w:cs="Times New Roman"/>
@@ -36441,48 +37126,469 @@
           <w:rFonts w:hint="eastAsia" w:ascii="Times New Roman" w:hAnsi="Times New Roman" w:eastAsia="Times New Roman" w:cs="Times New Roman"/>
         </w:rPr>
         <w:t>：</w:t>
-      </w:r>
-      <w:r>
-        <w:rPr>
-          <w:rFonts w:ascii="Times New Roman" w:hAnsi="Times New Roman" w:eastAsia="Times New Roman" w:cs="Times New Roman"/>
-        </w:rPr>
-        <w:t xml:space="preserve"> </w:t>
-      </w:r>
-      <w:r>
-        <w:rPr>
-          <w:rStyle w:val="VerbatimChar"/>
-          <w:rFonts w:ascii="Times New Roman" w:hAnsi="Times New Roman" w:eastAsia="Times New Roman" w:cs="Times New Roman"/>
-        </w:rPr>
-        <w:t xml:space="preserve">E^\theta_{\mathrm{cell}} = E^\theta(\mathrm{SO_4^{2-}/SO_2}) - E^\theta(\mathrm{BaSO_4/Ba}) = 0.17 + 2.90 - 0.02958\,\lg K_{sp} = 3.07 - 0.02958\,\lg K_{sp}</w:t>
       </w:r>
     </w:p>
     <w:p>
       <w:pPr>
         <w:pStyle w:val="BodyText"/>
       </w:pPr>
+      <m:oMathPara>
+        <m:oMathParaPr>
+          <m:jc m:val="center"/>
+          <m:ctrlPr>
+            <w:rPr>
+              <w:sz w:val="28"/>
+              <w:szCs w:val="28"/>
+            </w:rPr>
+          </m:ctrlPr>
+        </m:oMathParaPr>
+        <m:oMath>
+          <m:sSubSup>
+            <m:e>
+              <m:r>
+                <m:t>E</m:t>
+              </m:r>
+            </m:e>
+            <m:sub>
+              <m:r>
+                <m:rPr>
+                  <m:sty m:val="p"/>
+                </m:rPr>
+                <m:t>c</m:t>
+              </m:r>
+              <m:r>
+                <m:rPr>
+                  <m:sty m:val="p"/>
+                </m:rPr>
+                <m:t>e</m:t>
+              </m:r>
+              <m:r>
+                <m:rPr>
+                  <m:sty m:val="p"/>
+                </m:rPr>
+                <m:t>l</m:t>
+              </m:r>
+              <m:r>
+                <m:rPr>
+                  <m:sty m:val="p"/>
+                </m:rPr>
+                <m:t>l</m:t>
+              </m:r>
+            </m:sub>
+            <m:sup>
+              <m:r>
+                <m:t>θ</m:t>
+              </m:r>
+            </m:sup>
+          </m:sSubSup>
+          <m:r>
+            <m:rPr>
+              <m:sty m:val="p"/>
+            </m:rPr>
+            <m:t>=</m:t>
+          </m:r>
+          <m:sSup>
+            <m:e>
+              <m:r>
+                <m:t>E</m:t>
+              </m:r>
+            </m:e>
+            <m:sup>
+              <m:r>
+                <m:t>θ</m:t>
+              </m:r>
+            </m:sup>
+          </m:sSup>
+          <m:r>
+            <m:rPr>
+              <m:sty m:val="p"/>
+            </m:rPr>
+            <m:t>(</m:t>
+          </m:r>
+          <m:r>
+            <m:rPr>
+              <m:sty m:val="p"/>
+            </m:rPr>
+            <m:t>S</m:t>
+          </m:r>
+          <m:sSubSup>
+            <m:e>
+              <m:r>
+                <m:rPr>
+                  <m:sty m:val="p"/>
+                </m:rPr>
+                <m:t>O</m:t>
+              </m:r>
+            </m:e>
+            <m:sub>
+              <m:r>
+                <m:rPr>
+                  <m:sty m:val="p"/>
+                </m:rPr>
+                <m:t>4</m:t>
+              </m:r>
+            </m:sub>
+            <m:sup>
+              <m:r>
+                <m:rPr>
+                  <m:sty m:val="p"/>
+                </m:rPr>
+                <m:t>2</m:t>
+              </m:r>
+              <m:r>
+                <m:rPr>
+                  <m:sty m:val="p"/>
+                </m:rPr>
+                <m:t>−</m:t>
+              </m:r>
+            </m:sup>
+          </m:sSubSup>
+          <m:r>
+            <m:rPr>
+              <m:sty m:val="p"/>
+            </m:rPr>
+            <m:t>/</m:t>
+          </m:r>
+          <m:r>
+            <m:rPr>
+              <m:sty m:val="p"/>
+            </m:rPr>
+            <m:t>S</m:t>
+          </m:r>
+          <m:sSub>
+            <m:e>
+              <m:r>
+                <m:rPr>
+                  <m:sty m:val="p"/>
+                </m:rPr>
+                <m:t>O</m:t>
+              </m:r>
+            </m:e>
+            <m:sub>
+              <m:r>
+                <m:rPr>
+                  <m:sty m:val="p"/>
+                </m:rPr>
+                <m:t>2</m:t>
+              </m:r>
+            </m:sub>
+          </m:sSub>
+          <m:r>
+            <m:rPr>
+              <m:sty m:val="p"/>
+            </m:rPr>
+            <m:t>)</m:t>
+          </m:r>
+          <m:r>
+            <m:rPr>
+              <m:sty m:val="p"/>
+            </m:rPr>
+            <m:t>−</m:t>
+          </m:r>
+          <m:sSup>
+            <m:e>
+              <m:r>
+                <m:t>E</m:t>
+              </m:r>
+            </m:e>
+            <m:sup>
+              <m:r>
+                <m:t>θ</m:t>
+              </m:r>
+            </m:sup>
+          </m:sSup>
+          <m:r>
+            <m:rPr>
+              <m:sty m:val="p"/>
+            </m:rPr>
+            <m:t>(</m:t>
+          </m:r>
+          <m:r>
+            <m:rPr>
+              <m:sty m:val="p"/>
+            </m:rPr>
+            <m:t>B</m:t>
+          </m:r>
+          <m:r>
+            <m:rPr>
+              <m:sty m:val="p"/>
+            </m:rPr>
+            <m:t>a</m:t>
+          </m:r>
+          <m:r>
+            <m:rPr>
+              <m:sty m:val="p"/>
+            </m:rPr>
+            <m:t>S</m:t>
+          </m:r>
+          <m:sSub>
+            <m:e>
+              <m:r>
+                <m:rPr>
+                  <m:sty m:val="p"/>
+                </m:rPr>
+                <m:t>O</m:t>
+              </m:r>
+            </m:e>
+            <m:sub>
+              <m:r>
+                <m:rPr>
+                  <m:sty m:val="p"/>
+                </m:rPr>
+                <m:t>4</m:t>
+              </m:r>
+            </m:sub>
+          </m:sSub>
+          <m:r>
+            <m:rPr>
+              <m:sty m:val="p"/>
+            </m:rPr>
+            <m:t>/</m:t>
+          </m:r>
+          <m:r>
+            <m:rPr>
+              <m:sty m:val="p"/>
+            </m:rPr>
+            <m:t>B</m:t>
+          </m:r>
+          <m:r>
+            <m:rPr>
+              <m:sty m:val="p"/>
+            </m:rPr>
+            <m:t>a</m:t>
+          </m:r>
+          <m:r>
+            <m:rPr>
+              <m:sty m:val="p"/>
+            </m:rPr>
+            <m:t>)</m:t>
+          </m:r>
+          <m:r>
+            <m:rPr>
+              <m:sty m:val="p"/>
+            </m:rPr>
+            <m:t>=</m:t>
+          </m:r>
+          <m:r>
+            <m:t>0.17</m:t>
+          </m:r>
+          <m:r>
+            <m:rPr>
+              <m:sty m:val="p"/>
+            </m:rPr>
+            <m:t>+</m:t>
+          </m:r>
+          <m:r>
+            <m:t>2.90</m:t>
+          </m:r>
+          <m:r>
+            <m:rPr>
+              <m:sty m:val="p"/>
+            </m:rPr>
+            <m:t>−</m:t>
+          </m:r>
+          <m:r>
+            <m:t>0.02958</m:t>
+          </m:r>
+          <m:r>
+            <m:t> </m:t>
+          </m:r>
+          <m:r>
+            <m:rPr>
+              <m:sty m:val="p"/>
+            </m:rPr>
+            <m:t>lg</m:t>
+          </m:r>
+          <m:sSub>
+            <m:e>
+              <m:r>
+                <m:t>K</m:t>
+              </m:r>
+            </m:e>
+            <m:sub>
+              <m:r>
+                <m:t>s</m:t>
+              </m:r>
+              <m:r>
+                <m:t>p</m:t>
+              </m:r>
+            </m:sub>
+          </m:sSub>
+          <m:r>
+            <m:rPr>
+              <m:sty m:val="p"/>
+            </m:rPr>
+            <m:t>=</m:t>
+          </m:r>
+          <m:r>
+            <m:t>3.07</m:t>
+          </m:r>
+          <m:r>
+            <m:rPr>
+              <m:sty m:val="p"/>
+            </m:rPr>
+            <m:t>−</m:t>
+          </m:r>
+          <m:r>
+            <m:t>0.02958</m:t>
+          </m:r>
+          <m:r>
+            <m:t> </m:t>
+          </m:r>
+          <m:r>
+            <m:rPr>
+              <m:sty m:val="p"/>
+            </m:rPr>
+            <m:t>lg</m:t>
+          </m:r>
+          <m:sSub>
+            <m:e>
+              <m:r>
+                <m:t>K</m:t>
+              </m:r>
+            </m:e>
+            <m:sub>
+              <m:r>
+                <m:t>s</m:t>
+              </m:r>
+              <m:r>
+                <m:t>p</m:t>
+              </m:r>
+            </m:sub>
+          </m:sSub>
+        </m:oMath>
+      </m:oMathPara>
+    </w:p>
+    <w:p>
+      <w:pPr>
+        <w:pStyle w:val="FirstParagraph"/>
+      </w:pPr>
       <w:r>
         <w:rPr>
           <w:rFonts w:hint="eastAsia" w:ascii="Times New Roman" w:hAnsi="Times New Roman" w:eastAsia="FangSong" w:cs="Times New Roman"/>
         </w:rPr>
         <w:t xml:space="preserve">即</w:t>
-      </w:r>
-      <w:r>
-        <w:rPr>
-          <w:rFonts w:ascii="Times New Roman" w:hAnsi="Times New Roman" w:eastAsia="Times New Roman" w:cs="Times New Roman"/>
-        </w:rPr>
-        <w:t xml:space="preserve"> </w:t>
-      </w:r>
-      <w:r>
-        <w:rPr>
-          <w:rStyle w:val="VerbatimChar"/>
-          <w:rFonts w:ascii="Times New Roman" w:hAnsi="Times New Roman" w:eastAsia="Times New Roman" w:cs="Times New Roman"/>
-        </w:rPr>
-        <w:t xml:space="preserve">K_{sp} = 10^{(3.07 - E^\theta_{\mathrm{cell}})/0.02958}</w:t>
       </w:r>
     </w:p>
     <w:p>
       <w:pPr>
         <w:pStyle w:val="BodyText"/>
+      </w:pPr>
+      <m:oMathPara>
+        <m:oMathParaPr>
+          <m:jc m:val="center"/>
+          <m:ctrlPr>
+            <w:rPr>
+              <w:sz w:val="28"/>
+              <w:szCs w:val="28"/>
+            </w:rPr>
+          </m:ctrlPr>
+        </m:oMathParaPr>
+        <m:oMath>
+          <m:sSub>
+            <m:e>
+              <m:r>
+                <m:t>K</m:t>
+              </m:r>
+            </m:e>
+            <m:sub>
+              <m:r>
+                <m:t>s</m:t>
+              </m:r>
+              <m:r>
+                <m:t>p</m:t>
+              </m:r>
+            </m:sub>
+          </m:sSub>
+          <m:r>
+            <m:rPr>
+              <m:sty m:val="p"/>
+            </m:rPr>
+            <m:t>=</m:t>
+          </m:r>
+          <m:sSup>
+            <m:e>
+              <m:r>
+                <m:t>10</m:t>
+              </m:r>
+            </m:e>
+            <m:sup>
+              <m:r>
+                <m:rPr>
+                  <m:sty m:val="p"/>
+                </m:rPr>
+                <m:t>(</m:t>
+              </m:r>
+              <m:r>
+                <m:t>3.07</m:t>
+              </m:r>
+              <m:r>
+                <m:rPr>
+                  <m:sty m:val="p"/>
+                </m:rPr>
+                <m:t>−</m:t>
+              </m:r>
+              <m:sSubSup>
+                <m:e>
+                  <m:r>
+                    <m:t>E</m:t>
+                  </m:r>
+                </m:e>
+                <m:sub>
+                  <m:r>
+                    <m:rPr>
+                      <m:sty m:val="p"/>
+                    </m:rPr>
+                    <m:t>c</m:t>
+                  </m:r>
+                  <m:r>
+                    <m:rPr>
+                      <m:sty m:val="p"/>
+                    </m:rPr>
+                    <m:t>e</m:t>
+                  </m:r>
+                  <m:r>
+                    <m:rPr>
+                      <m:sty m:val="p"/>
+                    </m:rPr>
+                    <m:t>l</m:t>
+                  </m:r>
+                  <m:r>
+                    <m:rPr>
+                      <m:sty m:val="p"/>
+                    </m:rPr>
+                    <m:t>l</m:t>
+                  </m:r>
+                </m:sub>
+                <m:sup>
+                  <m:r>
+                    <m:t>θ</m:t>
+                  </m:r>
+                </m:sup>
+              </m:sSubSup>
+              <m:r>
+                <m:rPr>
+                  <m:sty m:val="p"/>
+                </m:rPr>
+                <m:t>)</m:t>
+              </m:r>
+              <m:r>
+                <m:rPr>
+                  <m:sty m:val="p"/>
+                </m:rPr>
+                <m:t>/</m:t>
+              </m:r>
+              <m:r>
+                <m:t>0.02958</m:t>
+              </m:r>
+            </m:sup>
+          </m:sSup>
+        </m:oMath>
+      </m:oMathPara>
+    </w:p>
+    <w:p>
+      <w:pPr>
+        <w:pStyle w:val="FirstParagraph"/>
       </w:pPr>
       <w:r>
         <w:rPr>
@@ -37239,243 +38345,373 @@
         </w:rPr>
         <w:t>可得该半反应在酸性介质中的</w:t>
       </w:r>
-      <w:r>
-        <w:rPr>
-          <w:rFonts w:ascii="Times New Roman" w:hAnsi="Times New Roman" w:eastAsia="Times New Roman" w:cs="Times New Roman"/>
-        </w:rPr>
-        <w:t xml:space="preserve"> </w:t>
-      </w:r>
-      <w:r>
-        <w:rPr>
-          <w:rStyle w:val="VerbatimChar"/>
-          <w:rFonts w:ascii="Times New Roman" w:hAnsi="Times New Roman" w:eastAsia="Times New Roman" w:cs="Times New Roman"/>
-        </w:rPr>
-        <w:t xml:space="preserve">E^\theta = 0.59 + (0.05916/3)×56 = 1.69 V</w:t>
-      </w:r>
     </w:p>
     <w:p>
       <w:pPr>
         <w:pStyle w:val="BodyText"/>
       </w:pPr>
+      <m:oMathPara>
+        <m:oMathParaPr>
+          <m:jc m:val="center"/>
+          <m:ctrlPr>
+            <w:rPr>
+              <w:sz w:val="28"/>
+              <w:szCs w:val="28"/>
+            </w:rPr>
+          </m:ctrlPr>
+        </m:oMathParaPr>
+        <m:oMath>
+          <m:sSup>
+            <m:e>
+              <m:r>
+                <m:t>E</m:t>
+              </m:r>
+            </m:e>
+            <m:sup>
+              <m:r>
+                <m:t>θ</m:t>
+              </m:r>
+            </m:sup>
+          </m:sSup>
+          <m:r>
+            <m:rPr>
+              <m:sty m:val="p"/>
+            </m:rPr>
+            <m:t>=</m:t>
+          </m:r>
+          <m:r>
+            <m:t>0.59</m:t>
+          </m:r>
+          <m:r>
+            <m:rPr>
+              <m:sty m:val="p"/>
+            </m:rPr>
+            <m:t>+</m:t>
+          </m:r>
+          <m:r>
+            <m:rPr>
+              <m:sty m:val="p"/>
+            </m:rPr>
+            <m:t>(</m:t>
+          </m:r>
+          <m:r>
+            <m:t>0.05916</m:t>
+          </m:r>
+          <m:r>
+            <m:rPr>
+              <m:sty m:val="p"/>
+            </m:rPr>
+            <m:t>/</m:t>
+          </m:r>
+          <m:r>
+            <m:t>3</m:t>
+          </m:r>
+          <m:r>
+            <m:rPr>
+              <m:sty m:val="p"/>
+            </m:rPr>
+            <m:t>)</m:t>
+          </m:r>
+          <m:r>
+            <m:rPr>
+              <m:sty m:val="p"/>
+            </m:rPr>
+            <m:t>×</m:t>
+          </m:r>
+          <m:r>
+            <m:t>56</m:t>
+          </m:r>
+          <m:r>
+            <m:rPr>
+              <m:sty m:val="p"/>
+            </m:rPr>
+            <m:t>=</m:t>
+          </m:r>
+          <m:r>
+            <m:t>1.69</m:t>
+          </m:r>
+          <m:r>
+            <m:t>V</m:t>
+          </m:r>
+        </m:oMath>
+      </m:oMathPara>
+    </w:p>
+    <w:p>
+      <w:pPr>
+        <w:pStyle w:val="FirstParagraph"/>
+      </w:pPr>
       <w:r>
         <w:rPr>
           <w:rFonts w:hint="eastAsia" w:ascii="Times New Roman" w:hAnsi="Times New Roman" w:eastAsia="FangSong" w:cs="Times New Roman"/>
         </w:rPr>
         <w:t xml:space="preserve">再与</w:t>
-      </w:r>
-      <w:r>
-        <w:rPr>
-          <w:rFonts w:ascii="Times New Roman" w:hAnsi="Times New Roman" w:eastAsia="Times New Roman" w:cs="Times New Roman"/>
-        </w:rPr>
-        <w:t xml:space="preserve"> </w:t>
-      </w:r>
-      <w:r>
-        <w:rPr>
-          <w:rStyle w:val="VerbatimChar"/>
-          <w:rFonts w:ascii="Times New Roman" w:hAnsi="Times New Roman" w:eastAsia="Times New Roman" w:cs="Times New Roman"/>
-        </w:rPr>
-        <w:t>MnO</w:t>
-      </w:r>
-      <w:r>
-        <w:rPr>
-          <w:rStyle w:val="VerbatimChar"/>
-          <w:rFonts w:ascii="Times New Roman" w:hAnsi="Times New Roman" w:eastAsia="Times New Roman" w:cs="Times New Roman"/>
-          <w:vertAlign w:val="subscript"/>
-        </w:rPr>
-        <w:t>4</w:t>
-      </w:r>
-      <w:r>
-        <w:rPr>
-          <w:rStyle w:val="VerbatimChar"/>
-          <w:rFonts w:ascii="Times New Roman" w:hAnsi="Times New Roman" w:eastAsia="Times New Roman" w:cs="Times New Roman"/>
-          <w:vertAlign w:val="superscript"/>
-        </w:rPr>
-        <w:t>-</w:t>
-      </w:r>
-      <w:r>
-        <w:rPr>
-          <w:rStyle w:val="VerbatimChar"/>
-          <w:rFonts w:ascii="Times New Roman" w:hAnsi="Times New Roman" w:eastAsia="Times New Roman" w:cs="Times New Roman"/>
-        </w:rPr>
-        <w:t xml:space="preserve"> + 8H</w:t>
-      </w:r>
-      <w:r>
-        <w:rPr>
-          <w:rStyle w:val="VerbatimChar"/>
-          <w:rFonts w:ascii="Times New Roman" w:hAnsi="Times New Roman" w:eastAsia="Times New Roman" w:cs="Times New Roman"/>
-          <w:vertAlign w:val="superscript"/>
-        </w:rPr>
-        <w:t>+</w:t>
-      </w:r>
-      <w:r>
-        <w:rPr>
-          <w:rStyle w:val="VerbatimChar"/>
-          <w:rFonts w:ascii="Times New Roman" w:hAnsi="Times New Roman" w:eastAsia="Times New Roman" w:cs="Times New Roman"/>
-        </w:rPr>
-        <w:t xml:space="preserve"> + 5e</w:t>
-      </w:r>
-      <w:r>
-        <w:rPr>
-          <w:rStyle w:val="VerbatimChar"/>
-          <w:rFonts w:ascii="Times New Roman" w:hAnsi="Times New Roman" w:eastAsia="Times New Roman" w:cs="Times New Roman"/>
-          <w:vertAlign w:val="superscript"/>
-        </w:rPr>
-        <w:t>-</w:t>
-      </w:r>
-      <w:r>
-        <w:rPr>
-          <w:rStyle w:val="VerbatimChar"/>
-          <w:rFonts w:ascii="Times New Roman" w:hAnsi="Times New Roman" w:eastAsia="Times New Roman" w:cs="Times New Roman"/>
-        </w:rPr>
-        <w:t xml:space="preserve"> ⇌ Mn</w:t>
-      </w:r>
-      <w:r>
-        <w:rPr>
-          <w:rStyle w:val="VerbatimChar"/>
-          <w:rFonts w:ascii="Times New Roman" w:hAnsi="Times New Roman" w:eastAsia="Times New Roman" w:cs="Times New Roman"/>
-          <w:vertAlign w:val="superscript"/>
-        </w:rPr>
-        <w:t>2+</w:t>
-      </w:r>
-      <w:r>
-        <w:rPr>
-          <w:rStyle w:val="VerbatimChar"/>
-          <w:rFonts w:ascii="Times New Roman" w:hAnsi="Times New Roman" w:eastAsia="Times New Roman" w:cs="Times New Roman"/>
-        </w:rPr>
-        <w:t xml:space="preserve"> + 4H</w:t>
-      </w:r>
-      <w:r>
-        <w:rPr>
-          <w:rStyle w:val="VerbatimChar"/>
-          <w:rFonts w:ascii="Times New Roman" w:hAnsi="Times New Roman" w:eastAsia="Times New Roman" w:cs="Times New Roman"/>
-          <w:vertAlign w:val="subscript"/>
-        </w:rPr>
-        <w:t>2</w:t>
-      </w:r>
-      <w:r>
-        <w:rPr>
-          <w:rStyle w:val="VerbatimChar"/>
-          <w:rFonts w:ascii="Times New Roman" w:hAnsi="Times New Roman" w:eastAsia="Times New Roman" w:cs="Times New Roman"/>
-        </w:rPr>
-        <w:t>O, E^\theta = 1.51 V</w:t>
-      </w:r>
-      <w:r>
-        <w:rPr>
-          <w:rFonts w:ascii="Times New Roman" w:hAnsi="Times New Roman" w:eastAsia="Times New Roman" w:cs="Times New Roman"/>
-        </w:rPr>
-        <w:t xml:space="preserve"> </w:t>
-      </w:r>
-      <w:r>
-        <w:rPr>
-          <w:rFonts w:hint="eastAsia" w:ascii="Times New Roman" w:hAnsi="Times New Roman" w:eastAsia="FangSong" w:cs="Times New Roman"/>
-        </w:rPr>
-        <w:t>相组合</w:t>
-      </w:r>
-      <w:r>
-        <w:rPr>
-          <w:rFonts w:hint="eastAsia" w:ascii="Times New Roman" w:hAnsi="Times New Roman" w:eastAsia="Times New Roman" w:cs="Times New Roman"/>
-        </w:rPr>
-        <w:t>，</w:t>
-      </w:r>
-      <w:r>
-        <w:rPr>
-          <w:rFonts w:hint="eastAsia" w:ascii="Times New Roman" w:hAnsi="Times New Roman" w:eastAsia="FangSong" w:cs="Times New Roman"/>
-        </w:rPr>
-        <w:t>得到</w:t>
-      </w:r>
-      <w:r>
-        <w:rPr>
-          <w:rFonts w:ascii="Times New Roman" w:hAnsi="Times New Roman" w:eastAsia="Times New Roman" w:cs="Times New Roman"/>
-        </w:rPr>
-        <w:t xml:space="preserve"> </w:t>
-      </w:r>
-      <w:r>
-        <w:rPr>
-          <w:rStyle w:val="VerbatimChar"/>
-          <w:rFonts w:ascii="Times New Roman" w:hAnsi="Times New Roman" w:eastAsia="Times New Roman" w:cs="Times New Roman"/>
-        </w:rPr>
-        <w:t>MnO</w:t>
-      </w:r>
-      <w:r>
-        <w:rPr>
-          <w:rStyle w:val="VerbatimChar"/>
-          <w:rFonts w:ascii="Times New Roman" w:hAnsi="Times New Roman" w:eastAsia="Times New Roman" w:cs="Times New Roman"/>
-          <w:vertAlign w:val="subscript"/>
-        </w:rPr>
-        <w:t>2</w:t>
-      </w:r>
-      <w:r>
-        <w:rPr>
-          <w:rStyle w:val="VerbatimChar"/>
-          <w:rFonts w:ascii="Times New Roman" w:hAnsi="Times New Roman" w:eastAsia="Times New Roman" w:cs="Times New Roman"/>
-        </w:rPr>
-        <w:t xml:space="preserve"> + 4H</w:t>
-      </w:r>
-      <w:r>
-        <w:rPr>
-          <w:rStyle w:val="VerbatimChar"/>
-          <w:rFonts w:ascii="Times New Roman" w:hAnsi="Times New Roman" w:eastAsia="Times New Roman" w:cs="Times New Roman"/>
-          <w:vertAlign w:val="superscript"/>
-        </w:rPr>
-        <w:t>+</w:t>
-      </w:r>
-      <w:r>
-        <w:rPr>
-          <w:rStyle w:val="VerbatimChar"/>
-          <w:rFonts w:ascii="Times New Roman" w:hAnsi="Times New Roman" w:eastAsia="Times New Roman" w:cs="Times New Roman"/>
-        </w:rPr>
-        <w:t xml:space="preserve"> + 2e</w:t>
-      </w:r>
-      <w:r>
-        <w:rPr>
-          <w:rStyle w:val="VerbatimChar"/>
-          <w:rFonts w:ascii="Times New Roman" w:hAnsi="Times New Roman" w:eastAsia="Times New Roman" w:cs="Times New Roman"/>
-          <w:vertAlign w:val="superscript"/>
-        </w:rPr>
-        <w:t>-</w:t>
-      </w:r>
-      <w:r>
-        <w:rPr>
-          <w:rStyle w:val="VerbatimChar"/>
-          <w:rFonts w:ascii="Times New Roman" w:hAnsi="Times New Roman" w:eastAsia="Times New Roman" w:cs="Times New Roman"/>
-        </w:rPr>
-        <w:t xml:space="preserve"> ⇌ Mn</w:t>
-      </w:r>
-      <w:r>
-        <w:rPr>
-          <w:rStyle w:val="VerbatimChar"/>
-          <w:rFonts w:ascii="Times New Roman" w:hAnsi="Times New Roman" w:eastAsia="Times New Roman" w:cs="Times New Roman"/>
-          <w:vertAlign w:val="superscript"/>
-        </w:rPr>
-        <w:t>2+</w:t>
-      </w:r>
-      <w:r>
-        <w:rPr>
-          <w:rStyle w:val="VerbatimChar"/>
-          <w:rFonts w:ascii="Times New Roman" w:hAnsi="Times New Roman" w:eastAsia="Times New Roman" w:cs="Times New Roman"/>
-        </w:rPr>
-        <w:t xml:space="preserve"> + 2H</w:t>
-      </w:r>
-      <w:r>
-        <w:rPr>
-          <w:rStyle w:val="VerbatimChar"/>
-          <w:rFonts w:ascii="Times New Roman" w:hAnsi="Times New Roman" w:eastAsia="Times New Roman" w:cs="Times New Roman"/>
-          <w:vertAlign w:val="subscript"/>
-        </w:rPr>
-        <w:t>2</w:t>
-      </w:r>
-      <w:r>
-        <w:rPr>
-          <w:rStyle w:val="VerbatimChar"/>
-          <w:rFonts w:ascii="Times New Roman" w:hAnsi="Times New Roman" w:eastAsia="Times New Roman" w:cs="Times New Roman"/>
-        </w:rPr>
-        <w:t>O</w:t>
       </w:r>
     </w:p>
     <w:p>
       <w:pPr>
         <w:pStyle w:val="BodyText"/>
       </w:pPr>
+      <m:oMathPara>
+        <m:oMathParaPr>
+          <m:jc m:val="center"/>
+          <m:ctrlPr>
+            <w:rPr>
+              <w:sz w:val="28"/>
+              <w:szCs w:val="28"/>
+            </w:rPr>
+          </m:ctrlPr>
+        </m:oMathParaPr>
+        <m:oMath>
+          <m:r>
+            <m:t>M</m:t>
+          </m:r>
+          <m:r>
+            <m:t>n</m:t>
+          </m:r>
+          <m:r>
+            <m:t>O</m:t>
+          </m:r>
+          <m:r>
+            <m:rPr>
+              <m:sty m:val="p"/>
+            </m:rPr>
+            <m:t>₄</m:t>
+          </m:r>
+          <m:r>
+            <m:rPr>
+              <m:sty m:val="p"/>
+            </m:rPr>
+            <m:t>⁻</m:t>
+          </m:r>
+          <m:r>
+            <m:rPr>
+              <m:sty m:val="p"/>
+            </m:rPr>
+            <m:t>+</m:t>
+          </m:r>
+          <m:r>
+            <m:t>8</m:t>
+          </m:r>
+          <m:r>
+            <m:t>H</m:t>
+          </m:r>
+          <m:r>
+            <m:rPr>
+              <m:sty m:val="p"/>
+            </m:rPr>
+            <m:t>⁺</m:t>
+          </m:r>
+          <m:r>
+            <m:rPr>
+              <m:sty m:val="p"/>
+            </m:rPr>
+            <m:t>+</m:t>
+          </m:r>
+          <m:r>
+            <m:t>5</m:t>
+          </m:r>
+          <m:r>
+            <m:t>e</m:t>
+          </m:r>
+          <m:r>
+            <m:rPr>
+              <m:sty m:val="p"/>
+            </m:rPr>
+            <m:t>⁻</m:t>
+          </m:r>
+          <m:r>
+            <m:rPr>
+              <m:sty m:val="p"/>
+            </m:rPr>
+            <m:t>⇌</m:t>
+          </m:r>
+          <m:r>
+            <m:t>M</m:t>
+          </m:r>
+          <m:r>
+            <m:t>n</m:t>
+          </m:r>
+          <m:r>
+            <m:rPr>
+              <m:sty m:val="p"/>
+            </m:rPr>
+            <m:t>²</m:t>
+          </m:r>
+          <m:r>
+            <m:rPr>
+              <m:sty m:val="p"/>
+            </m:rPr>
+            <m:t>⁺</m:t>
+          </m:r>
+          <m:r>
+            <m:rPr>
+              <m:sty m:val="p"/>
+            </m:rPr>
+            <m:t>+</m:t>
+          </m:r>
+          <m:r>
+            <m:t>4</m:t>
+          </m:r>
+          <m:r>
+            <m:t>H</m:t>
+          </m:r>
+          <m:r>
+            <m:rPr>
+              <m:sty m:val="p"/>
+            </m:rPr>
+            <m:t>₂</m:t>
+          </m:r>
+          <m:r>
+            <m:t>O</m:t>
+          </m:r>
+          <m:r>
+            <m:rPr>
+              <m:sty m:val="p"/>
+            </m:rPr>
+            <m:t>,</m:t>
+          </m:r>
+          <m:sSup>
+            <m:e>
+              <m:r>
+                <m:t>E</m:t>
+              </m:r>
+            </m:e>
+            <m:sup>
+              <m:r>
+                <m:t>θ</m:t>
+              </m:r>
+            </m:sup>
+          </m:sSup>
+          <m:r>
+            <m:rPr>
+              <m:sty m:val="p"/>
+            </m:rPr>
+            <m:t>=</m:t>
+          </m:r>
+          <m:r>
+            <m:t>1.51</m:t>
+          </m:r>
+          <m:r>
+            <m:t>V</m:t>
+          </m:r>
+        </m:oMath>
+      </m:oMathPara>
+    </w:p>
+    <w:p>
+      <w:pPr>
+        <w:pStyle w:val="FirstParagraph"/>
+      </w:pPr>
+      <w:r>
+        <w:rPr>
+          <w:rFonts w:hint="eastAsia" w:ascii="Times New Roman" w:hAnsi="Times New Roman" w:eastAsia="FangSong" w:cs="Times New Roman"/>
+        </w:rPr>
+        <w:t>相组合</w:t>
+      </w:r>
+      <w:r>
+        <w:rPr>
+          <w:rFonts w:hint="eastAsia" w:ascii="Times New Roman" w:hAnsi="Times New Roman" w:eastAsia="Times New Roman" w:cs="Times New Roman"/>
+        </w:rPr>
+        <w:t>，</w:t>
+      </w:r>
+      <w:r>
+        <w:rPr>
+          <w:rFonts w:hint="eastAsia" w:ascii="Times New Roman" w:hAnsi="Times New Roman" w:eastAsia="FangSong" w:cs="Times New Roman"/>
+        </w:rPr>
+        <w:t>得到</w:t>
+      </w:r>
+      <w:r>
+        <w:rPr>
+          <w:rFonts w:ascii="Times New Roman" w:hAnsi="Times New Roman" w:eastAsia="Times New Roman" w:cs="Times New Roman"/>
+        </w:rPr>
+        <w:t xml:space="preserve"> </w:t>
+      </w:r>
+      <w:r>
+        <w:rPr>
+          <w:rStyle w:val="VerbatimChar"/>
+          <w:rFonts w:ascii="Times New Roman" w:hAnsi="Times New Roman" w:eastAsia="Times New Roman" w:cs="Times New Roman"/>
+        </w:rPr>
+        <w:t>MnO</w:t>
+      </w:r>
+      <w:r>
+        <w:rPr>
+          <w:rStyle w:val="VerbatimChar"/>
+          <w:rFonts w:ascii="Times New Roman" w:hAnsi="Times New Roman" w:eastAsia="Times New Roman" w:cs="Times New Roman"/>
+          <w:vertAlign w:val="subscript"/>
+        </w:rPr>
+        <w:t>2</w:t>
+      </w:r>
+      <w:r>
+        <w:rPr>
+          <w:rStyle w:val="VerbatimChar"/>
+          <w:rFonts w:ascii="Times New Roman" w:hAnsi="Times New Roman" w:eastAsia="Times New Roman" w:cs="Times New Roman"/>
+        </w:rPr>
+        <w:t xml:space="preserve"> + 4H</w:t>
+      </w:r>
+      <w:r>
+        <w:rPr>
+          <w:rStyle w:val="VerbatimChar"/>
+          <w:rFonts w:ascii="Times New Roman" w:hAnsi="Times New Roman" w:eastAsia="Times New Roman" w:cs="Times New Roman"/>
+          <w:vertAlign w:val="superscript"/>
+        </w:rPr>
+        <w:t>+</w:t>
+      </w:r>
+      <w:r>
+        <w:rPr>
+          <w:rStyle w:val="VerbatimChar"/>
+          <w:rFonts w:ascii="Times New Roman" w:hAnsi="Times New Roman" w:eastAsia="Times New Roman" w:cs="Times New Roman"/>
+        </w:rPr>
+        <w:t xml:space="preserve"> + 2e</w:t>
+      </w:r>
+      <w:r>
+        <w:rPr>
+          <w:rStyle w:val="VerbatimChar"/>
+          <w:rFonts w:ascii="Times New Roman" w:hAnsi="Times New Roman" w:eastAsia="Times New Roman" w:cs="Times New Roman"/>
+          <w:vertAlign w:val="superscript"/>
+        </w:rPr>
+        <w:t>-</w:t>
+      </w:r>
+      <w:r>
+        <w:rPr>
+          <w:rStyle w:val="VerbatimChar"/>
+          <w:rFonts w:ascii="Times New Roman" w:hAnsi="Times New Roman" w:eastAsia="Times New Roman" w:cs="Times New Roman"/>
+        </w:rPr>
+        <w:t xml:space="preserve"> ⇌ Mn</w:t>
+      </w:r>
+      <w:r>
+        <w:rPr>
+          <w:rStyle w:val="VerbatimChar"/>
+          <w:rFonts w:ascii="Times New Roman" w:hAnsi="Times New Roman" w:eastAsia="Times New Roman" w:cs="Times New Roman"/>
+          <w:vertAlign w:val="superscript"/>
+        </w:rPr>
+        <w:t>2+</w:t>
+      </w:r>
+      <w:r>
+        <w:rPr>
+          <w:rStyle w:val="VerbatimChar"/>
+          <w:rFonts w:ascii="Times New Roman" w:hAnsi="Times New Roman" w:eastAsia="Times New Roman" w:cs="Times New Roman"/>
+        </w:rPr>
+        <w:t xml:space="preserve"> + 2H</w:t>
+      </w:r>
+      <w:r>
+        <w:rPr>
+          <w:rStyle w:val="VerbatimChar"/>
+          <w:rFonts w:ascii="Times New Roman" w:hAnsi="Times New Roman" w:eastAsia="Times New Roman" w:cs="Times New Roman"/>
+          <w:vertAlign w:val="subscript"/>
+        </w:rPr>
+        <w:t>2</w:t>
+      </w:r>
+      <w:r>
+        <w:rPr>
+          <w:rStyle w:val="VerbatimChar"/>
+          <w:rFonts w:ascii="Times New Roman" w:hAnsi="Times New Roman" w:eastAsia="Times New Roman" w:cs="Times New Roman"/>
+        </w:rPr>
+        <w:t>O</w:t>
+      </w:r>
+    </w:p>
+    <w:p>
+      <w:pPr>
+        <w:pStyle w:val="BodyText"/>
+      </w:pPr>
       <w:r>
         <w:rPr>
           <w:rFonts w:hint="eastAsia" w:ascii="Times New Roman" w:hAnsi="Times New Roman" w:eastAsia="FangSong" w:cs="Times New Roman"/>
@@ -37488,19 +38724,105 @@
         </w:rPr>
         <w:t>：</w:t>
       </w:r>
-      <w:r>
-        <w:rPr>
-          <w:rFonts w:ascii="Times New Roman" w:hAnsi="Times New Roman" w:eastAsia="Times New Roman" w:cs="Times New Roman"/>
-        </w:rPr>
-        <w:t xml:space="preserve"> </w:t>
-      </w:r>
-      <w:r>
-        <w:rPr>
-          <w:rStyle w:val="VerbatimChar"/>
-          <w:rFonts w:ascii="Times New Roman" w:hAnsi="Times New Roman" w:eastAsia="Times New Roman" w:cs="Times New Roman"/>
-        </w:rPr>
-        <w:t xml:space="preserve">E^\theta = (5×1.51 − 3×1.69)/2 = 1.24 V</w:t>
-      </w:r>
+    </w:p>
+    <w:p>
+      <w:pPr>
+        <w:pStyle w:val="BodyText"/>
+      </w:pPr>
+      <m:oMathPara>
+        <m:oMathParaPr>
+          <m:jc m:val="center"/>
+          <m:ctrlPr>
+            <w:rPr>
+              <w:sz w:val="28"/>
+              <w:szCs w:val="28"/>
+            </w:rPr>
+          </m:ctrlPr>
+        </m:oMathParaPr>
+        <m:oMath>
+          <m:sSup>
+            <m:e>
+              <m:r>
+                <m:t>E</m:t>
+              </m:r>
+            </m:e>
+            <m:sup>
+              <m:r>
+                <m:t>θ</m:t>
+              </m:r>
+            </m:sup>
+          </m:sSup>
+          <m:r>
+            <m:rPr>
+              <m:sty m:val="p"/>
+            </m:rPr>
+            <m:t>=</m:t>
+          </m:r>
+          <m:r>
+            <m:rPr>
+              <m:sty m:val="p"/>
+            </m:rPr>
+            <m:t>(</m:t>
+          </m:r>
+          <m:r>
+            <m:t>5</m:t>
+          </m:r>
+          <m:r>
+            <m:rPr>
+              <m:sty m:val="p"/>
+            </m:rPr>
+            <m:t>×</m:t>
+          </m:r>
+          <m:r>
+            <m:t>1.51</m:t>
+          </m:r>
+          <m:r>
+            <m:rPr>
+              <m:sty m:val="p"/>
+            </m:rPr>
+            <m:t>−</m:t>
+          </m:r>
+          <m:r>
+            <m:t>3</m:t>
+          </m:r>
+          <m:r>
+            <m:rPr>
+              <m:sty m:val="p"/>
+            </m:rPr>
+            <m:t>×</m:t>
+          </m:r>
+          <m:r>
+            <m:t>1.69</m:t>
+          </m:r>
+          <m:r>
+            <m:rPr>
+              <m:sty m:val="p"/>
+            </m:rPr>
+            <m:t>)</m:t>
+          </m:r>
+          <m:r>
+            <m:rPr>
+              <m:sty m:val="p"/>
+            </m:rPr>
+            <m:t>/</m:t>
+          </m:r>
+          <m:r>
+            <m:t>2</m:t>
+          </m:r>
+          <m:r>
+            <m:rPr>
+              <m:sty m:val="p"/>
+            </m:rPr>
+            <m:t>=</m:t>
+          </m:r>
+          <m:r>
+            <m:t>1.24</m:t>
+          </m:r>
+          <m:r>
+            <m:t>V</m:t>
+          </m:r>
+        </m:oMath>
+      </m:oMathPara>
     </w:p>
     <w:p>
       <w:pPr>
@@ -37534,19 +38856,125 @@
         </w:rPr>
         <w:t>：</w:t>
       </w:r>
-      <w:r>
-        <w:rPr>
-          <w:rFonts w:ascii="Times New Roman" w:hAnsi="Times New Roman" w:eastAsia="Times New Roman" w:cs="Times New Roman"/>
-        </w:rPr>
-        <w:t xml:space="preserve"> </w:t>
-      </w:r>
-      <w:r>
-        <w:rPr>
-          <w:rStyle w:val="VerbatimChar"/>
-          <w:rFonts w:ascii="Times New Roman" w:hAnsi="Times New Roman" w:eastAsia="Times New Roman" w:cs="Times New Roman"/>
-        </w:rPr>
-        <w:t xml:space="preserve">E(\mathrm{MnO_4^-/MnO_2}) = 0.59 V</w:t>
-      </w:r>
+    </w:p>
+    <w:p>
+      <w:pPr>
+        <w:pStyle w:val="Compact"/>
+      </w:pPr>
+      <m:oMathPara>
+        <m:oMathParaPr>
+          <m:jc m:val="center"/>
+          <m:ctrlPr>
+            <w:rPr>
+              <w:sz w:val="28"/>
+              <w:szCs w:val="28"/>
+            </w:rPr>
+          </m:ctrlPr>
+        </m:oMathParaPr>
+        <m:oMath>
+          <m:r>
+            <m:t>E</m:t>
+          </m:r>
+          <m:r>
+            <m:rPr>
+              <m:sty m:val="p"/>
+            </m:rPr>
+            <m:t>(</m:t>
+          </m:r>
+          <m:r>
+            <m:rPr>
+              <m:sty m:val="p"/>
+            </m:rPr>
+            <m:t>M</m:t>
+          </m:r>
+          <m:r>
+            <m:rPr>
+              <m:sty m:val="p"/>
+            </m:rPr>
+            <m:t>n</m:t>
+          </m:r>
+          <m:sSubSup>
+            <m:e>
+              <m:r>
+                <m:rPr>
+                  <m:sty m:val="p"/>
+                </m:rPr>
+                <m:t>O</m:t>
+              </m:r>
+            </m:e>
+            <m:sub>
+              <m:r>
+                <m:rPr>
+                  <m:sty m:val="p"/>
+                </m:rPr>
+                <m:t>4</m:t>
+              </m:r>
+            </m:sub>
+            <m:sup>
+              <m:r>
+                <m:rPr>
+                  <m:sty m:val="p"/>
+                </m:rPr>
+                <m:t>−</m:t>
+              </m:r>
+            </m:sup>
+          </m:sSubSup>
+          <m:r>
+            <m:rPr>
+              <m:sty m:val="p"/>
+            </m:rPr>
+            <m:t>/</m:t>
+          </m:r>
+          <m:r>
+            <m:rPr>
+              <m:sty m:val="p"/>
+            </m:rPr>
+            <m:t>M</m:t>
+          </m:r>
+          <m:r>
+            <m:rPr>
+              <m:sty m:val="p"/>
+            </m:rPr>
+            <m:t>n</m:t>
+          </m:r>
+          <m:sSub>
+            <m:e>
+              <m:r>
+                <m:rPr>
+                  <m:sty m:val="p"/>
+                </m:rPr>
+                <m:t>O</m:t>
+              </m:r>
+            </m:e>
+            <m:sub>
+              <m:r>
+                <m:rPr>
+                  <m:sty m:val="p"/>
+                </m:rPr>
+                <m:t>2</m:t>
+              </m:r>
+            </m:sub>
+          </m:sSub>
+          <m:r>
+            <m:rPr>
+              <m:sty m:val="p"/>
+            </m:rPr>
+            <m:t>)</m:t>
+          </m:r>
+          <m:r>
+            <m:rPr>
+              <m:sty m:val="p"/>
+            </m:rPr>
+            <m:t>=</m:t>
+          </m:r>
+          <m:r>
+            <m:t>0.59</m:t>
+          </m:r>
+          <m:r>
+            <m:t>V</m:t>
+          </m:r>
+        </m:oMath>
+      </m:oMathPara>
     </w:p>
     <w:p>
       <w:pPr>
@@ -37558,120 +38986,238 @@
         </w:rPr>
         <w:t xml:space="preserve">而</w:t>
       </w:r>
-      <w:r>
-        <w:rPr>
-          <w:rFonts w:ascii="Times New Roman" w:hAnsi="Times New Roman" w:eastAsia="Times New Roman" w:cs="Times New Roman"/>
-        </w:rPr>
-        <w:t xml:space="preserve"> </w:t>
-      </w:r>
-      <w:r>
-        <w:rPr>
-          <w:rStyle w:val="VerbatimChar"/>
-          <w:rFonts w:ascii="Times New Roman" w:hAnsi="Times New Roman" w:eastAsia="Times New Roman" w:cs="Times New Roman"/>
-        </w:rPr>
-        <w:t xml:space="preserve">E(\mathrm{MnO_2/Mn^{2+}}) = 1.24 + \frac{0.05916}{2}\lg([H^+]^4/[Mn^{2+}])</w:t>
-      </w:r>
-      <w:r>
-        <w:rPr>
-          <w:rFonts w:ascii="Times New Roman" w:hAnsi="Times New Roman" w:eastAsia="Times New Roman" w:cs="Times New Roman"/>
-        </w:rPr>
-        <w:t xml:space="preserve"> </w:t>
-      </w:r>
-      <w:r>
-        <w:rPr>
-          <w:rFonts w:hint="eastAsia" w:ascii="Times New Roman" w:hAnsi="Times New Roman" w:eastAsia="FangSong" w:cs="Times New Roman"/>
-        </w:rPr>
-        <w:t xml:space="preserve">取</w:t>
-      </w:r>
-      <w:r>
-        <w:rPr>
-          <w:rFonts w:ascii="Times New Roman" w:hAnsi="Times New Roman" w:eastAsia="Times New Roman" w:cs="Times New Roman"/>
-        </w:rPr>
-        <w:t xml:space="preserve"> </w:t>
-      </w:r>
-      <w:r>
-        <w:rPr>
-          <w:rStyle w:val="VerbatimChar"/>
-          <w:rFonts w:ascii="Times New Roman" w:hAnsi="Times New Roman" w:eastAsia="Times New Roman" w:cs="Times New Roman"/>
-        </w:rPr>
-        <w:t>[H</w:t>
-      </w:r>
-      <w:r>
-        <w:rPr>
-          <w:rStyle w:val="VerbatimChar"/>
-          <w:rFonts w:ascii="Times New Roman" w:hAnsi="Times New Roman" w:eastAsia="Times New Roman" w:cs="Times New Roman"/>
-          <w:vertAlign w:val="superscript"/>
-        </w:rPr>
-        <w:t>+</w:t>
-      </w:r>
-      <w:r>
-        <w:rPr>
-          <w:rStyle w:val="VerbatimChar"/>
-          <w:rFonts w:ascii="Times New Roman" w:hAnsi="Times New Roman" w:eastAsia="Times New Roman" w:cs="Times New Roman"/>
-        </w:rPr>
-        <w:t>] = 10^{-14}</w:t>
-      </w:r>
-      <w:r>
-        <w:rPr>
-          <w:rFonts w:ascii="Times New Roman" w:hAnsi="Times New Roman" w:eastAsia="Times New Roman" w:cs="Times New Roman"/>
-        </w:rPr>
-        <w:t xml:space="preserve">、</w:t>
-      </w:r>
-      <w:r>
-        <w:rPr>
-          <w:rStyle w:val="VerbatimChar"/>
-          <w:rFonts w:ascii="Times New Roman" w:hAnsi="Times New Roman" w:eastAsia="Times New Roman" w:cs="Times New Roman"/>
-        </w:rPr>
-        <w:t xml:space="preserve">[Mn^{2+}] = 1</w:t>
-      </w:r>
-      <w:r>
-        <w:rPr>
-          <w:rFonts w:hint="eastAsia" w:ascii="Times New Roman" w:hAnsi="Times New Roman" w:eastAsia="Times New Roman" w:cs="Times New Roman"/>
-        </w:rPr>
-        <w:t>，</w:t>
-      </w:r>
-      <w:r>
-        <w:rPr>
-          <w:rFonts w:hint="eastAsia" w:ascii="Times New Roman" w:hAnsi="Times New Roman" w:eastAsia="FangSong" w:cs="Times New Roman"/>
-        </w:rPr>
-        <w:t>得</w:t>
-      </w:r>
-      <w:r>
-        <w:rPr>
-          <w:rFonts w:ascii="Times New Roman" w:hAnsi="Times New Roman" w:eastAsia="Times New Roman" w:cs="Times New Roman"/>
-        </w:rPr>
-        <w:t xml:space="preserve"> </w:t>
-      </w:r>
-      <w:r>
-        <w:rPr>
-          <w:rStyle w:val="VerbatimChar"/>
-          <w:rFonts w:ascii="Times New Roman" w:hAnsi="Times New Roman" w:eastAsia="Times New Roman" w:cs="Times New Roman"/>
-        </w:rPr>
-        <w:t xml:space="preserve">E(\mathrm{MnO_2/Mn^{2+}}) = 1.24 - 1.66 = -0.42 V</w:t>
-      </w:r>
     </w:p>
     <w:p>
       <w:pPr>
         <w:pStyle w:val="BodyText"/>
       </w:pPr>
-      <w:r>
-        <w:rPr>
-          <w:rFonts w:hint="eastAsia" w:ascii="Times New Roman" w:hAnsi="Times New Roman" w:eastAsia="FangSong" w:cs="Times New Roman"/>
-        </w:rPr>
-        <w:t xml:space="preserve">因此若考察</w:t>
-      </w:r>
-      <w:r>
-        <w:rPr>
-          <w:rFonts w:ascii="Times New Roman" w:hAnsi="Times New Roman" w:eastAsia="Times New Roman" w:cs="Times New Roman"/>
-        </w:rPr>
-        <w:t xml:space="preserve"> MnO</w:t>
-      </w:r>
-      <w:r>
-        <w:rPr>
-          <w:rFonts w:ascii="Times New Roman" w:hAnsi="Times New Roman" w:eastAsia="Times New Roman" w:cs="Times New Roman"/>
-          <w:vertAlign w:val="subscript"/>
-        </w:rPr>
-        <w:t>2</w:t>
+      <m:oMathPara>
+        <m:oMathParaPr>
+          <m:jc m:val="center"/>
+          <m:ctrlPr>
+            <w:rPr>
+              <w:sz w:val="28"/>
+              <w:szCs w:val="28"/>
+            </w:rPr>
+          </m:ctrlPr>
+        </m:oMathParaPr>
+        <m:oMath>
+          <m:r>
+            <m:t>E</m:t>
+          </m:r>
+          <m:r>
+            <m:rPr>
+              <m:sty m:val="p"/>
+            </m:rPr>
+            <m:t>(</m:t>
+          </m:r>
+          <m:r>
+            <m:rPr>
+              <m:sty m:val="p"/>
+            </m:rPr>
+            <m:t>M</m:t>
+          </m:r>
+          <m:r>
+            <m:rPr>
+              <m:sty m:val="p"/>
+            </m:rPr>
+            <m:t>n</m:t>
+          </m:r>
+          <m:sSub>
+            <m:e>
+              <m:r>
+                <m:rPr>
+                  <m:sty m:val="p"/>
+                </m:rPr>
+                <m:t>O</m:t>
+              </m:r>
+            </m:e>
+            <m:sub>
+              <m:r>
+                <m:rPr>
+                  <m:sty m:val="p"/>
+                </m:rPr>
+                <m:t>2</m:t>
+              </m:r>
+            </m:sub>
+          </m:sSub>
+          <m:r>
+            <m:rPr>
+              <m:sty m:val="p"/>
+            </m:rPr>
+            <m:t>/</m:t>
+          </m:r>
+          <m:r>
+            <m:rPr>
+              <m:sty m:val="p"/>
+            </m:rPr>
+            <m:t>M</m:t>
+          </m:r>
+          <m:sSup>
+            <m:e>
+              <m:r>
+                <m:rPr>
+                  <m:sty m:val="p"/>
+                </m:rPr>
+                <m:t>n</m:t>
+              </m:r>
+            </m:e>
+            <m:sup>
+              <m:r>
+                <m:rPr>
+                  <m:sty m:val="p"/>
+                </m:rPr>
+                <m:t>2</m:t>
+              </m:r>
+              <m:r>
+                <m:rPr>
+                  <m:sty m:val="p"/>
+                </m:rPr>
+                <m:t>+</m:t>
+              </m:r>
+            </m:sup>
+          </m:sSup>
+          <m:r>
+            <m:rPr>
+              <m:sty m:val="p"/>
+            </m:rPr>
+            <m:t>)</m:t>
+          </m:r>
+          <m:r>
+            <m:rPr>
+              <m:sty m:val="p"/>
+            </m:rPr>
+            <m:t>=</m:t>
+          </m:r>
+          <m:r>
+            <m:t>1.24</m:t>
+          </m:r>
+          <m:r>
+            <m:rPr>
+              <m:sty m:val="p"/>
+            </m:rPr>
+            <m:t>+</m:t>
+          </m:r>
+          <m:f>
+            <m:fPr>
+              <m:type m:val="bar"/>
+            </m:fPr>
+            <m:num>
+              <m:r>
+                <m:t>0.05916</m:t>
+              </m:r>
+            </m:num>
+            <m:den>
+              <m:r>
+                <m:t>2</m:t>
+              </m:r>
+            </m:den>
+          </m:f>
+          <m:r>
+            <m:rPr>
+              <m:sty m:val="p"/>
+            </m:rPr>
+            <m:t>lg</m:t>
+          </m:r>
+          <m:r>
+            <m:rPr>
+              <m:sty m:val="p"/>
+            </m:rPr>
+            <m:t>(</m:t>
+          </m:r>
+          <m:r>
+            <m:rPr>
+              <m:sty m:val="p"/>
+            </m:rPr>
+            <m:t>[</m:t>
+          </m:r>
+          <m:sSup>
+            <m:e>
+              <m:r>
+                <m:t>H</m:t>
+              </m:r>
+            </m:e>
+            <m:sup>
+              <m:r>
+                <m:rPr>
+                  <m:sty m:val="p"/>
+                </m:rPr>
+                <m:t>+</m:t>
+              </m:r>
+            </m:sup>
+          </m:sSup>
+          <m:sSup>
+            <m:e>
+              <m:r>
+                <m:rPr>
+                  <m:sty m:val="p"/>
+                </m:rPr>
+                <m:t>]</m:t>
+              </m:r>
+            </m:e>
+            <m:sup>
+              <m:r>
+                <m:t>4</m:t>
+              </m:r>
+            </m:sup>
+          </m:sSup>
+          <m:r>
+            <m:rPr>
+              <m:sty m:val="p"/>
+            </m:rPr>
+            <m:t>/</m:t>
+          </m:r>
+          <m:r>
+            <m:rPr>
+              <m:sty m:val="p"/>
+            </m:rPr>
+            <m:t>[</m:t>
+          </m:r>
+          <m:r>
+            <m:t>M</m:t>
+          </m:r>
+          <m:sSup>
+            <m:e>
+              <m:r>
+                <m:t>n</m:t>
+              </m:r>
+            </m:e>
+            <m:sup>
+              <m:r>
+                <m:t>2</m:t>
+              </m:r>
+              <m:r>
+                <m:rPr>
+                  <m:sty m:val="p"/>
+                </m:rPr>
+                <m:t>+</m:t>
+              </m:r>
+            </m:sup>
+          </m:sSup>
+          <m:r>
+            <m:rPr>
+              <m:sty m:val="p"/>
+            </m:rPr>
+            <m:t>]</m:t>
+          </m:r>
+          <m:r>
+            <m:rPr>
+              <m:sty m:val="p"/>
+            </m:rPr>
+            <m:t>)</m:t>
+          </m:r>
+        </m:oMath>
+      </m:oMathPara>
+    </w:p>
+    <w:p>
+      <w:pPr>
+        <w:pStyle w:val="FirstParagraph"/>
+      </w:pPr>
+      <w:r>
+        <w:rPr>
+          <w:rFonts w:hint="eastAsia" w:ascii="Times New Roman" w:hAnsi="Times New Roman" w:eastAsia="FangSong" w:cs="Times New Roman"/>
+        </w:rPr>
+        <w:t xml:space="preserve">取</w:t>
       </w:r>
       <w:r>
         <w:rPr>
@@ -37679,86 +39225,119 @@
         </w:rPr>
         <w:t xml:space="preserve"> </w:t>
       </w:r>
-      <w:r>
-        <w:rPr>
-          <w:rFonts w:hint="eastAsia" w:ascii="Times New Roman" w:hAnsi="Times New Roman" w:eastAsia="FangSong" w:cs="Times New Roman"/>
-        </w:rPr>
-        <w:t xml:space="preserve">向</w:t>
-      </w:r>
-      <w:r>
-        <w:rPr>
-          <w:rFonts w:ascii="Times New Roman" w:hAnsi="Times New Roman" w:eastAsia="Times New Roman" w:cs="Times New Roman"/>
-        </w:rPr>
-        <w:t xml:space="preserve"> </w:t>
-      </w:r>
-      <w:r>
-        <w:rPr>
-          <w:rStyle w:val="VerbatimChar"/>
-          <w:rFonts w:ascii="Times New Roman" w:hAnsi="Times New Roman" w:eastAsia="Times New Roman" w:cs="Times New Roman"/>
-        </w:rPr>
-        <w:t>MnO</w:t>
-      </w:r>
-      <w:r>
-        <w:rPr>
-          <w:rStyle w:val="VerbatimChar"/>
-          <w:rFonts w:ascii="Times New Roman" w:hAnsi="Times New Roman" w:eastAsia="Times New Roman" w:cs="Times New Roman"/>
-          <w:vertAlign w:val="subscript"/>
-        </w:rPr>
-        <w:t>4</w:t>
-      </w:r>
-      <w:r>
-        <w:rPr>
-          <w:rStyle w:val="VerbatimChar"/>
-          <w:rFonts w:ascii="Times New Roman" w:hAnsi="Times New Roman" w:eastAsia="Times New Roman" w:cs="Times New Roman"/>
-          <w:vertAlign w:val="superscript"/>
-        </w:rPr>
-        <w:t>-</w:t>
-      </w:r>
-      <w:r>
-        <w:rPr>
-          <w:rFonts w:ascii="Times New Roman" w:hAnsi="Times New Roman" w:eastAsia="Times New Roman" w:cs="Times New Roman"/>
-        </w:rPr>
-        <w:t xml:space="preserve"> </w:t>
-      </w:r>
-      <w:r>
-        <w:rPr>
-          <w:rFonts w:hint="eastAsia" w:ascii="Times New Roman" w:hAnsi="Times New Roman" w:eastAsia="FangSong" w:cs="Times New Roman"/>
-        </w:rPr>
-        <w:t xml:space="preserve">和</w:t>
-      </w:r>
-      <w:r>
-        <w:rPr>
-          <w:rFonts w:ascii="Times New Roman" w:hAnsi="Times New Roman" w:eastAsia="Times New Roman" w:cs="Times New Roman"/>
-        </w:rPr>
-        <w:t xml:space="preserve"> </w:t>
-      </w:r>
-      <w:r>
-        <w:rPr>
-          <w:rStyle w:val="VerbatimChar"/>
-          <w:rFonts w:ascii="Times New Roman" w:hAnsi="Times New Roman" w:eastAsia="Times New Roman" w:cs="Times New Roman"/>
-        </w:rPr>
-        <w:t>Mn</w:t>
-      </w:r>
-      <w:r>
-        <w:rPr>
-          <w:rStyle w:val="VerbatimChar"/>
-          <w:rFonts w:ascii="Times New Roman" w:hAnsi="Times New Roman" w:eastAsia="Times New Roman" w:cs="Times New Roman"/>
-          <w:vertAlign w:val="superscript"/>
-        </w:rPr>
-        <w:t>2+</w:t>
-      </w:r>
-      <w:r>
-        <w:rPr>
-          <w:rFonts w:ascii="Times New Roman" w:hAnsi="Times New Roman" w:eastAsia="Times New Roman" w:cs="Times New Roman"/>
-        </w:rPr>
-        <w:t xml:space="preserve"> </w:t>
-      </w:r>
-      <w:r>
-        <w:rPr>
-          <w:rFonts w:hint="eastAsia" w:ascii="Times New Roman" w:hAnsi="Times New Roman" w:eastAsia="FangSong" w:cs="Times New Roman"/>
-        </w:rPr>
-        <w:t>的歧化趋势</w:t>
-      </w:r>
+      <m:oMath>
+        <m:oMathPr>
+          <m:ctrlPr>
+            <w:rPr>
+              <w:sz w:val="28"/>
+              <w:szCs w:val="28"/>
+            </w:rPr>
+          </m:ctrlPr>
+        </m:oMathPr>
+        <m:r>
+          <m:rPr>
+            <m:sty m:val="p"/>
+          </m:rPr>
+          <m:t>[</m:t>
+        </m:r>
+        <m:r>
+          <m:t>H</m:t>
+        </m:r>
+        <m:r>
+          <m:rPr>
+            <m:sty m:val="p"/>
+          </m:rPr>
+          <m:t>⁺</m:t>
+        </m:r>
+        <m:r>
+          <m:rPr>
+            <m:sty m:val="p"/>
+          </m:rPr>
+          <m:t>]</m:t>
+        </m:r>
+        <m:r>
+          <m:rPr>
+            <m:sty m:val="p"/>
+          </m:rPr>
+          <m:t>=</m:t>
+        </m:r>
+        <m:sSup>
+          <m:e>
+            <m:r>
+              <m:t>10</m:t>
+            </m:r>
+          </m:e>
+          <m:sup>
+            <m:r>
+              <m:rPr>
+                <m:sty m:val="p"/>
+              </m:rPr>
+              <m:t>−</m:t>
+            </m:r>
+            <m:r>
+              <m:t>14</m:t>
+            </m:r>
+          </m:sup>
+        </m:sSup>
+      </m:oMath>
+      <w:r>
+        <w:rPr>
+          <w:rFonts w:ascii="Times New Roman" w:hAnsi="Times New Roman" w:eastAsia="Times New Roman" w:cs="Times New Roman"/>
+        </w:rPr>
+        <w:t xml:space="preserve">、</w:t>
+      </w:r>
+      <m:oMath>
+        <m:oMathPr>
+          <m:ctrlPr>
+            <w:rPr>
+              <w:sz w:val="28"/>
+              <w:szCs w:val="28"/>
+            </w:rPr>
+          </m:ctrlPr>
+        </m:oMathPr>
+        <m:r>
+          <m:rPr>
+            <m:sty m:val="p"/>
+          </m:rPr>
+          <m:t>[</m:t>
+        </m:r>
+        <m:r>
+          <m:t>M</m:t>
+        </m:r>
+        <m:sSup>
+          <m:e>
+            <m:r>
+              <m:t>n</m:t>
+            </m:r>
+          </m:e>
+          <m:sup>
+            <m:r>
+              <m:t>2</m:t>
+            </m:r>
+            <m:r>
+              <m:rPr>
+                <m:sty m:val="p"/>
+              </m:rPr>
+              <m:t>+</m:t>
+            </m:r>
+          </m:sup>
+        </m:sSup>
+        <m:r>
+          <m:rPr>
+            <m:sty m:val="p"/>
+          </m:rPr>
+          <m:t>]</m:t>
+        </m:r>
+        <m:r>
+          <m:rPr>
+            <m:sty m:val="p"/>
+          </m:rPr>
+          <m:t>=</m:t>
+        </m:r>
+        <m:r>
+          <m:t>1</m:t>
+        </m:r>
+      </m:oMath>
       <w:r>
         <w:rPr>
           <w:rFonts w:hint="eastAsia" w:ascii="Times New Roman" w:hAnsi="Times New Roman" w:eastAsia="Times New Roman" w:cs="Times New Roman"/>
@@ -37767,28 +39346,209 @@
       </w:r>
       <w:r>
         <w:rPr>
-          <w:rFonts w:ascii="Times New Roman" w:hAnsi="Times New Roman" w:eastAsia="Times New Roman" w:cs="Times New Roman"/>
-        </w:rPr>
-        <w:t xml:space="preserve"> </w:t>
-      </w:r>
-      <w:r>
-        <w:rPr>
-          <w:rStyle w:val="VerbatimChar"/>
-          <w:rFonts w:ascii="Times New Roman" w:hAnsi="Times New Roman" w:eastAsia="Times New Roman" w:cs="Times New Roman"/>
-        </w:rPr>
-        <w:t xml:space="preserve">E^\theta_{\mathrm{cell}} = -0.42 - 0.59 = -1.01 V &lt; 0</w:t>
+          <w:rFonts w:hint="eastAsia" w:ascii="Times New Roman" w:hAnsi="Times New Roman" w:eastAsia="FangSong" w:cs="Times New Roman"/>
+        </w:rPr>
+        <w:t>得</w:t>
       </w:r>
     </w:p>
     <w:p>
       <w:pPr>
         <w:pStyle w:val="BodyText"/>
       </w:pPr>
+      <m:oMathPara>
+        <m:oMathParaPr>
+          <m:jc m:val="center"/>
+          <m:ctrlPr>
+            <w:rPr>
+              <w:sz w:val="28"/>
+              <w:szCs w:val="28"/>
+            </w:rPr>
+          </m:ctrlPr>
+        </m:oMathParaPr>
+        <m:oMath>
+          <m:r>
+            <m:t>E</m:t>
+          </m:r>
+          <m:r>
+            <m:rPr>
+              <m:sty m:val="p"/>
+            </m:rPr>
+            <m:t>(</m:t>
+          </m:r>
+          <m:r>
+            <m:rPr>
+              <m:sty m:val="p"/>
+            </m:rPr>
+            <m:t>M</m:t>
+          </m:r>
+          <m:r>
+            <m:rPr>
+              <m:sty m:val="p"/>
+            </m:rPr>
+            <m:t>n</m:t>
+          </m:r>
+          <m:sSub>
+            <m:e>
+              <m:r>
+                <m:rPr>
+                  <m:sty m:val="p"/>
+                </m:rPr>
+                <m:t>O</m:t>
+              </m:r>
+            </m:e>
+            <m:sub>
+              <m:r>
+                <m:rPr>
+                  <m:sty m:val="p"/>
+                </m:rPr>
+                <m:t>2</m:t>
+              </m:r>
+            </m:sub>
+          </m:sSub>
+          <m:r>
+            <m:rPr>
+              <m:sty m:val="p"/>
+            </m:rPr>
+            <m:t>/</m:t>
+          </m:r>
+          <m:r>
+            <m:rPr>
+              <m:sty m:val="p"/>
+            </m:rPr>
+            <m:t>M</m:t>
+          </m:r>
+          <m:sSup>
+            <m:e>
+              <m:r>
+                <m:rPr>
+                  <m:sty m:val="p"/>
+                </m:rPr>
+                <m:t>n</m:t>
+              </m:r>
+            </m:e>
+            <m:sup>
+              <m:r>
+                <m:rPr>
+                  <m:sty m:val="p"/>
+                </m:rPr>
+                <m:t>2</m:t>
+              </m:r>
+              <m:r>
+                <m:rPr>
+                  <m:sty m:val="p"/>
+                </m:rPr>
+                <m:t>+</m:t>
+              </m:r>
+            </m:sup>
+          </m:sSup>
+          <m:r>
+            <m:rPr>
+              <m:sty m:val="p"/>
+            </m:rPr>
+            <m:t>)</m:t>
+          </m:r>
+          <m:r>
+            <m:rPr>
+              <m:sty m:val="p"/>
+            </m:rPr>
+            <m:t>=</m:t>
+          </m:r>
+          <m:r>
+            <m:t>1.24</m:t>
+          </m:r>
+          <m:r>
+            <m:rPr>
+              <m:sty m:val="p"/>
+            </m:rPr>
+            <m:t>−</m:t>
+          </m:r>
+          <m:r>
+            <m:t>1.66</m:t>
+          </m:r>
+          <m:r>
+            <m:rPr>
+              <m:sty m:val="p"/>
+            </m:rPr>
+            <m:t>=</m:t>
+          </m:r>
+          <m:r>
+            <m:rPr>
+              <m:sty m:val="p"/>
+            </m:rPr>
+            <m:t>−</m:t>
+          </m:r>
+          <m:r>
+            <m:t>0.42</m:t>
+          </m:r>
+          <m:r>
+            <m:t>V</m:t>
+          </m:r>
+        </m:oMath>
+      </m:oMathPara>
+    </w:p>
+    <w:p>
+      <w:pPr>
+        <w:pStyle w:val="FirstParagraph"/>
+      </w:pPr>
+      <w:r>
+        <w:rPr>
+          <w:rFonts w:hint="eastAsia" w:ascii="Times New Roman" w:hAnsi="Times New Roman" w:eastAsia="FangSong" w:cs="Times New Roman"/>
+        </w:rPr>
+        <w:t xml:space="preserve">因此若考察</w:t>
+      </w:r>
+      <w:r>
+        <w:rPr>
+          <w:rFonts w:ascii="Times New Roman" w:hAnsi="Times New Roman" w:eastAsia="Times New Roman" w:cs="Times New Roman"/>
+        </w:rPr>
+        <w:t xml:space="preserve"> MnO</w:t>
+      </w:r>
+      <w:r>
+        <w:rPr>
+          <w:rFonts w:ascii="Times New Roman" w:hAnsi="Times New Roman" w:eastAsia="Times New Roman" w:cs="Times New Roman"/>
+          <w:vertAlign w:val="subscript"/>
+        </w:rPr>
+        <w:t>2</w:t>
+      </w:r>
+      <w:r>
+        <w:rPr>
+          <w:rFonts w:ascii="Times New Roman" w:hAnsi="Times New Roman" w:eastAsia="Times New Roman" w:cs="Times New Roman"/>
+        </w:rPr>
+        <w:t xml:space="preserve"> </w:t>
+      </w:r>
+      <w:r>
+        <w:rPr>
+          <w:rFonts w:hint="eastAsia" w:ascii="Times New Roman" w:hAnsi="Times New Roman" w:eastAsia="FangSong" w:cs="Times New Roman"/>
+        </w:rPr>
+        <w:t xml:space="preserve">向</w:t>
+      </w:r>
+      <w:r>
+        <w:rPr>
+          <w:rFonts w:ascii="Times New Roman" w:hAnsi="Times New Roman" w:eastAsia="Times New Roman" w:cs="Times New Roman"/>
+        </w:rPr>
+        <w:t xml:space="preserve"> </w:t>
+      </w:r>
       <w:r>
         <w:rPr>
           <w:rStyle w:val="VerbatimChar"/>
           <w:rFonts w:ascii="Times New Roman" w:hAnsi="Times New Roman" w:eastAsia="Times New Roman" w:cs="Times New Roman"/>
         </w:rPr>
-        <w:t xml:space="preserve">lg K^\theta = nE^\theta/0.05916</w:t>
+        <w:t>MnO</w:t>
+      </w:r>
+      <w:r>
+        <w:rPr>
+          <w:rStyle w:val="VerbatimChar"/>
+          <w:rFonts w:ascii="Times New Roman" w:hAnsi="Times New Roman" w:eastAsia="Times New Roman" w:cs="Times New Roman"/>
+          <w:vertAlign w:val="subscript"/>
+        </w:rPr>
+        <w:t>4</w:t>
+      </w:r>
+      <w:r>
+        <w:rPr>
+          <w:rStyle w:val="VerbatimChar"/>
+          <w:rFonts w:ascii="Times New Roman" w:hAnsi="Times New Roman" w:eastAsia="Times New Roman" w:cs="Times New Roman"/>
+          <w:vertAlign w:val="superscript"/>
+        </w:rPr>
+        <w:t>-</w:t>
       </w:r>
       <w:r>
         <w:rPr>
@@ -37800,7 +39560,7 @@
         <w:rPr>
           <w:rFonts w:hint="eastAsia" w:ascii="Times New Roman" w:hAnsi="Times New Roman" w:eastAsia="FangSong" w:cs="Times New Roman"/>
         </w:rPr>
-        <w:t xml:space="preserve">取</w:t>
+        <w:t xml:space="preserve">和</w:t>
       </w:r>
       <w:r>
         <w:rPr>
@@ -37813,38 +39573,344 @@
           <w:rStyle w:val="VerbatimChar"/>
           <w:rFonts w:ascii="Times New Roman" w:hAnsi="Times New Roman" w:eastAsia="Times New Roman" w:cs="Times New Roman"/>
         </w:rPr>
-        <w:t xml:space="preserve">n = 6</w:t>
+        <w:t>Mn</w:t>
+      </w:r>
+      <w:r>
+        <w:rPr>
+          <w:rStyle w:val="VerbatimChar"/>
+          <w:rFonts w:ascii="Times New Roman" w:hAnsi="Times New Roman" w:eastAsia="Times New Roman" w:cs="Times New Roman"/>
+          <w:vertAlign w:val="superscript"/>
+        </w:rPr>
+        <w:t>2+</w:t>
+      </w:r>
+      <w:r>
+        <w:rPr>
+          <w:rFonts w:ascii="Times New Roman" w:hAnsi="Times New Roman" w:eastAsia="Times New Roman" w:cs="Times New Roman"/>
+        </w:rPr>
+        <w:t xml:space="preserve"> </w:t>
+      </w:r>
+      <w:r>
+        <w:rPr>
+          <w:rFonts w:hint="eastAsia" w:ascii="Times New Roman" w:hAnsi="Times New Roman" w:eastAsia="FangSong" w:cs="Times New Roman"/>
+        </w:rPr>
+        <w:t>的歧化趋势</w:t>
       </w:r>
       <w:r>
         <w:rPr>
           <w:rFonts w:hint="eastAsia" w:ascii="Times New Roman" w:hAnsi="Times New Roman" w:eastAsia="Times New Roman" w:cs="Times New Roman"/>
         </w:rPr>
         <w:t>，</w:t>
-      </w:r>
-      <w:r>
-        <w:rPr>
-          <w:rFonts w:hint="eastAsia" w:ascii="Times New Roman" w:hAnsi="Times New Roman" w:eastAsia="FangSong" w:cs="Times New Roman"/>
-        </w:rPr>
-        <w:t>得</w:t>
-      </w:r>
-      <w:r>
-        <w:rPr>
-          <w:rFonts w:ascii="Times New Roman" w:hAnsi="Times New Roman" w:eastAsia="Times New Roman" w:cs="Times New Roman"/>
-        </w:rPr>
-        <w:t xml:space="preserve"> </w:t>
-      </w:r>
-      <w:r>
-        <w:rPr>
-          <w:rStyle w:val="VerbatimChar"/>
-          <w:rFonts w:ascii="Times New Roman" w:hAnsi="Times New Roman" w:eastAsia="Times New Roman" w:cs="Times New Roman"/>
-        </w:rPr>
-        <w:t xml:space="preserve">lg K^\theta ≈ 6×(-1.01)/0.05916 ≈ -102</w:t>
       </w:r>
     </w:p>
     <w:p>
       <w:pPr>
         <w:pStyle w:val="BodyText"/>
       </w:pPr>
+      <m:oMathPara>
+        <m:oMathParaPr>
+          <m:jc m:val="center"/>
+          <m:ctrlPr>
+            <w:rPr>
+              <w:sz w:val="28"/>
+              <w:szCs w:val="28"/>
+            </w:rPr>
+          </m:ctrlPr>
+        </m:oMathParaPr>
+        <m:oMath>
+          <m:sSubSup>
+            <m:e>
+              <m:r>
+                <m:t>E</m:t>
+              </m:r>
+            </m:e>
+            <m:sub>
+              <m:r>
+                <m:rPr>
+                  <m:sty m:val="p"/>
+                </m:rPr>
+                <m:t>c</m:t>
+              </m:r>
+              <m:r>
+                <m:rPr>
+                  <m:sty m:val="p"/>
+                </m:rPr>
+                <m:t>e</m:t>
+              </m:r>
+              <m:r>
+                <m:rPr>
+                  <m:sty m:val="p"/>
+                </m:rPr>
+                <m:t>l</m:t>
+              </m:r>
+              <m:r>
+                <m:rPr>
+                  <m:sty m:val="p"/>
+                </m:rPr>
+                <m:t>l</m:t>
+              </m:r>
+            </m:sub>
+            <m:sup>
+              <m:r>
+                <m:t>θ</m:t>
+              </m:r>
+            </m:sup>
+          </m:sSubSup>
+          <m:r>
+            <m:rPr>
+              <m:sty m:val="p"/>
+            </m:rPr>
+            <m:t>=</m:t>
+          </m:r>
+          <m:r>
+            <m:rPr>
+              <m:sty m:val="p"/>
+            </m:rPr>
+            <m:t>−</m:t>
+          </m:r>
+          <m:r>
+            <m:t>0.42</m:t>
+          </m:r>
+          <m:r>
+            <m:rPr>
+              <m:sty m:val="p"/>
+            </m:rPr>
+            <m:t>−</m:t>
+          </m:r>
+          <m:r>
+            <m:t>0.59</m:t>
+          </m:r>
+          <m:r>
+            <m:rPr>
+              <m:sty m:val="p"/>
+            </m:rPr>
+            <m:t>=</m:t>
+          </m:r>
+          <m:r>
+            <m:rPr>
+              <m:sty m:val="p"/>
+            </m:rPr>
+            <m:t>−</m:t>
+          </m:r>
+          <m:r>
+            <m:t>1.01</m:t>
+          </m:r>
+          <m:r>
+            <m:t>V</m:t>
+          </m:r>
+          <m:r>
+            <m:rPr>
+              <m:sty m:val="p"/>
+            </m:rPr>
+            <m:t>&lt;</m:t>
+          </m:r>
+          <m:r>
+            <m:t>0</m:t>
+          </m:r>
+        </m:oMath>
+      </m:oMathPara>
+    </w:p>
+    <w:p>
+      <w:pPr>
+        <w:pStyle w:val="FirstParagraph"/>
+      </w:pPr>
+      <m:oMathPara>
+        <m:oMathParaPr>
+          <m:jc m:val="center"/>
+          <m:ctrlPr>
+            <w:rPr>
+              <w:sz w:val="28"/>
+              <w:szCs w:val="28"/>
+            </w:rPr>
+          </m:ctrlPr>
+        </m:oMathParaPr>
+        <m:oMath>
+          <m:r>
+            <m:t>l</m:t>
+          </m:r>
+          <m:r>
+            <m:t>g</m:t>
+          </m:r>
+          <m:sSup>
+            <m:e>
+              <m:r>
+                <m:t>K</m:t>
+              </m:r>
+            </m:e>
+            <m:sup>
+              <m:r>
+                <m:t>θ</m:t>
+              </m:r>
+            </m:sup>
+          </m:sSup>
+          <m:r>
+            <m:rPr>
+              <m:sty m:val="p"/>
+            </m:rPr>
+            <m:t>=</m:t>
+          </m:r>
+          <m:r>
+            <m:t>n</m:t>
+          </m:r>
+          <m:sSup>
+            <m:e>
+              <m:r>
+                <m:t>E</m:t>
+              </m:r>
+            </m:e>
+            <m:sup>
+              <m:r>
+                <m:t>θ</m:t>
+              </m:r>
+            </m:sup>
+          </m:sSup>
+          <m:r>
+            <m:rPr>
+              <m:sty m:val="p"/>
+            </m:rPr>
+            <m:t>/</m:t>
+          </m:r>
+          <m:r>
+            <m:t>0.05916</m:t>
+          </m:r>
+        </m:oMath>
+      </m:oMathPara>
+    </w:p>
+    <w:p>
+      <w:pPr>
+        <w:pStyle w:val="FirstParagraph"/>
+      </w:pPr>
+      <w:r>
+        <w:rPr>
+          <w:rFonts w:hint="eastAsia" w:ascii="Times New Roman" w:hAnsi="Times New Roman" w:eastAsia="FangSong" w:cs="Times New Roman"/>
+        </w:rPr>
+        <w:t xml:space="preserve">取</w:t>
+      </w:r>
+      <w:r>
+        <w:rPr>
+          <w:rFonts w:ascii="Times New Roman" w:hAnsi="Times New Roman" w:eastAsia="Times New Roman" w:cs="Times New Roman"/>
+        </w:rPr>
+        <w:t xml:space="preserve"> </w:t>
+      </w:r>
+      <w:r>
+        <w:rPr>
+          <w:rStyle w:val="VerbatimChar"/>
+          <w:rFonts w:ascii="Times New Roman" w:hAnsi="Times New Roman" w:eastAsia="Times New Roman" w:cs="Times New Roman"/>
+        </w:rPr>
+        <w:t xml:space="preserve">n = 6</w:t>
+      </w:r>
+      <w:r>
+        <w:rPr>
+          <w:rFonts w:hint="eastAsia" w:ascii="Times New Roman" w:hAnsi="Times New Roman" w:eastAsia="Times New Roman" w:cs="Times New Roman"/>
+        </w:rPr>
+        <w:t>，</w:t>
+      </w:r>
+      <w:r>
+        <w:rPr>
+          <w:rFonts w:hint="eastAsia" w:ascii="Times New Roman" w:hAnsi="Times New Roman" w:eastAsia="FangSong" w:cs="Times New Roman"/>
+        </w:rPr>
+        <w:t>得</w:t>
+      </w:r>
+    </w:p>
+    <w:p>
+      <w:pPr>
+        <w:pStyle w:val="BodyText"/>
+      </w:pPr>
+      <m:oMathPara>
+        <m:oMathParaPr>
+          <m:jc m:val="center"/>
+          <m:ctrlPr>
+            <w:rPr>
+              <w:sz w:val="28"/>
+              <w:szCs w:val="28"/>
+            </w:rPr>
+          </m:ctrlPr>
+        </m:oMathParaPr>
+        <m:oMath>
+          <m:r>
+            <m:t>l</m:t>
+          </m:r>
+          <m:r>
+            <m:t>g</m:t>
+          </m:r>
+          <m:sSup>
+            <m:e>
+              <m:r>
+                <m:t>K</m:t>
+              </m:r>
+            </m:e>
+            <m:sup>
+              <m:r>
+                <m:t>θ</m:t>
+              </m:r>
+            </m:sup>
+          </m:sSup>
+          <m:r>
+            <m:rPr>
+              <m:sty m:val="p"/>
+            </m:rPr>
+            <m:t>≈</m:t>
+          </m:r>
+          <m:r>
+            <m:t>6</m:t>
+          </m:r>
+          <m:r>
+            <m:rPr>
+              <m:sty m:val="p"/>
+            </m:rPr>
+            <m:t>×</m:t>
+          </m:r>
+          <m:r>
+            <m:rPr>
+              <m:sty m:val="p"/>
+            </m:rPr>
+            <m:t>(</m:t>
+          </m:r>
+          <m:r>
+            <m:rPr>
+              <m:sty m:val="p"/>
+            </m:rPr>
+            <m:t>−</m:t>
+          </m:r>
+          <m:r>
+            <m:t>1.01</m:t>
+          </m:r>
+          <m:r>
+            <m:rPr>
+              <m:sty m:val="p"/>
+            </m:rPr>
+            <m:t>)</m:t>
+          </m:r>
+          <m:r>
+            <m:rPr>
+              <m:sty m:val="p"/>
+            </m:rPr>
+            <m:t>/</m:t>
+          </m:r>
+          <m:r>
+            <m:t>0.05916</m:t>
+          </m:r>
+          <m:r>
+            <m:rPr>
+              <m:sty m:val="p"/>
+            </m:rPr>
+            <m:t>≈</m:t>
+          </m:r>
+          <m:r>
+            <m:rPr>
+              <m:sty m:val="p"/>
+            </m:rPr>
+            <m:t>−</m:t>
+          </m:r>
+          <m:r>
+            <m:t>102</m:t>
+          </m:r>
+        </m:oMath>
+      </m:oMathPara>
+    </w:p>
+    <w:p>
+      <w:pPr>
+        <w:pStyle w:val="FirstParagraph"/>
+      </w:pPr>
       <w:r>
         <w:rPr>
           <w:rFonts w:hint="eastAsia" w:ascii="Times New Roman" w:hAnsi="Times New Roman" w:eastAsia="FangSong" w:cs="Times New Roman"/>
@@ -37857,13 +39923,52 @@
         </w:rPr>
         <w:t xml:space="preserve"> </w:t>
       </w:r>
-      <w:r>
-        <w:rPr>
-          <w:rStyle w:val="VerbatimChar"/>
-          <w:rFonts w:ascii="Times New Roman" w:hAnsi="Times New Roman" w:eastAsia="Times New Roman" w:cs="Times New Roman"/>
-        </w:rPr>
-        <w:t xml:space="preserve">K^\theta ≈ 10^{-102}</w:t>
-      </w:r>
+      <m:oMath>
+        <m:oMathPr>
+          <m:ctrlPr>
+            <w:rPr>
+              <w:sz w:val="28"/>
+              <w:szCs w:val="28"/>
+            </w:rPr>
+          </m:ctrlPr>
+        </m:oMathPr>
+        <m:sSup>
+          <m:e>
+            <m:r>
+              <m:t>K</m:t>
+            </m:r>
+          </m:e>
+          <m:sup>
+            <m:r>
+              <m:t>θ</m:t>
+            </m:r>
+          </m:sup>
+        </m:sSup>
+        <m:r>
+          <m:rPr>
+            <m:sty m:val="p"/>
+          </m:rPr>
+          <m:t>≈</m:t>
+        </m:r>
+        <m:sSup>
+          <m:e>
+            <m:r>
+              <m:t>10</m:t>
+            </m:r>
+          </m:e>
+          <m:sup>
+            <m:r>
+              <m:rPr>
+                <m:sty m:val="p"/>
+              </m:rPr>
+              <m:t>−</m:t>
+            </m:r>
+            <m:r>
+              <m:t>102</m:t>
+            </m:r>
+          </m:sup>
+        </m:sSup>
+      </m:oMath>
       <w:r>
         <w:rPr>
           <w:rFonts w:hint="eastAsia" w:ascii="Times New Roman" w:hAnsi="Times New Roman" w:eastAsia="Times New Roman" w:cs="Times New Roman"/>
@@ -39428,276 +41533,256 @@
         </w:rPr>
         <w:t xml:space="preserve">由络合平衡</w:t>
       </w:r>
-      <w:r>
-        <w:rPr>
-          <w:rFonts w:ascii="Times New Roman" w:hAnsi="Times New Roman" w:eastAsia="Times New Roman" w:cs="Times New Roman"/>
-        </w:rPr>
-        <w:t xml:space="preserve"> </w:t>
-      </w:r>
-      <w:r>
-        <w:rPr>
-          <w:rStyle w:val="VerbatimChar"/>
-          <w:rFonts w:ascii="Times New Roman" w:hAnsi="Times New Roman" w:eastAsia="Times New Roman" w:cs="Times New Roman"/>
-        </w:rPr>
-        <w:t>Ag</w:t>
-      </w:r>
-      <w:r>
-        <w:rPr>
-          <w:rStyle w:val="VerbatimChar"/>
-          <w:rFonts w:ascii="Times New Roman" w:hAnsi="Times New Roman" w:eastAsia="Times New Roman" w:cs="Times New Roman"/>
-          <w:vertAlign w:val="superscript"/>
-        </w:rPr>
-        <w:t>+</w:t>
-      </w:r>
-      <w:r>
-        <w:rPr>
-          <w:rStyle w:val="VerbatimChar"/>
-          <w:rFonts w:ascii="Times New Roman" w:hAnsi="Times New Roman" w:eastAsia="Times New Roman" w:cs="Times New Roman"/>
-        </w:rPr>
-        <w:t xml:space="preserve"> + 2NH</w:t>
-      </w:r>
-      <w:r>
-        <w:rPr>
-          <w:rStyle w:val="VerbatimChar"/>
-          <w:rFonts w:ascii="Times New Roman" w:hAnsi="Times New Roman" w:eastAsia="Times New Roman" w:cs="Times New Roman"/>
-          <w:vertAlign w:val="subscript"/>
-        </w:rPr>
-        <w:t>3</w:t>
-      </w:r>
-      <w:r>
-        <w:rPr>
-          <w:rStyle w:val="VerbatimChar"/>
-          <w:rFonts w:ascii="Times New Roman" w:hAnsi="Times New Roman" w:eastAsia="Times New Roman" w:cs="Times New Roman"/>
-        </w:rPr>
-        <w:t xml:space="preserve"> ⇌ [Ag(NH</w:t>
-      </w:r>
-      <w:r>
-        <w:rPr>
-          <w:rStyle w:val="VerbatimChar"/>
-          <w:rFonts w:ascii="Times New Roman" w:hAnsi="Times New Roman" w:eastAsia="Times New Roman" w:cs="Times New Roman"/>
-          <w:vertAlign w:val="subscript"/>
-        </w:rPr>
-        <w:t>3</w:t>
-      </w:r>
-      <w:r>
-        <w:rPr>
-          <w:rStyle w:val="VerbatimChar"/>
-          <w:rFonts w:ascii="Times New Roman" w:hAnsi="Times New Roman" w:eastAsia="Times New Roman" w:cs="Times New Roman"/>
-        </w:rPr>
-        <w:t>)</w:t>
-      </w:r>
-      <w:r>
-        <w:rPr>
-          <w:rStyle w:val="VerbatimChar"/>
-          <w:rFonts w:ascii="Times New Roman" w:hAnsi="Times New Roman" w:eastAsia="Times New Roman" w:cs="Times New Roman"/>
-          <w:vertAlign w:val="subscript"/>
-        </w:rPr>
-        <w:t>2</w:t>
-      </w:r>
-      <w:r>
-        <w:rPr>
-          <w:rStyle w:val="VerbatimChar"/>
-          <w:rFonts w:ascii="Times New Roman" w:hAnsi="Times New Roman" w:eastAsia="Times New Roman" w:cs="Times New Roman"/>
-        </w:rPr>
-        <w:t>]</w:t>
-      </w:r>
-      <w:r>
-        <w:rPr>
-          <w:rStyle w:val="VerbatimChar"/>
-          <w:rFonts w:ascii="Times New Roman" w:hAnsi="Times New Roman" w:eastAsia="Times New Roman" w:cs="Times New Roman"/>
-          <w:vertAlign w:val="superscript"/>
-        </w:rPr>
-        <w:t>+</w:t>
-      </w:r>
-      <w:r>
-        <w:rPr>
-          <w:rStyle w:val="VerbatimChar"/>
-          <w:rFonts w:ascii="Times New Roman" w:hAnsi="Times New Roman" w:eastAsia="Times New Roman" w:cs="Times New Roman"/>
-        </w:rPr>
-        <w:t>, K_f = 1.1\times10^7</w:t>
-      </w:r>
-      <w:r>
-        <w:rPr>
-          <w:rFonts w:ascii="Times New Roman" w:hAnsi="Times New Roman" w:eastAsia="Times New Roman" w:cs="Times New Roman"/>
-        </w:rPr>
-        <w:t xml:space="preserve"> </w:t>
-      </w:r>
-      <w:r>
-        <w:rPr>
-          <w:rFonts w:hint="eastAsia" w:ascii="Times New Roman" w:hAnsi="Times New Roman" w:eastAsia="FangSong" w:cs="Times New Roman"/>
-        </w:rPr>
-        <w:t>可得该电对的标准电势为</w:t>
-      </w:r>
-      <w:r>
-        <w:rPr>
-          <w:rFonts w:hint="eastAsia" w:ascii="Times New Roman" w:hAnsi="Times New Roman" w:eastAsia="Times New Roman" w:cs="Times New Roman"/>
-        </w:rPr>
-        <w:t>：</w:t>
-      </w:r>
-      <w:r>
-        <w:rPr>
-          <w:rFonts w:ascii="Times New Roman" w:hAnsi="Times New Roman" w:eastAsia="Times New Roman" w:cs="Times New Roman"/>
-        </w:rPr>
-        <w:t xml:space="preserve"> </w:t>
-      </w:r>
-      <w:r>
-        <w:rPr>
-          <w:rStyle w:val="VerbatimChar"/>
-          <w:rFonts w:ascii="Times New Roman" w:hAnsi="Times New Roman" w:eastAsia="Times New Roman" w:cs="Times New Roman"/>
-        </w:rPr>
-        <w:t xml:space="preserve">E^\theta = 0.799 - 0.05916\lg K_f</w:t>
-      </w:r>
-      <w:r>
-        <w:rPr>
-          <w:rFonts w:ascii="Times New Roman" w:hAnsi="Times New Roman" w:eastAsia="Times New Roman" w:cs="Times New Roman"/>
-        </w:rPr>
-        <w:t xml:space="preserve"> </w:t>
-      </w:r>
-      <w:r>
-        <w:rPr>
-          <w:rStyle w:val="VerbatimChar"/>
-          <w:rFonts w:ascii="Times New Roman" w:hAnsi="Times New Roman" w:eastAsia="Times New Roman" w:cs="Times New Roman"/>
-        </w:rPr>
-        <w:t xml:space="preserve">= 0.799 - 0.416 = +0.383 V</w:t>
-      </w:r>
     </w:p>
     <w:p>
       <w:pPr>
         <w:pStyle w:val="BodyText"/>
       </w:pPr>
-      <w:r>
-        <w:rPr>
-          <w:rFonts w:hint="eastAsia" w:ascii="Times New Roman" w:hAnsi="Times New Roman" w:eastAsia="FangSong" w:cs="Times New Roman"/>
-        </w:rPr>
-        <w:t xml:space="preserve">因此</w:t>
-      </w:r>
-      <w:r>
-        <w:rPr>
-          <w:rFonts w:ascii="Times New Roman" w:hAnsi="Times New Roman" w:eastAsia="Times New Roman" w:cs="Times New Roman"/>
-        </w:rPr>
-        <w:t xml:space="preserve"> </w:t>
-      </w:r>
-      <w:r>
-        <w:rPr>
-          <w:rStyle w:val="VerbatimChar"/>
-          <w:rFonts w:ascii="Times New Roman" w:hAnsi="Times New Roman" w:eastAsia="Times New Roman" w:cs="Times New Roman"/>
-        </w:rPr>
-        <w:t xml:space="preserve">E^\theta_{\mathrm{cell}} = 0.771 - 0.383 = +0.388 V &gt; 0</w:t>
+      <m:oMathPara>
+        <m:oMathParaPr>
+          <m:jc m:val="center"/>
+          <m:ctrlPr>
+            <w:rPr>
+              <w:sz w:val="28"/>
+              <w:szCs w:val="28"/>
+            </w:rPr>
+          </m:ctrlPr>
+        </m:oMathParaPr>
+        <m:oMath>
+          <m:r>
+            <m:t>A</m:t>
+          </m:r>
+          <m:r>
+            <m:t>g</m:t>
+          </m:r>
+          <m:r>
+            <m:rPr>
+              <m:sty m:val="p"/>
+            </m:rPr>
+            <m:t>⁺</m:t>
+          </m:r>
+          <m:r>
+            <m:rPr>
+              <m:sty m:val="p"/>
+            </m:rPr>
+            <m:t>+</m:t>
+          </m:r>
+          <m:r>
+            <m:t>2</m:t>
+          </m:r>
+          <m:r>
+            <m:t>N</m:t>
+          </m:r>
+          <m:r>
+            <m:t>H</m:t>
+          </m:r>
+          <m:r>
+            <m:rPr>
+              <m:sty m:val="p"/>
+            </m:rPr>
+            <m:t>₃</m:t>
+          </m:r>
+          <m:r>
+            <m:rPr>
+              <m:sty m:val="p"/>
+            </m:rPr>
+            <m:t>⇌</m:t>
+          </m:r>
+          <m:r>
+            <m:rPr>
+              <m:sty m:val="p"/>
+            </m:rPr>
+            <m:t>[</m:t>
+          </m:r>
+          <m:r>
+            <m:t>A</m:t>
+          </m:r>
+          <m:r>
+            <m:t>g</m:t>
+          </m:r>
+          <m:r>
+            <m:rPr>
+              <m:sty m:val="p"/>
+            </m:rPr>
+            <m:t>(</m:t>
+          </m:r>
+          <m:r>
+            <m:t>N</m:t>
+          </m:r>
+          <m:r>
+            <m:t>H</m:t>
+          </m:r>
+          <m:r>
+            <m:rPr>
+              <m:sty m:val="p"/>
+            </m:rPr>
+            <m:t>₃</m:t>
+          </m:r>
+          <m:r>
+            <m:rPr>
+              <m:sty m:val="p"/>
+            </m:rPr>
+            <m:t>)</m:t>
+          </m:r>
+          <m:r>
+            <m:rPr>
+              <m:sty m:val="p"/>
+            </m:rPr>
+            <m:t>₂</m:t>
+          </m:r>
+          <m:r>
+            <m:rPr>
+              <m:sty m:val="p"/>
+            </m:rPr>
+            <m:t>]</m:t>
+          </m:r>
+          <m:r>
+            <m:rPr>
+              <m:sty m:val="p"/>
+            </m:rPr>
+            <m:t>⁺</m:t>
+          </m:r>
+          <m:r>
+            <m:rPr>
+              <m:sty m:val="p"/>
+            </m:rPr>
+            <m:t>,</m:t>
+          </m:r>
+          <m:sSub>
+            <m:e>
+              <m:r>
+                <m:t>K</m:t>
+              </m:r>
+            </m:e>
+            <m:sub>
+              <m:r>
+                <m:t>f</m:t>
+              </m:r>
+            </m:sub>
+          </m:sSub>
+          <m:r>
+            <m:rPr>
+              <m:sty m:val="p"/>
+            </m:rPr>
+            <m:t>=</m:t>
+          </m:r>
+          <m:r>
+            <m:t>1.1</m:t>
+          </m:r>
+          <m:r>
+            <m:rPr>
+              <m:sty m:val="p"/>
+            </m:rPr>
+            <m:t>×</m:t>
+          </m:r>
+          <m:sSup>
+            <m:e>
+              <m:r>
+                <m:t>10</m:t>
+              </m:r>
+            </m:e>
+            <m:sup>
+              <m:r>
+                <m:t>7</m:t>
+              </m:r>
+            </m:sup>
+          </m:sSup>
+        </m:oMath>
+      </m:oMathPara>
+    </w:p>
+    <w:p>
+      <w:pPr>
+        <w:pStyle w:val="FirstParagraph"/>
+      </w:pPr>
+      <w:r>
+        <w:rPr>
+          <w:rFonts w:hint="eastAsia" w:ascii="Times New Roman" w:hAnsi="Times New Roman" w:eastAsia="FangSong" w:cs="Times New Roman"/>
+        </w:rPr>
+        <w:t>可得该电对的标准电势为</w:t>
+      </w:r>
+      <w:r>
+        <w:rPr>
+          <w:rFonts w:hint="eastAsia" w:ascii="Times New Roman" w:hAnsi="Times New Roman" w:eastAsia="Times New Roman" w:cs="Times New Roman"/>
+        </w:rPr>
+        <w:t>：</w:t>
       </w:r>
     </w:p>
     <w:p>
       <w:pPr>
         <w:pStyle w:val="BodyText"/>
       </w:pPr>
-      <w:r>
-        <w:rPr>
-          <w:rFonts w:hint="eastAsia" w:ascii="Times New Roman" w:hAnsi="Times New Roman" w:eastAsia="FangSong" w:cs="Times New Roman"/>
-        </w:rPr>
-        <w:t xml:space="preserve">所以加入</w:t>
-      </w:r>
-      <w:r>
-        <w:rPr>
-          <w:rFonts w:ascii="Times New Roman" w:hAnsi="Times New Roman" w:eastAsia="Times New Roman" w:cs="Times New Roman"/>
-        </w:rPr>
-        <w:t xml:space="preserve"> NH</w:t>
-      </w:r>
-      <w:r>
-        <w:rPr>
-          <w:rFonts w:ascii="Times New Roman" w:hAnsi="Times New Roman" w:eastAsia="Times New Roman" w:cs="Times New Roman"/>
-          <w:vertAlign w:val="subscript"/>
-        </w:rPr>
-        <w:t>3</w:t>
-      </w:r>
-      <w:r>
-        <w:rPr>
-          <w:rFonts w:ascii="Times New Roman" w:hAnsi="Times New Roman" w:eastAsia="Times New Roman" w:cs="Times New Roman"/>
-        </w:rPr>
-        <w:t xml:space="preserve"> </w:t>
-      </w:r>
-      <w:r>
-        <w:rPr>
-          <w:rFonts w:hint="eastAsia" w:ascii="Times New Roman" w:hAnsi="Times New Roman" w:eastAsia="FangSong" w:cs="Times New Roman"/>
-        </w:rPr>
-        <w:t>后</w:t>
-      </w:r>
-      <w:r>
-        <w:rPr>
-          <w:rFonts w:hint="eastAsia" w:ascii="Times New Roman" w:hAnsi="Times New Roman" w:eastAsia="Times New Roman" w:cs="Times New Roman"/>
-        </w:rPr>
-        <w:t>，</w:t>
-      </w:r>
-      <w:r>
-        <w:rPr>
-          <w:rFonts w:hint="eastAsia" w:ascii="Times New Roman" w:hAnsi="Times New Roman" w:eastAsia="FangSong" w:cs="Times New Roman"/>
-        </w:rPr>
-        <w:t>反应又变为自发</w:t>
-      </w:r>
-      <w:r>
-        <w:rPr>
-          <w:rFonts w:hint="eastAsia" w:ascii="Times New Roman" w:hAnsi="Times New Roman" w:eastAsia="Times New Roman" w:cs="Times New Roman"/>
-        </w:rPr>
-        <w:t>；</w:t>
-      </w:r>
-      <w:r>
-        <w:rPr>
-          <w:rFonts w:hint="eastAsia" w:ascii="Times New Roman" w:hAnsi="Times New Roman" w:eastAsia="FangSong" w:cs="Times New Roman"/>
-        </w:rPr>
-        <w:t>本质上是络合使自由</w:t>
-      </w:r>
-      <w:r>
-        <w:rPr>
-          <w:rFonts w:ascii="Times New Roman" w:hAnsi="Times New Roman" w:eastAsia="Times New Roman" w:cs="Times New Roman"/>
-        </w:rPr>
-        <w:t xml:space="preserve"> Ag</w:t>
-      </w:r>
-      <w:r>
-        <w:rPr>
-          <w:rFonts w:ascii="Times New Roman" w:hAnsi="Times New Roman" w:eastAsia="Times New Roman" w:cs="Times New Roman"/>
-          <w:vertAlign w:val="superscript"/>
-        </w:rPr>
-        <w:t>+</w:t>
-      </w:r>
-      <w:r>
-        <w:rPr>
-          <w:rFonts w:ascii="Times New Roman" w:hAnsi="Times New Roman" w:eastAsia="Times New Roman" w:cs="Times New Roman"/>
-        </w:rPr>
-        <w:t xml:space="preserve"> </w:t>
-      </w:r>
-      <w:r>
-        <w:rPr>
-          <w:rFonts w:hint="eastAsia" w:ascii="Times New Roman" w:hAnsi="Times New Roman" w:eastAsia="FangSong" w:cs="Times New Roman"/>
-        </w:rPr>
-        <w:t>活度显著降低</w:t>
-      </w:r>
-      <w:r>
-        <w:rPr>
-          <w:rFonts w:hint="eastAsia" w:ascii="Times New Roman" w:hAnsi="Times New Roman" w:eastAsia="Times New Roman" w:cs="Times New Roman"/>
-        </w:rPr>
-        <w:t>，</w:t>
-      </w:r>
-      <w:r>
-        <w:rPr>
-          <w:rFonts w:hint="eastAsia" w:ascii="Times New Roman" w:hAnsi="Times New Roman" w:eastAsia="FangSong" w:cs="Times New Roman"/>
-        </w:rPr>
-        <w:t>从而促进</w:t>
-      </w:r>
-      <w:r>
-        <w:rPr>
-          <w:rFonts w:ascii="Times New Roman" w:hAnsi="Times New Roman" w:eastAsia="Times New Roman" w:cs="Times New Roman"/>
-        </w:rPr>
-        <w:t xml:space="preserve"> Ag </w:t>
-      </w:r>
-      <w:r>
-        <w:rPr>
-          <w:rFonts w:hint="eastAsia" w:ascii="Times New Roman" w:hAnsi="Times New Roman" w:eastAsia="FangSong" w:cs="Times New Roman"/>
-        </w:rPr>
-        <w:t>被氧化</w:t>
-      </w:r>
-      <w:r>
-        <w:rPr>
-          <w:rFonts w:hint="eastAsia" w:ascii="Times New Roman" w:hAnsi="Times New Roman" w:eastAsia="Times New Roman" w:cs="Times New Roman"/>
-        </w:rPr>
-        <w:t>。</w:t>
+      <m:oMathPara>
+        <m:oMathParaPr>
+          <m:jc m:val="center"/>
+          <m:ctrlPr>
+            <w:rPr>
+              <w:sz w:val="28"/>
+              <w:szCs w:val="28"/>
+            </w:rPr>
+          </m:ctrlPr>
+        </m:oMathParaPr>
+        <m:oMath>
+          <m:sSup>
+            <m:e>
+              <m:r>
+                <m:t>E</m:t>
+              </m:r>
+            </m:e>
+            <m:sup>
+              <m:r>
+                <m:t>θ</m:t>
+              </m:r>
+            </m:sup>
+          </m:sSup>
+          <m:r>
+            <m:rPr>
+              <m:sty m:val="p"/>
+            </m:rPr>
+            <m:t>=</m:t>
+          </m:r>
+          <m:r>
+            <m:t>0.799</m:t>
+          </m:r>
+          <m:r>
+            <m:rPr>
+              <m:sty m:val="p"/>
+            </m:rPr>
+            <m:t>−</m:t>
+          </m:r>
+          <m:r>
+            <m:t>0.05916</m:t>
+          </m:r>
+          <m:r>
+            <m:rPr>
+              <m:sty m:val="p"/>
+            </m:rPr>
+            <m:t>lg</m:t>
+          </m:r>
+          <m:sSub>
+            <m:e>
+              <m:r>
+                <m:t>K</m:t>
+              </m:r>
+            </m:e>
+            <m:sub>
+              <m:r>
+                <m:t>f</m:t>
+              </m:r>
+            </m:sub>
+          </m:sSub>
+        </m:oMath>
+      </m:oMathPara>
+    </w:p>
+    <w:p>
+      <w:pPr>
+        <w:pStyle w:val="FirstParagraph"/>
+      </w:pPr>
+      <w:r>
+        <w:rPr>
+          <w:rStyle w:val="VerbatimChar"/>
+          <w:rFonts w:ascii="Times New Roman" w:hAnsi="Times New Roman" w:eastAsia="Times New Roman" w:cs="Times New Roman"/>
+        </w:rPr>
+        <w:t xml:space="preserve">= 0.799 - 0.416 = +0.383 V</w:t>
       </w:r>
     </w:p>
     <w:p>
@@ -39706,6 +41791,233 @@
       </w:pPr>
       <w:r>
         <w:rPr>
+          <w:rFonts w:hint="eastAsia" w:ascii="Times New Roman" w:hAnsi="Times New Roman" w:eastAsia="FangSong" w:cs="Times New Roman"/>
+        </w:rPr>
+        <w:t xml:space="preserve">因此</w:t>
+      </w:r>
+    </w:p>
+    <w:p>
+      <w:pPr>
+        <w:pStyle w:val="BodyText"/>
+      </w:pPr>
+      <m:oMathPara>
+        <m:oMathParaPr>
+          <m:jc m:val="center"/>
+          <m:ctrlPr>
+            <w:rPr>
+              <w:sz w:val="28"/>
+              <w:szCs w:val="28"/>
+            </w:rPr>
+          </m:ctrlPr>
+        </m:oMathParaPr>
+        <m:oMath>
+          <m:sSubSup>
+            <m:e>
+              <m:r>
+                <m:t>E</m:t>
+              </m:r>
+            </m:e>
+            <m:sub>
+              <m:r>
+                <m:rPr>
+                  <m:sty m:val="p"/>
+                </m:rPr>
+                <m:t>c</m:t>
+              </m:r>
+              <m:r>
+                <m:rPr>
+                  <m:sty m:val="p"/>
+                </m:rPr>
+                <m:t>e</m:t>
+              </m:r>
+              <m:r>
+                <m:rPr>
+                  <m:sty m:val="p"/>
+                </m:rPr>
+                <m:t>l</m:t>
+              </m:r>
+              <m:r>
+                <m:rPr>
+                  <m:sty m:val="p"/>
+                </m:rPr>
+                <m:t>l</m:t>
+              </m:r>
+            </m:sub>
+            <m:sup>
+              <m:r>
+                <m:t>θ</m:t>
+              </m:r>
+            </m:sup>
+          </m:sSubSup>
+          <m:r>
+            <m:rPr>
+              <m:sty m:val="p"/>
+            </m:rPr>
+            <m:t>=</m:t>
+          </m:r>
+          <m:r>
+            <m:t>0.771</m:t>
+          </m:r>
+          <m:r>
+            <m:rPr>
+              <m:sty m:val="p"/>
+            </m:rPr>
+            <m:t>−</m:t>
+          </m:r>
+          <m:r>
+            <m:t>0.383</m:t>
+          </m:r>
+          <m:r>
+            <m:rPr>
+              <m:sty m:val="p"/>
+            </m:rPr>
+            <m:t>=</m:t>
+          </m:r>
+          <m:r>
+            <m:rPr>
+              <m:sty m:val="p"/>
+            </m:rPr>
+            <m:t>+</m:t>
+          </m:r>
+          <m:r>
+            <m:t>0.388</m:t>
+          </m:r>
+          <m:r>
+            <m:t>V</m:t>
+          </m:r>
+          <m:r>
+            <m:rPr>
+              <m:sty m:val="p"/>
+            </m:rPr>
+            <m:t>&gt;</m:t>
+          </m:r>
+          <m:r>
+            <m:t>0</m:t>
+          </m:r>
+        </m:oMath>
+      </m:oMathPara>
+    </w:p>
+    <w:p>
+      <w:pPr>
+        <w:pStyle w:val="FirstParagraph"/>
+      </w:pPr>
+      <w:r>
+        <w:rPr>
+          <w:rFonts w:hint="eastAsia" w:ascii="Times New Roman" w:hAnsi="Times New Roman" w:eastAsia="FangSong" w:cs="Times New Roman"/>
+        </w:rPr>
+        <w:t xml:space="preserve">所以加入</w:t>
+      </w:r>
+      <w:r>
+        <w:rPr>
+          <w:rFonts w:ascii="Times New Roman" w:hAnsi="Times New Roman" w:eastAsia="Times New Roman" w:cs="Times New Roman"/>
+        </w:rPr>
+        <w:t xml:space="preserve"> NH</w:t>
+      </w:r>
+      <w:r>
+        <w:rPr>
+          <w:rFonts w:ascii="Times New Roman" w:hAnsi="Times New Roman" w:eastAsia="Times New Roman" w:cs="Times New Roman"/>
+          <w:vertAlign w:val="subscript"/>
+        </w:rPr>
+        <w:t>3</w:t>
+      </w:r>
+      <w:r>
+        <w:rPr>
+          <w:rFonts w:ascii="Times New Roman" w:hAnsi="Times New Roman" w:eastAsia="Times New Roman" w:cs="Times New Roman"/>
+        </w:rPr>
+        <w:t xml:space="preserve"> </w:t>
+      </w:r>
+      <w:r>
+        <w:rPr>
+          <w:rFonts w:hint="eastAsia" w:ascii="Times New Roman" w:hAnsi="Times New Roman" w:eastAsia="FangSong" w:cs="Times New Roman"/>
+        </w:rPr>
+        <w:t>后</w:t>
+      </w:r>
+      <w:r>
+        <w:rPr>
+          <w:rFonts w:hint="eastAsia" w:ascii="Times New Roman" w:hAnsi="Times New Roman" w:eastAsia="Times New Roman" w:cs="Times New Roman"/>
+        </w:rPr>
+        <w:t>，</w:t>
+      </w:r>
+      <w:r>
+        <w:rPr>
+          <w:rFonts w:hint="eastAsia" w:ascii="Times New Roman" w:hAnsi="Times New Roman" w:eastAsia="FangSong" w:cs="Times New Roman"/>
+        </w:rPr>
+        <w:t>反应又变为自发</w:t>
+      </w:r>
+      <w:r>
+        <w:rPr>
+          <w:rFonts w:hint="eastAsia" w:ascii="Times New Roman" w:hAnsi="Times New Roman" w:eastAsia="Times New Roman" w:cs="Times New Roman"/>
+        </w:rPr>
+        <w:t>；</w:t>
+      </w:r>
+      <w:r>
+        <w:rPr>
+          <w:rFonts w:hint="eastAsia" w:ascii="Times New Roman" w:hAnsi="Times New Roman" w:eastAsia="FangSong" w:cs="Times New Roman"/>
+        </w:rPr>
+        <w:t>本质上是络合使自由</w:t>
+      </w:r>
+      <w:r>
+        <w:rPr>
+          <w:rFonts w:ascii="Times New Roman" w:hAnsi="Times New Roman" w:eastAsia="Times New Roman" w:cs="Times New Roman"/>
+        </w:rPr>
+        <w:t xml:space="preserve"> Ag</w:t>
+      </w:r>
+      <w:r>
+        <w:rPr>
+          <w:rFonts w:ascii="Times New Roman" w:hAnsi="Times New Roman" w:eastAsia="Times New Roman" w:cs="Times New Roman"/>
+          <w:vertAlign w:val="superscript"/>
+        </w:rPr>
+        <w:t>+</w:t>
+      </w:r>
+      <w:r>
+        <w:rPr>
+          <w:rFonts w:ascii="Times New Roman" w:hAnsi="Times New Roman" w:eastAsia="Times New Roman" w:cs="Times New Roman"/>
+        </w:rPr>
+        <w:t xml:space="preserve"> </w:t>
+      </w:r>
+      <w:r>
+        <w:rPr>
+          <w:rFonts w:hint="eastAsia" w:ascii="Times New Roman" w:hAnsi="Times New Roman" w:eastAsia="FangSong" w:cs="Times New Roman"/>
+        </w:rPr>
+        <w:t>活度显著降低</w:t>
+      </w:r>
+      <w:r>
+        <w:rPr>
+          <w:rFonts w:hint="eastAsia" w:ascii="Times New Roman" w:hAnsi="Times New Roman" w:eastAsia="Times New Roman" w:cs="Times New Roman"/>
+        </w:rPr>
+        <w:t>，</w:t>
+      </w:r>
+      <w:r>
+        <w:rPr>
+          <w:rFonts w:hint="eastAsia" w:ascii="Times New Roman" w:hAnsi="Times New Roman" w:eastAsia="FangSong" w:cs="Times New Roman"/>
+        </w:rPr>
+        <w:t>从而促进</w:t>
+      </w:r>
+      <w:r>
+        <w:rPr>
+          <w:rFonts w:ascii="Times New Roman" w:hAnsi="Times New Roman" w:eastAsia="Times New Roman" w:cs="Times New Roman"/>
+        </w:rPr>
+        <w:t xml:space="preserve"> Ag </w:t>
+      </w:r>
+      <w:r>
+        <w:rPr>
+          <w:rFonts w:hint="eastAsia" w:ascii="Times New Roman" w:hAnsi="Times New Roman" w:eastAsia="FangSong" w:cs="Times New Roman"/>
+        </w:rPr>
+        <w:t>被氧化</w:t>
+      </w:r>
+      <w:r>
+        <w:rPr>
+          <w:rFonts w:hint="eastAsia" w:ascii="Times New Roman" w:hAnsi="Times New Roman" w:eastAsia="Times New Roman" w:cs="Times New Roman"/>
+        </w:rPr>
+        <w:t>。</w:t>
+      </w:r>
+    </w:p>
+    <w:p>
+      <w:pPr>
+        <w:pStyle w:val="BodyText"/>
+      </w:pPr>
+      <w:r>
+        <w:rPr>
           <w:rFonts w:ascii="Times New Roman" w:hAnsi="Times New Roman" w:eastAsia="Times New Roman" w:cs="Times New Roman"/>
           <w:b/>
           <w:bCs/>
@@ -39981,41 +42293,270 @@
         </w:rPr>
         <w:t xml:space="preserve"> </w:t>
       </w:r>
-      <w:r>
-        <w:rPr>
-          <w:rStyle w:val="VerbatimChar"/>
-          <w:rFonts w:ascii="Times New Roman" w:hAnsi="Times New Roman" w:eastAsia="Times New Roman" w:cs="Times New Roman"/>
-        </w:rPr>
-        <w:t xml:space="preserve">E^\theta_{\mathrm{cell}} = </w:t>
-      </w:r>
-      <w:r>
-        <w:rPr>
-          <w:rStyle w:val="VerbatimChar"/>
-          <w:rFonts w:hint="eastAsia" w:ascii="Times New Roman" w:hAnsi="Times New Roman" w:eastAsia="Times New Roman" w:cs="Times New Roman"/>
-        </w:rPr>
-        <w:t>E^\theta(\mathrm{Cu_2O/Cu},</w:t>
-      </w:r>
-      <w:r>
-        <w:rPr>
-          <w:rStyle w:val="VerbatimChar"/>
-          <w:rFonts w:hint="eastAsia" w:ascii="Times New Roman" w:hAnsi="Times New Roman" w:eastAsia="FangSong" w:cs="Times New Roman"/>
-        </w:rPr>
-        <w:t>酸</w:t>
-      </w:r>
-      <w:r>
-        <w:rPr>
-          <w:rStyle w:val="VerbatimChar"/>
-          <w:rFonts w:hint="eastAsia" w:ascii="Times New Roman" w:hAnsi="Times New Roman" w:eastAsia="Times New Roman" w:cs="Times New Roman"/>
-        </w:rPr>
-        <w:t>)</w:t>
-      </w:r>
-      <w:r>
-        <w:rPr>
-          <w:rStyle w:val="VerbatimChar"/>
-          <w:rFonts w:ascii="Times New Roman" w:hAnsi="Times New Roman" w:eastAsia="Times New Roman" w:cs="Times New Roman"/>
-        </w:rPr>
-        <w:t xml:space="preserve"> - E^\theta(\mathrm{Cu^{2+}/Cu}) = +0.47 - 0.34 = +0.13 V &gt; 0</w:t>
-      </w:r>
+      <m:oMath>
+        <m:oMathPr>
+          <m:ctrlPr>
+            <w:rPr>
+              <w:sz w:val="28"/>
+              <w:szCs w:val="28"/>
+            </w:rPr>
+          </m:ctrlPr>
+        </m:oMathPr>
+        <m:sSubSup>
+          <m:e>
+            <m:r>
+              <m:t>E</m:t>
+            </m:r>
+          </m:e>
+          <m:sub>
+            <m:r>
+              <m:rPr>
+                <m:sty m:val="p"/>
+              </m:rPr>
+              <m:t>c</m:t>
+            </m:r>
+            <m:r>
+              <m:rPr>
+                <m:sty m:val="p"/>
+              </m:rPr>
+              <m:t>e</m:t>
+            </m:r>
+            <m:r>
+              <m:rPr>
+                <m:sty m:val="p"/>
+              </m:rPr>
+              <m:t>l</m:t>
+            </m:r>
+            <m:r>
+              <m:rPr>
+                <m:sty m:val="p"/>
+              </m:rPr>
+              <m:t>l</m:t>
+            </m:r>
+          </m:sub>
+          <m:sup>
+            <m:r>
+              <m:t>θ</m:t>
+            </m:r>
+          </m:sup>
+        </m:sSubSup>
+        <m:r>
+          <m:rPr>
+            <m:sty m:val="p"/>
+          </m:rPr>
+          <m:t>=</m:t>
+        </m:r>
+        <m:sSup>
+          <m:e>
+            <m:r>
+              <m:t>E</m:t>
+            </m:r>
+          </m:e>
+          <m:sup>
+            <m:r>
+              <m:t>θ</m:t>
+            </m:r>
+          </m:sup>
+        </m:sSup>
+        <m:r>
+          <m:rPr>
+            <m:sty m:val="p"/>
+          </m:rPr>
+          <m:t>(</m:t>
+        </m:r>
+        <m:r>
+          <m:rPr>
+            <m:sty m:val="p"/>
+          </m:rPr>
+          <m:t>C</m:t>
+        </m:r>
+        <m:sSub>
+          <m:e>
+            <m:r>
+              <m:rPr>
+                <m:sty m:val="p"/>
+              </m:rPr>
+              <m:t>u</m:t>
+            </m:r>
+          </m:e>
+          <m:sub>
+            <m:r>
+              <m:rPr>
+                <m:sty m:val="p"/>
+              </m:rPr>
+              <m:t>2</m:t>
+            </m:r>
+          </m:sub>
+        </m:sSub>
+        <m:r>
+          <m:rPr>
+            <m:sty m:val="p"/>
+          </m:rPr>
+          <m:t>O</m:t>
+        </m:r>
+        <m:r>
+          <m:rPr>
+            <m:sty m:val="p"/>
+          </m:rPr>
+          <m:t>/</m:t>
+        </m:r>
+        <m:r>
+          <m:rPr>
+            <m:sty m:val="p"/>
+          </m:rPr>
+          <m:t>C</m:t>
+        </m:r>
+        <m:r>
+          <m:rPr>
+            <m:sty m:val="p"/>
+          </m:rPr>
+          <m:t>u</m:t>
+        </m:r>
+        <m:r>
+          <m:rPr>
+            <m:sty m:val="p"/>
+          </m:rPr>
+          <m:t>,</m:t>
+        </m:r>
+        <m:r>
+          <m:t>酸</m:t>
+        </m:r>
+        <m:r>
+          <m:rPr>
+            <m:sty m:val="p"/>
+          </m:rPr>
+          <m:t>)</m:t>
+        </m:r>
+        <m:r>
+          <m:rPr>
+            <m:sty m:val="p"/>
+          </m:rPr>
+          <m:t>−</m:t>
+        </m:r>
+        <m:sSup>
+          <m:e>
+            <m:r>
+              <m:t>E</m:t>
+            </m:r>
+          </m:e>
+          <m:sup>
+            <m:r>
+              <m:t>θ</m:t>
+            </m:r>
+          </m:sup>
+        </m:sSup>
+        <m:r>
+          <m:rPr>
+            <m:sty m:val="p"/>
+          </m:rPr>
+          <m:t>(</m:t>
+        </m:r>
+        <m:r>
+          <m:rPr>
+            <m:sty m:val="p"/>
+          </m:rPr>
+          <m:t>C</m:t>
+        </m:r>
+        <m:sSup>
+          <m:e>
+            <m:r>
+              <m:rPr>
+                <m:sty m:val="p"/>
+              </m:rPr>
+              <m:t>u</m:t>
+            </m:r>
+          </m:e>
+          <m:sup>
+            <m:r>
+              <m:rPr>
+                <m:sty m:val="p"/>
+              </m:rPr>
+              <m:t>2</m:t>
+            </m:r>
+            <m:r>
+              <m:rPr>
+                <m:sty m:val="p"/>
+              </m:rPr>
+              <m:t>+</m:t>
+            </m:r>
+          </m:sup>
+        </m:sSup>
+        <m:r>
+          <m:rPr>
+            <m:sty m:val="p"/>
+          </m:rPr>
+          <m:t>/</m:t>
+        </m:r>
+        <m:r>
+          <m:rPr>
+            <m:sty m:val="p"/>
+          </m:rPr>
+          <m:t>C</m:t>
+        </m:r>
+        <m:r>
+          <m:rPr>
+            <m:sty m:val="p"/>
+          </m:rPr>
+          <m:t>u</m:t>
+        </m:r>
+        <m:r>
+          <m:rPr>
+            <m:sty m:val="p"/>
+          </m:rPr>
+          <m:t>)</m:t>
+        </m:r>
+        <m:r>
+          <m:rPr>
+            <m:sty m:val="p"/>
+          </m:rPr>
+          <m:t>=</m:t>
+        </m:r>
+        <m:r>
+          <m:rPr>
+            <m:sty m:val="p"/>
+          </m:rPr>
+          <m:t>+</m:t>
+        </m:r>
+        <m:r>
+          <m:t>0.47</m:t>
+        </m:r>
+        <m:r>
+          <m:rPr>
+            <m:sty m:val="p"/>
+          </m:rPr>
+          <m:t>−</m:t>
+        </m:r>
+        <m:r>
+          <m:t>0.34</m:t>
+        </m:r>
+        <m:r>
+          <m:rPr>
+            <m:sty m:val="p"/>
+          </m:rPr>
+          <m:t>=</m:t>
+        </m:r>
+        <m:r>
+          <m:rPr>
+            <m:sty m:val="p"/>
+          </m:rPr>
+          <m:t>+</m:t>
+        </m:r>
+        <m:r>
+          <m:t>0.13</m:t>
+        </m:r>
+        <m:r>
+          <m:t>V</m:t>
+        </m:r>
+        <m:r>
+          <m:rPr>
+            <m:sty m:val="p"/>
+          </m:rPr>
+          <m:t>&gt;</m:t>
+        </m:r>
+        <m:r>
+          <m:t>0</m:t>
+        </m:r>
+      </m:oMath>
     </w:p>
     <w:p>
       <w:pPr>
@@ -40163,26 +42704,176 @@
         </w:rPr>
         <w:t xml:space="preserve"> </w:t>
       </w:r>
-      <w:r>
-        <w:rPr>
-          <w:rStyle w:val="VerbatimChar"/>
-          <w:rFonts w:ascii="Times New Roman" w:hAnsi="Times New Roman" w:eastAsia="Times New Roman" w:cs="Times New Roman"/>
-        </w:rPr>
-        <w:t xml:space="preserve">E^\theta(\mathrm{Cu^{2+}/Cu})</w:t>
-      </w:r>
+      <m:oMath>
+        <m:oMathPr>
+          <m:ctrlPr>
+            <w:rPr>
+              <w:sz w:val="28"/>
+              <w:szCs w:val="28"/>
+            </w:rPr>
+          </m:ctrlPr>
+        </m:oMathPr>
+        <m:sSup>
+          <m:e>
+            <m:r>
+              <m:t>E</m:t>
+            </m:r>
+          </m:e>
+          <m:sup>
+            <m:r>
+              <m:t>θ</m:t>
+            </m:r>
+          </m:sup>
+        </m:sSup>
+        <m:r>
+          <m:rPr>
+            <m:sty m:val="p"/>
+          </m:rPr>
+          <m:t>(</m:t>
+        </m:r>
+        <m:r>
+          <m:rPr>
+            <m:sty m:val="p"/>
+          </m:rPr>
+          <m:t>C</m:t>
+        </m:r>
+        <m:sSup>
+          <m:e>
+            <m:r>
+              <m:rPr>
+                <m:sty m:val="p"/>
+              </m:rPr>
+              <m:t>u</m:t>
+            </m:r>
+          </m:e>
+          <m:sup>
+            <m:r>
+              <m:rPr>
+                <m:sty m:val="p"/>
+              </m:rPr>
+              <m:t>2</m:t>
+            </m:r>
+            <m:r>
+              <m:rPr>
+                <m:sty m:val="p"/>
+              </m:rPr>
+              <m:t>+</m:t>
+            </m:r>
+          </m:sup>
+        </m:sSup>
+        <m:r>
+          <m:rPr>
+            <m:sty m:val="p"/>
+          </m:rPr>
+          <m:t>/</m:t>
+        </m:r>
+        <m:r>
+          <m:rPr>
+            <m:sty m:val="p"/>
+          </m:rPr>
+          <m:t>C</m:t>
+        </m:r>
+        <m:r>
+          <m:rPr>
+            <m:sty m:val="p"/>
+          </m:rPr>
+          <m:t>u</m:t>
+        </m:r>
+        <m:r>
+          <m:rPr>
+            <m:sty m:val="p"/>
+          </m:rPr>
+          <m:t>)</m:t>
+        </m:r>
+      </m:oMath>
       <w:r>
         <w:rPr>
           <w:rFonts w:ascii="Times New Roman" w:hAnsi="Times New Roman" w:eastAsia="Times New Roman" w:cs="Times New Roman"/>
         </w:rPr>
         <w:t xml:space="preserve">、</w:t>
       </w:r>
-      <w:r>
-        <w:rPr>
-          <w:rStyle w:val="VerbatimChar"/>
-          <w:rFonts w:ascii="Times New Roman" w:hAnsi="Times New Roman" w:eastAsia="Times New Roman" w:cs="Times New Roman"/>
-        </w:rPr>
-        <w:t xml:space="preserve">E^\theta(\mathrm{Cu_2O/Cu})</w:t>
-      </w:r>
+      <m:oMath>
+        <m:oMathPr>
+          <m:ctrlPr>
+            <w:rPr>
+              <w:sz w:val="28"/>
+              <w:szCs w:val="28"/>
+            </w:rPr>
+          </m:ctrlPr>
+        </m:oMathPr>
+        <m:sSup>
+          <m:e>
+            <m:r>
+              <m:t>E</m:t>
+            </m:r>
+          </m:e>
+          <m:sup>
+            <m:r>
+              <m:t>θ</m:t>
+            </m:r>
+          </m:sup>
+        </m:sSup>
+        <m:r>
+          <m:rPr>
+            <m:sty m:val="p"/>
+          </m:rPr>
+          <m:t>(</m:t>
+        </m:r>
+        <m:r>
+          <m:rPr>
+            <m:sty m:val="p"/>
+          </m:rPr>
+          <m:t>C</m:t>
+        </m:r>
+        <m:sSub>
+          <m:e>
+            <m:r>
+              <m:rPr>
+                <m:sty m:val="p"/>
+              </m:rPr>
+              <m:t>u</m:t>
+            </m:r>
+          </m:e>
+          <m:sub>
+            <m:r>
+              <m:rPr>
+                <m:sty m:val="p"/>
+              </m:rPr>
+              <m:t>2</m:t>
+            </m:r>
+          </m:sub>
+        </m:sSub>
+        <m:r>
+          <m:rPr>
+            <m:sty m:val="p"/>
+          </m:rPr>
+          <m:t>O</m:t>
+        </m:r>
+        <m:r>
+          <m:rPr>
+            <m:sty m:val="p"/>
+          </m:rPr>
+          <m:t>/</m:t>
+        </m:r>
+        <m:r>
+          <m:rPr>
+            <m:sty m:val="p"/>
+          </m:rPr>
+          <m:t>C</m:t>
+        </m:r>
+        <m:r>
+          <m:rPr>
+            <m:sty m:val="p"/>
+          </m:rPr>
+          <m:t>u</m:t>
+        </m:r>
+        <m:r>
+          <m:rPr>
+            <m:sty m:val="p"/>
+          </m:rPr>
+          <m:t>)</m:t>
+        </m:r>
+      </m:oMath>
       <w:r>
         <w:rPr>
           <w:rFonts w:ascii="Times New Roman" w:hAnsi="Times New Roman" w:eastAsia="Times New Roman" w:cs="Times New Roman"/>
@@ -40358,21 +43049,55 @@
         </w:rPr>
         <w:t xml:space="preserve"> </w:t>
       </w:r>
-      <w:r>
-        <w:rPr>
-          <w:rStyle w:val="VerbatimChar"/>
-          <w:rFonts w:ascii="Times New Roman" w:hAnsi="Times New Roman" w:eastAsia="Times New Roman" w:cs="Times New Roman"/>
-        </w:rPr>
-        <w:t>Cu^{2+}/Cu</w:t>
-      </w:r>
-      <w:r>
-        <w:rPr>
-          <w:rStyle w:val="VerbatimChar"/>
-          <w:rFonts w:ascii="Times New Roman" w:hAnsi="Times New Roman" w:eastAsia="Times New Roman" w:cs="Times New Roman"/>
-          <w:vertAlign w:val="superscript"/>
-        </w:rPr>
-        <w:t>+</w:t>
-      </w:r>
+      <m:oMath>
+        <m:oMathPr>
+          <m:ctrlPr>
+            <w:rPr>
+              <w:sz w:val="28"/>
+              <w:szCs w:val="28"/>
+            </w:rPr>
+          </m:ctrlPr>
+        </m:oMathPr>
+        <m:r>
+          <m:t>C</m:t>
+        </m:r>
+        <m:sSup>
+          <m:e>
+            <m:r>
+              <m:t>u</m:t>
+            </m:r>
+          </m:e>
+          <m:sup>
+            <m:r>
+              <m:t>2</m:t>
+            </m:r>
+            <m:r>
+              <m:rPr>
+                <m:sty m:val="p"/>
+              </m:rPr>
+              <m:t>+</m:t>
+            </m:r>
+          </m:sup>
+        </m:sSup>
+        <m:r>
+          <m:rPr>
+            <m:sty m:val="p"/>
+          </m:rPr>
+          <m:t>/</m:t>
+        </m:r>
+        <m:r>
+          <m:t>C</m:t>
+        </m:r>
+        <m:r>
+          <m:t>u</m:t>
+        </m:r>
+        <m:r>
+          <m:rPr>
+            <m:sty m:val="p"/>
+          </m:rPr>
+          <m:t>⁺</m:t>
+        </m:r>
+      </m:oMath>
       <w:r>
         <w:rPr>
           <w:rFonts w:ascii="Times New Roman" w:hAnsi="Times New Roman" w:eastAsia="Times New Roman" w:cs="Times New Roman"/>
@@ -41231,109 +43956,226 @@
         </w:rPr>
         <w:t xml:space="preserve"> </w:t>
       </w:r>
-      <w:r>
-        <w:rPr>
-          <w:rStyle w:val="VerbatimChar"/>
-          <w:rFonts w:ascii="Times New Roman" w:hAnsi="Times New Roman" w:eastAsia="Times New Roman" w:cs="Times New Roman"/>
-        </w:rPr>
-        <w:t>BaSO</w:t>
-      </w:r>
-      <w:r>
-        <w:rPr>
-          <w:rStyle w:val="VerbatimChar"/>
-          <w:rFonts w:ascii="Times New Roman" w:hAnsi="Times New Roman" w:eastAsia="Times New Roman" w:cs="Times New Roman"/>
-          <w:vertAlign w:val="subscript"/>
-        </w:rPr>
-        <w:t>4</w:t>
-      </w:r>
-      <w:r>
-        <w:rPr>
-          <w:rStyle w:val="VerbatimChar"/>
-          <w:rFonts w:ascii="Times New Roman" w:hAnsi="Times New Roman" w:eastAsia="Times New Roman" w:cs="Times New Roman"/>
-        </w:rPr>
-        <w:t>(s) ⇌ Ba</w:t>
-      </w:r>
-      <w:r>
-        <w:rPr>
-          <w:rStyle w:val="VerbatimChar"/>
-          <w:rFonts w:ascii="Times New Roman" w:hAnsi="Times New Roman" w:eastAsia="Times New Roman" w:cs="Times New Roman"/>
-          <w:vertAlign w:val="superscript"/>
-        </w:rPr>
-        <w:t>2+</w:t>
-      </w:r>
-      <w:r>
-        <w:rPr>
-          <w:rStyle w:val="VerbatimChar"/>
-          <w:rFonts w:ascii="Times New Roman" w:hAnsi="Times New Roman" w:eastAsia="Times New Roman" w:cs="Times New Roman"/>
-        </w:rPr>
-        <w:t xml:space="preserve"> + SO</w:t>
-      </w:r>
-      <w:r>
-        <w:rPr>
-          <w:rStyle w:val="VerbatimChar"/>
-          <w:rFonts w:ascii="Times New Roman" w:hAnsi="Times New Roman" w:eastAsia="Times New Roman" w:cs="Times New Roman"/>
-          <w:vertAlign w:val="subscript"/>
-        </w:rPr>
-        <w:t>4</w:t>
-      </w:r>
-      <w:r>
-        <w:rPr>
-          <w:rStyle w:val="VerbatimChar"/>
-          <w:rFonts w:ascii="Times New Roman" w:hAnsi="Times New Roman" w:eastAsia="Times New Roman" w:cs="Times New Roman"/>
-          <w:vertAlign w:val="superscript"/>
-        </w:rPr>
-        <w:t>2-</w:t>
-      </w:r>
-      <w:r>
-        <w:rPr>
-          <w:rStyle w:val="VerbatimChar"/>
-          <w:rFonts w:ascii="Times New Roman" w:hAnsi="Times New Roman" w:eastAsia="Times New Roman" w:cs="Times New Roman"/>
-        </w:rPr>
-        <w:t>, K_{sp}</w:t>
-      </w:r>
-      <w:r>
-        <w:rPr>
-          <w:rFonts w:ascii="Times New Roman" w:hAnsi="Times New Roman" w:eastAsia="Times New Roman" w:cs="Times New Roman"/>
-        </w:rPr>
-        <w:t xml:space="preserve"> </w:t>
-      </w:r>
-      <w:r>
-        <w:rPr>
-          <w:rStyle w:val="VerbatimChar"/>
-          <w:rFonts w:ascii="Times New Roman" w:hAnsi="Times New Roman" w:eastAsia="Times New Roman" w:cs="Times New Roman"/>
-        </w:rPr>
-        <w:t>Ba</w:t>
-      </w:r>
-      <w:r>
-        <w:rPr>
-          <w:rStyle w:val="VerbatimChar"/>
-          <w:rFonts w:ascii="Times New Roman" w:hAnsi="Times New Roman" w:eastAsia="Times New Roman" w:cs="Times New Roman"/>
-          <w:vertAlign w:val="superscript"/>
-        </w:rPr>
-        <w:t>2+</w:t>
-      </w:r>
-      <w:r>
-        <w:rPr>
-          <w:rStyle w:val="VerbatimChar"/>
-          <w:rFonts w:ascii="Times New Roman" w:hAnsi="Times New Roman" w:eastAsia="Times New Roman" w:cs="Times New Roman"/>
-        </w:rPr>
-        <w:t xml:space="preserve"> + 2e</w:t>
-      </w:r>
-      <w:r>
-        <w:rPr>
-          <w:rStyle w:val="VerbatimChar"/>
-          <w:rFonts w:ascii="Times New Roman" w:hAnsi="Times New Roman" w:eastAsia="Times New Roman" w:cs="Times New Roman"/>
-          <w:vertAlign w:val="superscript"/>
-        </w:rPr>
-        <w:t>-</w:t>
-      </w:r>
-      <w:r>
-        <w:rPr>
-          <w:rStyle w:val="VerbatimChar"/>
-          <w:rFonts w:ascii="Times New Roman" w:hAnsi="Times New Roman" w:eastAsia="Times New Roman" w:cs="Times New Roman"/>
-        </w:rPr>
-        <w:t xml:space="preserve"> ⇌ Ba, E^\theta = -2.90 V</w:t>
-      </w:r>
+      <m:oMath>
+        <m:oMathPr>
+          <m:ctrlPr>
+            <w:rPr>
+              <w:sz w:val="28"/>
+              <w:szCs w:val="28"/>
+            </w:rPr>
+          </m:ctrlPr>
+        </m:oMathPr>
+        <m:r>
+          <m:t>B</m:t>
+        </m:r>
+        <m:r>
+          <m:t>a</m:t>
+        </m:r>
+        <m:r>
+          <m:t>S</m:t>
+        </m:r>
+        <m:r>
+          <m:t>O</m:t>
+        </m:r>
+        <m:r>
+          <m:rPr>
+            <m:sty m:val="p"/>
+          </m:rPr>
+          <m:t>₄</m:t>
+        </m:r>
+        <m:r>
+          <m:rPr>
+            <m:sty m:val="p"/>
+          </m:rPr>
+          <m:t>(</m:t>
+        </m:r>
+        <m:r>
+          <m:t>s</m:t>
+        </m:r>
+        <m:r>
+          <m:rPr>
+            <m:sty m:val="p"/>
+          </m:rPr>
+          <m:t>)</m:t>
+        </m:r>
+        <m:r>
+          <m:rPr>
+            <m:sty m:val="p"/>
+          </m:rPr>
+          <m:t>⇌</m:t>
+        </m:r>
+        <m:r>
+          <m:t>B</m:t>
+        </m:r>
+        <m:r>
+          <m:t>a</m:t>
+        </m:r>
+        <m:r>
+          <m:rPr>
+            <m:sty m:val="p"/>
+          </m:rPr>
+          <m:t>²</m:t>
+        </m:r>
+        <m:r>
+          <m:rPr>
+            <m:sty m:val="p"/>
+          </m:rPr>
+          <m:t>⁺</m:t>
+        </m:r>
+        <m:r>
+          <m:rPr>
+            <m:sty m:val="p"/>
+          </m:rPr>
+          <m:t>+</m:t>
+        </m:r>
+        <m:r>
+          <m:t>S</m:t>
+        </m:r>
+        <m:r>
+          <m:t>O</m:t>
+        </m:r>
+        <m:r>
+          <m:rPr>
+            <m:sty m:val="p"/>
+          </m:rPr>
+          <m:t>₄</m:t>
+        </m:r>
+        <m:r>
+          <m:rPr>
+            <m:sty m:val="p"/>
+          </m:rPr>
+          <m:t>²</m:t>
+        </m:r>
+        <m:r>
+          <m:rPr>
+            <m:sty m:val="p"/>
+          </m:rPr>
+          <m:t>⁻</m:t>
+        </m:r>
+        <m:r>
+          <m:rPr>
+            <m:sty m:val="p"/>
+          </m:rPr>
+          <m:t>,</m:t>
+        </m:r>
+        <m:sSub>
+          <m:e>
+            <m:r>
+              <m:t>K</m:t>
+            </m:r>
+          </m:e>
+          <m:sub>
+            <m:r>
+              <m:t>s</m:t>
+            </m:r>
+            <m:r>
+              <m:t>p</m:t>
+            </m:r>
+          </m:sub>
+        </m:sSub>
+      </m:oMath>
+    </w:p>
+    <w:p>
+      <w:pPr>
+        <w:pStyle w:val="Compact"/>
+      </w:pPr>
+      <m:oMathPara>
+        <m:oMathParaPr>
+          <m:jc m:val="center"/>
+          <m:ctrlPr>
+            <w:rPr>
+              <w:sz w:val="28"/>
+              <w:szCs w:val="28"/>
+            </w:rPr>
+          </m:ctrlPr>
+        </m:oMathParaPr>
+        <m:oMath>
+          <m:r>
+            <m:t>B</m:t>
+          </m:r>
+          <m:r>
+            <m:t>a</m:t>
+          </m:r>
+          <m:r>
+            <m:rPr>
+              <m:sty m:val="p"/>
+            </m:rPr>
+            <m:t>²</m:t>
+          </m:r>
+          <m:r>
+            <m:rPr>
+              <m:sty m:val="p"/>
+            </m:rPr>
+            <m:t>⁺</m:t>
+          </m:r>
+          <m:r>
+            <m:rPr>
+              <m:sty m:val="p"/>
+            </m:rPr>
+            <m:t>+</m:t>
+          </m:r>
+          <m:r>
+            <m:t>2</m:t>
+          </m:r>
+          <m:r>
+            <m:t>e</m:t>
+          </m:r>
+          <m:r>
+            <m:rPr>
+              <m:sty m:val="p"/>
+            </m:rPr>
+            <m:t>⁻</m:t>
+          </m:r>
+          <m:r>
+            <m:rPr>
+              <m:sty m:val="p"/>
+            </m:rPr>
+            <m:t>⇌</m:t>
+          </m:r>
+          <m:r>
+            <m:t>B</m:t>
+          </m:r>
+          <m:r>
+            <m:t>a</m:t>
+          </m:r>
+          <m:r>
+            <m:rPr>
+              <m:sty m:val="p"/>
+            </m:rPr>
+            <m:t>,</m:t>
+          </m:r>
+          <m:sSup>
+            <m:e>
+              <m:r>
+                <m:t>E</m:t>
+              </m:r>
+            </m:e>
+            <m:sup>
+              <m:r>
+                <m:t>θ</m:t>
+              </m:r>
+            </m:sup>
+          </m:sSup>
+          <m:r>
+            <m:rPr>
+              <m:sty m:val="p"/>
+            </m:rPr>
+            <m:t>=</m:t>
+          </m:r>
+          <m:r>
+            <m:rPr>
+              <m:sty m:val="p"/>
+            </m:rPr>
+            <m:t>−</m:t>
+          </m:r>
+          <m:r>
+            <m:t>2.90</m:t>
+          </m:r>
+          <m:r>
+            <m:t>V</m:t>
+          </m:r>
+        </m:oMath>
+      </m:oMathPara>
     </w:p>
     <w:p>
       <w:pPr>
@@ -41345,24 +44187,164 @@
         </w:rPr>
         <w:t xml:space="preserve">故</w:t>
       </w:r>
-      <w:r>
-        <w:rPr>
-          <w:rFonts w:ascii="Times New Roman" w:hAnsi="Times New Roman" w:eastAsia="Times New Roman" w:cs="Times New Roman"/>
-        </w:rPr>
-        <w:t xml:space="preserve"> </w:t>
-      </w:r>
-      <w:r>
-        <w:rPr>
-          <w:rStyle w:val="VerbatimChar"/>
-          <w:rFonts w:ascii="Times New Roman" w:hAnsi="Times New Roman" w:eastAsia="Times New Roman" w:cs="Times New Roman"/>
-        </w:rPr>
-        <w:t xml:space="preserve">E^\theta(\mathrm{BaSO_4/Ba}) = -2.90 + \frac{0.05916}{2}\lg K_{sp}</w:t>
-      </w:r>
     </w:p>
     <w:p>
       <w:pPr>
         <w:pStyle w:val="BodyText"/>
       </w:pPr>
+      <m:oMathPara>
+        <m:oMathParaPr>
+          <m:jc m:val="center"/>
+          <m:ctrlPr>
+            <w:rPr>
+              <w:sz w:val="28"/>
+              <w:szCs w:val="28"/>
+            </w:rPr>
+          </m:ctrlPr>
+        </m:oMathParaPr>
+        <m:oMath>
+          <m:sSup>
+            <m:e>
+              <m:r>
+                <m:t>E</m:t>
+              </m:r>
+            </m:e>
+            <m:sup>
+              <m:r>
+                <m:t>θ</m:t>
+              </m:r>
+            </m:sup>
+          </m:sSup>
+          <m:r>
+            <m:rPr>
+              <m:sty m:val="p"/>
+            </m:rPr>
+            <m:t>(</m:t>
+          </m:r>
+          <m:r>
+            <m:rPr>
+              <m:sty m:val="p"/>
+            </m:rPr>
+            <m:t>B</m:t>
+          </m:r>
+          <m:r>
+            <m:rPr>
+              <m:sty m:val="p"/>
+            </m:rPr>
+            <m:t>a</m:t>
+          </m:r>
+          <m:r>
+            <m:rPr>
+              <m:sty m:val="p"/>
+            </m:rPr>
+            <m:t>S</m:t>
+          </m:r>
+          <m:sSub>
+            <m:e>
+              <m:r>
+                <m:rPr>
+                  <m:sty m:val="p"/>
+                </m:rPr>
+                <m:t>O</m:t>
+              </m:r>
+            </m:e>
+            <m:sub>
+              <m:r>
+                <m:rPr>
+                  <m:sty m:val="p"/>
+                </m:rPr>
+                <m:t>4</m:t>
+              </m:r>
+            </m:sub>
+          </m:sSub>
+          <m:r>
+            <m:rPr>
+              <m:sty m:val="p"/>
+            </m:rPr>
+            <m:t>/</m:t>
+          </m:r>
+          <m:r>
+            <m:rPr>
+              <m:sty m:val="p"/>
+            </m:rPr>
+            <m:t>B</m:t>
+          </m:r>
+          <m:r>
+            <m:rPr>
+              <m:sty m:val="p"/>
+            </m:rPr>
+            <m:t>a</m:t>
+          </m:r>
+          <m:r>
+            <m:rPr>
+              <m:sty m:val="p"/>
+            </m:rPr>
+            <m:t>)</m:t>
+          </m:r>
+          <m:r>
+            <m:rPr>
+              <m:sty m:val="p"/>
+            </m:rPr>
+            <m:t>=</m:t>
+          </m:r>
+          <m:r>
+            <m:rPr>
+              <m:sty m:val="p"/>
+            </m:rPr>
+            <m:t>−</m:t>
+          </m:r>
+          <m:r>
+            <m:t>2.90</m:t>
+          </m:r>
+          <m:r>
+            <m:rPr>
+              <m:sty m:val="p"/>
+            </m:rPr>
+            <m:t>+</m:t>
+          </m:r>
+          <m:f>
+            <m:fPr>
+              <m:type m:val="bar"/>
+            </m:fPr>
+            <m:num>
+              <m:r>
+                <m:t>0.05916</m:t>
+              </m:r>
+            </m:num>
+            <m:den>
+              <m:r>
+                <m:t>2</m:t>
+              </m:r>
+            </m:den>
+          </m:f>
+          <m:r>
+            <m:rPr>
+              <m:sty m:val="p"/>
+            </m:rPr>
+            <m:t>lg</m:t>
+          </m:r>
+          <m:sSub>
+            <m:e>
+              <m:r>
+                <m:t>K</m:t>
+              </m:r>
+            </m:e>
+            <m:sub>
+              <m:r>
+                <m:t>s</m:t>
+              </m:r>
+              <m:r>
+                <m:t>p</m:t>
+              </m:r>
+            </m:sub>
+          </m:sSub>
+        </m:oMath>
+      </m:oMathPara>
+    </w:p>
+    <w:p>
+      <w:pPr>
+        <w:pStyle w:val="FirstParagraph"/>
+      </w:pPr>
       <w:r>
         <w:rPr>
           <w:rFonts w:hint="eastAsia" w:ascii="Times New Roman" w:hAnsi="Times New Roman" w:eastAsia="FangSong" w:cs="Times New Roman"/>
@@ -41374,57 +44356,349 @@
           <w:rFonts w:hint="eastAsia" w:ascii="Times New Roman" w:hAnsi="Times New Roman" w:eastAsia="Times New Roman" w:cs="Times New Roman"/>
         </w:rPr>
         <w:t>：</w:t>
-      </w:r>
-      <w:r>
-        <w:rPr>
-          <w:rFonts w:ascii="Times New Roman" w:hAnsi="Times New Roman" w:eastAsia="Times New Roman" w:cs="Times New Roman"/>
-        </w:rPr>
-        <w:t xml:space="preserve"> </w:t>
-      </w:r>
-      <w:r>
-        <w:rPr>
-          <w:rStyle w:val="VerbatimChar"/>
-          <w:rFonts w:ascii="Times New Roman" w:hAnsi="Times New Roman" w:eastAsia="Times New Roman" w:cs="Times New Roman"/>
-        </w:rPr>
-        <w:t xml:space="preserve">E^\theta_{\mathrm{cell}} = 0 - E^\theta(\mathrm{BaSO_4/Ba})</w:t>
-      </w:r>
-      <w:r>
-        <w:rPr>
-          <w:rFonts w:ascii="Times New Roman" w:hAnsi="Times New Roman" w:eastAsia="Times New Roman" w:cs="Times New Roman"/>
-        </w:rPr>
-        <w:t xml:space="preserve"> </w:t>
-      </w:r>
-      <w:r>
-        <w:rPr>
-          <w:rStyle w:val="VerbatimChar"/>
-          <w:rFonts w:ascii="Times New Roman" w:hAnsi="Times New Roman" w:eastAsia="Times New Roman" w:cs="Times New Roman"/>
-        </w:rPr>
-        <w:t xml:space="preserve">= 2.90 - \frac{0.05916}{2}\lg K_{sp}</w:t>
       </w:r>
     </w:p>
     <w:p>
       <w:pPr>
         <w:pStyle w:val="BodyText"/>
       </w:pPr>
+      <m:oMathPara>
+        <m:oMathParaPr>
+          <m:jc m:val="center"/>
+          <m:ctrlPr>
+            <w:rPr>
+              <w:sz w:val="28"/>
+              <w:szCs w:val="28"/>
+            </w:rPr>
+          </m:ctrlPr>
+        </m:oMathParaPr>
+        <m:oMath>
+          <m:sSubSup>
+            <m:e>
+              <m:r>
+                <m:t>E</m:t>
+              </m:r>
+            </m:e>
+            <m:sub>
+              <m:r>
+                <m:rPr>
+                  <m:sty m:val="p"/>
+                </m:rPr>
+                <m:t>c</m:t>
+              </m:r>
+              <m:r>
+                <m:rPr>
+                  <m:sty m:val="p"/>
+                </m:rPr>
+                <m:t>e</m:t>
+              </m:r>
+              <m:r>
+                <m:rPr>
+                  <m:sty m:val="p"/>
+                </m:rPr>
+                <m:t>l</m:t>
+              </m:r>
+              <m:r>
+                <m:rPr>
+                  <m:sty m:val="p"/>
+                </m:rPr>
+                <m:t>l</m:t>
+              </m:r>
+            </m:sub>
+            <m:sup>
+              <m:r>
+                <m:t>θ</m:t>
+              </m:r>
+            </m:sup>
+          </m:sSubSup>
+          <m:r>
+            <m:rPr>
+              <m:sty m:val="p"/>
+            </m:rPr>
+            <m:t>=</m:t>
+          </m:r>
+          <m:r>
+            <m:t>0</m:t>
+          </m:r>
+          <m:r>
+            <m:rPr>
+              <m:sty m:val="p"/>
+            </m:rPr>
+            <m:t>−</m:t>
+          </m:r>
+          <m:sSup>
+            <m:e>
+              <m:r>
+                <m:t>E</m:t>
+              </m:r>
+            </m:e>
+            <m:sup>
+              <m:r>
+                <m:t>θ</m:t>
+              </m:r>
+            </m:sup>
+          </m:sSup>
+          <m:r>
+            <m:rPr>
+              <m:sty m:val="p"/>
+            </m:rPr>
+            <m:t>(</m:t>
+          </m:r>
+          <m:r>
+            <m:rPr>
+              <m:sty m:val="p"/>
+            </m:rPr>
+            <m:t>B</m:t>
+          </m:r>
+          <m:r>
+            <m:rPr>
+              <m:sty m:val="p"/>
+            </m:rPr>
+            <m:t>a</m:t>
+          </m:r>
+          <m:r>
+            <m:rPr>
+              <m:sty m:val="p"/>
+            </m:rPr>
+            <m:t>S</m:t>
+          </m:r>
+          <m:sSub>
+            <m:e>
+              <m:r>
+                <m:rPr>
+                  <m:sty m:val="p"/>
+                </m:rPr>
+                <m:t>O</m:t>
+              </m:r>
+            </m:e>
+            <m:sub>
+              <m:r>
+                <m:rPr>
+                  <m:sty m:val="p"/>
+                </m:rPr>
+                <m:t>4</m:t>
+              </m:r>
+            </m:sub>
+          </m:sSub>
+          <m:r>
+            <m:rPr>
+              <m:sty m:val="p"/>
+            </m:rPr>
+            <m:t>/</m:t>
+          </m:r>
+          <m:r>
+            <m:rPr>
+              <m:sty m:val="p"/>
+            </m:rPr>
+            <m:t>B</m:t>
+          </m:r>
+          <m:r>
+            <m:rPr>
+              <m:sty m:val="p"/>
+            </m:rPr>
+            <m:t>a</m:t>
+          </m:r>
+          <m:r>
+            <m:rPr>
+              <m:sty m:val="p"/>
+            </m:rPr>
+            <m:t>)</m:t>
+          </m:r>
+        </m:oMath>
+      </m:oMathPara>
+    </w:p>
+    <w:p>
+      <w:pPr>
+        <w:pStyle w:val="FirstParagraph"/>
+      </w:pPr>
+      <m:oMathPara>
+        <m:oMathParaPr>
+          <m:jc m:val="center"/>
+          <m:ctrlPr>
+            <w:rPr>
+              <w:sz w:val="28"/>
+              <w:szCs w:val="28"/>
+            </w:rPr>
+          </m:ctrlPr>
+        </m:oMathParaPr>
+        <m:oMath>
+          <m:r>
+            <m:rPr>
+              <m:sty m:val="p"/>
+            </m:rPr>
+            <m:t>=</m:t>
+          </m:r>
+          <m:r>
+            <m:t>2.90</m:t>
+          </m:r>
+          <m:r>
+            <m:rPr>
+              <m:sty m:val="p"/>
+            </m:rPr>
+            <m:t>−</m:t>
+          </m:r>
+          <m:f>
+            <m:fPr>
+              <m:type m:val="bar"/>
+            </m:fPr>
+            <m:num>
+              <m:r>
+                <m:t>0.05916</m:t>
+              </m:r>
+            </m:num>
+            <m:den>
+              <m:r>
+                <m:t>2</m:t>
+              </m:r>
+            </m:den>
+          </m:f>
+          <m:r>
+            <m:rPr>
+              <m:sty m:val="p"/>
+            </m:rPr>
+            <m:t>lg</m:t>
+          </m:r>
+          <m:sSub>
+            <m:e>
+              <m:r>
+                <m:t>K</m:t>
+              </m:r>
+            </m:e>
+            <m:sub>
+              <m:r>
+                <m:t>s</m:t>
+              </m:r>
+              <m:r>
+                <m:t>p</m:t>
+              </m:r>
+            </m:sub>
+          </m:sSub>
+        </m:oMath>
+      </m:oMathPara>
+    </w:p>
+    <w:p>
+      <w:pPr>
+        <w:pStyle w:val="FirstParagraph"/>
+      </w:pPr>
       <w:r>
         <w:rPr>
           <w:rFonts w:hint="eastAsia" w:ascii="Times New Roman" w:hAnsi="Times New Roman" w:eastAsia="FangSong" w:cs="Times New Roman"/>
         </w:rPr>
         <w:t xml:space="preserve">整理得</w:t>
       </w:r>
-      <w:r>
-        <w:rPr>
-          <w:rFonts w:ascii="Times New Roman" w:hAnsi="Times New Roman" w:eastAsia="Times New Roman" w:cs="Times New Roman"/>
-        </w:rPr>
-        <w:t xml:space="preserve"> </w:t>
-      </w:r>
-      <w:r>
-        <w:rPr>
-          <w:rStyle w:val="VerbatimChar"/>
-          <w:rFonts w:ascii="Times New Roman" w:hAnsi="Times New Roman" w:eastAsia="Times New Roman" w:cs="Times New Roman"/>
-        </w:rPr>
-        <w:t xml:space="preserve">\lg K_{sp} = (2.90 - E^\theta_{\mathrm{cell}})/0.02958</w:t>
-      </w:r>
+    </w:p>
+    <w:p>
+      <w:pPr>
+        <w:pStyle w:val="BodyText"/>
+      </w:pPr>
+      <m:oMathPara>
+        <m:oMathParaPr>
+          <m:jc m:val="center"/>
+          <m:ctrlPr>
+            <w:rPr>
+              <w:sz w:val="28"/>
+              <w:szCs w:val="28"/>
+            </w:rPr>
+          </m:ctrlPr>
+        </m:oMathParaPr>
+        <m:oMath>
+          <m:r>
+            <m:rPr>
+              <m:sty m:val="p"/>
+            </m:rPr>
+            <m:t>lg</m:t>
+          </m:r>
+          <m:sSub>
+            <m:e>
+              <m:r>
+                <m:t>K</m:t>
+              </m:r>
+            </m:e>
+            <m:sub>
+              <m:r>
+                <m:t>s</m:t>
+              </m:r>
+              <m:r>
+                <m:t>p</m:t>
+              </m:r>
+            </m:sub>
+          </m:sSub>
+          <m:r>
+            <m:rPr>
+              <m:sty m:val="p"/>
+            </m:rPr>
+            <m:t>=</m:t>
+          </m:r>
+          <m:r>
+            <m:rPr>
+              <m:sty m:val="p"/>
+            </m:rPr>
+            <m:t>(</m:t>
+          </m:r>
+          <m:r>
+            <m:t>2.90</m:t>
+          </m:r>
+          <m:r>
+            <m:rPr>
+              <m:sty m:val="p"/>
+            </m:rPr>
+            <m:t>−</m:t>
+          </m:r>
+          <m:sSubSup>
+            <m:e>
+              <m:r>
+                <m:t>E</m:t>
+              </m:r>
+            </m:e>
+            <m:sub>
+              <m:r>
+                <m:rPr>
+                  <m:sty m:val="p"/>
+                </m:rPr>
+                <m:t>c</m:t>
+              </m:r>
+              <m:r>
+                <m:rPr>
+                  <m:sty m:val="p"/>
+                </m:rPr>
+                <m:t>e</m:t>
+              </m:r>
+              <m:r>
+                <m:rPr>
+                  <m:sty m:val="p"/>
+                </m:rPr>
+                <m:t>l</m:t>
+              </m:r>
+              <m:r>
+                <m:rPr>
+                  <m:sty m:val="p"/>
+                </m:rPr>
+                <m:t>l</m:t>
+              </m:r>
+            </m:sub>
+            <m:sup>
+              <m:r>
+                <m:t>θ</m:t>
+              </m:r>
+            </m:sup>
+          </m:sSubSup>
+          <m:r>
+            <m:rPr>
+              <m:sty m:val="p"/>
+            </m:rPr>
+            <m:t>)</m:t>
+          </m:r>
+          <m:r>
+            <m:rPr>
+              <m:sty m:val="p"/>
+            </m:rPr>
+            <m:t>/</m:t>
+          </m:r>
+          <m:r>
+            <m:t>0.02958</m:t>
+          </m:r>
+        </m:oMath>
+      </m:oMathPara>
     </w:p>
     <w:p>
       <w:pPr>
@@ -41446,13 +44720,66 @@
         </w:rPr>
         <w:t xml:space="preserve"> </w:t>
       </w:r>
-      <w:r>
-        <w:rPr>
-          <w:rStyle w:val="VerbatimChar"/>
-          <w:rFonts w:ascii="Times New Roman" w:hAnsi="Times New Roman" w:eastAsia="Times New Roman" w:cs="Times New Roman"/>
-        </w:rPr>
-        <w:t xml:space="preserve">E^\theta_{\mathrm{cell}} = 3.25 V</w:t>
-      </w:r>
+      <m:oMath>
+        <m:oMathPr>
+          <m:ctrlPr>
+            <w:rPr>
+              <w:sz w:val="28"/>
+              <w:szCs w:val="28"/>
+            </w:rPr>
+          </m:ctrlPr>
+        </m:oMathPr>
+        <m:sSubSup>
+          <m:e>
+            <m:r>
+              <m:t>E</m:t>
+            </m:r>
+          </m:e>
+          <m:sub>
+            <m:r>
+              <m:rPr>
+                <m:sty m:val="p"/>
+              </m:rPr>
+              <m:t>c</m:t>
+            </m:r>
+            <m:r>
+              <m:rPr>
+                <m:sty m:val="p"/>
+              </m:rPr>
+              <m:t>e</m:t>
+            </m:r>
+            <m:r>
+              <m:rPr>
+                <m:sty m:val="p"/>
+              </m:rPr>
+              <m:t>l</m:t>
+            </m:r>
+            <m:r>
+              <m:rPr>
+                <m:sty m:val="p"/>
+              </m:rPr>
+              <m:t>l</m:t>
+            </m:r>
+          </m:sub>
+          <m:sup>
+            <m:r>
+              <m:t>θ</m:t>
+            </m:r>
+          </m:sup>
+        </m:sSubSup>
+        <m:r>
+          <m:rPr>
+            <m:sty m:val="p"/>
+          </m:rPr>
+          <m:t>=</m:t>
+        </m:r>
+        <m:r>
+          <m:t>3.25</m:t>
+        </m:r>
+        <m:r>
+          <m:t>V</m:t>
+        </m:r>
+      </m:oMath>
       <w:r>
         <w:rPr>
           <w:rFonts w:hint="eastAsia" w:ascii="Times New Roman" w:hAnsi="Times New Roman" w:eastAsia="Times New Roman" w:cs="Times New Roman"/>
@@ -41465,13 +44792,91 @@
         </w:rPr>
         <w:t xml:space="preserve"> </w:t>
       </w:r>
-      <w:r>
-        <w:rPr>
-          <w:rStyle w:val="VerbatimChar"/>
-          <w:rFonts w:ascii="Times New Roman" w:hAnsi="Times New Roman" w:eastAsia="Times New Roman" w:cs="Times New Roman"/>
-        </w:rPr>
-        <w:t xml:space="preserve">\lg K_{sp} = (2.90 - 3.25)/0.02958 = -11.8</w:t>
-      </w:r>
+      <m:oMath>
+        <m:oMathPr>
+          <m:ctrlPr>
+            <w:rPr>
+              <w:sz w:val="28"/>
+              <w:szCs w:val="28"/>
+            </w:rPr>
+          </m:ctrlPr>
+        </m:oMathPr>
+        <m:r>
+          <m:rPr>
+            <m:sty m:val="p"/>
+          </m:rPr>
+          <m:t>lg</m:t>
+        </m:r>
+        <m:sSub>
+          <m:e>
+            <m:r>
+              <m:t>K</m:t>
+            </m:r>
+          </m:e>
+          <m:sub>
+            <m:r>
+              <m:t>s</m:t>
+            </m:r>
+            <m:r>
+              <m:t>p</m:t>
+            </m:r>
+          </m:sub>
+        </m:sSub>
+        <m:r>
+          <m:rPr>
+            <m:sty m:val="p"/>
+          </m:rPr>
+          <m:t>=</m:t>
+        </m:r>
+        <m:r>
+          <m:rPr>
+            <m:sty m:val="p"/>
+          </m:rPr>
+          <m:t>(</m:t>
+        </m:r>
+        <m:r>
+          <m:t>2.90</m:t>
+        </m:r>
+        <m:r>
+          <m:rPr>
+            <m:sty m:val="p"/>
+          </m:rPr>
+          <m:t>−</m:t>
+        </m:r>
+        <m:r>
+          <m:t>3.25</m:t>
+        </m:r>
+        <m:r>
+          <m:rPr>
+            <m:sty m:val="p"/>
+          </m:rPr>
+          <m:t>)</m:t>
+        </m:r>
+        <m:r>
+          <m:rPr>
+            <m:sty m:val="p"/>
+          </m:rPr>
+          <m:t>/</m:t>
+        </m:r>
+        <m:r>
+          <m:t>0.02958</m:t>
+        </m:r>
+        <m:r>
+          <m:rPr>
+            <m:sty m:val="p"/>
+          </m:rPr>
+          <m:t>=</m:t>
+        </m:r>
+        <m:r>
+          <m:rPr>
+            <m:sty m:val="p"/>
+          </m:rPr>
+          <m:t>−</m:t>
+        </m:r>
+        <m:r>
+          <m:t>11.8</m:t>
+        </m:r>
+      </m:oMath>
     </w:p>
     <w:p>
       <w:pPr>
@@ -41483,19 +44888,120 @@
         </w:rPr>
         <w:t xml:space="preserve">所以</w:t>
       </w:r>
-      <w:r>
-        <w:rPr>
-          <w:rFonts w:ascii="Times New Roman" w:hAnsi="Times New Roman" w:eastAsia="Times New Roman" w:cs="Times New Roman"/>
-        </w:rPr>
-        <w:t xml:space="preserve"> </w:t>
-      </w:r>
-      <w:r>
-        <w:rPr>
-          <w:rStyle w:val="VerbatimChar"/>
-          <w:rFonts w:ascii="Times New Roman" w:hAnsi="Times New Roman" w:eastAsia="Times New Roman" w:cs="Times New Roman"/>
-        </w:rPr>
-        <w:t xml:space="preserve">K_{sp}(\mathrm{BaSO_4}) \approx 1.5\times10^{-12}</w:t>
-      </w:r>
+    </w:p>
+    <w:p>
+      <w:pPr>
+        <w:pStyle w:val="BodyText"/>
+      </w:pPr>
+      <m:oMathPara>
+        <m:oMathParaPr>
+          <m:jc m:val="center"/>
+          <m:ctrlPr>
+            <w:rPr>
+              <w:sz w:val="28"/>
+              <w:szCs w:val="28"/>
+            </w:rPr>
+          </m:ctrlPr>
+        </m:oMathParaPr>
+        <m:oMath>
+          <m:sSub>
+            <m:e>
+              <m:r>
+                <m:t>K</m:t>
+              </m:r>
+            </m:e>
+            <m:sub>
+              <m:r>
+                <m:t>s</m:t>
+              </m:r>
+              <m:r>
+                <m:t>p</m:t>
+              </m:r>
+            </m:sub>
+          </m:sSub>
+          <m:r>
+            <m:rPr>
+              <m:sty m:val="p"/>
+            </m:rPr>
+            <m:t>(</m:t>
+          </m:r>
+          <m:r>
+            <m:rPr>
+              <m:sty m:val="p"/>
+            </m:rPr>
+            <m:t>B</m:t>
+          </m:r>
+          <m:r>
+            <m:rPr>
+              <m:sty m:val="p"/>
+            </m:rPr>
+            <m:t>a</m:t>
+          </m:r>
+          <m:r>
+            <m:rPr>
+              <m:sty m:val="p"/>
+            </m:rPr>
+            <m:t>S</m:t>
+          </m:r>
+          <m:sSub>
+            <m:e>
+              <m:r>
+                <m:rPr>
+                  <m:sty m:val="p"/>
+                </m:rPr>
+                <m:t>O</m:t>
+              </m:r>
+            </m:e>
+            <m:sub>
+              <m:r>
+                <m:rPr>
+                  <m:sty m:val="p"/>
+                </m:rPr>
+                <m:t>4</m:t>
+              </m:r>
+            </m:sub>
+          </m:sSub>
+          <m:r>
+            <m:rPr>
+              <m:sty m:val="p"/>
+            </m:rPr>
+            <m:t>)</m:t>
+          </m:r>
+          <m:r>
+            <m:rPr>
+              <m:sty m:val="p"/>
+            </m:rPr>
+            <m:t>≈</m:t>
+          </m:r>
+          <m:r>
+            <m:t>1.5</m:t>
+          </m:r>
+          <m:r>
+            <m:rPr>
+              <m:sty m:val="p"/>
+            </m:rPr>
+            <m:t>×</m:t>
+          </m:r>
+          <m:sSup>
+            <m:e>
+              <m:r>
+                <m:t>10</m:t>
+              </m:r>
+            </m:e>
+            <m:sup>
+              <m:r>
+                <m:rPr>
+                  <m:sty m:val="p"/>
+                </m:rPr>
+                <m:t>−</m:t>
+              </m:r>
+              <m:r>
+                <m:t>12</m:t>
+              </m:r>
+            </m:sup>
+          </m:sSup>
+        </m:oMath>
+      </m:oMathPara>
     </w:p>
     <w:p>
       <w:pPr>
